--- a/Task 1.docx
+++ b/Task 1.docx
@@ -35,7 +35,7 @@
       <w:pPr>
         <w:numPr>
           <w:ilvl w:val="0"/>
-          <w:numId w:val="2"/>
+          <w:numId w:val="1"/>
         </w:numPr>
       </w:pPr>
       <w:r>
@@ -46,7 +46,7 @@
       <w:pPr>
         <w:numPr>
           <w:ilvl w:val="0"/>
-          <w:numId w:val="2"/>
+          <w:numId w:val="1"/>
         </w:numPr>
       </w:pPr>
       <w:r>
@@ -77,7 +77,7 @@
       <w:pPr>
         <w:numPr>
           <w:ilvl w:val="0"/>
-          <w:numId w:val="2"/>
+          <w:numId w:val="1"/>
         </w:numPr>
       </w:pPr>
       <w:r>
@@ -88,7 +88,7 @@
       <w:pPr>
         <w:numPr>
           <w:ilvl w:val="0"/>
-          <w:numId w:val="2"/>
+          <w:numId w:val="1"/>
         </w:numPr>
       </w:pPr>
       <w:r>
@@ -98,7 +98,7 @@
     <w:p>
       <w:r>
         <w:pict w14:anchorId="00D71B47">
-          <v:rect id="_x0000_i1104" style="width:0;height:1.5pt" o:hralign="center" o:hrstd="t" o:hr="t" fillcolor="#a0a0a0" stroked="f"/>
+          <v:rect id="_x0000_i1025" style="width:0;height:1.5pt" o:hralign="center" o:hrstd="t" o:hr="t" fillcolor="#a0a0a0" stroked="f"/>
         </w:pict>
       </w:r>
     </w:p>
@@ -139,45 +139,45 @@
       <w:pPr>
         <w:numPr>
           <w:ilvl w:val="0"/>
+          <w:numId w:val="2"/>
+        </w:numPr>
+      </w:pPr>
+      <w:r>
+        <w:t>Name</w:t>
+      </w:r>
+    </w:p>
+    <w:p>
+      <w:pPr>
+        <w:numPr>
+          <w:ilvl w:val="0"/>
+          <w:numId w:val="2"/>
+        </w:numPr>
+      </w:pPr>
+      <w:r>
+        <w:t>Roll Number</w:t>
+      </w:r>
+    </w:p>
+    <w:p>
+      <w:pPr>
+        <w:numPr>
+          <w:ilvl w:val="0"/>
+          <w:numId w:val="2"/>
+        </w:numPr>
+      </w:pPr>
+      <w:r>
+        <w:t>Marks in 5 subjects</w:t>
+      </w:r>
+    </w:p>
+    <w:p>
+      <w:r>
+        <w:t>Create:</w:t>
+      </w:r>
+    </w:p>
+    <w:p>
+      <w:pPr>
+        <w:numPr>
+          <w:ilvl w:val="0"/>
           <w:numId w:val="3"/>
-        </w:numPr>
-      </w:pPr>
-      <w:r>
-        <w:t>Name</w:t>
-      </w:r>
-    </w:p>
-    <w:p>
-      <w:pPr>
-        <w:numPr>
-          <w:ilvl w:val="0"/>
-          <w:numId w:val="3"/>
-        </w:numPr>
-      </w:pPr>
-      <w:r>
-        <w:t>Roll Number</w:t>
-      </w:r>
-    </w:p>
-    <w:p>
-      <w:pPr>
-        <w:numPr>
-          <w:ilvl w:val="0"/>
-          <w:numId w:val="3"/>
-        </w:numPr>
-      </w:pPr>
-      <w:r>
-        <w:t>Marks in 5 subjects</w:t>
-      </w:r>
-    </w:p>
-    <w:p>
-      <w:r>
-        <w:t>Create:</w:t>
-      </w:r>
-    </w:p>
-    <w:p>
-      <w:pPr>
-        <w:numPr>
-          <w:ilvl w:val="0"/>
-          <w:numId w:val="4"/>
         </w:numPr>
       </w:pPr>
       <w:proofErr w:type="spellStart"/>
@@ -198,7 +198,7 @@
       <w:pPr>
         <w:numPr>
           <w:ilvl w:val="0"/>
-          <w:numId w:val="4"/>
+          <w:numId w:val="3"/>
         </w:numPr>
       </w:pPr>
       <w:proofErr w:type="spellStart"/>
@@ -219,7 +219,7 @@
       <w:pPr>
         <w:numPr>
           <w:ilvl w:val="0"/>
-          <w:numId w:val="4"/>
+          <w:numId w:val="3"/>
         </w:numPr>
       </w:pPr>
       <w:proofErr w:type="spellStart"/>
@@ -240,7 +240,7 @@
       <w:pPr>
         <w:numPr>
           <w:ilvl w:val="0"/>
-          <w:numId w:val="4"/>
+          <w:numId w:val="3"/>
         </w:numPr>
       </w:pPr>
       <w:proofErr w:type="spellStart"/>
@@ -266,7 +266,7 @@
       <w:pPr>
         <w:numPr>
           <w:ilvl w:val="0"/>
-          <w:numId w:val="5"/>
+          <w:numId w:val="4"/>
         </w:numPr>
       </w:pPr>
       <w:r>
@@ -277,7 +277,7 @@
       <w:pPr>
         <w:numPr>
           <w:ilvl w:val="0"/>
-          <w:numId w:val="5"/>
+          <w:numId w:val="4"/>
         </w:numPr>
       </w:pPr>
       <w:r>
@@ -288,7 +288,7 @@
       <w:pPr>
         <w:numPr>
           <w:ilvl w:val="0"/>
-          <w:numId w:val="5"/>
+          <w:numId w:val="4"/>
         </w:numPr>
       </w:pPr>
       <w:r>
@@ -298,7 +298,7 @@
     <w:p>
       <w:r>
         <w:pict w14:anchorId="573E121D">
-          <v:rect id="_x0000_i1105" style="width:0;height:1.5pt" o:hralign="center" o:hrstd="t" o:hr="t" fillcolor="#a0a0a0" stroked="f"/>
+          <v:rect id="_x0000_i1026" style="width:0;height:1.5pt" o:hralign="center" o:hrstd="t" o:hr="t" fillcolor="#a0a0a0" stroked="f"/>
         </w:pict>
       </w:r>
     </w:p>
@@ -340,11 +340,43 @@
       <w:pPr>
         <w:numPr>
           <w:ilvl w:val="0"/>
+          <w:numId w:val="5"/>
+        </w:numPr>
+      </w:pPr>
+      <w:r>
+        <w:t>Account Number</w:t>
+      </w:r>
+    </w:p>
+    <w:p>
+      <w:pPr>
+        <w:numPr>
+          <w:ilvl w:val="0"/>
+          <w:numId w:val="5"/>
+        </w:numPr>
+      </w:pPr>
+      <w:r>
+        <w:t>Balance</w:t>
+      </w:r>
+    </w:p>
+    <w:p>
+      <w:r>
+        <w:t>Public:</w:t>
+      </w:r>
+    </w:p>
+    <w:p>
+      <w:pPr>
+        <w:numPr>
+          <w:ilvl w:val="0"/>
           <w:numId w:val="6"/>
         </w:numPr>
       </w:pPr>
-      <w:r>
-        <w:t>Account Number</w:t>
+      <w:proofErr w:type="gramStart"/>
+      <w:r>
+        <w:t>deposit(</w:t>
+      </w:r>
+      <w:proofErr w:type="gramEnd"/>
+      <w:r>
+        <w:t>)</w:t>
       </w:r>
     </w:p>
     <w:p>
@@ -354,25 +386,9 @@
           <w:numId w:val="6"/>
         </w:numPr>
       </w:pPr>
-      <w:r>
-        <w:t>Balance</w:t>
-      </w:r>
-    </w:p>
-    <w:p>
-      <w:r>
-        <w:t>Public:</w:t>
-      </w:r>
-    </w:p>
-    <w:p>
-      <w:pPr>
-        <w:numPr>
-          <w:ilvl w:val="0"/>
-          <w:numId w:val="7"/>
-        </w:numPr>
-      </w:pPr>
       <w:proofErr w:type="gramStart"/>
       <w:r>
-        <w:t>deposit(</w:t>
+        <w:t>withdraw(</w:t>
       </w:r>
       <w:proofErr w:type="gramEnd"/>
       <w:r>
@@ -383,23 +399,7 @@
       <w:pPr>
         <w:numPr>
           <w:ilvl w:val="0"/>
-          <w:numId w:val="7"/>
-        </w:numPr>
-      </w:pPr>
-      <w:proofErr w:type="gramStart"/>
-      <w:r>
-        <w:t>withdraw(</w:t>
-      </w:r>
-      <w:proofErr w:type="gramEnd"/>
-      <w:r>
-        <w:t>)</w:t>
-      </w:r>
-    </w:p>
-    <w:p>
-      <w:pPr>
-        <w:numPr>
-          <w:ilvl w:val="0"/>
-          <w:numId w:val="7"/>
+          <w:numId w:val="6"/>
         </w:numPr>
       </w:pPr>
       <w:proofErr w:type="spellStart"/>
@@ -434,7 +434,7 @@
     <w:p>
       <w:r>
         <w:pict w14:anchorId="0349B988">
-          <v:rect id="_x0000_i1106" style="width:0;height:1.5pt" o:hralign="center" o:hrstd="t" o:hr="t" fillcolor="#a0a0a0" stroked="f"/>
+          <v:rect id="_x0000_i1027" style="width:0;height:1.5pt" o:hralign="center" o:hrstd="t" o:hr="t" fillcolor="#a0a0a0" stroked="f"/>
         </w:pict>
       </w:r>
     </w:p>
@@ -467,45 +467,45 @@
       <w:pPr>
         <w:numPr>
           <w:ilvl w:val="0"/>
+          <w:numId w:val="7"/>
+        </w:numPr>
+      </w:pPr>
+      <w:r>
+        <w:t>Book ID</w:t>
+      </w:r>
+    </w:p>
+    <w:p>
+      <w:pPr>
+        <w:numPr>
+          <w:ilvl w:val="0"/>
+          <w:numId w:val="7"/>
+        </w:numPr>
+      </w:pPr>
+      <w:r>
+        <w:t>Book Name</w:t>
+      </w:r>
+    </w:p>
+    <w:p>
+      <w:pPr>
+        <w:numPr>
+          <w:ilvl w:val="0"/>
+          <w:numId w:val="7"/>
+        </w:numPr>
+      </w:pPr>
+      <w:r>
+        <w:t>Author</w:t>
+      </w:r>
+    </w:p>
+    <w:p>
+      <w:r>
+        <w:t>Public:</w:t>
+      </w:r>
+    </w:p>
+    <w:p>
+      <w:pPr>
+        <w:numPr>
+          <w:ilvl w:val="0"/>
           <w:numId w:val="8"/>
-        </w:numPr>
-      </w:pPr>
-      <w:r>
-        <w:t>Book ID</w:t>
-      </w:r>
-    </w:p>
-    <w:p>
-      <w:pPr>
-        <w:numPr>
-          <w:ilvl w:val="0"/>
-          <w:numId w:val="8"/>
-        </w:numPr>
-      </w:pPr>
-      <w:r>
-        <w:t>Book Name</w:t>
-      </w:r>
-    </w:p>
-    <w:p>
-      <w:pPr>
-        <w:numPr>
-          <w:ilvl w:val="0"/>
-          <w:numId w:val="8"/>
-        </w:numPr>
-      </w:pPr>
-      <w:r>
-        <w:t>Author</w:t>
-      </w:r>
-    </w:p>
-    <w:p>
-      <w:r>
-        <w:t>Public:</w:t>
-      </w:r>
-    </w:p>
-    <w:p>
-      <w:pPr>
-        <w:numPr>
-          <w:ilvl w:val="0"/>
-          <w:numId w:val="9"/>
         </w:numPr>
       </w:pPr>
       <w:proofErr w:type="spellStart"/>
@@ -526,7 +526,7 @@
       <w:pPr>
         <w:numPr>
           <w:ilvl w:val="0"/>
-          <w:numId w:val="9"/>
+          <w:numId w:val="8"/>
         </w:numPr>
       </w:pPr>
       <w:proofErr w:type="spellStart"/>
@@ -576,7 +576,7 @@
     <w:p>
       <w:r>
         <w:pict w14:anchorId="3E5F50ED">
-          <v:rect id="_x0000_i1107" style="width:0;height:1.5pt" o:hralign="center" o:hrstd="t" o:hr="t" fillcolor="#a0a0a0" stroked="f"/>
+          <v:rect id="_x0000_i1028" style="width:0;height:1.5pt" o:hralign="center" o:hrstd="t" o:hr="t" fillcolor="#a0a0a0" stroked="f"/>
         </w:pict>
       </w:r>
     </w:p>
@@ -609,7 +609,7 @@
       <w:pPr>
         <w:numPr>
           <w:ilvl w:val="0"/>
-          <w:numId w:val="10"/>
+          <w:numId w:val="9"/>
         </w:numPr>
       </w:pPr>
       <w:r>
@@ -620,7 +620,7 @@
       <w:pPr>
         <w:numPr>
           <w:ilvl w:val="0"/>
-          <w:numId w:val="10"/>
+          <w:numId w:val="9"/>
         </w:numPr>
       </w:pPr>
       <w:r>
@@ -631,7 +631,7 @@
       <w:pPr>
         <w:numPr>
           <w:ilvl w:val="0"/>
-          <w:numId w:val="10"/>
+          <w:numId w:val="9"/>
         </w:numPr>
       </w:pPr>
       <w:r>
@@ -648,7 +648,7 @@
       <w:pPr>
         <w:numPr>
           <w:ilvl w:val="0"/>
-          <w:numId w:val="11"/>
+          <w:numId w:val="10"/>
         </w:numPr>
       </w:pPr>
       <w:proofErr w:type="spellStart"/>
@@ -669,7 +669,7 @@
       <w:pPr>
         <w:numPr>
           <w:ilvl w:val="0"/>
-          <w:numId w:val="11"/>
+          <w:numId w:val="10"/>
         </w:numPr>
       </w:pPr>
       <w:proofErr w:type="spellStart"/>
@@ -690,7 +690,7 @@
       <w:pPr>
         <w:numPr>
           <w:ilvl w:val="0"/>
-          <w:numId w:val="11"/>
+          <w:numId w:val="10"/>
         </w:numPr>
       </w:pPr>
       <w:proofErr w:type="spellStart"/>
@@ -741,7 +741,7 @@
       <w:pPr>
         <w:numPr>
           <w:ilvl w:val="0"/>
-          <w:numId w:val="12"/>
+          <w:numId w:val="11"/>
         </w:numPr>
       </w:pPr>
       <w:r>
@@ -752,7 +752,7 @@
       <w:pPr>
         <w:numPr>
           <w:ilvl w:val="0"/>
-          <w:numId w:val="12"/>
+          <w:numId w:val="11"/>
         </w:numPr>
       </w:pPr>
       <w:r>
@@ -762,7 +762,7 @@
     <w:p>
       <w:r>
         <w:pict w14:anchorId="69B0689E">
-          <v:rect id="_x0000_i1108" style="width:0;height:1.5pt" o:hralign="center" o:hrstd="t" o:hr="t" fillcolor="#a0a0a0" stroked="f"/>
+          <v:rect id="_x0000_i1029" style="width:0;height:1.5pt" o:hralign="center" o:hrstd="t" o:hr="t" fillcolor="#a0a0a0" stroked="f"/>
         </w:pict>
       </w:r>
     </w:p>
@@ -795,56 +795,56 @@
       <w:pPr>
         <w:numPr>
           <w:ilvl w:val="0"/>
+          <w:numId w:val="12"/>
+        </w:numPr>
+      </w:pPr>
+      <w:r>
+        <w:t>Patient ID</w:t>
+      </w:r>
+    </w:p>
+    <w:p>
+      <w:pPr>
+        <w:numPr>
+          <w:ilvl w:val="0"/>
+          <w:numId w:val="12"/>
+        </w:numPr>
+      </w:pPr>
+      <w:r>
+        <w:t>Name</w:t>
+      </w:r>
+    </w:p>
+    <w:p>
+      <w:pPr>
+        <w:numPr>
+          <w:ilvl w:val="0"/>
+          <w:numId w:val="12"/>
+        </w:numPr>
+      </w:pPr>
+      <w:r>
+        <w:t>Age</w:t>
+      </w:r>
+    </w:p>
+    <w:p>
+      <w:pPr>
+        <w:numPr>
+          <w:ilvl w:val="0"/>
+          <w:numId w:val="12"/>
+        </w:numPr>
+      </w:pPr>
+      <w:r>
+        <w:t>Bill Amount</w:t>
+      </w:r>
+    </w:p>
+    <w:p>
+      <w:r>
+        <w:t>Public:</w:t>
+      </w:r>
+    </w:p>
+    <w:p>
+      <w:pPr>
+        <w:numPr>
+          <w:ilvl w:val="0"/>
           <w:numId w:val="13"/>
-        </w:numPr>
-      </w:pPr>
-      <w:r>
-        <w:t>Patient ID</w:t>
-      </w:r>
-    </w:p>
-    <w:p>
-      <w:pPr>
-        <w:numPr>
-          <w:ilvl w:val="0"/>
-          <w:numId w:val="13"/>
-        </w:numPr>
-      </w:pPr>
-      <w:r>
-        <w:t>Name</w:t>
-      </w:r>
-    </w:p>
-    <w:p>
-      <w:pPr>
-        <w:numPr>
-          <w:ilvl w:val="0"/>
-          <w:numId w:val="13"/>
-        </w:numPr>
-      </w:pPr>
-      <w:r>
-        <w:t>Age</w:t>
-      </w:r>
-    </w:p>
-    <w:p>
-      <w:pPr>
-        <w:numPr>
-          <w:ilvl w:val="0"/>
-          <w:numId w:val="13"/>
-        </w:numPr>
-      </w:pPr>
-      <w:r>
-        <w:t>Bill Amount</w:t>
-      </w:r>
-    </w:p>
-    <w:p>
-      <w:r>
-        <w:t>Public:</w:t>
-      </w:r>
-    </w:p>
-    <w:p>
-      <w:pPr>
-        <w:numPr>
-          <w:ilvl w:val="0"/>
-          <w:numId w:val="14"/>
         </w:numPr>
       </w:pPr>
       <w:proofErr w:type="spellStart"/>
@@ -865,7 +865,7 @@
       <w:pPr>
         <w:numPr>
           <w:ilvl w:val="0"/>
-          <w:numId w:val="14"/>
+          <w:numId w:val="13"/>
         </w:numPr>
       </w:pPr>
       <w:proofErr w:type="spellStart"/>
@@ -906,7 +906,7 @@
       <w:pPr>
         <w:numPr>
           <w:ilvl w:val="0"/>
-          <w:numId w:val="15"/>
+          <w:numId w:val="14"/>
         </w:numPr>
       </w:pPr>
       <w:r>
@@ -917,7 +917,7 @@
       <w:pPr>
         <w:numPr>
           <w:ilvl w:val="0"/>
-          <w:numId w:val="15"/>
+          <w:numId w:val="14"/>
         </w:numPr>
       </w:pPr>
       <w:r>
@@ -927,7 +927,7 @@
     <w:p>
       <w:r>
         <w:pict w14:anchorId="2FAA620C">
-          <v:rect id="_x0000_i1109" style="width:0;height:1.5pt" o:hralign="center" o:hrstd="t" o:hr="t" fillcolor="#a0a0a0" stroked="f"/>
+          <v:rect id="_x0000_i1030" style="width:0;height:1.5pt" o:hralign="center" o:hrstd="t" o:hr="t" fillcolor="#a0a0a0" stroked="f"/>
         </w:pict>
       </w:r>
     </w:p>
@@ -961,34 +961,34 @@
       <w:pPr>
         <w:numPr>
           <w:ilvl w:val="0"/>
+          <w:numId w:val="15"/>
+        </w:numPr>
+      </w:pPr>
+      <w:r>
+        <w:t>Player Name</w:t>
+      </w:r>
+    </w:p>
+    <w:p>
+      <w:pPr>
+        <w:numPr>
+          <w:ilvl w:val="0"/>
+          <w:numId w:val="15"/>
+        </w:numPr>
+      </w:pPr>
+      <w:r>
+        <w:t>Runs</w:t>
+      </w:r>
+    </w:p>
+    <w:p>
+      <w:r>
+        <w:t>Public:</w:t>
+      </w:r>
+    </w:p>
+    <w:p>
+      <w:pPr>
+        <w:numPr>
+          <w:ilvl w:val="0"/>
           <w:numId w:val="16"/>
-        </w:numPr>
-      </w:pPr>
-      <w:r>
-        <w:t>Player Name</w:t>
-      </w:r>
-    </w:p>
-    <w:p>
-      <w:pPr>
-        <w:numPr>
-          <w:ilvl w:val="0"/>
-          <w:numId w:val="16"/>
-        </w:numPr>
-      </w:pPr>
-      <w:r>
-        <w:t>Runs</w:t>
-      </w:r>
-    </w:p>
-    <w:p>
-      <w:r>
-        <w:t>Public:</w:t>
-      </w:r>
-    </w:p>
-    <w:p>
-      <w:pPr>
-        <w:numPr>
-          <w:ilvl w:val="0"/>
-          <w:numId w:val="17"/>
         </w:numPr>
       </w:pPr>
       <w:proofErr w:type="spellStart"/>
@@ -1009,7 +1009,7 @@
       <w:pPr>
         <w:numPr>
           <w:ilvl w:val="0"/>
-          <w:numId w:val="17"/>
+          <w:numId w:val="16"/>
         </w:numPr>
       </w:pPr>
       <w:proofErr w:type="spellStart"/>
@@ -1060,7 +1060,7 @@
       <w:pPr>
         <w:numPr>
           <w:ilvl w:val="0"/>
-          <w:numId w:val="18"/>
+          <w:numId w:val="17"/>
         </w:numPr>
       </w:pPr>
       <w:r>
@@ -1071,7 +1071,7 @@
       <w:pPr>
         <w:numPr>
           <w:ilvl w:val="0"/>
-          <w:numId w:val="18"/>
+          <w:numId w:val="17"/>
         </w:numPr>
       </w:pPr>
       <w:r>
@@ -1081,7 +1081,7 @@
     <w:p>
       <w:r>
         <w:pict w14:anchorId="3680285F">
-          <v:rect id="_x0000_i1110" style="width:0;height:1.5pt" o:hralign="center" o:hrstd="t" o:hr="t" fillcolor="#a0a0a0" stroked="f"/>
+          <v:rect id="_x0000_i1031" style="width:0;height:1.5pt" o:hralign="center" o:hrstd="t" o:hr="t" fillcolor="#a0a0a0" stroked="f"/>
         </w:pict>
       </w:r>
     </w:p>
@@ -1114,34 +1114,34 @@
       <w:pPr>
         <w:numPr>
           <w:ilvl w:val="0"/>
+          <w:numId w:val="18"/>
+        </w:numPr>
+      </w:pPr>
+      <w:r>
+        <w:t>Movie Name</w:t>
+      </w:r>
+    </w:p>
+    <w:p>
+      <w:pPr>
+        <w:numPr>
+          <w:ilvl w:val="0"/>
+          <w:numId w:val="18"/>
+        </w:numPr>
+      </w:pPr>
+      <w:r>
+        <w:t>Ticket Price</w:t>
+      </w:r>
+    </w:p>
+    <w:p>
+      <w:r>
+        <w:t>Public:</w:t>
+      </w:r>
+    </w:p>
+    <w:p>
+      <w:pPr>
+        <w:numPr>
+          <w:ilvl w:val="0"/>
           <w:numId w:val="19"/>
-        </w:numPr>
-      </w:pPr>
-      <w:r>
-        <w:t>Movie Name</w:t>
-      </w:r>
-    </w:p>
-    <w:p>
-      <w:pPr>
-        <w:numPr>
-          <w:ilvl w:val="0"/>
-          <w:numId w:val="19"/>
-        </w:numPr>
-      </w:pPr>
-      <w:r>
-        <w:t>Ticket Price</w:t>
-      </w:r>
-    </w:p>
-    <w:p>
-      <w:r>
-        <w:t>Public:</w:t>
-      </w:r>
-    </w:p>
-    <w:p>
-      <w:pPr>
-        <w:numPr>
-          <w:ilvl w:val="0"/>
-          <w:numId w:val="20"/>
         </w:numPr>
       </w:pPr>
       <w:proofErr w:type="spellStart"/>
@@ -1162,7 +1162,7 @@
       <w:pPr>
         <w:numPr>
           <w:ilvl w:val="0"/>
-          <w:numId w:val="20"/>
+          <w:numId w:val="19"/>
         </w:numPr>
       </w:pPr>
       <w:proofErr w:type="spellStart"/>
@@ -1213,7 +1213,7 @@
       <w:pPr>
         <w:numPr>
           <w:ilvl w:val="0"/>
-          <w:numId w:val="21"/>
+          <w:numId w:val="20"/>
         </w:numPr>
       </w:pPr>
       <w:r>
@@ -1224,7 +1224,7 @@
       <w:pPr>
         <w:numPr>
           <w:ilvl w:val="0"/>
-          <w:numId w:val="21"/>
+          <w:numId w:val="20"/>
         </w:numPr>
       </w:pPr>
       <w:r>
@@ -1234,7 +1234,7 @@
     <w:p>
       <w:r>
         <w:pict w14:anchorId="6D999F53">
-          <v:rect id="_x0000_i1111" style="width:0;height:1.5pt" o:hralign="center" o:hrstd="t" o:hr="t" fillcolor="#a0a0a0" stroked="f"/>
+          <v:rect id="_x0000_i1032" style="width:0;height:1.5pt" o:hralign="center" o:hrstd="t" o:hr="t" fillcolor="#a0a0a0" stroked="f"/>
         </w:pict>
       </w:r>
     </w:p>
@@ -1268,45 +1268,45 @@
       <w:pPr>
         <w:numPr>
           <w:ilvl w:val="0"/>
+          <w:numId w:val="21"/>
+        </w:numPr>
+      </w:pPr>
+      <w:r>
+        <w:t>Item Name</w:t>
+      </w:r>
+    </w:p>
+    <w:p>
+      <w:pPr>
+        <w:numPr>
+          <w:ilvl w:val="0"/>
+          <w:numId w:val="21"/>
+        </w:numPr>
+      </w:pPr>
+      <w:r>
+        <w:t>Price</w:t>
+      </w:r>
+    </w:p>
+    <w:p>
+      <w:pPr>
+        <w:numPr>
+          <w:ilvl w:val="0"/>
+          <w:numId w:val="21"/>
+        </w:numPr>
+      </w:pPr>
+      <w:r>
+        <w:t>Quantity</w:t>
+      </w:r>
+    </w:p>
+    <w:p>
+      <w:r>
+        <w:t>Public:</w:t>
+      </w:r>
+    </w:p>
+    <w:p>
+      <w:pPr>
+        <w:numPr>
+          <w:ilvl w:val="0"/>
           <w:numId w:val="22"/>
-        </w:numPr>
-      </w:pPr>
-      <w:r>
-        <w:t>Item Name</w:t>
-      </w:r>
-    </w:p>
-    <w:p>
-      <w:pPr>
-        <w:numPr>
-          <w:ilvl w:val="0"/>
-          <w:numId w:val="22"/>
-        </w:numPr>
-      </w:pPr>
-      <w:r>
-        <w:t>Price</w:t>
-      </w:r>
-    </w:p>
-    <w:p>
-      <w:pPr>
-        <w:numPr>
-          <w:ilvl w:val="0"/>
-          <w:numId w:val="22"/>
-        </w:numPr>
-      </w:pPr>
-      <w:r>
-        <w:t>Quantity</w:t>
-      </w:r>
-    </w:p>
-    <w:p>
-      <w:r>
-        <w:t>Public:</w:t>
-      </w:r>
-    </w:p>
-    <w:p>
-      <w:pPr>
-        <w:numPr>
-          <w:ilvl w:val="0"/>
-          <w:numId w:val="23"/>
         </w:numPr>
       </w:pPr>
       <w:proofErr w:type="spellStart"/>
@@ -1327,7 +1327,7 @@
       <w:pPr>
         <w:numPr>
           <w:ilvl w:val="0"/>
-          <w:numId w:val="23"/>
+          <w:numId w:val="22"/>
         </w:numPr>
       </w:pPr>
       <w:proofErr w:type="spellStart"/>
@@ -1368,7 +1368,7 @@
       <w:pPr>
         <w:numPr>
           <w:ilvl w:val="0"/>
-          <w:numId w:val="24"/>
+          <w:numId w:val="23"/>
         </w:numPr>
       </w:pPr>
       <w:r>
@@ -1379,7 +1379,7 @@
       <w:pPr>
         <w:numPr>
           <w:ilvl w:val="0"/>
-          <w:numId w:val="24"/>
+          <w:numId w:val="23"/>
         </w:numPr>
       </w:pPr>
       <w:r>
@@ -1390,7 +1390,7 @@
       <w:pPr>
         <w:numPr>
           <w:ilvl w:val="0"/>
-          <w:numId w:val="24"/>
+          <w:numId w:val="23"/>
         </w:numPr>
       </w:pPr>
       <w:r>
@@ -1400,7 +1400,7 @@
     <w:p>
       <w:r>
         <w:pict w14:anchorId="398212B0">
-          <v:rect id="_x0000_i1112" style="width:0;height:1.5pt" o:hralign="center" o:hrstd="t" o:hr="t" fillcolor="#a0a0a0" stroked="f"/>
+          <v:rect id="_x0000_i1033" style="width:0;height:1.5pt" o:hralign="center" o:hrstd="t" o:hr="t" fillcolor="#a0a0a0" stroked="f"/>
         </w:pict>
       </w:r>
     </w:p>
@@ -1441,45 +1441,45 @@
       <w:pPr>
         <w:numPr>
           <w:ilvl w:val="0"/>
+          <w:numId w:val="24"/>
+        </w:numPr>
+      </w:pPr>
+      <w:r>
+        <w:t>Name</w:t>
+      </w:r>
+    </w:p>
+    <w:p>
+      <w:pPr>
+        <w:numPr>
+          <w:ilvl w:val="0"/>
+          <w:numId w:val="24"/>
+        </w:numPr>
+      </w:pPr>
+      <w:r>
+        <w:t>Total Working Days</w:t>
+      </w:r>
+    </w:p>
+    <w:p>
+      <w:pPr>
+        <w:numPr>
+          <w:ilvl w:val="0"/>
+          <w:numId w:val="24"/>
+        </w:numPr>
+      </w:pPr>
+      <w:r>
+        <w:t>Present Days</w:t>
+      </w:r>
+    </w:p>
+    <w:p>
+      <w:r>
+        <w:t>Public:</w:t>
+      </w:r>
+    </w:p>
+    <w:p>
+      <w:pPr>
+        <w:numPr>
+          <w:ilvl w:val="0"/>
           <w:numId w:val="25"/>
-        </w:numPr>
-      </w:pPr>
-      <w:r>
-        <w:t>Name</w:t>
-      </w:r>
-    </w:p>
-    <w:p>
-      <w:pPr>
-        <w:numPr>
-          <w:ilvl w:val="0"/>
-          <w:numId w:val="25"/>
-        </w:numPr>
-      </w:pPr>
-      <w:r>
-        <w:t>Total Working Days</w:t>
-      </w:r>
-    </w:p>
-    <w:p>
-      <w:pPr>
-        <w:numPr>
-          <w:ilvl w:val="0"/>
-          <w:numId w:val="25"/>
-        </w:numPr>
-      </w:pPr>
-      <w:r>
-        <w:t>Present Days</w:t>
-      </w:r>
-    </w:p>
-    <w:p>
-      <w:r>
-        <w:t>Public:</w:t>
-      </w:r>
-    </w:p>
-    <w:p>
-      <w:pPr>
-        <w:numPr>
-          <w:ilvl w:val="0"/>
-          <w:numId w:val="26"/>
         </w:numPr>
       </w:pPr>
       <w:proofErr w:type="spellStart"/>
@@ -1500,7 +1500,7 @@
       <w:pPr>
         <w:numPr>
           <w:ilvl w:val="0"/>
-          <w:numId w:val="26"/>
+          <w:numId w:val="25"/>
         </w:numPr>
       </w:pPr>
       <w:proofErr w:type="spellStart"/>
@@ -1541,7 +1541,7 @@
       <w:pPr>
         <w:numPr>
           <w:ilvl w:val="0"/>
-          <w:numId w:val="27"/>
+          <w:numId w:val="26"/>
         </w:numPr>
       </w:pPr>
       <w:r>
@@ -1552,7 +1552,7 @@
       <w:pPr>
         <w:numPr>
           <w:ilvl w:val="0"/>
-          <w:numId w:val="27"/>
+          <w:numId w:val="26"/>
         </w:numPr>
       </w:pPr>
       <w:r>
@@ -1563,7 +1563,7 @@
     <w:p>
       <w:r>
         <w:pict w14:anchorId="4E13B431">
-          <v:rect id="_x0000_i1113" style="width:0;height:1.5pt" o:hralign="center" o:hrstd="t" o:hr="t" fillcolor="#a0a0a0" stroked="f"/>
+          <v:rect id="_x0000_i1034" style="width:0;height:1.5pt" o:hralign="center" o:hrstd="t" o:hr="t" fillcolor="#a0a0a0" stroked="f"/>
         </w:pict>
       </w:r>
     </w:p>
@@ -1596,45 +1596,45 @@
       <w:pPr>
         <w:numPr>
           <w:ilvl w:val="0"/>
+          <w:numId w:val="27"/>
+        </w:numPr>
+      </w:pPr>
+      <w:r>
+        <w:t>Car Model</w:t>
+      </w:r>
+    </w:p>
+    <w:p>
+      <w:pPr>
+        <w:numPr>
+          <w:ilvl w:val="0"/>
+          <w:numId w:val="27"/>
+        </w:numPr>
+      </w:pPr>
+      <w:r>
+        <w:t>Brand</w:t>
+      </w:r>
+    </w:p>
+    <w:p>
+      <w:pPr>
+        <w:numPr>
+          <w:ilvl w:val="0"/>
+          <w:numId w:val="27"/>
+        </w:numPr>
+      </w:pPr>
+      <w:r>
+        <w:t>Price</w:t>
+      </w:r>
+    </w:p>
+    <w:p>
+      <w:r>
+        <w:t>Public:</w:t>
+      </w:r>
+    </w:p>
+    <w:p>
+      <w:pPr>
+        <w:numPr>
+          <w:ilvl w:val="0"/>
           <w:numId w:val="28"/>
-        </w:numPr>
-      </w:pPr>
-      <w:r>
-        <w:t>Car Model</w:t>
-      </w:r>
-    </w:p>
-    <w:p>
-      <w:pPr>
-        <w:numPr>
-          <w:ilvl w:val="0"/>
-          <w:numId w:val="28"/>
-        </w:numPr>
-      </w:pPr>
-      <w:r>
-        <w:t>Brand</w:t>
-      </w:r>
-    </w:p>
-    <w:p>
-      <w:pPr>
-        <w:numPr>
-          <w:ilvl w:val="0"/>
-          <w:numId w:val="28"/>
-        </w:numPr>
-      </w:pPr>
-      <w:r>
-        <w:t>Price</w:t>
-      </w:r>
-    </w:p>
-    <w:p>
-      <w:r>
-        <w:t>Public:</w:t>
-      </w:r>
-    </w:p>
-    <w:p>
-      <w:pPr>
-        <w:numPr>
-          <w:ilvl w:val="0"/>
-          <w:numId w:val="29"/>
         </w:numPr>
       </w:pPr>
       <w:proofErr w:type="spellStart"/>
@@ -1655,7 +1655,7 @@
       <w:pPr>
         <w:numPr>
           <w:ilvl w:val="0"/>
-          <w:numId w:val="29"/>
+          <w:numId w:val="28"/>
         </w:numPr>
       </w:pPr>
       <w:proofErr w:type="spellStart"/>
@@ -1706,7 +1706,7 @@
       <w:pPr>
         <w:numPr>
           <w:ilvl w:val="0"/>
-          <w:numId w:val="30"/>
+          <w:numId w:val="29"/>
         </w:numPr>
       </w:pPr>
       <w:r>
@@ -1717,7 +1717,7 @@
       <w:pPr>
         <w:numPr>
           <w:ilvl w:val="0"/>
-          <w:numId w:val="30"/>
+          <w:numId w:val="29"/>
         </w:numPr>
       </w:pPr>
       <w:r>
@@ -1727,7 +1727,7 @@
     <w:p>
       <w:r>
         <w:pict w14:anchorId="64F495DD">
-          <v:rect id="_x0000_i1114" style="width:0;height:1.5pt" o:hralign="center" o:hrstd="t" o:hr="t" fillcolor="#a0a0a0" stroked="f"/>
+          <v:rect id="_x0000_i1035" style="width:0;height:1.5pt" o:hralign="center" o:hrstd="t" o:hr="t" fillcolor="#a0a0a0" stroked="f"/>
         </w:pict>
       </w:r>
     </w:p>
@@ -1768,45 +1768,45 @@
       <w:pPr>
         <w:numPr>
           <w:ilvl w:val="0"/>
+          <w:numId w:val="30"/>
+        </w:numPr>
+      </w:pPr>
+      <w:r>
+        <w:t>Customer Name</w:t>
+      </w:r>
+    </w:p>
+    <w:p>
+      <w:pPr>
+        <w:numPr>
+          <w:ilvl w:val="0"/>
+          <w:numId w:val="30"/>
+        </w:numPr>
+      </w:pPr>
+      <w:r>
+        <w:t>Previous Reading</w:t>
+      </w:r>
+    </w:p>
+    <w:p>
+      <w:pPr>
+        <w:numPr>
+          <w:ilvl w:val="0"/>
+          <w:numId w:val="30"/>
+        </w:numPr>
+      </w:pPr>
+      <w:r>
+        <w:t>Current Reading</w:t>
+      </w:r>
+    </w:p>
+    <w:p>
+      <w:r>
+        <w:t>Public:</w:t>
+      </w:r>
+    </w:p>
+    <w:p>
+      <w:pPr>
+        <w:numPr>
+          <w:ilvl w:val="0"/>
           <w:numId w:val="31"/>
-        </w:numPr>
-      </w:pPr>
-      <w:r>
-        <w:t>Customer Name</w:t>
-      </w:r>
-    </w:p>
-    <w:p>
-      <w:pPr>
-        <w:numPr>
-          <w:ilvl w:val="0"/>
-          <w:numId w:val="31"/>
-        </w:numPr>
-      </w:pPr>
-      <w:r>
-        <w:t>Previous Reading</w:t>
-      </w:r>
-    </w:p>
-    <w:p>
-      <w:pPr>
-        <w:numPr>
-          <w:ilvl w:val="0"/>
-          <w:numId w:val="31"/>
-        </w:numPr>
-      </w:pPr>
-      <w:r>
-        <w:t>Current Reading</w:t>
-      </w:r>
-    </w:p>
-    <w:p>
-      <w:r>
-        <w:t>Public:</w:t>
-      </w:r>
-    </w:p>
-    <w:p>
-      <w:pPr>
-        <w:numPr>
-          <w:ilvl w:val="0"/>
-          <w:numId w:val="32"/>
         </w:numPr>
       </w:pPr>
       <w:proofErr w:type="spellStart"/>
@@ -1827,7 +1827,7 @@
       <w:pPr>
         <w:numPr>
           <w:ilvl w:val="0"/>
-          <w:numId w:val="32"/>
+          <w:numId w:val="31"/>
         </w:numPr>
       </w:pPr>
       <w:proofErr w:type="spellStart"/>
@@ -1848,7 +1848,7 @@
       <w:pPr>
         <w:numPr>
           <w:ilvl w:val="0"/>
-          <w:numId w:val="32"/>
+          <w:numId w:val="31"/>
         </w:numPr>
       </w:pPr>
       <w:proofErr w:type="spellStart"/>
@@ -1900,11 +1900,111 @@
       <w:pPr>
         <w:numPr>
           <w:ilvl w:val="0"/>
+          <w:numId w:val="32"/>
+        </w:numPr>
+      </w:pPr>
+      <w:r>
+        <w:t>Units Consumed</w:t>
+      </w:r>
+    </w:p>
+    <w:p>
+      <w:pPr>
+        <w:numPr>
+          <w:ilvl w:val="0"/>
+          <w:numId w:val="32"/>
+        </w:numPr>
+      </w:pPr>
+      <w:r>
+        <w:t>Bill Amount</w:t>
+      </w:r>
+    </w:p>
+    <w:p>
+      <w:pPr>
+        <w:numPr>
+          <w:ilvl w:val="0"/>
+          <w:numId w:val="32"/>
+        </w:numPr>
+      </w:pPr>
+      <w:r>
+        <w:t>Customer with Highest Bill</w:t>
+      </w:r>
+    </w:p>
+    <w:p/>
+    <w:p>
+      <w:pPr>
+        <w:rPr>
+          <w:b/>
+          <w:bCs/>
+        </w:rPr>
+      </w:pPr>
+      <w:r>
+        <w:rPr>
+          <w:b/>
+          <w:bCs/>
+        </w:rPr>
+        <w:t>Task Date 21/7/26</w:t>
+      </w:r>
+    </w:p>
+    <w:p/>
+    <w:p>
+      <w:pPr>
+        <w:rPr>
+          <w:b/>
+          <w:bCs/>
+        </w:rPr>
+      </w:pPr>
+      <w:r>
+        <w:rPr>
+          <w:b/>
+          <w:bCs/>
+        </w:rPr>
+        <w:t>Single Inheritance (2 Tasks)</w:t>
+      </w:r>
+    </w:p>
+    <w:p>
+      <w:pPr>
+        <w:rPr>
+          <w:b/>
+          <w:bCs/>
+        </w:rPr>
+      </w:pPr>
+      <w:r>
+        <w:rPr>
+          <w:b/>
+          <w:bCs/>
+        </w:rPr>
+        <w:t>Task 1: Employee Salary Management System</w:t>
+      </w:r>
+    </w:p>
+    <w:p>
+      <w:r>
+        <w:t>Create a base class Employee.</w:t>
+      </w:r>
+    </w:p>
+    <w:p>
+      <w:pPr>
+        <w:rPr>
+          <w:b/>
+          <w:bCs/>
+        </w:rPr>
+      </w:pPr>
+      <w:r>
+        <w:rPr>
+          <w:b/>
+          <w:bCs/>
+        </w:rPr>
+        <w:t>Private:</w:t>
+      </w:r>
+    </w:p>
+    <w:p>
+      <w:pPr>
+        <w:numPr>
+          <w:ilvl w:val="0"/>
           <w:numId w:val="33"/>
         </w:numPr>
       </w:pPr>
       <w:r>
-        <w:t>Units Consumed</w:t>
+        <w:t>Employee ID</w:t>
       </w:r>
     </w:p>
     <w:p>
@@ -1915,7 +2015,7 @@
         </w:numPr>
       </w:pPr>
       <w:r>
-        <w:t>Bill Amount</w:t>
+        <w:t>Employee Name</w:t>
       </w:r>
     </w:p>
     <w:p>
@@ -1926,7 +2026,1733 @@
         </w:numPr>
       </w:pPr>
       <w:r>
-        <w:t>Customer with Highest Bill</w:t>
+        <w:t>Basic Salary</w:t>
+      </w:r>
+    </w:p>
+    <w:p>
+      <w:pPr>
+        <w:rPr>
+          <w:b/>
+          <w:bCs/>
+        </w:rPr>
+      </w:pPr>
+      <w:r>
+        <w:rPr>
+          <w:b/>
+          <w:bCs/>
+        </w:rPr>
+        <w:t>Public:</w:t>
+      </w:r>
+    </w:p>
+    <w:p>
+      <w:pPr>
+        <w:numPr>
+          <w:ilvl w:val="0"/>
+          <w:numId w:val="34"/>
+        </w:numPr>
+      </w:pPr>
+      <w:proofErr w:type="spellStart"/>
+      <w:proofErr w:type="gramStart"/>
+      <w:r>
+        <w:t>getEmployee</w:t>
+      </w:r>
+      <w:proofErr w:type="spellEnd"/>
+      <w:r>
+        <w:t>(</w:t>
+      </w:r>
+      <w:proofErr w:type="gramEnd"/>
+      <w:r>
+        <w:t>)</w:t>
+      </w:r>
+    </w:p>
+    <w:p>
+      <w:pPr>
+        <w:numPr>
+          <w:ilvl w:val="0"/>
+          <w:numId w:val="34"/>
+        </w:numPr>
+      </w:pPr>
+      <w:proofErr w:type="spellStart"/>
+      <w:proofErr w:type="gramStart"/>
+      <w:r>
+        <w:t>displayEmployee</w:t>
+      </w:r>
+      <w:proofErr w:type="spellEnd"/>
+      <w:r>
+        <w:t>(</w:t>
+      </w:r>
+      <w:proofErr w:type="gramEnd"/>
+      <w:r>
+        <w:t>)</w:t>
+      </w:r>
+    </w:p>
+    <w:p>
+      <w:pPr>
+        <w:numPr>
+          <w:ilvl w:val="0"/>
+          <w:numId w:val="34"/>
+        </w:numPr>
+      </w:pPr>
+      <w:proofErr w:type="spellStart"/>
+      <w:proofErr w:type="gramStart"/>
+      <w:r>
+        <w:t>getBasicSalary</w:t>
+      </w:r>
+      <w:proofErr w:type="spellEnd"/>
+      <w:r>
+        <w:t>(</w:t>
+      </w:r>
+      <w:proofErr w:type="gramEnd"/>
+      <w:r>
+        <w:t>)</w:t>
+      </w:r>
+    </w:p>
+    <w:p>
+      <w:r>
+        <w:t xml:space="preserve">Create a derived class </w:t>
+      </w:r>
+      <w:proofErr w:type="spellStart"/>
+      <w:r>
+        <w:t>SoftwareEngineer</w:t>
+      </w:r>
+      <w:proofErr w:type="spellEnd"/>
+      <w:r>
+        <w:t>.</w:t>
+      </w:r>
+    </w:p>
+    <w:p>
+      <w:pPr>
+        <w:rPr>
+          <w:b/>
+          <w:bCs/>
+        </w:rPr>
+      </w:pPr>
+      <w:r>
+        <w:rPr>
+          <w:b/>
+          <w:bCs/>
+        </w:rPr>
+        <w:t>Private:</w:t>
+      </w:r>
+    </w:p>
+    <w:p>
+      <w:pPr>
+        <w:numPr>
+          <w:ilvl w:val="0"/>
+          <w:numId w:val="35"/>
+        </w:numPr>
+      </w:pPr>
+      <w:r>
+        <w:t>Project Bonus</w:t>
+      </w:r>
+    </w:p>
+    <w:p>
+      <w:pPr>
+        <w:numPr>
+          <w:ilvl w:val="0"/>
+          <w:numId w:val="35"/>
+        </w:numPr>
+      </w:pPr>
+      <w:r>
+        <w:t>Overtime Hours</w:t>
+      </w:r>
+    </w:p>
+    <w:p>
+      <w:pPr>
+        <w:rPr>
+          <w:b/>
+          <w:bCs/>
+        </w:rPr>
+      </w:pPr>
+      <w:r>
+        <w:rPr>
+          <w:b/>
+          <w:bCs/>
+        </w:rPr>
+        <w:t>Public:</w:t>
+      </w:r>
+    </w:p>
+    <w:p>
+      <w:pPr>
+        <w:numPr>
+          <w:ilvl w:val="0"/>
+          <w:numId w:val="36"/>
+        </w:numPr>
+      </w:pPr>
+      <w:proofErr w:type="spellStart"/>
+      <w:proofErr w:type="gramStart"/>
+      <w:r>
+        <w:t>calculateSalary</w:t>
+      </w:r>
+      <w:proofErr w:type="spellEnd"/>
+      <w:r>
+        <w:t>(</w:t>
+      </w:r>
+      <w:proofErr w:type="gramEnd"/>
+      <w:r>
+        <w:t>)</w:t>
+      </w:r>
+    </w:p>
+    <w:p>
+      <w:pPr>
+        <w:numPr>
+          <w:ilvl w:val="0"/>
+          <w:numId w:val="36"/>
+        </w:numPr>
+      </w:pPr>
+      <w:proofErr w:type="spellStart"/>
+      <w:proofErr w:type="gramStart"/>
+      <w:r>
+        <w:t>displaySalary</w:t>
+      </w:r>
+      <w:proofErr w:type="spellEnd"/>
+      <w:r>
+        <w:t>(</w:t>
+      </w:r>
+      <w:proofErr w:type="gramEnd"/>
+      <w:r>
+        <w:t>)</w:t>
+      </w:r>
+    </w:p>
+    <w:p>
+      <w:pPr>
+        <w:rPr>
+          <w:b/>
+          <w:bCs/>
+        </w:rPr>
+      </w:pPr>
+      <w:r>
+        <w:rPr>
+          <w:b/>
+          <w:bCs/>
+        </w:rPr>
+        <w:lastRenderedPageBreak/>
+        <w:t>Formula</w:t>
+      </w:r>
+    </w:p>
+    <w:p>
+      <w:r>
+        <w:t>Overtime Pay = Overtime Hours × 500</w:t>
+      </w:r>
+    </w:p>
+    <w:p>
+      <w:r>
+        <w:t>Gross Salary = Basic Salary + Bonus + Overtime Pay</w:t>
+      </w:r>
+    </w:p>
+    <w:p>
+      <w:r>
+        <w:t>Tax = 10% of Gross Salary</w:t>
+      </w:r>
+    </w:p>
+    <w:p>
+      <w:r>
+        <w:t>Net Salary = Gross Salary − Tax</w:t>
+      </w:r>
+    </w:p>
+    <w:p>
+      <w:pPr>
+        <w:rPr>
+          <w:b/>
+          <w:bCs/>
+        </w:rPr>
+      </w:pPr>
+      <w:r>
+        <w:rPr>
+          <w:b/>
+          <w:bCs/>
+        </w:rPr>
+        <w:t>Display</w:t>
+      </w:r>
+    </w:p>
+    <w:p>
+      <w:pPr>
+        <w:numPr>
+          <w:ilvl w:val="0"/>
+          <w:numId w:val="37"/>
+        </w:numPr>
+      </w:pPr>
+      <w:r>
+        <w:t>Employee Details</w:t>
+      </w:r>
+    </w:p>
+    <w:p>
+      <w:pPr>
+        <w:numPr>
+          <w:ilvl w:val="0"/>
+          <w:numId w:val="37"/>
+        </w:numPr>
+      </w:pPr>
+      <w:r>
+        <w:t>Basic Salary</w:t>
+      </w:r>
+    </w:p>
+    <w:p>
+      <w:pPr>
+        <w:numPr>
+          <w:ilvl w:val="0"/>
+          <w:numId w:val="37"/>
+        </w:numPr>
+      </w:pPr>
+      <w:r>
+        <w:t>Bonus</w:t>
+      </w:r>
+    </w:p>
+    <w:p>
+      <w:pPr>
+        <w:numPr>
+          <w:ilvl w:val="0"/>
+          <w:numId w:val="37"/>
+        </w:numPr>
+      </w:pPr>
+      <w:r>
+        <w:t>Overtime Pay</w:t>
+      </w:r>
+    </w:p>
+    <w:p>
+      <w:pPr>
+        <w:numPr>
+          <w:ilvl w:val="0"/>
+          <w:numId w:val="37"/>
+        </w:numPr>
+      </w:pPr>
+      <w:r>
+        <w:t>Tax</w:t>
+      </w:r>
+    </w:p>
+    <w:p>
+      <w:pPr>
+        <w:numPr>
+          <w:ilvl w:val="0"/>
+          <w:numId w:val="37"/>
+        </w:numPr>
+      </w:pPr>
+      <w:r>
+        <w:t>Net Salary</w:t>
+      </w:r>
+    </w:p>
+    <w:p>
+      <w:r>
+        <w:pict w14:anchorId="5B800ECD">
+          <v:rect id="_x0000_i1084" style="width:0;height:1.5pt" o:hralign="center" o:hrstd="t" o:hr="t" fillcolor="#a0a0a0" stroked="f"/>
+        </w:pict>
+      </w:r>
+    </w:p>
+    <w:p>
+      <w:pPr>
+        <w:rPr>
+          <w:b/>
+          <w:bCs/>
+        </w:rPr>
+      </w:pPr>
+      <w:r>
+        <w:rPr>
+          <w:b/>
+          <w:bCs/>
+        </w:rPr>
+        <w:t>Task 2: Vehicle Insurance System</w:t>
+      </w:r>
+    </w:p>
+    <w:p>
+      <w:r>
+        <w:t>Create a base class Vehicle.</w:t>
+      </w:r>
+    </w:p>
+    <w:p>
+      <w:pPr>
+        <w:rPr>
+          <w:b/>
+          <w:bCs/>
+        </w:rPr>
+      </w:pPr>
+      <w:r>
+        <w:rPr>
+          <w:b/>
+          <w:bCs/>
+        </w:rPr>
+        <w:t>Private:</w:t>
+      </w:r>
+    </w:p>
+    <w:p>
+      <w:pPr>
+        <w:numPr>
+          <w:ilvl w:val="0"/>
+          <w:numId w:val="38"/>
+        </w:numPr>
+      </w:pPr>
+      <w:r>
+        <w:t>Vehicle Number</w:t>
+      </w:r>
+    </w:p>
+    <w:p>
+      <w:pPr>
+        <w:numPr>
+          <w:ilvl w:val="0"/>
+          <w:numId w:val="38"/>
+        </w:numPr>
+      </w:pPr>
+      <w:r>
+        <w:t>Owner Name</w:t>
+      </w:r>
+    </w:p>
+    <w:p>
+      <w:pPr>
+        <w:numPr>
+          <w:ilvl w:val="0"/>
+          <w:numId w:val="38"/>
+        </w:numPr>
+      </w:pPr>
+      <w:r>
+        <w:t>Vehicle Price</w:t>
+      </w:r>
+    </w:p>
+    <w:p>
+      <w:pPr>
+        <w:rPr>
+          <w:b/>
+          <w:bCs/>
+        </w:rPr>
+      </w:pPr>
+      <w:r>
+        <w:rPr>
+          <w:b/>
+          <w:bCs/>
+        </w:rPr>
+        <w:t>Public:</w:t>
+      </w:r>
+    </w:p>
+    <w:p>
+      <w:pPr>
+        <w:numPr>
+          <w:ilvl w:val="0"/>
+          <w:numId w:val="39"/>
+        </w:numPr>
+      </w:pPr>
+      <w:proofErr w:type="spellStart"/>
+      <w:proofErr w:type="gramStart"/>
+      <w:r>
+        <w:t>getVehicle</w:t>
+      </w:r>
+      <w:proofErr w:type="spellEnd"/>
+      <w:r>
+        <w:t>(</w:t>
+      </w:r>
+      <w:proofErr w:type="gramEnd"/>
+      <w:r>
+        <w:t>)</w:t>
+      </w:r>
+    </w:p>
+    <w:p>
+      <w:pPr>
+        <w:numPr>
+          <w:ilvl w:val="0"/>
+          <w:numId w:val="39"/>
+        </w:numPr>
+      </w:pPr>
+      <w:proofErr w:type="spellStart"/>
+      <w:proofErr w:type="gramStart"/>
+      <w:r>
+        <w:t>displayVehicle</w:t>
+      </w:r>
+      <w:proofErr w:type="spellEnd"/>
+      <w:r>
+        <w:t>(</w:t>
+      </w:r>
+      <w:proofErr w:type="gramEnd"/>
+      <w:r>
+        <w:t>)</w:t>
+      </w:r>
+    </w:p>
+    <w:p>
+      <w:pPr>
+        <w:numPr>
+          <w:ilvl w:val="0"/>
+          <w:numId w:val="39"/>
+        </w:numPr>
+      </w:pPr>
+      <w:proofErr w:type="spellStart"/>
+      <w:proofErr w:type="gramStart"/>
+      <w:r>
+        <w:t>getPrice</w:t>
+      </w:r>
+      <w:proofErr w:type="spellEnd"/>
+      <w:r>
+        <w:t>(</w:t>
+      </w:r>
+      <w:proofErr w:type="gramEnd"/>
+      <w:r>
+        <w:t>)</w:t>
+      </w:r>
+    </w:p>
+    <w:p>
+      <w:r>
+        <w:t xml:space="preserve">Create a derived </w:t>
+      </w:r>
+      <w:proofErr w:type="gramStart"/>
+      <w:r>
+        <w:t>class</w:t>
+      </w:r>
+      <w:proofErr w:type="gramEnd"/>
+      <w:r>
+        <w:t xml:space="preserve"> Car.</w:t>
+      </w:r>
+    </w:p>
+    <w:p>
+      <w:pPr>
+        <w:rPr>
+          <w:b/>
+          <w:bCs/>
+        </w:rPr>
+      </w:pPr>
+      <w:r>
+        <w:rPr>
+          <w:b/>
+          <w:bCs/>
+        </w:rPr>
+        <w:t>Private:</w:t>
+      </w:r>
+    </w:p>
+    <w:p>
+      <w:pPr>
+        <w:numPr>
+          <w:ilvl w:val="0"/>
+          <w:numId w:val="40"/>
+        </w:numPr>
+      </w:pPr>
+      <w:r>
+        <w:t>Car Age</w:t>
+      </w:r>
+    </w:p>
+    <w:p>
+      <w:pPr>
+        <w:numPr>
+          <w:ilvl w:val="0"/>
+          <w:numId w:val="40"/>
+        </w:numPr>
+      </w:pPr>
+      <w:r>
+        <w:lastRenderedPageBreak/>
+        <w:t>Accident Count</w:t>
+      </w:r>
+    </w:p>
+    <w:p>
+      <w:pPr>
+        <w:rPr>
+          <w:b/>
+          <w:bCs/>
+        </w:rPr>
+      </w:pPr>
+      <w:r>
+        <w:rPr>
+          <w:b/>
+          <w:bCs/>
+        </w:rPr>
+        <w:t>Public:</w:t>
+      </w:r>
+    </w:p>
+    <w:p>
+      <w:pPr>
+        <w:numPr>
+          <w:ilvl w:val="0"/>
+          <w:numId w:val="41"/>
+        </w:numPr>
+      </w:pPr>
+      <w:proofErr w:type="spellStart"/>
+      <w:proofErr w:type="gramStart"/>
+      <w:r>
+        <w:t>calculateInsurance</w:t>
+      </w:r>
+      <w:proofErr w:type="spellEnd"/>
+      <w:r>
+        <w:t>(</w:t>
+      </w:r>
+      <w:proofErr w:type="gramEnd"/>
+      <w:r>
+        <w:t>)</w:t>
+      </w:r>
+    </w:p>
+    <w:p>
+      <w:pPr>
+        <w:numPr>
+          <w:ilvl w:val="0"/>
+          <w:numId w:val="41"/>
+        </w:numPr>
+      </w:pPr>
+      <w:proofErr w:type="spellStart"/>
+      <w:proofErr w:type="gramStart"/>
+      <w:r>
+        <w:t>displayInsurance</w:t>
+      </w:r>
+      <w:proofErr w:type="spellEnd"/>
+      <w:r>
+        <w:t>(</w:t>
+      </w:r>
+      <w:proofErr w:type="gramEnd"/>
+      <w:r>
+        <w:t>)</w:t>
+      </w:r>
+    </w:p>
+    <w:p>
+      <w:pPr>
+        <w:rPr>
+          <w:b/>
+          <w:bCs/>
+        </w:rPr>
+      </w:pPr>
+      <w:r>
+        <w:rPr>
+          <w:b/>
+          <w:bCs/>
+        </w:rPr>
+        <w:t>Rules</w:t>
+      </w:r>
+    </w:p>
+    <w:p>
+      <w:r>
+        <w:t>Base Insurance = 5% of Vehicle Price</w:t>
+      </w:r>
+    </w:p>
+    <w:p/>
+    <w:p>
+      <w:r>
+        <w:t>If Car Age &gt; 5 years</w:t>
+      </w:r>
+    </w:p>
+    <w:p>
+      <w:r>
+        <w:t xml:space="preserve">    Add ₹4000</w:t>
+      </w:r>
+    </w:p>
+    <w:p/>
+    <w:p>
+      <w:r>
+        <w:t>If Accident Count &gt; 2</w:t>
+      </w:r>
+    </w:p>
+    <w:p>
+      <w:r>
+        <w:t xml:space="preserve">    Add ₹7000</w:t>
+      </w:r>
+    </w:p>
+    <w:p>
+      <w:pPr>
+        <w:rPr>
+          <w:b/>
+          <w:bCs/>
+        </w:rPr>
+      </w:pPr>
+      <w:r>
+        <w:rPr>
+          <w:b/>
+          <w:bCs/>
+        </w:rPr>
+        <w:t>Display</w:t>
+      </w:r>
+    </w:p>
+    <w:p>
+      <w:pPr>
+        <w:numPr>
+          <w:ilvl w:val="0"/>
+          <w:numId w:val="42"/>
+        </w:numPr>
+      </w:pPr>
+      <w:r>
+        <w:t>Vehicle Details</w:t>
+      </w:r>
+    </w:p>
+    <w:p>
+      <w:pPr>
+        <w:numPr>
+          <w:ilvl w:val="0"/>
+          <w:numId w:val="42"/>
+        </w:numPr>
+      </w:pPr>
+      <w:r>
+        <w:t>Base Insurance</w:t>
+      </w:r>
+    </w:p>
+    <w:p>
+      <w:pPr>
+        <w:numPr>
+          <w:ilvl w:val="0"/>
+          <w:numId w:val="42"/>
+        </w:numPr>
+      </w:pPr>
+      <w:r>
+        <w:t>Extra Charges</w:t>
+      </w:r>
+    </w:p>
+    <w:p>
+      <w:pPr>
+        <w:numPr>
+          <w:ilvl w:val="0"/>
+          <w:numId w:val="42"/>
+        </w:numPr>
+      </w:pPr>
+      <w:r>
+        <w:t>Total Insurance Premium</w:t>
+      </w:r>
+    </w:p>
+    <w:p>
+      <w:r>
+        <w:pict w14:anchorId="5AC4C6A8">
+          <v:rect id="_x0000_i1085" style="width:0;height:1.5pt" o:hralign="center" o:hrstd="t" o:hr="t" fillcolor="#a0a0a0" stroked="f"/>
+        </w:pict>
+      </w:r>
+    </w:p>
+    <w:p>
+      <w:pPr>
+        <w:rPr>
+          <w:b/>
+          <w:bCs/>
+        </w:rPr>
+      </w:pPr>
+      <w:r>
+        <w:rPr>
+          <w:b/>
+          <w:bCs/>
+        </w:rPr>
+        <w:t>Multilevel Inheritance (2 Tasks)</w:t>
+      </w:r>
+    </w:p>
+    <w:p>
+      <w:pPr>
+        <w:rPr>
+          <w:b/>
+          <w:bCs/>
+        </w:rPr>
+      </w:pPr>
+      <w:r>
+        <w:rPr>
+          <w:b/>
+          <w:bCs/>
+        </w:rPr>
+        <w:t>Task 1: University Student Result Management</w:t>
+      </w:r>
+    </w:p>
+    <w:p>
+      <w:pPr>
+        <w:rPr>
+          <w:b/>
+          <w:bCs/>
+        </w:rPr>
+      </w:pPr>
+      <w:r>
+        <w:rPr>
+          <w:b/>
+          <w:bCs/>
+        </w:rPr>
+        <w:t>Class 1 → Person</w:t>
+      </w:r>
+    </w:p>
+    <w:p>
+      <w:pPr>
+        <w:rPr>
+          <w:b/>
+          <w:bCs/>
+        </w:rPr>
+      </w:pPr>
+      <w:r>
+        <w:rPr>
+          <w:b/>
+          <w:bCs/>
+        </w:rPr>
+        <w:t>Protected</w:t>
+      </w:r>
+    </w:p>
+    <w:p>
+      <w:pPr>
+        <w:numPr>
+          <w:ilvl w:val="0"/>
+          <w:numId w:val="43"/>
+        </w:numPr>
+      </w:pPr>
+      <w:r>
+        <w:t>Name</w:t>
+      </w:r>
+    </w:p>
+    <w:p>
+      <w:pPr>
+        <w:numPr>
+          <w:ilvl w:val="0"/>
+          <w:numId w:val="43"/>
+        </w:numPr>
+      </w:pPr>
+      <w:r>
+        <w:t>Age</w:t>
+      </w:r>
+    </w:p>
+    <w:p>
+      <w:pPr>
+        <w:rPr>
+          <w:b/>
+          <w:bCs/>
+        </w:rPr>
+      </w:pPr>
+      <w:r>
+        <w:rPr>
+          <w:b/>
+          <w:bCs/>
+        </w:rPr>
+        <w:t>Public</w:t>
+      </w:r>
+    </w:p>
+    <w:p>
+      <w:pPr>
+        <w:numPr>
+          <w:ilvl w:val="0"/>
+          <w:numId w:val="44"/>
+        </w:numPr>
+      </w:pPr>
+      <w:proofErr w:type="spellStart"/>
+      <w:proofErr w:type="gramStart"/>
+      <w:r>
+        <w:t>getPerson</w:t>
+      </w:r>
+      <w:proofErr w:type="spellEnd"/>
+      <w:r>
+        <w:t>(</w:t>
+      </w:r>
+      <w:proofErr w:type="gramEnd"/>
+      <w:r>
+        <w:t>)</w:t>
+      </w:r>
+    </w:p>
+    <w:p>
+      <w:pPr>
+        <w:numPr>
+          <w:ilvl w:val="0"/>
+          <w:numId w:val="44"/>
+        </w:numPr>
+      </w:pPr>
+      <w:proofErr w:type="spellStart"/>
+      <w:proofErr w:type="gramStart"/>
+      <w:r>
+        <w:lastRenderedPageBreak/>
+        <w:t>displayPerson</w:t>
+      </w:r>
+      <w:proofErr w:type="spellEnd"/>
+      <w:r>
+        <w:t>(</w:t>
+      </w:r>
+      <w:proofErr w:type="gramEnd"/>
+      <w:r>
+        <w:t>)</w:t>
+      </w:r>
+    </w:p>
+    <w:p>
+      <w:r>
+        <w:pict w14:anchorId="4A06025B">
+          <v:rect id="_x0000_i1086" style="width:0;height:1.5pt" o:hralign="center" o:hrstd="t" o:hr="t" fillcolor="#a0a0a0" stroked="f"/>
+        </w:pict>
+      </w:r>
+    </w:p>
+    <w:p>
+      <w:pPr>
+        <w:rPr>
+          <w:b/>
+          <w:bCs/>
+        </w:rPr>
+      </w:pPr>
+      <w:r>
+        <w:rPr>
+          <w:b/>
+          <w:bCs/>
+        </w:rPr>
+        <w:t>Class 2 → Student (inherits Person)</w:t>
+      </w:r>
+    </w:p>
+    <w:p>
+      <w:pPr>
+        <w:rPr>
+          <w:b/>
+          <w:bCs/>
+        </w:rPr>
+      </w:pPr>
+      <w:r>
+        <w:rPr>
+          <w:b/>
+          <w:bCs/>
+        </w:rPr>
+        <w:t>Protected</w:t>
+      </w:r>
+    </w:p>
+    <w:p>
+      <w:pPr>
+        <w:numPr>
+          <w:ilvl w:val="0"/>
+          <w:numId w:val="45"/>
+        </w:numPr>
+      </w:pPr>
+      <w:r>
+        <w:t>Roll Number</w:t>
+      </w:r>
+    </w:p>
+    <w:p>
+      <w:pPr>
+        <w:numPr>
+          <w:ilvl w:val="0"/>
+          <w:numId w:val="45"/>
+        </w:numPr>
+      </w:pPr>
+      <w:r>
+        <w:t>Department</w:t>
+      </w:r>
+    </w:p>
+    <w:p>
+      <w:pPr>
+        <w:rPr>
+          <w:b/>
+          <w:bCs/>
+        </w:rPr>
+      </w:pPr>
+      <w:r>
+        <w:rPr>
+          <w:b/>
+          <w:bCs/>
+        </w:rPr>
+        <w:t>Public</w:t>
+      </w:r>
+    </w:p>
+    <w:p>
+      <w:pPr>
+        <w:numPr>
+          <w:ilvl w:val="0"/>
+          <w:numId w:val="46"/>
+        </w:numPr>
+      </w:pPr>
+      <w:proofErr w:type="spellStart"/>
+      <w:proofErr w:type="gramStart"/>
+      <w:r>
+        <w:t>getStudent</w:t>
+      </w:r>
+      <w:proofErr w:type="spellEnd"/>
+      <w:r>
+        <w:t>(</w:t>
+      </w:r>
+      <w:proofErr w:type="gramEnd"/>
+      <w:r>
+        <w:t>)</w:t>
+      </w:r>
+    </w:p>
+    <w:p>
+      <w:pPr>
+        <w:numPr>
+          <w:ilvl w:val="0"/>
+          <w:numId w:val="46"/>
+        </w:numPr>
+      </w:pPr>
+      <w:proofErr w:type="spellStart"/>
+      <w:proofErr w:type="gramStart"/>
+      <w:r>
+        <w:t>displayStudent</w:t>
+      </w:r>
+      <w:proofErr w:type="spellEnd"/>
+      <w:r>
+        <w:t>(</w:t>
+      </w:r>
+      <w:proofErr w:type="gramEnd"/>
+      <w:r>
+        <w:t>)</w:t>
+      </w:r>
+    </w:p>
+    <w:p>
+      <w:r>
+        <w:pict w14:anchorId="63954967">
+          <v:rect id="_x0000_i1087" style="width:0;height:1.5pt" o:hralign="center" o:hrstd="t" o:hr="t" fillcolor="#a0a0a0" stroked="f"/>
+        </w:pict>
+      </w:r>
+    </w:p>
+    <w:p>
+      <w:pPr>
+        <w:rPr>
+          <w:b/>
+          <w:bCs/>
+        </w:rPr>
+      </w:pPr>
+      <w:r>
+        <w:rPr>
+          <w:b/>
+          <w:bCs/>
+        </w:rPr>
+        <w:t>Class 3 → Result (inherits Student)</w:t>
+      </w:r>
+    </w:p>
+    <w:p>
+      <w:pPr>
+        <w:rPr>
+          <w:b/>
+          <w:bCs/>
+        </w:rPr>
+      </w:pPr>
+      <w:r>
+        <w:rPr>
+          <w:b/>
+          <w:bCs/>
+        </w:rPr>
+        <w:t>Private</w:t>
+      </w:r>
+    </w:p>
+    <w:p>
+      <w:pPr>
+        <w:numPr>
+          <w:ilvl w:val="0"/>
+          <w:numId w:val="47"/>
+        </w:numPr>
+      </w:pPr>
+      <w:r>
+        <w:t>C++</w:t>
+      </w:r>
+    </w:p>
+    <w:p>
+      <w:pPr>
+        <w:numPr>
+          <w:ilvl w:val="0"/>
+          <w:numId w:val="47"/>
+        </w:numPr>
+      </w:pPr>
+      <w:r>
+        <w:t>Java</w:t>
+      </w:r>
+    </w:p>
+    <w:p>
+      <w:pPr>
+        <w:numPr>
+          <w:ilvl w:val="0"/>
+          <w:numId w:val="47"/>
+        </w:numPr>
+      </w:pPr>
+      <w:r>
+        <w:t>Python</w:t>
+      </w:r>
+    </w:p>
+    <w:p>
+      <w:pPr>
+        <w:numPr>
+          <w:ilvl w:val="0"/>
+          <w:numId w:val="47"/>
+        </w:numPr>
+      </w:pPr>
+      <w:r>
+        <w:t>DBMS</w:t>
+      </w:r>
+    </w:p>
+    <w:p>
+      <w:pPr>
+        <w:numPr>
+          <w:ilvl w:val="0"/>
+          <w:numId w:val="47"/>
+        </w:numPr>
+      </w:pPr>
+      <w:r>
+        <w:t>DSA</w:t>
+      </w:r>
+    </w:p>
+    <w:p>
+      <w:pPr>
+        <w:rPr>
+          <w:b/>
+          <w:bCs/>
+        </w:rPr>
+      </w:pPr>
+      <w:r>
+        <w:rPr>
+          <w:b/>
+          <w:bCs/>
+        </w:rPr>
+        <w:t>Public</w:t>
+      </w:r>
+    </w:p>
+    <w:p>
+      <w:pPr>
+        <w:numPr>
+          <w:ilvl w:val="0"/>
+          <w:numId w:val="48"/>
+        </w:numPr>
+      </w:pPr>
+      <w:proofErr w:type="spellStart"/>
+      <w:proofErr w:type="gramStart"/>
+      <w:r>
+        <w:t>getMarks</w:t>
+      </w:r>
+      <w:proofErr w:type="spellEnd"/>
+      <w:r>
+        <w:t>(</w:t>
+      </w:r>
+      <w:proofErr w:type="gramEnd"/>
+      <w:r>
+        <w:t>)</w:t>
+      </w:r>
+    </w:p>
+    <w:p>
+      <w:pPr>
+        <w:numPr>
+          <w:ilvl w:val="0"/>
+          <w:numId w:val="48"/>
+        </w:numPr>
+      </w:pPr>
+      <w:proofErr w:type="spellStart"/>
+      <w:proofErr w:type="gramStart"/>
+      <w:r>
+        <w:t>calculateResult</w:t>
+      </w:r>
+      <w:proofErr w:type="spellEnd"/>
+      <w:r>
+        <w:t>(</w:t>
+      </w:r>
+      <w:proofErr w:type="gramEnd"/>
+      <w:r>
+        <w:t>)</w:t>
+      </w:r>
+    </w:p>
+    <w:p>
+      <w:pPr>
+        <w:numPr>
+          <w:ilvl w:val="0"/>
+          <w:numId w:val="48"/>
+        </w:numPr>
+      </w:pPr>
+      <w:proofErr w:type="spellStart"/>
+      <w:proofErr w:type="gramStart"/>
+      <w:r>
+        <w:t>displayResult</w:t>
+      </w:r>
+      <w:proofErr w:type="spellEnd"/>
+      <w:r>
+        <w:t>(</w:t>
+      </w:r>
+      <w:proofErr w:type="gramEnd"/>
+      <w:r>
+        <w:t>)</w:t>
+      </w:r>
+    </w:p>
+    <w:p>
+      <w:pPr>
+        <w:rPr>
+          <w:b/>
+          <w:bCs/>
+        </w:rPr>
+      </w:pPr>
+      <w:r>
+        <w:rPr>
+          <w:b/>
+          <w:bCs/>
+        </w:rPr>
+        <w:t>Conditions</w:t>
+      </w:r>
+    </w:p>
+    <w:p>
+      <w:r>
+        <w:t>Calculate</w:t>
+      </w:r>
+    </w:p>
+    <w:p>
+      <w:pPr>
+        <w:numPr>
+          <w:ilvl w:val="0"/>
+          <w:numId w:val="49"/>
+        </w:numPr>
+      </w:pPr>
+      <w:r>
+        <w:t>Total</w:t>
+      </w:r>
+    </w:p>
+    <w:p>
+      <w:pPr>
+        <w:numPr>
+          <w:ilvl w:val="0"/>
+          <w:numId w:val="49"/>
+        </w:numPr>
+      </w:pPr>
+      <w:r>
+        <w:t>Average</w:t>
+      </w:r>
+    </w:p>
+    <w:p>
+      <w:pPr>
+        <w:numPr>
+          <w:ilvl w:val="0"/>
+          <w:numId w:val="49"/>
+        </w:numPr>
+      </w:pPr>
+      <w:r>
+        <w:t>Grade</w:t>
+      </w:r>
+    </w:p>
+    <w:p>
+      <w:r>
+        <w:lastRenderedPageBreak/>
+        <w:t>Average &gt;= 90 → A+</w:t>
+      </w:r>
+    </w:p>
+    <w:p/>
+    <w:p>
+      <w:r>
+        <w:t>80-89 → A</w:t>
+      </w:r>
+    </w:p>
+    <w:p/>
+    <w:p>
+      <w:r>
+        <w:t>70-79 → B</w:t>
+      </w:r>
+    </w:p>
+    <w:p/>
+    <w:p>
+      <w:r>
+        <w:t>60-69 → C</w:t>
+      </w:r>
+    </w:p>
+    <w:p/>
+    <w:p>
+      <w:r>
+        <w:t>Below 60 → Fail</w:t>
+      </w:r>
+    </w:p>
+    <w:p>
+      <w:r>
+        <w:t>Display complete report card.</w:t>
+      </w:r>
+    </w:p>
+    <w:p>
+      <w:r>
+        <w:pict w14:anchorId="712DE748">
+          <v:rect id="_x0000_i1088" style="width:0;height:1.5pt" o:hralign="center" o:hrstd="t" o:hr="t" fillcolor="#a0a0a0" stroked="f"/>
+        </w:pict>
+      </w:r>
+    </w:p>
+    <w:p>
+      <w:pPr>
+        <w:rPr>
+          <w:b/>
+          <w:bCs/>
+        </w:rPr>
+      </w:pPr>
+      <w:r>
+        <w:rPr>
+          <w:b/>
+          <w:bCs/>
+        </w:rPr>
+        <w:t>Task 2: Bank Loan Approval System</w:t>
+      </w:r>
+    </w:p>
+    <w:p>
+      <w:pPr>
+        <w:rPr>
+          <w:b/>
+          <w:bCs/>
+        </w:rPr>
+      </w:pPr>
+      <w:r>
+        <w:rPr>
+          <w:b/>
+          <w:bCs/>
+        </w:rPr>
+        <w:t>Class 1 → Customer</w:t>
+      </w:r>
+    </w:p>
+    <w:p>
+      <w:pPr>
+        <w:rPr>
+          <w:b/>
+          <w:bCs/>
+        </w:rPr>
+      </w:pPr>
+      <w:r>
+        <w:rPr>
+          <w:b/>
+          <w:bCs/>
+        </w:rPr>
+        <w:t>Protected</w:t>
+      </w:r>
+    </w:p>
+    <w:p>
+      <w:pPr>
+        <w:numPr>
+          <w:ilvl w:val="0"/>
+          <w:numId w:val="50"/>
+        </w:numPr>
+      </w:pPr>
+      <w:r>
+        <w:t>Customer Name</w:t>
+      </w:r>
+    </w:p>
+    <w:p>
+      <w:pPr>
+        <w:numPr>
+          <w:ilvl w:val="0"/>
+          <w:numId w:val="50"/>
+        </w:numPr>
+      </w:pPr>
+      <w:r>
+        <w:t>Customer ID</w:t>
+      </w:r>
+    </w:p>
+    <w:p>
+      <w:pPr>
+        <w:rPr>
+          <w:b/>
+          <w:bCs/>
+        </w:rPr>
+      </w:pPr>
+      <w:r>
+        <w:rPr>
+          <w:b/>
+          <w:bCs/>
+        </w:rPr>
+        <w:t>Public</w:t>
+      </w:r>
+    </w:p>
+    <w:p>
+      <w:pPr>
+        <w:numPr>
+          <w:ilvl w:val="0"/>
+          <w:numId w:val="51"/>
+        </w:numPr>
+      </w:pPr>
+      <w:proofErr w:type="spellStart"/>
+      <w:proofErr w:type="gramStart"/>
+      <w:r>
+        <w:t>getCustomer</w:t>
+      </w:r>
+      <w:proofErr w:type="spellEnd"/>
+      <w:r>
+        <w:t>(</w:t>
+      </w:r>
+      <w:proofErr w:type="gramEnd"/>
+      <w:r>
+        <w:t>)</w:t>
+      </w:r>
+    </w:p>
+    <w:p>
+      <w:pPr>
+        <w:numPr>
+          <w:ilvl w:val="0"/>
+          <w:numId w:val="51"/>
+        </w:numPr>
+      </w:pPr>
+      <w:proofErr w:type="spellStart"/>
+      <w:proofErr w:type="gramStart"/>
+      <w:r>
+        <w:t>displayCustomer</w:t>
+      </w:r>
+      <w:proofErr w:type="spellEnd"/>
+      <w:r>
+        <w:t>(</w:t>
+      </w:r>
+      <w:proofErr w:type="gramEnd"/>
+      <w:r>
+        <w:t>)</w:t>
+      </w:r>
+    </w:p>
+    <w:p>
+      <w:r>
+        <w:pict w14:anchorId="090EA075">
+          <v:rect id="_x0000_i1089" style="width:0;height:1.5pt" o:hralign="center" o:hrstd="t" o:hr="t" fillcolor="#a0a0a0" stroked="f"/>
+        </w:pict>
+      </w:r>
+    </w:p>
+    <w:p>
+      <w:pPr>
+        <w:rPr>
+          <w:b/>
+          <w:bCs/>
+        </w:rPr>
+      </w:pPr>
+      <w:r>
+        <w:rPr>
+          <w:b/>
+          <w:bCs/>
+        </w:rPr>
+        <w:t>Class 2 → Account (inherits Customer)</w:t>
+      </w:r>
+    </w:p>
+    <w:p>
+      <w:pPr>
+        <w:rPr>
+          <w:b/>
+          <w:bCs/>
+        </w:rPr>
+      </w:pPr>
+      <w:r>
+        <w:rPr>
+          <w:b/>
+          <w:bCs/>
+        </w:rPr>
+        <w:t>Protected</w:t>
+      </w:r>
+    </w:p>
+    <w:p>
+      <w:pPr>
+        <w:numPr>
+          <w:ilvl w:val="0"/>
+          <w:numId w:val="52"/>
+        </w:numPr>
+      </w:pPr>
+      <w:r>
+        <w:t>Account Number</w:t>
+      </w:r>
+    </w:p>
+    <w:p>
+      <w:pPr>
+        <w:numPr>
+          <w:ilvl w:val="0"/>
+          <w:numId w:val="52"/>
+        </w:numPr>
+      </w:pPr>
+      <w:r>
+        <w:t>Balance</w:t>
+      </w:r>
+    </w:p>
+    <w:p>
+      <w:pPr>
+        <w:rPr>
+          <w:b/>
+          <w:bCs/>
+        </w:rPr>
+      </w:pPr>
+      <w:r>
+        <w:rPr>
+          <w:b/>
+          <w:bCs/>
+        </w:rPr>
+        <w:t>Public</w:t>
+      </w:r>
+    </w:p>
+    <w:p>
+      <w:pPr>
+        <w:numPr>
+          <w:ilvl w:val="0"/>
+          <w:numId w:val="53"/>
+        </w:numPr>
+      </w:pPr>
+      <w:proofErr w:type="spellStart"/>
+      <w:proofErr w:type="gramStart"/>
+      <w:r>
+        <w:t>getAccount</w:t>
+      </w:r>
+      <w:proofErr w:type="spellEnd"/>
+      <w:r>
+        <w:t>(</w:t>
+      </w:r>
+      <w:proofErr w:type="gramEnd"/>
+      <w:r>
+        <w:t>)</w:t>
+      </w:r>
+    </w:p>
+    <w:p>
+      <w:pPr>
+        <w:numPr>
+          <w:ilvl w:val="0"/>
+          <w:numId w:val="53"/>
+        </w:numPr>
+      </w:pPr>
+      <w:proofErr w:type="spellStart"/>
+      <w:proofErr w:type="gramStart"/>
+      <w:r>
+        <w:lastRenderedPageBreak/>
+        <w:t>displayAccount</w:t>
+      </w:r>
+      <w:proofErr w:type="spellEnd"/>
+      <w:r>
+        <w:t>(</w:t>
+      </w:r>
+      <w:proofErr w:type="gramEnd"/>
+      <w:r>
+        <w:t>)</w:t>
+      </w:r>
+    </w:p>
+    <w:p>
+      <w:r>
+        <w:pict w14:anchorId="112E602E">
+          <v:rect id="_x0000_i1090" style="width:0;height:1.5pt" o:hralign="center" o:hrstd="t" o:hr="t" fillcolor="#a0a0a0" stroked="f"/>
+        </w:pict>
+      </w:r>
+    </w:p>
+    <w:p>
+      <w:pPr>
+        <w:rPr>
+          <w:b/>
+          <w:bCs/>
+        </w:rPr>
+      </w:pPr>
+      <w:r>
+        <w:rPr>
+          <w:b/>
+          <w:bCs/>
+        </w:rPr>
+        <w:t>Class 3 → Loan (inherits Account)</w:t>
+      </w:r>
+    </w:p>
+    <w:p>
+      <w:pPr>
+        <w:rPr>
+          <w:b/>
+          <w:bCs/>
+        </w:rPr>
+      </w:pPr>
+      <w:r>
+        <w:rPr>
+          <w:b/>
+          <w:bCs/>
+        </w:rPr>
+        <w:t>Private</w:t>
+      </w:r>
+    </w:p>
+    <w:p>
+      <w:pPr>
+        <w:numPr>
+          <w:ilvl w:val="0"/>
+          <w:numId w:val="54"/>
+        </w:numPr>
+      </w:pPr>
+      <w:r>
+        <w:t>Loan Amount</w:t>
+      </w:r>
+    </w:p>
+    <w:p>
+      <w:pPr>
+        <w:numPr>
+          <w:ilvl w:val="0"/>
+          <w:numId w:val="54"/>
+        </w:numPr>
+      </w:pPr>
+      <w:r>
+        <w:t>Monthly Salary</w:t>
+      </w:r>
+    </w:p>
+    <w:p>
+      <w:pPr>
+        <w:numPr>
+          <w:ilvl w:val="0"/>
+          <w:numId w:val="54"/>
+        </w:numPr>
+      </w:pPr>
+      <w:r>
+        <w:t>CIBIL Score</w:t>
+      </w:r>
+    </w:p>
+    <w:p>
+      <w:pPr>
+        <w:rPr>
+          <w:b/>
+          <w:bCs/>
+        </w:rPr>
+      </w:pPr>
+      <w:r>
+        <w:rPr>
+          <w:b/>
+          <w:bCs/>
+        </w:rPr>
+        <w:t>Public</w:t>
+      </w:r>
+    </w:p>
+    <w:p>
+      <w:pPr>
+        <w:numPr>
+          <w:ilvl w:val="0"/>
+          <w:numId w:val="55"/>
+        </w:numPr>
+      </w:pPr>
+      <w:proofErr w:type="spellStart"/>
+      <w:proofErr w:type="gramStart"/>
+      <w:r>
+        <w:t>getLoan</w:t>
+      </w:r>
+      <w:proofErr w:type="spellEnd"/>
+      <w:r>
+        <w:t>(</w:t>
+      </w:r>
+      <w:proofErr w:type="gramEnd"/>
+      <w:r>
+        <w:t>)</w:t>
+      </w:r>
+    </w:p>
+    <w:p>
+      <w:pPr>
+        <w:numPr>
+          <w:ilvl w:val="0"/>
+          <w:numId w:val="55"/>
+        </w:numPr>
+      </w:pPr>
+      <w:proofErr w:type="spellStart"/>
+      <w:proofErr w:type="gramStart"/>
+      <w:r>
+        <w:t>checkEligibility</w:t>
+      </w:r>
+      <w:proofErr w:type="spellEnd"/>
+      <w:r>
+        <w:t>(</w:t>
+      </w:r>
+      <w:proofErr w:type="gramEnd"/>
+      <w:r>
+        <w:t>)</w:t>
+      </w:r>
+    </w:p>
+    <w:p>
+      <w:pPr>
+        <w:numPr>
+          <w:ilvl w:val="0"/>
+          <w:numId w:val="55"/>
+        </w:numPr>
+      </w:pPr>
+      <w:proofErr w:type="spellStart"/>
+      <w:proofErr w:type="gramStart"/>
+      <w:r>
+        <w:t>displayLoan</w:t>
+      </w:r>
+      <w:proofErr w:type="spellEnd"/>
+      <w:r>
+        <w:t>(</w:t>
+      </w:r>
+      <w:proofErr w:type="gramEnd"/>
+      <w:r>
+        <w:t>)</w:t>
+      </w:r>
+    </w:p>
+    <w:p>
+      <w:pPr>
+        <w:rPr>
+          <w:b/>
+          <w:bCs/>
+        </w:rPr>
+      </w:pPr>
+      <w:r>
+        <w:rPr>
+          <w:b/>
+          <w:bCs/>
+        </w:rPr>
+        <w:t>Conditions</w:t>
+      </w:r>
+    </w:p>
+    <w:p>
+      <w:r>
+        <w:t>If</w:t>
+      </w:r>
+    </w:p>
+    <w:p/>
+    <w:p>
+      <w:r>
+        <w:t>Balance &gt;= 50000</w:t>
+      </w:r>
+    </w:p>
+    <w:p/>
+    <w:p>
+      <w:r>
+        <w:t>AND</w:t>
+      </w:r>
+    </w:p>
+    <w:p/>
+    <w:p>
+      <w:r>
+        <w:t>Salary &gt;= 40000</w:t>
+      </w:r>
+    </w:p>
+    <w:p/>
+    <w:p>
+      <w:r>
+        <w:t>AND</w:t>
+      </w:r>
+    </w:p>
+    <w:p/>
+    <w:p>
+      <w:r>
+        <w:t>CIBIL &gt;= 750</w:t>
+      </w:r>
+    </w:p>
+    <w:p/>
+    <w:p>
+      <w:r>
+        <w:t>Loan Approved</w:t>
+      </w:r>
+    </w:p>
+    <w:p/>
+    <w:p>
+      <w:r>
+        <w:lastRenderedPageBreak/>
+        <w:t>Else</w:t>
+      </w:r>
+    </w:p>
+    <w:p/>
+    <w:p>
+      <w:r>
+        <w:t>Loan Rejected</w:t>
+      </w:r>
+    </w:p>
+    <w:p>
+      <w:r>
+        <w:t>If approved,</w:t>
+      </w:r>
+    </w:p>
+    <w:p>
+      <w:r>
+        <w:t>Interest = 8%</w:t>
+      </w:r>
+    </w:p>
+    <w:p/>
+    <w:p>
+      <w:r>
+        <w:t>Total Repayment = Loan Amount + Interest</w:t>
+      </w:r>
+    </w:p>
+    <w:p>
+      <w:r>
+        <w:t>Display</w:t>
+      </w:r>
+    </w:p>
+    <w:p>
+      <w:pPr>
+        <w:numPr>
+          <w:ilvl w:val="0"/>
+          <w:numId w:val="56"/>
+        </w:numPr>
+      </w:pPr>
+      <w:r>
+        <w:t>Customer Details</w:t>
+      </w:r>
+    </w:p>
+    <w:p>
+      <w:pPr>
+        <w:numPr>
+          <w:ilvl w:val="0"/>
+          <w:numId w:val="56"/>
+        </w:numPr>
+      </w:pPr>
+      <w:r>
+        <w:t>Account Details</w:t>
+      </w:r>
+    </w:p>
+    <w:p>
+      <w:pPr>
+        <w:numPr>
+          <w:ilvl w:val="0"/>
+          <w:numId w:val="56"/>
+        </w:numPr>
+      </w:pPr>
+      <w:r>
+        <w:t>Loan Status</w:t>
+      </w:r>
+    </w:p>
+    <w:p>
+      <w:pPr>
+        <w:numPr>
+          <w:ilvl w:val="0"/>
+          <w:numId w:val="56"/>
+        </w:numPr>
+      </w:pPr>
+      <w:r>
+        <w:t>Interest</w:t>
+      </w:r>
+    </w:p>
+    <w:p>
+      <w:pPr>
+        <w:numPr>
+          <w:ilvl w:val="0"/>
+          <w:numId w:val="56"/>
+        </w:numPr>
+      </w:pPr>
+      <w:r>
+        <w:t>Total Repayment</w:t>
       </w:r>
     </w:p>
     <w:p/>
@@ -2092,6 +3918,304 @@
     </w:lvl>
   </w:abstractNum>
   <w:abstractNum w:abstractNumId="1" w15:restartNumberingAfterBreak="0">
+    <w:nsid w:val="00E21D9D"/>
+    <w:multiLevelType w:val="multilevel"/>
+    <w:tmpl w:val="98BA9E3E"/>
+    <w:lvl w:ilvl="0">
+      <w:start w:val="1"/>
+      <w:numFmt w:val="bullet"/>
+      <w:lvlText w:val=""/>
+      <w:lvlJc w:val="left"/>
+      <w:pPr>
+        <w:tabs>
+          <w:tab w:val="num" w:pos="720"/>
+        </w:tabs>
+        <w:ind w:left="720" w:hanging="360"/>
+      </w:pPr>
+      <w:rPr>
+        <w:rFonts w:ascii="Symbol" w:hAnsi="Symbol" w:hint="default"/>
+        <w:sz w:val="20"/>
+      </w:rPr>
+    </w:lvl>
+    <w:lvl w:ilvl="1" w:tentative="1">
+      <w:start w:val="1"/>
+      <w:numFmt w:val="bullet"/>
+      <w:lvlText w:val="o"/>
+      <w:lvlJc w:val="left"/>
+      <w:pPr>
+        <w:tabs>
+          <w:tab w:val="num" w:pos="1440"/>
+        </w:tabs>
+        <w:ind w:left="1440" w:hanging="360"/>
+      </w:pPr>
+      <w:rPr>
+        <w:rFonts w:ascii="Courier New" w:hAnsi="Courier New" w:hint="default"/>
+        <w:sz w:val="20"/>
+      </w:rPr>
+    </w:lvl>
+    <w:lvl w:ilvl="2" w:tentative="1">
+      <w:start w:val="1"/>
+      <w:numFmt w:val="bullet"/>
+      <w:lvlText w:val=""/>
+      <w:lvlJc w:val="left"/>
+      <w:pPr>
+        <w:tabs>
+          <w:tab w:val="num" w:pos="2160"/>
+        </w:tabs>
+        <w:ind w:left="2160" w:hanging="360"/>
+      </w:pPr>
+      <w:rPr>
+        <w:rFonts w:ascii="Wingdings" w:hAnsi="Wingdings" w:hint="default"/>
+        <w:sz w:val="20"/>
+      </w:rPr>
+    </w:lvl>
+    <w:lvl w:ilvl="3" w:tentative="1">
+      <w:start w:val="1"/>
+      <w:numFmt w:val="bullet"/>
+      <w:lvlText w:val=""/>
+      <w:lvlJc w:val="left"/>
+      <w:pPr>
+        <w:tabs>
+          <w:tab w:val="num" w:pos="2880"/>
+        </w:tabs>
+        <w:ind w:left="2880" w:hanging="360"/>
+      </w:pPr>
+      <w:rPr>
+        <w:rFonts w:ascii="Wingdings" w:hAnsi="Wingdings" w:hint="default"/>
+        <w:sz w:val="20"/>
+      </w:rPr>
+    </w:lvl>
+    <w:lvl w:ilvl="4" w:tentative="1">
+      <w:start w:val="1"/>
+      <w:numFmt w:val="bullet"/>
+      <w:lvlText w:val=""/>
+      <w:lvlJc w:val="left"/>
+      <w:pPr>
+        <w:tabs>
+          <w:tab w:val="num" w:pos="3600"/>
+        </w:tabs>
+        <w:ind w:left="3600" w:hanging="360"/>
+      </w:pPr>
+      <w:rPr>
+        <w:rFonts w:ascii="Wingdings" w:hAnsi="Wingdings" w:hint="default"/>
+        <w:sz w:val="20"/>
+      </w:rPr>
+    </w:lvl>
+    <w:lvl w:ilvl="5" w:tentative="1">
+      <w:start w:val="1"/>
+      <w:numFmt w:val="bullet"/>
+      <w:lvlText w:val=""/>
+      <w:lvlJc w:val="left"/>
+      <w:pPr>
+        <w:tabs>
+          <w:tab w:val="num" w:pos="4320"/>
+        </w:tabs>
+        <w:ind w:left="4320" w:hanging="360"/>
+      </w:pPr>
+      <w:rPr>
+        <w:rFonts w:ascii="Wingdings" w:hAnsi="Wingdings" w:hint="default"/>
+        <w:sz w:val="20"/>
+      </w:rPr>
+    </w:lvl>
+    <w:lvl w:ilvl="6" w:tentative="1">
+      <w:start w:val="1"/>
+      <w:numFmt w:val="bullet"/>
+      <w:lvlText w:val=""/>
+      <w:lvlJc w:val="left"/>
+      <w:pPr>
+        <w:tabs>
+          <w:tab w:val="num" w:pos="5040"/>
+        </w:tabs>
+        <w:ind w:left="5040" w:hanging="360"/>
+      </w:pPr>
+      <w:rPr>
+        <w:rFonts w:ascii="Wingdings" w:hAnsi="Wingdings" w:hint="default"/>
+        <w:sz w:val="20"/>
+      </w:rPr>
+    </w:lvl>
+    <w:lvl w:ilvl="7" w:tentative="1">
+      <w:start w:val="1"/>
+      <w:numFmt w:val="bullet"/>
+      <w:lvlText w:val=""/>
+      <w:lvlJc w:val="left"/>
+      <w:pPr>
+        <w:tabs>
+          <w:tab w:val="num" w:pos="5760"/>
+        </w:tabs>
+        <w:ind w:left="5760" w:hanging="360"/>
+      </w:pPr>
+      <w:rPr>
+        <w:rFonts w:ascii="Wingdings" w:hAnsi="Wingdings" w:hint="default"/>
+        <w:sz w:val="20"/>
+      </w:rPr>
+    </w:lvl>
+    <w:lvl w:ilvl="8" w:tentative="1">
+      <w:start w:val="1"/>
+      <w:numFmt w:val="bullet"/>
+      <w:lvlText w:val=""/>
+      <w:lvlJc w:val="left"/>
+      <w:pPr>
+        <w:tabs>
+          <w:tab w:val="num" w:pos="6480"/>
+        </w:tabs>
+        <w:ind w:left="6480" w:hanging="360"/>
+      </w:pPr>
+      <w:rPr>
+        <w:rFonts w:ascii="Wingdings" w:hAnsi="Wingdings" w:hint="default"/>
+        <w:sz w:val="20"/>
+      </w:rPr>
+    </w:lvl>
+  </w:abstractNum>
+  <w:abstractNum w:abstractNumId="2" w15:restartNumberingAfterBreak="0">
+    <w:nsid w:val="01386BF3"/>
+    <w:multiLevelType w:val="multilevel"/>
+    <w:tmpl w:val="10AC02A0"/>
+    <w:lvl w:ilvl="0">
+      <w:start w:val="1"/>
+      <w:numFmt w:val="bullet"/>
+      <w:lvlText w:val=""/>
+      <w:lvlJc w:val="left"/>
+      <w:pPr>
+        <w:tabs>
+          <w:tab w:val="num" w:pos="720"/>
+        </w:tabs>
+        <w:ind w:left="720" w:hanging="360"/>
+      </w:pPr>
+      <w:rPr>
+        <w:rFonts w:ascii="Symbol" w:hAnsi="Symbol" w:hint="default"/>
+        <w:sz w:val="20"/>
+      </w:rPr>
+    </w:lvl>
+    <w:lvl w:ilvl="1" w:tentative="1">
+      <w:start w:val="1"/>
+      <w:numFmt w:val="bullet"/>
+      <w:lvlText w:val="o"/>
+      <w:lvlJc w:val="left"/>
+      <w:pPr>
+        <w:tabs>
+          <w:tab w:val="num" w:pos="1440"/>
+        </w:tabs>
+        <w:ind w:left="1440" w:hanging="360"/>
+      </w:pPr>
+      <w:rPr>
+        <w:rFonts w:ascii="Courier New" w:hAnsi="Courier New" w:hint="default"/>
+        <w:sz w:val="20"/>
+      </w:rPr>
+    </w:lvl>
+    <w:lvl w:ilvl="2" w:tentative="1">
+      <w:start w:val="1"/>
+      <w:numFmt w:val="bullet"/>
+      <w:lvlText w:val=""/>
+      <w:lvlJc w:val="left"/>
+      <w:pPr>
+        <w:tabs>
+          <w:tab w:val="num" w:pos="2160"/>
+        </w:tabs>
+        <w:ind w:left="2160" w:hanging="360"/>
+      </w:pPr>
+      <w:rPr>
+        <w:rFonts w:ascii="Wingdings" w:hAnsi="Wingdings" w:hint="default"/>
+        <w:sz w:val="20"/>
+      </w:rPr>
+    </w:lvl>
+    <w:lvl w:ilvl="3" w:tentative="1">
+      <w:start w:val="1"/>
+      <w:numFmt w:val="bullet"/>
+      <w:lvlText w:val=""/>
+      <w:lvlJc w:val="left"/>
+      <w:pPr>
+        <w:tabs>
+          <w:tab w:val="num" w:pos="2880"/>
+        </w:tabs>
+        <w:ind w:left="2880" w:hanging="360"/>
+      </w:pPr>
+      <w:rPr>
+        <w:rFonts w:ascii="Wingdings" w:hAnsi="Wingdings" w:hint="default"/>
+        <w:sz w:val="20"/>
+      </w:rPr>
+    </w:lvl>
+    <w:lvl w:ilvl="4" w:tentative="1">
+      <w:start w:val="1"/>
+      <w:numFmt w:val="bullet"/>
+      <w:lvlText w:val=""/>
+      <w:lvlJc w:val="left"/>
+      <w:pPr>
+        <w:tabs>
+          <w:tab w:val="num" w:pos="3600"/>
+        </w:tabs>
+        <w:ind w:left="3600" w:hanging="360"/>
+      </w:pPr>
+      <w:rPr>
+        <w:rFonts w:ascii="Wingdings" w:hAnsi="Wingdings" w:hint="default"/>
+        <w:sz w:val="20"/>
+      </w:rPr>
+    </w:lvl>
+    <w:lvl w:ilvl="5" w:tentative="1">
+      <w:start w:val="1"/>
+      <w:numFmt w:val="bullet"/>
+      <w:lvlText w:val=""/>
+      <w:lvlJc w:val="left"/>
+      <w:pPr>
+        <w:tabs>
+          <w:tab w:val="num" w:pos="4320"/>
+        </w:tabs>
+        <w:ind w:left="4320" w:hanging="360"/>
+      </w:pPr>
+      <w:rPr>
+        <w:rFonts w:ascii="Wingdings" w:hAnsi="Wingdings" w:hint="default"/>
+        <w:sz w:val="20"/>
+      </w:rPr>
+    </w:lvl>
+    <w:lvl w:ilvl="6" w:tentative="1">
+      <w:start w:val="1"/>
+      <w:numFmt w:val="bullet"/>
+      <w:lvlText w:val=""/>
+      <w:lvlJc w:val="left"/>
+      <w:pPr>
+        <w:tabs>
+          <w:tab w:val="num" w:pos="5040"/>
+        </w:tabs>
+        <w:ind w:left="5040" w:hanging="360"/>
+      </w:pPr>
+      <w:rPr>
+        <w:rFonts w:ascii="Wingdings" w:hAnsi="Wingdings" w:hint="default"/>
+        <w:sz w:val="20"/>
+      </w:rPr>
+    </w:lvl>
+    <w:lvl w:ilvl="7" w:tentative="1">
+      <w:start w:val="1"/>
+      <w:numFmt w:val="bullet"/>
+      <w:lvlText w:val=""/>
+      <w:lvlJc w:val="left"/>
+      <w:pPr>
+        <w:tabs>
+          <w:tab w:val="num" w:pos="5760"/>
+        </w:tabs>
+        <w:ind w:left="5760" w:hanging="360"/>
+      </w:pPr>
+      <w:rPr>
+        <w:rFonts w:ascii="Wingdings" w:hAnsi="Wingdings" w:hint="default"/>
+        <w:sz w:val="20"/>
+      </w:rPr>
+    </w:lvl>
+    <w:lvl w:ilvl="8" w:tentative="1">
+      <w:start w:val="1"/>
+      <w:numFmt w:val="bullet"/>
+      <w:lvlText w:val=""/>
+      <w:lvlJc w:val="left"/>
+      <w:pPr>
+        <w:tabs>
+          <w:tab w:val="num" w:pos="6480"/>
+        </w:tabs>
+        <w:ind w:left="6480" w:hanging="360"/>
+      </w:pPr>
+      <w:rPr>
+        <w:rFonts w:ascii="Wingdings" w:hAnsi="Wingdings" w:hint="default"/>
+        <w:sz w:val="20"/>
+      </w:rPr>
+    </w:lvl>
+  </w:abstractNum>
+  <w:abstractNum w:abstractNumId="3" w15:restartNumberingAfterBreak="0">
     <w:nsid w:val="032B3FA3"/>
     <w:multiLevelType w:val="multilevel"/>
     <w:tmpl w:val="0F185064"/>
@@ -2240,7 +4364,305 @@
       </w:rPr>
     </w:lvl>
   </w:abstractNum>
-  <w:abstractNum w:abstractNumId="2" w15:restartNumberingAfterBreak="0">
+  <w:abstractNum w:abstractNumId="4" w15:restartNumberingAfterBreak="0">
+    <w:nsid w:val="0349385A"/>
+    <w:multiLevelType w:val="multilevel"/>
+    <w:tmpl w:val="430A576C"/>
+    <w:lvl w:ilvl="0">
+      <w:start w:val="1"/>
+      <w:numFmt w:val="bullet"/>
+      <w:lvlText w:val=""/>
+      <w:lvlJc w:val="left"/>
+      <w:pPr>
+        <w:tabs>
+          <w:tab w:val="num" w:pos="720"/>
+        </w:tabs>
+        <w:ind w:left="720" w:hanging="360"/>
+      </w:pPr>
+      <w:rPr>
+        <w:rFonts w:ascii="Symbol" w:hAnsi="Symbol" w:hint="default"/>
+        <w:sz w:val="20"/>
+      </w:rPr>
+    </w:lvl>
+    <w:lvl w:ilvl="1" w:tentative="1">
+      <w:start w:val="1"/>
+      <w:numFmt w:val="bullet"/>
+      <w:lvlText w:val="o"/>
+      <w:lvlJc w:val="left"/>
+      <w:pPr>
+        <w:tabs>
+          <w:tab w:val="num" w:pos="1440"/>
+        </w:tabs>
+        <w:ind w:left="1440" w:hanging="360"/>
+      </w:pPr>
+      <w:rPr>
+        <w:rFonts w:ascii="Courier New" w:hAnsi="Courier New" w:hint="default"/>
+        <w:sz w:val="20"/>
+      </w:rPr>
+    </w:lvl>
+    <w:lvl w:ilvl="2" w:tentative="1">
+      <w:start w:val="1"/>
+      <w:numFmt w:val="bullet"/>
+      <w:lvlText w:val=""/>
+      <w:lvlJc w:val="left"/>
+      <w:pPr>
+        <w:tabs>
+          <w:tab w:val="num" w:pos="2160"/>
+        </w:tabs>
+        <w:ind w:left="2160" w:hanging="360"/>
+      </w:pPr>
+      <w:rPr>
+        <w:rFonts w:ascii="Wingdings" w:hAnsi="Wingdings" w:hint="default"/>
+        <w:sz w:val="20"/>
+      </w:rPr>
+    </w:lvl>
+    <w:lvl w:ilvl="3" w:tentative="1">
+      <w:start w:val="1"/>
+      <w:numFmt w:val="bullet"/>
+      <w:lvlText w:val=""/>
+      <w:lvlJc w:val="left"/>
+      <w:pPr>
+        <w:tabs>
+          <w:tab w:val="num" w:pos="2880"/>
+        </w:tabs>
+        <w:ind w:left="2880" w:hanging="360"/>
+      </w:pPr>
+      <w:rPr>
+        <w:rFonts w:ascii="Wingdings" w:hAnsi="Wingdings" w:hint="default"/>
+        <w:sz w:val="20"/>
+      </w:rPr>
+    </w:lvl>
+    <w:lvl w:ilvl="4" w:tentative="1">
+      <w:start w:val="1"/>
+      <w:numFmt w:val="bullet"/>
+      <w:lvlText w:val=""/>
+      <w:lvlJc w:val="left"/>
+      <w:pPr>
+        <w:tabs>
+          <w:tab w:val="num" w:pos="3600"/>
+        </w:tabs>
+        <w:ind w:left="3600" w:hanging="360"/>
+      </w:pPr>
+      <w:rPr>
+        <w:rFonts w:ascii="Wingdings" w:hAnsi="Wingdings" w:hint="default"/>
+        <w:sz w:val="20"/>
+      </w:rPr>
+    </w:lvl>
+    <w:lvl w:ilvl="5" w:tentative="1">
+      <w:start w:val="1"/>
+      <w:numFmt w:val="bullet"/>
+      <w:lvlText w:val=""/>
+      <w:lvlJc w:val="left"/>
+      <w:pPr>
+        <w:tabs>
+          <w:tab w:val="num" w:pos="4320"/>
+        </w:tabs>
+        <w:ind w:left="4320" w:hanging="360"/>
+      </w:pPr>
+      <w:rPr>
+        <w:rFonts w:ascii="Wingdings" w:hAnsi="Wingdings" w:hint="default"/>
+        <w:sz w:val="20"/>
+      </w:rPr>
+    </w:lvl>
+    <w:lvl w:ilvl="6" w:tentative="1">
+      <w:start w:val="1"/>
+      <w:numFmt w:val="bullet"/>
+      <w:lvlText w:val=""/>
+      <w:lvlJc w:val="left"/>
+      <w:pPr>
+        <w:tabs>
+          <w:tab w:val="num" w:pos="5040"/>
+        </w:tabs>
+        <w:ind w:left="5040" w:hanging="360"/>
+      </w:pPr>
+      <w:rPr>
+        <w:rFonts w:ascii="Wingdings" w:hAnsi="Wingdings" w:hint="default"/>
+        <w:sz w:val="20"/>
+      </w:rPr>
+    </w:lvl>
+    <w:lvl w:ilvl="7" w:tentative="1">
+      <w:start w:val="1"/>
+      <w:numFmt w:val="bullet"/>
+      <w:lvlText w:val=""/>
+      <w:lvlJc w:val="left"/>
+      <w:pPr>
+        <w:tabs>
+          <w:tab w:val="num" w:pos="5760"/>
+        </w:tabs>
+        <w:ind w:left="5760" w:hanging="360"/>
+      </w:pPr>
+      <w:rPr>
+        <w:rFonts w:ascii="Wingdings" w:hAnsi="Wingdings" w:hint="default"/>
+        <w:sz w:val="20"/>
+      </w:rPr>
+    </w:lvl>
+    <w:lvl w:ilvl="8" w:tentative="1">
+      <w:start w:val="1"/>
+      <w:numFmt w:val="bullet"/>
+      <w:lvlText w:val=""/>
+      <w:lvlJc w:val="left"/>
+      <w:pPr>
+        <w:tabs>
+          <w:tab w:val="num" w:pos="6480"/>
+        </w:tabs>
+        <w:ind w:left="6480" w:hanging="360"/>
+      </w:pPr>
+      <w:rPr>
+        <w:rFonts w:ascii="Wingdings" w:hAnsi="Wingdings" w:hint="default"/>
+        <w:sz w:val="20"/>
+      </w:rPr>
+    </w:lvl>
+  </w:abstractNum>
+  <w:abstractNum w:abstractNumId="5" w15:restartNumberingAfterBreak="0">
+    <w:nsid w:val="06E83014"/>
+    <w:multiLevelType w:val="multilevel"/>
+    <w:tmpl w:val="5D2CF72E"/>
+    <w:lvl w:ilvl="0">
+      <w:start w:val="1"/>
+      <w:numFmt w:val="bullet"/>
+      <w:lvlText w:val=""/>
+      <w:lvlJc w:val="left"/>
+      <w:pPr>
+        <w:tabs>
+          <w:tab w:val="num" w:pos="720"/>
+        </w:tabs>
+        <w:ind w:left="720" w:hanging="360"/>
+      </w:pPr>
+      <w:rPr>
+        <w:rFonts w:ascii="Symbol" w:hAnsi="Symbol" w:hint="default"/>
+        <w:sz w:val="20"/>
+      </w:rPr>
+    </w:lvl>
+    <w:lvl w:ilvl="1" w:tentative="1">
+      <w:start w:val="1"/>
+      <w:numFmt w:val="bullet"/>
+      <w:lvlText w:val="o"/>
+      <w:lvlJc w:val="left"/>
+      <w:pPr>
+        <w:tabs>
+          <w:tab w:val="num" w:pos="1440"/>
+        </w:tabs>
+        <w:ind w:left="1440" w:hanging="360"/>
+      </w:pPr>
+      <w:rPr>
+        <w:rFonts w:ascii="Courier New" w:hAnsi="Courier New" w:hint="default"/>
+        <w:sz w:val="20"/>
+      </w:rPr>
+    </w:lvl>
+    <w:lvl w:ilvl="2" w:tentative="1">
+      <w:start w:val="1"/>
+      <w:numFmt w:val="bullet"/>
+      <w:lvlText w:val=""/>
+      <w:lvlJc w:val="left"/>
+      <w:pPr>
+        <w:tabs>
+          <w:tab w:val="num" w:pos="2160"/>
+        </w:tabs>
+        <w:ind w:left="2160" w:hanging="360"/>
+      </w:pPr>
+      <w:rPr>
+        <w:rFonts w:ascii="Wingdings" w:hAnsi="Wingdings" w:hint="default"/>
+        <w:sz w:val="20"/>
+      </w:rPr>
+    </w:lvl>
+    <w:lvl w:ilvl="3" w:tentative="1">
+      <w:start w:val="1"/>
+      <w:numFmt w:val="bullet"/>
+      <w:lvlText w:val=""/>
+      <w:lvlJc w:val="left"/>
+      <w:pPr>
+        <w:tabs>
+          <w:tab w:val="num" w:pos="2880"/>
+        </w:tabs>
+        <w:ind w:left="2880" w:hanging="360"/>
+      </w:pPr>
+      <w:rPr>
+        <w:rFonts w:ascii="Wingdings" w:hAnsi="Wingdings" w:hint="default"/>
+        <w:sz w:val="20"/>
+      </w:rPr>
+    </w:lvl>
+    <w:lvl w:ilvl="4" w:tentative="1">
+      <w:start w:val="1"/>
+      <w:numFmt w:val="bullet"/>
+      <w:lvlText w:val=""/>
+      <w:lvlJc w:val="left"/>
+      <w:pPr>
+        <w:tabs>
+          <w:tab w:val="num" w:pos="3600"/>
+        </w:tabs>
+        <w:ind w:left="3600" w:hanging="360"/>
+      </w:pPr>
+      <w:rPr>
+        <w:rFonts w:ascii="Wingdings" w:hAnsi="Wingdings" w:hint="default"/>
+        <w:sz w:val="20"/>
+      </w:rPr>
+    </w:lvl>
+    <w:lvl w:ilvl="5" w:tentative="1">
+      <w:start w:val="1"/>
+      <w:numFmt w:val="bullet"/>
+      <w:lvlText w:val=""/>
+      <w:lvlJc w:val="left"/>
+      <w:pPr>
+        <w:tabs>
+          <w:tab w:val="num" w:pos="4320"/>
+        </w:tabs>
+        <w:ind w:left="4320" w:hanging="360"/>
+      </w:pPr>
+      <w:rPr>
+        <w:rFonts w:ascii="Wingdings" w:hAnsi="Wingdings" w:hint="default"/>
+        <w:sz w:val="20"/>
+      </w:rPr>
+    </w:lvl>
+    <w:lvl w:ilvl="6" w:tentative="1">
+      <w:start w:val="1"/>
+      <w:numFmt w:val="bullet"/>
+      <w:lvlText w:val=""/>
+      <w:lvlJc w:val="left"/>
+      <w:pPr>
+        <w:tabs>
+          <w:tab w:val="num" w:pos="5040"/>
+        </w:tabs>
+        <w:ind w:left="5040" w:hanging="360"/>
+      </w:pPr>
+      <w:rPr>
+        <w:rFonts w:ascii="Wingdings" w:hAnsi="Wingdings" w:hint="default"/>
+        <w:sz w:val="20"/>
+      </w:rPr>
+    </w:lvl>
+    <w:lvl w:ilvl="7" w:tentative="1">
+      <w:start w:val="1"/>
+      <w:numFmt w:val="bullet"/>
+      <w:lvlText w:val=""/>
+      <w:lvlJc w:val="left"/>
+      <w:pPr>
+        <w:tabs>
+          <w:tab w:val="num" w:pos="5760"/>
+        </w:tabs>
+        <w:ind w:left="5760" w:hanging="360"/>
+      </w:pPr>
+      <w:rPr>
+        <w:rFonts w:ascii="Wingdings" w:hAnsi="Wingdings" w:hint="default"/>
+        <w:sz w:val="20"/>
+      </w:rPr>
+    </w:lvl>
+    <w:lvl w:ilvl="8" w:tentative="1">
+      <w:start w:val="1"/>
+      <w:numFmt w:val="bullet"/>
+      <w:lvlText w:val=""/>
+      <w:lvlJc w:val="left"/>
+      <w:pPr>
+        <w:tabs>
+          <w:tab w:val="num" w:pos="6480"/>
+        </w:tabs>
+        <w:ind w:left="6480" w:hanging="360"/>
+      </w:pPr>
+      <w:rPr>
+        <w:rFonts w:ascii="Wingdings" w:hAnsi="Wingdings" w:hint="default"/>
+        <w:sz w:val="20"/>
+      </w:rPr>
+    </w:lvl>
+  </w:abstractNum>
+  <w:abstractNum w:abstractNumId="6" w15:restartNumberingAfterBreak="0">
     <w:nsid w:val="07AC7C8F"/>
     <w:multiLevelType w:val="multilevel"/>
     <w:tmpl w:val="988CC66A"/>
@@ -2389,7 +4811,7 @@
       </w:rPr>
     </w:lvl>
   </w:abstractNum>
-  <w:abstractNum w:abstractNumId="3" w15:restartNumberingAfterBreak="0">
+  <w:abstractNum w:abstractNumId="7" w15:restartNumberingAfterBreak="0">
     <w:nsid w:val="0BF43F70"/>
     <w:multiLevelType w:val="multilevel"/>
     <w:tmpl w:val="F5509546"/>
@@ -2538,7 +4960,7 @@
       </w:rPr>
     </w:lvl>
   </w:abstractNum>
-  <w:abstractNum w:abstractNumId="4" w15:restartNumberingAfterBreak="0">
+  <w:abstractNum w:abstractNumId="8" w15:restartNumberingAfterBreak="0">
     <w:nsid w:val="140238C6"/>
     <w:multiLevelType w:val="multilevel"/>
     <w:tmpl w:val="9BA0E846"/>
@@ -2687,7 +5109,7 @@
       </w:rPr>
     </w:lvl>
   </w:abstractNum>
-  <w:abstractNum w:abstractNumId="5" w15:restartNumberingAfterBreak="0">
+  <w:abstractNum w:abstractNumId="9" w15:restartNumberingAfterBreak="0">
     <w:nsid w:val="17986090"/>
     <w:multiLevelType w:val="multilevel"/>
     <w:tmpl w:val="6F8831A6"/>
@@ -2836,156 +5258,7 @@
       </w:rPr>
     </w:lvl>
   </w:abstractNum>
-  <w:abstractNum w:abstractNumId="6" w15:restartNumberingAfterBreak="0">
-    <w:nsid w:val="1A834634"/>
-    <w:multiLevelType w:val="multilevel"/>
-    <w:tmpl w:val="DE8424F0"/>
-    <w:lvl w:ilvl="0">
-      <w:start w:val="1"/>
-      <w:numFmt w:val="bullet"/>
-      <w:lvlText w:val=""/>
-      <w:lvlJc w:val="left"/>
-      <w:pPr>
-        <w:tabs>
-          <w:tab w:val="num" w:pos="720"/>
-        </w:tabs>
-        <w:ind w:left="720" w:hanging="360"/>
-      </w:pPr>
-      <w:rPr>
-        <w:rFonts w:ascii="Symbol" w:hAnsi="Symbol" w:hint="default"/>
-        <w:sz w:val="20"/>
-      </w:rPr>
-    </w:lvl>
-    <w:lvl w:ilvl="1" w:tentative="1">
-      <w:start w:val="1"/>
-      <w:numFmt w:val="bullet"/>
-      <w:lvlText w:val="o"/>
-      <w:lvlJc w:val="left"/>
-      <w:pPr>
-        <w:tabs>
-          <w:tab w:val="num" w:pos="1440"/>
-        </w:tabs>
-        <w:ind w:left="1440" w:hanging="360"/>
-      </w:pPr>
-      <w:rPr>
-        <w:rFonts w:ascii="Courier New" w:hAnsi="Courier New" w:hint="default"/>
-        <w:sz w:val="20"/>
-      </w:rPr>
-    </w:lvl>
-    <w:lvl w:ilvl="2" w:tentative="1">
-      <w:start w:val="1"/>
-      <w:numFmt w:val="bullet"/>
-      <w:lvlText w:val=""/>
-      <w:lvlJc w:val="left"/>
-      <w:pPr>
-        <w:tabs>
-          <w:tab w:val="num" w:pos="2160"/>
-        </w:tabs>
-        <w:ind w:left="2160" w:hanging="360"/>
-      </w:pPr>
-      <w:rPr>
-        <w:rFonts w:ascii="Wingdings" w:hAnsi="Wingdings" w:hint="default"/>
-        <w:sz w:val="20"/>
-      </w:rPr>
-    </w:lvl>
-    <w:lvl w:ilvl="3" w:tentative="1">
-      <w:start w:val="1"/>
-      <w:numFmt w:val="bullet"/>
-      <w:lvlText w:val=""/>
-      <w:lvlJc w:val="left"/>
-      <w:pPr>
-        <w:tabs>
-          <w:tab w:val="num" w:pos="2880"/>
-        </w:tabs>
-        <w:ind w:left="2880" w:hanging="360"/>
-      </w:pPr>
-      <w:rPr>
-        <w:rFonts w:ascii="Wingdings" w:hAnsi="Wingdings" w:hint="default"/>
-        <w:sz w:val="20"/>
-      </w:rPr>
-    </w:lvl>
-    <w:lvl w:ilvl="4" w:tentative="1">
-      <w:start w:val="1"/>
-      <w:numFmt w:val="bullet"/>
-      <w:lvlText w:val=""/>
-      <w:lvlJc w:val="left"/>
-      <w:pPr>
-        <w:tabs>
-          <w:tab w:val="num" w:pos="3600"/>
-        </w:tabs>
-        <w:ind w:left="3600" w:hanging="360"/>
-      </w:pPr>
-      <w:rPr>
-        <w:rFonts w:ascii="Wingdings" w:hAnsi="Wingdings" w:hint="default"/>
-        <w:sz w:val="20"/>
-      </w:rPr>
-    </w:lvl>
-    <w:lvl w:ilvl="5" w:tentative="1">
-      <w:start w:val="1"/>
-      <w:numFmt w:val="bullet"/>
-      <w:lvlText w:val=""/>
-      <w:lvlJc w:val="left"/>
-      <w:pPr>
-        <w:tabs>
-          <w:tab w:val="num" w:pos="4320"/>
-        </w:tabs>
-        <w:ind w:left="4320" w:hanging="360"/>
-      </w:pPr>
-      <w:rPr>
-        <w:rFonts w:ascii="Wingdings" w:hAnsi="Wingdings" w:hint="default"/>
-        <w:sz w:val="20"/>
-      </w:rPr>
-    </w:lvl>
-    <w:lvl w:ilvl="6" w:tentative="1">
-      <w:start w:val="1"/>
-      <w:numFmt w:val="bullet"/>
-      <w:lvlText w:val=""/>
-      <w:lvlJc w:val="left"/>
-      <w:pPr>
-        <w:tabs>
-          <w:tab w:val="num" w:pos="5040"/>
-        </w:tabs>
-        <w:ind w:left="5040" w:hanging="360"/>
-      </w:pPr>
-      <w:rPr>
-        <w:rFonts w:ascii="Wingdings" w:hAnsi="Wingdings" w:hint="default"/>
-        <w:sz w:val="20"/>
-      </w:rPr>
-    </w:lvl>
-    <w:lvl w:ilvl="7" w:tentative="1">
-      <w:start w:val="1"/>
-      <w:numFmt w:val="bullet"/>
-      <w:lvlText w:val=""/>
-      <w:lvlJc w:val="left"/>
-      <w:pPr>
-        <w:tabs>
-          <w:tab w:val="num" w:pos="5760"/>
-        </w:tabs>
-        <w:ind w:left="5760" w:hanging="360"/>
-      </w:pPr>
-      <w:rPr>
-        <w:rFonts w:ascii="Wingdings" w:hAnsi="Wingdings" w:hint="default"/>
-        <w:sz w:val="20"/>
-      </w:rPr>
-    </w:lvl>
-    <w:lvl w:ilvl="8" w:tentative="1">
-      <w:start w:val="1"/>
-      <w:numFmt w:val="bullet"/>
-      <w:lvlText w:val=""/>
-      <w:lvlJc w:val="left"/>
-      <w:pPr>
-        <w:tabs>
-          <w:tab w:val="num" w:pos="6480"/>
-        </w:tabs>
-        <w:ind w:left="6480" w:hanging="360"/>
-      </w:pPr>
-      <w:rPr>
-        <w:rFonts w:ascii="Wingdings" w:hAnsi="Wingdings" w:hint="default"/>
-        <w:sz w:val="20"/>
-      </w:rPr>
-    </w:lvl>
-  </w:abstractNum>
-  <w:abstractNum w:abstractNumId="7" w15:restartNumberingAfterBreak="0">
+  <w:abstractNum w:abstractNumId="10" w15:restartNumberingAfterBreak="0">
     <w:nsid w:val="1D4C2666"/>
     <w:multiLevelType w:val="multilevel"/>
     <w:tmpl w:val="87B826F2"/>
@@ -3134,7 +5407,305 @@
       </w:rPr>
     </w:lvl>
   </w:abstractNum>
-  <w:abstractNum w:abstractNumId="8" w15:restartNumberingAfterBreak="0">
+  <w:abstractNum w:abstractNumId="11" w15:restartNumberingAfterBreak="0">
+    <w:nsid w:val="1EC10B08"/>
+    <w:multiLevelType w:val="multilevel"/>
+    <w:tmpl w:val="B8308A12"/>
+    <w:lvl w:ilvl="0">
+      <w:start w:val="1"/>
+      <w:numFmt w:val="bullet"/>
+      <w:lvlText w:val=""/>
+      <w:lvlJc w:val="left"/>
+      <w:pPr>
+        <w:tabs>
+          <w:tab w:val="num" w:pos="720"/>
+        </w:tabs>
+        <w:ind w:left="720" w:hanging="360"/>
+      </w:pPr>
+      <w:rPr>
+        <w:rFonts w:ascii="Symbol" w:hAnsi="Symbol" w:hint="default"/>
+        <w:sz w:val="20"/>
+      </w:rPr>
+    </w:lvl>
+    <w:lvl w:ilvl="1" w:tentative="1">
+      <w:start w:val="1"/>
+      <w:numFmt w:val="bullet"/>
+      <w:lvlText w:val="o"/>
+      <w:lvlJc w:val="left"/>
+      <w:pPr>
+        <w:tabs>
+          <w:tab w:val="num" w:pos="1440"/>
+        </w:tabs>
+        <w:ind w:left="1440" w:hanging="360"/>
+      </w:pPr>
+      <w:rPr>
+        <w:rFonts w:ascii="Courier New" w:hAnsi="Courier New" w:hint="default"/>
+        <w:sz w:val="20"/>
+      </w:rPr>
+    </w:lvl>
+    <w:lvl w:ilvl="2" w:tentative="1">
+      <w:start w:val="1"/>
+      <w:numFmt w:val="bullet"/>
+      <w:lvlText w:val=""/>
+      <w:lvlJc w:val="left"/>
+      <w:pPr>
+        <w:tabs>
+          <w:tab w:val="num" w:pos="2160"/>
+        </w:tabs>
+        <w:ind w:left="2160" w:hanging="360"/>
+      </w:pPr>
+      <w:rPr>
+        <w:rFonts w:ascii="Wingdings" w:hAnsi="Wingdings" w:hint="default"/>
+        <w:sz w:val="20"/>
+      </w:rPr>
+    </w:lvl>
+    <w:lvl w:ilvl="3" w:tentative="1">
+      <w:start w:val="1"/>
+      <w:numFmt w:val="bullet"/>
+      <w:lvlText w:val=""/>
+      <w:lvlJc w:val="left"/>
+      <w:pPr>
+        <w:tabs>
+          <w:tab w:val="num" w:pos="2880"/>
+        </w:tabs>
+        <w:ind w:left="2880" w:hanging="360"/>
+      </w:pPr>
+      <w:rPr>
+        <w:rFonts w:ascii="Wingdings" w:hAnsi="Wingdings" w:hint="default"/>
+        <w:sz w:val="20"/>
+      </w:rPr>
+    </w:lvl>
+    <w:lvl w:ilvl="4" w:tentative="1">
+      <w:start w:val="1"/>
+      <w:numFmt w:val="bullet"/>
+      <w:lvlText w:val=""/>
+      <w:lvlJc w:val="left"/>
+      <w:pPr>
+        <w:tabs>
+          <w:tab w:val="num" w:pos="3600"/>
+        </w:tabs>
+        <w:ind w:left="3600" w:hanging="360"/>
+      </w:pPr>
+      <w:rPr>
+        <w:rFonts w:ascii="Wingdings" w:hAnsi="Wingdings" w:hint="default"/>
+        <w:sz w:val="20"/>
+      </w:rPr>
+    </w:lvl>
+    <w:lvl w:ilvl="5" w:tentative="1">
+      <w:start w:val="1"/>
+      <w:numFmt w:val="bullet"/>
+      <w:lvlText w:val=""/>
+      <w:lvlJc w:val="left"/>
+      <w:pPr>
+        <w:tabs>
+          <w:tab w:val="num" w:pos="4320"/>
+        </w:tabs>
+        <w:ind w:left="4320" w:hanging="360"/>
+      </w:pPr>
+      <w:rPr>
+        <w:rFonts w:ascii="Wingdings" w:hAnsi="Wingdings" w:hint="default"/>
+        <w:sz w:val="20"/>
+      </w:rPr>
+    </w:lvl>
+    <w:lvl w:ilvl="6" w:tentative="1">
+      <w:start w:val="1"/>
+      <w:numFmt w:val="bullet"/>
+      <w:lvlText w:val=""/>
+      <w:lvlJc w:val="left"/>
+      <w:pPr>
+        <w:tabs>
+          <w:tab w:val="num" w:pos="5040"/>
+        </w:tabs>
+        <w:ind w:left="5040" w:hanging="360"/>
+      </w:pPr>
+      <w:rPr>
+        <w:rFonts w:ascii="Wingdings" w:hAnsi="Wingdings" w:hint="default"/>
+        <w:sz w:val="20"/>
+      </w:rPr>
+    </w:lvl>
+    <w:lvl w:ilvl="7" w:tentative="1">
+      <w:start w:val="1"/>
+      <w:numFmt w:val="bullet"/>
+      <w:lvlText w:val=""/>
+      <w:lvlJc w:val="left"/>
+      <w:pPr>
+        <w:tabs>
+          <w:tab w:val="num" w:pos="5760"/>
+        </w:tabs>
+        <w:ind w:left="5760" w:hanging="360"/>
+      </w:pPr>
+      <w:rPr>
+        <w:rFonts w:ascii="Wingdings" w:hAnsi="Wingdings" w:hint="default"/>
+        <w:sz w:val="20"/>
+      </w:rPr>
+    </w:lvl>
+    <w:lvl w:ilvl="8" w:tentative="1">
+      <w:start w:val="1"/>
+      <w:numFmt w:val="bullet"/>
+      <w:lvlText w:val=""/>
+      <w:lvlJc w:val="left"/>
+      <w:pPr>
+        <w:tabs>
+          <w:tab w:val="num" w:pos="6480"/>
+        </w:tabs>
+        <w:ind w:left="6480" w:hanging="360"/>
+      </w:pPr>
+      <w:rPr>
+        <w:rFonts w:ascii="Wingdings" w:hAnsi="Wingdings" w:hint="default"/>
+        <w:sz w:val="20"/>
+      </w:rPr>
+    </w:lvl>
+  </w:abstractNum>
+  <w:abstractNum w:abstractNumId="12" w15:restartNumberingAfterBreak="0">
+    <w:nsid w:val="214A4D44"/>
+    <w:multiLevelType w:val="multilevel"/>
+    <w:tmpl w:val="D9D4192E"/>
+    <w:lvl w:ilvl="0">
+      <w:start w:val="1"/>
+      <w:numFmt w:val="bullet"/>
+      <w:lvlText w:val=""/>
+      <w:lvlJc w:val="left"/>
+      <w:pPr>
+        <w:tabs>
+          <w:tab w:val="num" w:pos="720"/>
+        </w:tabs>
+        <w:ind w:left="720" w:hanging="360"/>
+      </w:pPr>
+      <w:rPr>
+        <w:rFonts w:ascii="Symbol" w:hAnsi="Symbol" w:hint="default"/>
+        <w:sz w:val="20"/>
+      </w:rPr>
+    </w:lvl>
+    <w:lvl w:ilvl="1" w:tentative="1">
+      <w:start w:val="1"/>
+      <w:numFmt w:val="bullet"/>
+      <w:lvlText w:val="o"/>
+      <w:lvlJc w:val="left"/>
+      <w:pPr>
+        <w:tabs>
+          <w:tab w:val="num" w:pos="1440"/>
+        </w:tabs>
+        <w:ind w:left="1440" w:hanging="360"/>
+      </w:pPr>
+      <w:rPr>
+        <w:rFonts w:ascii="Courier New" w:hAnsi="Courier New" w:hint="default"/>
+        <w:sz w:val="20"/>
+      </w:rPr>
+    </w:lvl>
+    <w:lvl w:ilvl="2" w:tentative="1">
+      <w:start w:val="1"/>
+      <w:numFmt w:val="bullet"/>
+      <w:lvlText w:val=""/>
+      <w:lvlJc w:val="left"/>
+      <w:pPr>
+        <w:tabs>
+          <w:tab w:val="num" w:pos="2160"/>
+        </w:tabs>
+        <w:ind w:left="2160" w:hanging="360"/>
+      </w:pPr>
+      <w:rPr>
+        <w:rFonts w:ascii="Wingdings" w:hAnsi="Wingdings" w:hint="default"/>
+        <w:sz w:val="20"/>
+      </w:rPr>
+    </w:lvl>
+    <w:lvl w:ilvl="3" w:tentative="1">
+      <w:start w:val="1"/>
+      <w:numFmt w:val="bullet"/>
+      <w:lvlText w:val=""/>
+      <w:lvlJc w:val="left"/>
+      <w:pPr>
+        <w:tabs>
+          <w:tab w:val="num" w:pos="2880"/>
+        </w:tabs>
+        <w:ind w:left="2880" w:hanging="360"/>
+      </w:pPr>
+      <w:rPr>
+        <w:rFonts w:ascii="Wingdings" w:hAnsi="Wingdings" w:hint="default"/>
+        <w:sz w:val="20"/>
+      </w:rPr>
+    </w:lvl>
+    <w:lvl w:ilvl="4" w:tentative="1">
+      <w:start w:val="1"/>
+      <w:numFmt w:val="bullet"/>
+      <w:lvlText w:val=""/>
+      <w:lvlJc w:val="left"/>
+      <w:pPr>
+        <w:tabs>
+          <w:tab w:val="num" w:pos="3600"/>
+        </w:tabs>
+        <w:ind w:left="3600" w:hanging="360"/>
+      </w:pPr>
+      <w:rPr>
+        <w:rFonts w:ascii="Wingdings" w:hAnsi="Wingdings" w:hint="default"/>
+        <w:sz w:val="20"/>
+      </w:rPr>
+    </w:lvl>
+    <w:lvl w:ilvl="5" w:tentative="1">
+      <w:start w:val="1"/>
+      <w:numFmt w:val="bullet"/>
+      <w:lvlText w:val=""/>
+      <w:lvlJc w:val="left"/>
+      <w:pPr>
+        <w:tabs>
+          <w:tab w:val="num" w:pos="4320"/>
+        </w:tabs>
+        <w:ind w:left="4320" w:hanging="360"/>
+      </w:pPr>
+      <w:rPr>
+        <w:rFonts w:ascii="Wingdings" w:hAnsi="Wingdings" w:hint="default"/>
+        <w:sz w:val="20"/>
+      </w:rPr>
+    </w:lvl>
+    <w:lvl w:ilvl="6" w:tentative="1">
+      <w:start w:val="1"/>
+      <w:numFmt w:val="bullet"/>
+      <w:lvlText w:val=""/>
+      <w:lvlJc w:val="left"/>
+      <w:pPr>
+        <w:tabs>
+          <w:tab w:val="num" w:pos="5040"/>
+        </w:tabs>
+        <w:ind w:left="5040" w:hanging="360"/>
+      </w:pPr>
+      <w:rPr>
+        <w:rFonts w:ascii="Wingdings" w:hAnsi="Wingdings" w:hint="default"/>
+        <w:sz w:val="20"/>
+      </w:rPr>
+    </w:lvl>
+    <w:lvl w:ilvl="7" w:tentative="1">
+      <w:start w:val="1"/>
+      <w:numFmt w:val="bullet"/>
+      <w:lvlText w:val=""/>
+      <w:lvlJc w:val="left"/>
+      <w:pPr>
+        <w:tabs>
+          <w:tab w:val="num" w:pos="5760"/>
+        </w:tabs>
+        <w:ind w:left="5760" w:hanging="360"/>
+      </w:pPr>
+      <w:rPr>
+        <w:rFonts w:ascii="Wingdings" w:hAnsi="Wingdings" w:hint="default"/>
+        <w:sz w:val="20"/>
+      </w:rPr>
+    </w:lvl>
+    <w:lvl w:ilvl="8" w:tentative="1">
+      <w:start w:val="1"/>
+      <w:numFmt w:val="bullet"/>
+      <w:lvlText w:val=""/>
+      <w:lvlJc w:val="left"/>
+      <w:pPr>
+        <w:tabs>
+          <w:tab w:val="num" w:pos="6480"/>
+        </w:tabs>
+        <w:ind w:left="6480" w:hanging="360"/>
+      </w:pPr>
+      <w:rPr>
+        <w:rFonts w:ascii="Wingdings" w:hAnsi="Wingdings" w:hint="default"/>
+        <w:sz w:val="20"/>
+      </w:rPr>
+    </w:lvl>
+  </w:abstractNum>
+  <w:abstractNum w:abstractNumId="13" w15:restartNumberingAfterBreak="0">
     <w:nsid w:val="2184789C"/>
     <w:multiLevelType w:val="multilevel"/>
     <w:tmpl w:val="A6522172"/>
@@ -3283,7 +5854,305 @@
       </w:rPr>
     </w:lvl>
   </w:abstractNum>
-  <w:abstractNum w:abstractNumId="9" w15:restartNumberingAfterBreak="0">
+  <w:abstractNum w:abstractNumId="14" w15:restartNumberingAfterBreak="0">
+    <w:nsid w:val="22D3247A"/>
+    <w:multiLevelType w:val="multilevel"/>
+    <w:tmpl w:val="13A648DE"/>
+    <w:lvl w:ilvl="0">
+      <w:start w:val="1"/>
+      <w:numFmt w:val="bullet"/>
+      <w:lvlText w:val=""/>
+      <w:lvlJc w:val="left"/>
+      <w:pPr>
+        <w:tabs>
+          <w:tab w:val="num" w:pos="720"/>
+        </w:tabs>
+        <w:ind w:left="720" w:hanging="360"/>
+      </w:pPr>
+      <w:rPr>
+        <w:rFonts w:ascii="Symbol" w:hAnsi="Symbol" w:hint="default"/>
+        <w:sz w:val="20"/>
+      </w:rPr>
+    </w:lvl>
+    <w:lvl w:ilvl="1" w:tentative="1">
+      <w:start w:val="1"/>
+      <w:numFmt w:val="bullet"/>
+      <w:lvlText w:val="o"/>
+      <w:lvlJc w:val="left"/>
+      <w:pPr>
+        <w:tabs>
+          <w:tab w:val="num" w:pos="1440"/>
+        </w:tabs>
+        <w:ind w:left="1440" w:hanging="360"/>
+      </w:pPr>
+      <w:rPr>
+        <w:rFonts w:ascii="Courier New" w:hAnsi="Courier New" w:hint="default"/>
+        <w:sz w:val="20"/>
+      </w:rPr>
+    </w:lvl>
+    <w:lvl w:ilvl="2" w:tentative="1">
+      <w:start w:val="1"/>
+      <w:numFmt w:val="bullet"/>
+      <w:lvlText w:val=""/>
+      <w:lvlJc w:val="left"/>
+      <w:pPr>
+        <w:tabs>
+          <w:tab w:val="num" w:pos="2160"/>
+        </w:tabs>
+        <w:ind w:left="2160" w:hanging="360"/>
+      </w:pPr>
+      <w:rPr>
+        <w:rFonts w:ascii="Wingdings" w:hAnsi="Wingdings" w:hint="default"/>
+        <w:sz w:val="20"/>
+      </w:rPr>
+    </w:lvl>
+    <w:lvl w:ilvl="3" w:tentative="1">
+      <w:start w:val="1"/>
+      <w:numFmt w:val="bullet"/>
+      <w:lvlText w:val=""/>
+      <w:lvlJc w:val="left"/>
+      <w:pPr>
+        <w:tabs>
+          <w:tab w:val="num" w:pos="2880"/>
+        </w:tabs>
+        <w:ind w:left="2880" w:hanging="360"/>
+      </w:pPr>
+      <w:rPr>
+        <w:rFonts w:ascii="Wingdings" w:hAnsi="Wingdings" w:hint="default"/>
+        <w:sz w:val="20"/>
+      </w:rPr>
+    </w:lvl>
+    <w:lvl w:ilvl="4" w:tentative="1">
+      <w:start w:val="1"/>
+      <w:numFmt w:val="bullet"/>
+      <w:lvlText w:val=""/>
+      <w:lvlJc w:val="left"/>
+      <w:pPr>
+        <w:tabs>
+          <w:tab w:val="num" w:pos="3600"/>
+        </w:tabs>
+        <w:ind w:left="3600" w:hanging="360"/>
+      </w:pPr>
+      <w:rPr>
+        <w:rFonts w:ascii="Wingdings" w:hAnsi="Wingdings" w:hint="default"/>
+        <w:sz w:val="20"/>
+      </w:rPr>
+    </w:lvl>
+    <w:lvl w:ilvl="5" w:tentative="1">
+      <w:start w:val="1"/>
+      <w:numFmt w:val="bullet"/>
+      <w:lvlText w:val=""/>
+      <w:lvlJc w:val="left"/>
+      <w:pPr>
+        <w:tabs>
+          <w:tab w:val="num" w:pos="4320"/>
+        </w:tabs>
+        <w:ind w:left="4320" w:hanging="360"/>
+      </w:pPr>
+      <w:rPr>
+        <w:rFonts w:ascii="Wingdings" w:hAnsi="Wingdings" w:hint="default"/>
+        <w:sz w:val="20"/>
+      </w:rPr>
+    </w:lvl>
+    <w:lvl w:ilvl="6" w:tentative="1">
+      <w:start w:val="1"/>
+      <w:numFmt w:val="bullet"/>
+      <w:lvlText w:val=""/>
+      <w:lvlJc w:val="left"/>
+      <w:pPr>
+        <w:tabs>
+          <w:tab w:val="num" w:pos="5040"/>
+        </w:tabs>
+        <w:ind w:left="5040" w:hanging="360"/>
+      </w:pPr>
+      <w:rPr>
+        <w:rFonts w:ascii="Wingdings" w:hAnsi="Wingdings" w:hint="default"/>
+        <w:sz w:val="20"/>
+      </w:rPr>
+    </w:lvl>
+    <w:lvl w:ilvl="7" w:tentative="1">
+      <w:start w:val="1"/>
+      <w:numFmt w:val="bullet"/>
+      <w:lvlText w:val=""/>
+      <w:lvlJc w:val="left"/>
+      <w:pPr>
+        <w:tabs>
+          <w:tab w:val="num" w:pos="5760"/>
+        </w:tabs>
+        <w:ind w:left="5760" w:hanging="360"/>
+      </w:pPr>
+      <w:rPr>
+        <w:rFonts w:ascii="Wingdings" w:hAnsi="Wingdings" w:hint="default"/>
+        <w:sz w:val="20"/>
+      </w:rPr>
+    </w:lvl>
+    <w:lvl w:ilvl="8" w:tentative="1">
+      <w:start w:val="1"/>
+      <w:numFmt w:val="bullet"/>
+      <w:lvlText w:val=""/>
+      <w:lvlJc w:val="left"/>
+      <w:pPr>
+        <w:tabs>
+          <w:tab w:val="num" w:pos="6480"/>
+        </w:tabs>
+        <w:ind w:left="6480" w:hanging="360"/>
+      </w:pPr>
+      <w:rPr>
+        <w:rFonts w:ascii="Wingdings" w:hAnsi="Wingdings" w:hint="default"/>
+        <w:sz w:val="20"/>
+      </w:rPr>
+    </w:lvl>
+  </w:abstractNum>
+  <w:abstractNum w:abstractNumId="15" w15:restartNumberingAfterBreak="0">
+    <w:nsid w:val="24B454CC"/>
+    <w:multiLevelType w:val="multilevel"/>
+    <w:tmpl w:val="DAE63D84"/>
+    <w:lvl w:ilvl="0">
+      <w:start w:val="1"/>
+      <w:numFmt w:val="bullet"/>
+      <w:lvlText w:val=""/>
+      <w:lvlJc w:val="left"/>
+      <w:pPr>
+        <w:tabs>
+          <w:tab w:val="num" w:pos="720"/>
+        </w:tabs>
+        <w:ind w:left="720" w:hanging="360"/>
+      </w:pPr>
+      <w:rPr>
+        <w:rFonts w:ascii="Symbol" w:hAnsi="Symbol" w:hint="default"/>
+        <w:sz w:val="20"/>
+      </w:rPr>
+    </w:lvl>
+    <w:lvl w:ilvl="1" w:tentative="1">
+      <w:start w:val="1"/>
+      <w:numFmt w:val="bullet"/>
+      <w:lvlText w:val="o"/>
+      <w:lvlJc w:val="left"/>
+      <w:pPr>
+        <w:tabs>
+          <w:tab w:val="num" w:pos="1440"/>
+        </w:tabs>
+        <w:ind w:left="1440" w:hanging="360"/>
+      </w:pPr>
+      <w:rPr>
+        <w:rFonts w:ascii="Courier New" w:hAnsi="Courier New" w:hint="default"/>
+        <w:sz w:val="20"/>
+      </w:rPr>
+    </w:lvl>
+    <w:lvl w:ilvl="2" w:tentative="1">
+      <w:start w:val="1"/>
+      <w:numFmt w:val="bullet"/>
+      <w:lvlText w:val=""/>
+      <w:lvlJc w:val="left"/>
+      <w:pPr>
+        <w:tabs>
+          <w:tab w:val="num" w:pos="2160"/>
+        </w:tabs>
+        <w:ind w:left="2160" w:hanging="360"/>
+      </w:pPr>
+      <w:rPr>
+        <w:rFonts w:ascii="Wingdings" w:hAnsi="Wingdings" w:hint="default"/>
+        <w:sz w:val="20"/>
+      </w:rPr>
+    </w:lvl>
+    <w:lvl w:ilvl="3" w:tentative="1">
+      <w:start w:val="1"/>
+      <w:numFmt w:val="bullet"/>
+      <w:lvlText w:val=""/>
+      <w:lvlJc w:val="left"/>
+      <w:pPr>
+        <w:tabs>
+          <w:tab w:val="num" w:pos="2880"/>
+        </w:tabs>
+        <w:ind w:left="2880" w:hanging="360"/>
+      </w:pPr>
+      <w:rPr>
+        <w:rFonts w:ascii="Wingdings" w:hAnsi="Wingdings" w:hint="default"/>
+        <w:sz w:val="20"/>
+      </w:rPr>
+    </w:lvl>
+    <w:lvl w:ilvl="4" w:tentative="1">
+      <w:start w:val="1"/>
+      <w:numFmt w:val="bullet"/>
+      <w:lvlText w:val=""/>
+      <w:lvlJc w:val="left"/>
+      <w:pPr>
+        <w:tabs>
+          <w:tab w:val="num" w:pos="3600"/>
+        </w:tabs>
+        <w:ind w:left="3600" w:hanging="360"/>
+      </w:pPr>
+      <w:rPr>
+        <w:rFonts w:ascii="Wingdings" w:hAnsi="Wingdings" w:hint="default"/>
+        <w:sz w:val="20"/>
+      </w:rPr>
+    </w:lvl>
+    <w:lvl w:ilvl="5" w:tentative="1">
+      <w:start w:val="1"/>
+      <w:numFmt w:val="bullet"/>
+      <w:lvlText w:val=""/>
+      <w:lvlJc w:val="left"/>
+      <w:pPr>
+        <w:tabs>
+          <w:tab w:val="num" w:pos="4320"/>
+        </w:tabs>
+        <w:ind w:left="4320" w:hanging="360"/>
+      </w:pPr>
+      <w:rPr>
+        <w:rFonts w:ascii="Wingdings" w:hAnsi="Wingdings" w:hint="default"/>
+        <w:sz w:val="20"/>
+      </w:rPr>
+    </w:lvl>
+    <w:lvl w:ilvl="6" w:tentative="1">
+      <w:start w:val="1"/>
+      <w:numFmt w:val="bullet"/>
+      <w:lvlText w:val=""/>
+      <w:lvlJc w:val="left"/>
+      <w:pPr>
+        <w:tabs>
+          <w:tab w:val="num" w:pos="5040"/>
+        </w:tabs>
+        <w:ind w:left="5040" w:hanging="360"/>
+      </w:pPr>
+      <w:rPr>
+        <w:rFonts w:ascii="Wingdings" w:hAnsi="Wingdings" w:hint="default"/>
+        <w:sz w:val="20"/>
+      </w:rPr>
+    </w:lvl>
+    <w:lvl w:ilvl="7" w:tentative="1">
+      <w:start w:val="1"/>
+      <w:numFmt w:val="bullet"/>
+      <w:lvlText w:val=""/>
+      <w:lvlJc w:val="left"/>
+      <w:pPr>
+        <w:tabs>
+          <w:tab w:val="num" w:pos="5760"/>
+        </w:tabs>
+        <w:ind w:left="5760" w:hanging="360"/>
+      </w:pPr>
+      <w:rPr>
+        <w:rFonts w:ascii="Wingdings" w:hAnsi="Wingdings" w:hint="default"/>
+        <w:sz w:val="20"/>
+      </w:rPr>
+    </w:lvl>
+    <w:lvl w:ilvl="8" w:tentative="1">
+      <w:start w:val="1"/>
+      <w:numFmt w:val="bullet"/>
+      <w:lvlText w:val=""/>
+      <w:lvlJc w:val="left"/>
+      <w:pPr>
+        <w:tabs>
+          <w:tab w:val="num" w:pos="6480"/>
+        </w:tabs>
+        <w:ind w:left="6480" w:hanging="360"/>
+      </w:pPr>
+      <w:rPr>
+        <w:rFonts w:ascii="Wingdings" w:hAnsi="Wingdings" w:hint="default"/>
+        <w:sz w:val="20"/>
+      </w:rPr>
+    </w:lvl>
+  </w:abstractNum>
+  <w:abstractNum w:abstractNumId="16" w15:restartNumberingAfterBreak="0">
     <w:nsid w:val="24E104BA"/>
     <w:multiLevelType w:val="multilevel"/>
     <w:tmpl w:val="0226C89A"/>
@@ -3432,7 +6301,454 @@
       </w:rPr>
     </w:lvl>
   </w:abstractNum>
-  <w:abstractNum w:abstractNumId="10" w15:restartNumberingAfterBreak="0">
+  <w:abstractNum w:abstractNumId="17" w15:restartNumberingAfterBreak="0">
+    <w:nsid w:val="268E50C7"/>
+    <w:multiLevelType w:val="multilevel"/>
+    <w:tmpl w:val="707EF5C4"/>
+    <w:lvl w:ilvl="0">
+      <w:start w:val="1"/>
+      <w:numFmt w:val="bullet"/>
+      <w:lvlText w:val=""/>
+      <w:lvlJc w:val="left"/>
+      <w:pPr>
+        <w:tabs>
+          <w:tab w:val="num" w:pos="720"/>
+        </w:tabs>
+        <w:ind w:left="720" w:hanging="360"/>
+      </w:pPr>
+      <w:rPr>
+        <w:rFonts w:ascii="Symbol" w:hAnsi="Symbol" w:hint="default"/>
+        <w:sz w:val="20"/>
+      </w:rPr>
+    </w:lvl>
+    <w:lvl w:ilvl="1" w:tentative="1">
+      <w:start w:val="1"/>
+      <w:numFmt w:val="bullet"/>
+      <w:lvlText w:val="o"/>
+      <w:lvlJc w:val="left"/>
+      <w:pPr>
+        <w:tabs>
+          <w:tab w:val="num" w:pos="1440"/>
+        </w:tabs>
+        <w:ind w:left="1440" w:hanging="360"/>
+      </w:pPr>
+      <w:rPr>
+        <w:rFonts w:ascii="Courier New" w:hAnsi="Courier New" w:hint="default"/>
+        <w:sz w:val="20"/>
+      </w:rPr>
+    </w:lvl>
+    <w:lvl w:ilvl="2" w:tentative="1">
+      <w:start w:val="1"/>
+      <w:numFmt w:val="bullet"/>
+      <w:lvlText w:val=""/>
+      <w:lvlJc w:val="left"/>
+      <w:pPr>
+        <w:tabs>
+          <w:tab w:val="num" w:pos="2160"/>
+        </w:tabs>
+        <w:ind w:left="2160" w:hanging="360"/>
+      </w:pPr>
+      <w:rPr>
+        <w:rFonts w:ascii="Wingdings" w:hAnsi="Wingdings" w:hint="default"/>
+        <w:sz w:val="20"/>
+      </w:rPr>
+    </w:lvl>
+    <w:lvl w:ilvl="3" w:tentative="1">
+      <w:start w:val="1"/>
+      <w:numFmt w:val="bullet"/>
+      <w:lvlText w:val=""/>
+      <w:lvlJc w:val="left"/>
+      <w:pPr>
+        <w:tabs>
+          <w:tab w:val="num" w:pos="2880"/>
+        </w:tabs>
+        <w:ind w:left="2880" w:hanging="360"/>
+      </w:pPr>
+      <w:rPr>
+        <w:rFonts w:ascii="Wingdings" w:hAnsi="Wingdings" w:hint="default"/>
+        <w:sz w:val="20"/>
+      </w:rPr>
+    </w:lvl>
+    <w:lvl w:ilvl="4" w:tentative="1">
+      <w:start w:val="1"/>
+      <w:numFmt w:val="bullet"/>
+      <w:lvlText w:val=""/>
+      <w:lvlJc w:val="left"/>
+      <w:pPr>
+        <w:tabs>
+          <w:tab w:val="num" w:pos="3600"/>
+        </w:tabs>
+        <w:ind w:left="3600" w:hanging="360"/>
+      </w:pPr>
+      <w:rPr>
+        <w:rFonts w:ascii="Wingdings" w:hAnsi="Wingdings" w:hint="default"/>
+        <w:sz w:val="20"/>
+      </w:rPr>
+    </w:lvl>
+    <w:lvl w:ilvl="5" w:tentative="1">
+      <w:start w:val="1"/>
+      <w:numFmt w:val="bullet"/>
+      <w:lvlText w:val=""/>
+      <w:lvlJc w:val="left"/>
+      <w:pPr>
+        <w:tabs>
+          <w:tab w:val="num" w:pos="4320"/>
+        </w:tabs>
+        <w:ind w:left="4320" w:hanging="360"/>
+      </w:pPr>
+      <w:rPr>
+        <w:rFonts w:ascii="Wingdings" w:hAnsi="Wingdings" w:hint="default"/>
+        <w:sz w:val="20"/>
+      </w:rPr>
+    </w:lvl>
+    <w:lvl w:ilvl="6" w:tentative="1">
+      <w:start w:val="1"/>
+      <w:numFmt w:val="bullet"/>
+      <w:lvlText w:val=""/>
+      <w:lvlJc w:val="left"/>
+      <w:pPr>
+        <w:tabs>
+          <w:tab w:val="num" w:pos="5040"/>
+        </w:tabs>
+        <w:ind w:left="5040" w:hanging="360"/>
+      </w:pPr>
+      <w:rPr>
+        <w:rFonts w:ascii="Wingdings" w:hAnsi="Wingdings" w:hint="default"/>
+        <w:sz w:val="20"/>
+      </w:rPr>
+    </w:lvl>
+    <w:lvl w:ilvl="7" w:tentative="1">
+      <w:start w:val="1"/>
+      <w:numFmt w:val="bullet"/>
+      <w:lvlText w:val=""/>
+      <w:lvlJc w:val="left"/>
+      <w:pPr>
+        <w:tabs>
+          <w:tab w:val="num" w:pos="5760"/>
+        </w:tabs>
+        <w:ind w:left="5760" w:hanging="360"/>
+      </w:pPr>
+      <w:rPr>
+        <w:rFonts w:ascii="Wingdings" w:hAnsi="Wingdings" w:hint="default"/>
+        <w:sz w:val="20"/>
+      </w:rPr>
+    </w:lvl>
+    <w:lvl w:ilvl="8" w:tentative="1">
+      <w:start w:val="1"/>
+      <w:numFmt w:val="bullet"/>
+      <w:lvlText w:val=""/>
+      <w:lvlJc w:val="left"/>
+      <w:pPr>
+        <w:tabs>
+          <w:tab w:val="num" w:pos="6480"/>
+        </w:tabs>
+        <w:ind w:left="6480" w:hanging="360"/>
+      </w:pPr>
+      <w:rPr>
+        <w:rFonts w:ascii="Wingdings" w:hAnsi="Wingdings" w:hint="default"/>
+        <w:sz w:val="20"/>
+      </w:rPr>
+    </w:lvl>
+  </w:abstractNum>
+  <w:abstractNum w:abstractNumId="18" w15:restartNumberingAfterBreak="0">
+    <w:nsid w:val="29CB12CB"/>
+    <w:multiLevelType w:val="multilevel"/>
+    <w:tmpl w:val="44746682"/>
+    <w:lvl w:ilvl="0">
+      <w:start w:val="1"/>
+      <w:numFmt w:val="bullet"/>
+      <w:lvlText w:val=""/>
+      <w:lvlJc w:val="left"/>
+      <w:pPr>
+        <w:tabs>
+          <w:tab w:val="num" w:pos="720"/>
+        </w:tabs>
+        <w:ind w:left="720" w:hanging="360"/>
+      </w:pPr>
+      <w:rPr>
+        <w:rFonts w:ascii="Symbol" w:hAnsi="Symbol" w:hint="default"/>
+        <w:sz w:val="20"/>
+      </w:rPr>
+    </w:lvl>
+    <w:lvl w:ilvl="1" w:tentative="1">
+      <w:start w:val="1"/>
+      <w:numFmt w:val="bullet"/>
+      <w:lvlText w:val="o"/>
+      <w:lvlJc w:val="left"/>
+      <w:pPr>
+        <w:tabs>
+          <w:tab w:val="num" w:pos="1440"/>
+        </w:tabs>
+        <w:ind w:left="1440" w:hanging="360"/>
+      </w:pPr>
+      <w:rPr>
+        <w:rFonts w:ascii="Courier New" w:hAnsi="Courier New" w:hint="default"/>
+        <w:sz w:val="20"/>
+      </w:rPr>
+    </w:lvl>
+    <w:lvl w:ilvl="2" w:tentative="1">
+      <w:start w:val="1"/>
+      <w:numFmt w:val="bullet"/>
+      <w:lvlText w:val=""/>
+      <w:lvlJc w:val="left"/>
+      <w:pPr>
+        <w:tabs>
+          <w:tab w:val="num" w:pos="2160"/>
+        </w:tabs>
+        <w:ind w:left="2160" w:hanging="360"/>
+      </w:pPr>
+      <w:rPr>
+        <w:rFonts w:ascii="Wingdings" w:hAnsi="Wingdings" w:hint="default"/>
+        <w:sz w:val="20"/>
+      </w:rPr>
+    </w:lvl>
+    <w:lvl w:ilvl="3" w:tentative="1">
+      <w:start w:val="1"/>
+      <w:numFmt w:val="bullet"/>
+      <w:lvlText w:val=""/>
+      <w:lvlJc w:val="left"/>
+      <w:pPr>
+        <w:tabs>
+          <w:tab w:val="num" w:pos="2880"/>
+        </w:tabs>
+        <w:ind w:left="2880" w:hanging="360"/>
+      </w:pPr>
+      <w:rPr>
+        <w:rFonts w:ascii="Wingdings" w:hAnsi="Wingdings" w:hint="default"/>
+        <w:sz w:val="20"/>
+      </w:rPr>
+    </w:lvl>
+    <w:lvl w:ilvl="4" w:tentative="1">
+      <w:start w:val="1"/>
+      <w:numFmt w:val="bullet"/>
+      <w:lvlText w:val=""/>
+      <w:lvlJc w:val="left"/>
+      <w:pPr>
+        <w:tabs>
+          <w:tab w:val="num" w:pos="3600"/>
+        </w:tabs>
+        <w:ind w:left="3600" w:hanging="360"/>
+      </w:pPr>
+      <w:rPr>
+        <w:rFonts w:ascii="Wingdings" w:hAnsi="Wingdings" w:hint="default"/>
+        <w:sz w:val="20"/>
+      </w:rPr>
+    </w:lvl>
+    <w:lvl w:ilvl="5" w:tentative="1">
+      <w:start w:val="1"/>
+      <w:numFmt w:val="bullet"/>
+      <w:lvlText w:val=""/>
+      <w:lvlJc w:val="left"/>
+      <w:pPr>
+        <w:tabs>
+          <w:tab w:val="num" w:pos="4320"/>
+        </w:tabs>
+        <w:ind w:left="4320" w:hanging="360"/>
+      </w:pPr>
+      <w:rPr>
+        <w:rFonts w:ascii="Wingdings" w:hAnsi="Wingdings" w:hint="default"/>
+        <w:sz w:val="20"/>
+      </w:rPr>
+    </w:lvl>
+    <w:lvl w:ilvl="6" w:tentative="1">
+      <w:start w:val="1"/>
+      <w:numFmt w:val="bullet"/>
+      <w:lvlText w:val=""/>
+      <w:lvlJc w:val="left"/>
+      <w:pPr>
+        <w:tabs>
+          <w:tab w:val="num" w:pos="5040"/>
+        </w:tabs>
+        <w:ind w:left="5040" w:hanging="360"/>
+      </w:pPr>
+      <w:rPr>
+        <w:rFonts w:ascii="Wingdings" w:hAnsi="Wingdings" w:hint="default"/>
+        <w:sz w:val="20"/>
+      </w:rPr>
+    </w:lvl>
+    <w:lvl w:ilvl="7" w:tentative="1">
+      <w:start w:val="1"/>
+      <w:numFmt w:val="bullet"/>
+      <w:lvlText w:val=""/>
+      <w:lvlJc w:val="left"/>
+      <w:pPr>
+        <w:tabs>
+          <w:tab w:val="num" w:pos="5760"/>
+        </w:tabs>
+        <w:ind w:left="5760" w:hanging="360"/>
+      </w:pPr>
+      <w:rPr>
+        <w:rFonts w:ascii="Wingdings" w:hAnsi="Wingdings" w:hint="default"/>
+        <w:sz w:val="20"/>
+      </w:rPr>
+    </w:lvl>
+    <w:lvl w:ilvl="8" w:tentative="1">
+      <w:start w:val="1"/>
+      <w:numFmt w:val="bullet"/>
+      <w:lvlText w:val=""/>
+      <w:lvlJc w:val="left"/>
+      <w:pPr>
+        <w:tabs>
+          <w:tab w:val="num" w:pos="6480"/>
+        </w:tabs>
+        <w:ind w:left="6480" w:hanging="360"/>
+      </w:pPr>
+      <w:rPr>
+        <w:rFonts w:ascii="Wingdings" w:hAnsi="Wingdings" w:hint="default"/>
+        <w:sz w:val="20"/>
+      </w:rPr>
+    </w:lvl>
+  </w:abstractNum>
+  <w:abstractNum w:abstractNumId="19" w15:restartNumberingAfterBreak="0">
+    <w:nsid w:val="2A0110D5"/>
+    <w:multiLevelType w:val="multilevel"/>
+    <w:tmpl w:val="DCAC3E60"/>
+    <w:lvl w:ilvl="0">
+      <w:start w:val="1"/>
+      <w:numFmt w:val="bullet"/>
+      <w:lvlText w:val=""/>
+      <w:lvlJc w:val="left"/>
+      <w:pPr>
+        <w:tabs>
+          <w:tab w:val="num" w:pos="720"/>
+        </w:tabs>
+        <w:ind w:left="720" w:hanging="360"/>
+      </w:pPr>
+      <w:rPr>
+        <w:rFonts w:ascii="Symbol" w:hAnsi="Symbol" w:hint="default"/>
+        <w:sz w:val="20"/>
+      </w:rPr>
+    </w:lvl>
+    <w:lvl w:ilvl="1" w:tentative="1">
+      <w:start w:val="1"/>
+      <w:numFmt w:val="bullet"/>
+      <w:lvlText w:val="o"/>
+      <w:lvlJc w:val="left"/>
+      <w:pPr>
+        <w:tabs>
+          <w:tab w:val="num" w:pos="1440"/>
+        </w:tabs>
+        <w:ind w:left="1440" w:hanging="360"/>
+      </w:pPr>
+      <w:rPr>
+        <w:rFonts w:ascii="Courier New" w:hAnsi="Courier New" w:hint="default"/>
+        <w:sz w:val="20"/>
+      </w:rPr>
+    </w:lvl>
+    <w:lvl w:ilvl="2" w:tentative="1">
+      <w:start w:val="1"/>
+      <w:numFmt w:val="bullet"/>
+      <w:lvlText w:val=""/>
+      <w:lvlJc w:val="left"/>
+      <w:pPr>
+        <w:tabs>
+          <w:tab w:val="num" w:pos="2160"/>
+        </w:tabs>
+        <w:ind w:left="2160" w:hanging="360"/>
+      </w:pPr>
+      <w:rPr>
+        <w:rFonts w:ascii="Wingdings" w:hAnsi="Wingdings" w:hint="default"/>
+        <w:sz w:val="20"/>
+      </w:rPr>
+    </w:lvl>
+    <w:lvl w:ilvl="3" w:tentative="1">
+      <w:start w:val="1"/>
+      <w:numFmt w:val="bullet"/>
+      <w:lvlText w:val=""/>
+      <w:lvlJc w:val="left"/>
+      <w:pPr>
+        <w:tabs>
+          <w:tab w:val="num" w:pos="2880"/>
+        </w:tabs>
+        <w:ind w:left="2880" w:hanging="360"/>
+      </w:pPr>
+      <w:rPr>
+        <w:rFonts w:ascii="Wingdings" w:hAnsi="Wingdings" w:hint="default"/>
+        <w:sz w:val="20"/>
+      </w:rPr>
+    </w:lvl>
+    <w:lvl w:ilvl="4" w:tentative="1">
+      <w:start w:val="1"/>
+      <w:numFmt w:val="bullet"/>
+      <w:lvlText w:val=""/>
+      <w:lvlJc w:val="left"/>
+      <w:pPr>
+        <w:tabs>
+          <w:tab w:val="num" w:pos="3600"/>
+        </w:tabs>
+        <w:ind w:left="3600" w:hanging="360"/>
+      </w:pPr>
+      <w:rPr>
+        <w:rFonts w:ascii="Wingdings" w:hAnsi="Wingdings" w:hint="default"/>
+        <w:sz w:val="20"/>
+      </w:rPr>
+    </w:lvl>
+    <w:lvl w:ilvl="5" w:tentative="1">
+      <w:start w:val="1"/>
+      <w:numFmt w:val="bullet"/>
+      <w:lvlText w:val=""/>
+      <w:lvlJc w:val="left"/>
+      <w:pPr>
+        <w:tabs>
+          <w:tab w:val="num" w:pos="4320"/>
+        </w:tabs>
+        <w:ind w:left="4320" w:hanging="360"/>
+      </w:pPr>
+      <w:rPr>
+        <w:rFonts w:ascii="Wingdings" w:hAnsi="Wingdings" w:hint="default"/>
+        <w:sz w:val="20"/>
+      </w:rPr>
+    </w:lvl>
+    <w:lvl w:ilvl="6" w:tentative="1">
+      <w:start w:val="1"/>
+      <w:numFmt w:val="bullet"/>
+      <w:lvlText w:val=""/>
+      <w:lvlJc w:val="left"/>
+      <w:pPr>
+        <w:tabs>
+          <w:tab w:val="num" w:pos="5040"/>
+        </w:tabs>
+        <w:ind w:left="5040" w:hanging="360"/>
+      </w:pPr>
+      <w:rPr>
+        <w:rFonts w:ascii="Wingdings" w:hAnsi="Wingdings" w:hint="default"/>
+        <w:sz w:val="20"/>
+      </w:rPr>
+    </w:lvl>
+    <w:lvl w:ilvl="7" w:tentative="1">
+      <w:start w:val="1"/>
+      <w:numFmt w:val="bullet"/>
+      <w:lvlText w:val=""/>
+      <w:lvlJc w:val="left"/>
+      <w:pPr>
+        <w:tabs>
+          <w:tab w:val="num" w:pos="5760"/>
+        </w:tabs>
+        <w:ind w:left="5760" w:hanging="360"/>
+      </w:pPr>
+      <w:rPr>
+        <w:rFonts w:ascii="Wingdings" w:hAnsi="Wingdings" w:hint="default"/>
+        <w:sz w:val="20"/>
+      </w:rPr>
+    </w:lvl>
+    <w:lvl w:ilvl="8" w:tentative="1">
+      <w:start w:val="1"/>
+      <w:numFmt w:val="bullet"/>
+      <w:lvlText w:val=""/>
+      <w:lvlJc w:val="left"/>
+      <w:pPr>
+        <w:tabs>
+          <w:tab w:val="num" w:pos="6480"/>
+        </w:tabs>
+        <w:ind w:left="6480" w:hanging="360"/>
+      </w:pPr>
+      <w:rPr>
+        <w:rFonts w:ascii="Wingdings" w:hAnsi="Wingdings" w:hint="default"/>
+        <w:sz w:val="20"/>
+      </w:rPr>
+    </w:lvl>
+  </w:abstractNum>
+  <w:abstractNum w:abstractNumId="20" w15:restartNumberingAfterBreak="0">
     <w:nsid w:val="2AD74558"/>
     <w:multiLevelType w:val="multilevel"/>
     <w:tmpl w:val="F2D6B156"/>
@@ -3581,7 +6897,7 @@
       </w:rPr>
     </w:lvl>
   </w:abstractNum>
-  <w:abstractNum w:abstractNumId="11" w15:restartNumberingAfterBreak="0">
+  <w:abstractNum w:abstractNumId="21" w15:restartNumberingAfterBreak="0">
     <w:nsid w:val="2C806740"/>
     <w:multiLevelType w:val="multilevel"/>
     <w:tmpl w:val="8FF08C30"/>
@@ -3730,7 +7046,156 @@
       </w:rPr>
     </w:lvl>
   </w:abstractNum>
-  <w:abstractNum w:abstractNumId="12" w15:restartNumberingAfterBreak="0">
+  <w:abstractNum w:abstractNumId="22" w15:restartNumberingAfterBreak="0">
+    <w:nsid w:val="2D671529"/>
+    <w:multiLevelType w:val="multilevel"/>
+    <w:tmpl w:val="CECA8FB8"/>
+    <w:lvl w:ilvl="0">
+      <w:start w:val="1"/>
+      <w:numFmt w:val="bullet"/>
+      <w:lvlText w:val=""/>
+      <w:lvlJc w:val="left"/>
+      <w:pPr>
+        <w:tabs>
+          <w:tab w:val="num" w:pos="720"/>
+        </w:tabs>
+        <w:ind w:left="720" w:hanging="360"/>
+      </w:pPr>
+      <w:rPr>
+        <w:rFonts w:ascii="Symbol" w:hAnsi="Symbol" w:hint="default"/>
+        <w:sz w:val="20"/>
+      </w:rPr>
+    </w:lvl>
+    <w:lvl w:ilvl="1" w:tentative="1">
+      <w:start w:val="1"/>
+      <w:numFmt w:val="bullet"/>
+      <w:lvlText w:val="o"/>
+      <w:lvlJc w:val="left"/>
+      <w:pPr>
+        <w:tabs>
+          <w:tab w:val="num" w:pos="1440"/>
+        </w:tabs>
+        <w:ind w:left="1440" w:hanging="360"/>
+      </w:pPr>
+      <w:rPr>
+        <w:rFonts w:ascii="Courier New" w:hAnsi="Courier New" w:hint="default"/>
+        <w:sz w:val="20"/>
+      </w:rPr>
+    </w:lvl>
+    <w:lvl w:ilvl="2" w:tentative="1">
+      <w:start w:val="1"/>
+      <w:numFmt w:val="bullet"/>
+      <w:lvlText w:val=""/>
+      <w:lvlJc w:val="left"/>
+      <w:pPr>
+        <w:tabs>
+          <w:tab w:val="num" w:pos="2160"/>
+        </w:tabs>
+        <w:ind w:left="2160" w:hanging="360"/>
+      </w:pPr>
+      <w:rPr>
+        <w:rFonts w:ascii="Wingdings" w:hAnsi="Wingdings" w:hint="default"/>
+        <w:sz w:val="20"/>
+      </w:rPr>
+    </w:lvl>
+    <w:lvl w:ilvl="3" w:tentative="1">
+      <w:start w:val="1"/>
+      <w:numFmt w:val="bullet"/>
+      <w:lvlText w:val=""/>
+      <w:lvlJc w:val="left"/>
+      <w:pPr>
+        <w:tabs>
+          <w:tab w:val="num" w:pos="2880"/>
+        </w:tabs>
+        <w:ind w:left="2880" w:hanging="360"/>
+      </w:pPr>
+      <w:rPr>
+        <w:rFonts w:ascii="Wingdings" w:hAnsi="Wingdings" w:hint="default"/>
+        <w:sz w:val="20"/>
+      </w:rPr>
+    </w:lvl>
+    <w:lvl w:ilvl="4" w:tentative="1">
+      <w:start w:val="1"/>
+      <w:numFmt w:val="bullet"/>
+      <w:lvlText w:val=""/>
+      <w:lvlJc w:val="left"/>
+      <w:pPr>
+        <w:tabs>
+          <w:tab w:val="num" w:pos="3600"/>
+        </w:tabs>
+        <w:ind w:left="3600" w:hanging="360"/>
+      </w:pPr>
+      <w:rPr>
+        <w:rFonts w:ascii="Wingdings" w:hAnsi="Wingdings" w:hint="default"/>
+        <w:sz w:val="20"/>
+      </w:rPr>
+    </w:lvl>
+    <w:lvl w:ilvl="5" w:tentative="1">
+      <w:start w:val="1"/>
+      <w:numFmt w:val="bullet"/>
+      <w:lvlText w:val=""/>
+      <w:lvlJc w:val="left"/>
+      <w:pPr>
+        <w:tabs>
+          <w:tab w:val="num" w:pos="4320"/>
+        </w:tabs>
+        <w:ind w:left="4320" w:hanging="360"/>
+      </w:pPr>
+      <w:rPr>
+        <w:rFonts w:ascii="Wingdings" w:hAnsi="Wingdings" w:hint="default"/>
+        <w:sz w:val="20"/>
+      </w:rPr>
+    </w:lvl>
+    <w:lvl w:ilvl="6" w:tentative="1">
+      <w:start w:val="1"/>
+      <w:numFmt w:val="bullet"/>
+      <w:lvlText w:val=""/>
+      <w:lvlJc w:val="left"/>
+      <w:pPr>
+        <w:tabs>
+          <w:tab w:val="num" w:pos="5040"/>
+        </w:tabs>
+        <w:ind w:left="5040" w:hanging="360"/>
+      </w:pPr>
+      <w:rPr>
+        <w:rFonts w:ascii="Wingdings" w:hAnsi="Wingdings" w:hint="default"/>
+        <w:sz w:val="20"/>
+      </w:rPr>
+    </w:lvl>
+    <w:lvl w:ilvl="7" w:tentative="1">
+      <w:start w:val="1"/>
+      <w:numFmt w:val="bullet"/>
+      <w:lvlText w:val=""/>
+      <w:lvlJc w:val="left"/>
+      <w:pPr>
+        <w:tabs>
+          <w:tab w:val="num" w:pos="5760"/>
+        </w:tabs>
+        <w:ind w:left="5760" w:hanging="360"/>
+      </w:pPr>
+      <w:rPr>
+        <w:rFonts w:ascii="Wingdings" w:hAnsi="Wingdings" w:hint="default"/>
+        <w:sz w:val="20"/>
+      </w:rPr>
+    </w:lvl>
+    <w:lvl w:ilvl="8" w:tentative="1">
+      <w:start w:val="1"/>
+      <w:numFmt w:val="bullet"/>
+      <w:lvlText w:val=""/>
+      <w:lvlJc w:val="left"/>
+      <w:pPr>
+        <w:tabs>
+          <w:tab w:val="num" w:pos="6480"/>
+        </w:tabs>
+        <w:ind w:left="6480" w:hanging="360"/>
+      </w:pPr>
+      <w:rPr>
+        <w:rFonts w:ascii="Wingdings" w:hAnsi="Wingdings" w:hint="default"/>
+        <w:sz w:val="20"/>
+      </w:rPr>
+    </w:lvl>
+  </w:abstractNum>
+  <w:abstractNum w:abstractNumId="23" w15:restartNumberingAfterBreak="0">
     <w:nsid w:val="2DFE2A05"/>
     <w:multiLevelType w:val="multilevel"/>
     <w:tmpl w:val="82E056D6"/>
@@ -3879,7 +7344,305 @@
       </w:rPr>
     </w:lvl>
   </w:abstractNum>
-  <w:abstractNum w:abstractNumId="13" w15:restartNumberingAfterBreak="0">
+  <w:abstractNum w:abstractNumId="24" w15:restartNumberingAfterBreak="0">
+    <w:nsid w:val="2EA93789"/>
+    <w:multiLevelType w:val="multilevel"/>
+    <w:tmpl w:val="A910378E"/>
+    <w:lvl w:ilvl="0">
+      <w:start w:val="1"/>
+      <w:numFmt w:val="bullet"/>
+      <w:lvlText w:val=""/>
+      <w:lvlJc w:val="left"/>
+      <w:pPr>
+        <w:tabs>
+          <w:tab w:val="num" w:pos="720"/>
+        </w:tabs>
+        <w:ind w:left="720" w:hanging="360"/>
+      </w:pPr>
+      <w:rPr>
+        <w:rFonts w:ascii="Symbol" w:hAnsi="Symbol" w:hint="default"/>
+        <w:sz w:val="20"/>
+      </w:rPr>
+    </w:lvl>
+    <w:lvl w:ilvl="1" w:tentative="1">
+      <w:start w:val="1"/>
+      <w:numFmt w:val="bullet"/>
+      <w:lvlText w:val="o"/>
+      <w:lvlJc w:val="left"/>
+      <w:pPr>
+        <w:tabs>
+          <w:tab w:val="num" w:pos="1440"/>
+        </w:tabs>
+        <w:ind w:left="1440" w:hanging="360"/>
+      </w:pPr>
+      <w:rPr>
+        <w:rFonts w:ascii="Courier New" w:hAnsi="Courier New" w:hint="default"/>
+        <w:sz w:val="20"/>
+      </w:rPr>
+    </w:lvl>
+    <w:lvl w:ilvl="2" w:tentative="1">
+      <w:start w:val="1"/>
+      <w:numFmt w:val="bullet"/>
+      <w:lvlText w:val=""/>
+      <w:lvlJc w:val="left"/>
+      <w:pPr>
+        <w:tabs>
+          <w:tab w:val="num" w:pos="2160"/>
+        </w:tabs>
+        <w:ind w:left="2160" w:hanging="360"/>
+      </w:pPr>
+      <w:rPr>
+        <w:rFonts w:ascii="Wingdings" w:hAnsi="Wingdings" w:hint="default"/>
+        <w:sz w:val="20"/>
+      </w:rPr>
+    </w:lvl>
+    <w:lvl w:ilvl="3" w:tentative="1">
+      <w:start w:val="1"/>
+      <w:numFmt w:val="bullet"/>
+      <w:lvlText w:val=""/>
+      <w:lvlJc w:val="left"/>
+      <w:pPr>
+        <w:tabs>
+          <w:tab w:val="num" w:pos="2880"/>
+        </w:tabs>
+        <w:ind w:left="2880" w:hanging="360"/>
+      </w:pPr>
+      <w:rPr>
+        <w:rFonts w:ascii="Wingdings" w:hAnsi="Wingdings" w:hint="default"/>
+        <w:sz w:val="20"/>
+      </w:rPr>
+    </w:lvl>
+    <w:lvl w:ilvl="4" w:tentative="1">
+      <w:start w:val="1"/>
+      <w:numFmt w:val="bullet"/>
+      <w:lvlText w:val=""/>
+      <w:lvlJc w:val="left"/>
+      <w:pPr>
+        <w:tabs>
+          <w:tab w:val="num" w:pos="3600"/>
+        </w:tabs>
+        <w:ind w:left="3600" w:hanging="360"/>
+      </w:pPr>
+      <w:rPr>
+        <w:rFonts w:ascii="Wingdings" w:hAnsi="Wingdings" w:hint="default"/>
+        <w:sz w:val="20"/>
+      </w:rPr>
+    </w:lvl>
+    <w:lvl w:ilvl="5" w:tentative="1">
+      <w:start w:val="1"/>
+      <w:numFmt w:val="bullet"/>
+      <w:lvlText w:val=""/>
+      <w:lvlJc w:val="left"/>
+      <w:pPr>
+        <w:tabs>
+          <w:tab w:val="num" w:pos="4320"/>
+        </w:tabs>
+        <w:ind w:left="4320" w:hanging="360"/>
+      </w:pPr>
+      <w:rPr>
+        <w:rFonts w:ascii="Wingdings" w:hAnsi="Wingdings" w:hint="default"/>
+        <w:sz w:val="20"/>
+      </w:rPr>
+    </w:lvl>
+    <w:lvl w:ilvl="6" w:tentative="1">
+      <w:start w:val="1"/>
+      <w:numFmt w:val="bullet"/>
+      <w:lvlText w:val=""/>
+      <w:lvlJc w:val="left"/>
+      <w:pPr>
+        <w:tabs>
+          <w:tab w:val="num" w:pos="5040"/>
+        </w:tabs>
+        <w:ind w:left="5040" w:hanging="360"/>
+      </w:pPr>
+      <w:rPr>
+        <w:rFonts w:ascii="Wingdings" w:hAnsi="Wingdings" w:hint="default"/>
+        <w:sz w:val="20"/>
+      </w:rPr>
+    </w:lvl>
+    <w:lvl w:ilvl="7" w:tentative="1">
+      <w:start w:val="1"/>
+      <w:numFmt w:val="bullet"/>
+      <w:lvlText w:val=""/>
+      <w:lvlJc w:val="left"/>
+      <w:pPr>
+        <w:tabs>
+          <w:tab w:val="num" w:pos="5760"/>
+        </w:tabs>
+        <w:ind w:left="5760" w:hanging="360"/>
+      </w:pPr>
+      <w:rPr>
+        <w:rFonts w:ascii="Wingdings" w:hAnsi="Wingdings" w:hint="default"/>
+        <w:sz w:val="20"/>
+      </w:rPr>
+    </w:lvl>
+    <w:lvl w:ilvl="8" w:tentative="1">
+      <w:start w:val="1"/>
+      <w:numFmt w:val="bullet"/>
+      <w:lvlText w:val=""/>
+      <w:lvlJc w:val="left"/>
+      <w:pPr>
+        <w:tabs>
+          <w:tab w:val="num" w:pos="6480"/>
+        </w:tabs>
+        <w:ind w:left="6480" w:hanging="360"/>
+      </w:pPr>
+      <w:rPr>
+        <w:rFonts w:ascii="Wingdings" w:hAnsi="Wingdings" w:hint="default"/>
+        <w:sz w:val="20"/>
+      </w:rPr>
+    </w:lvl>
+  </w:abstractNum>
+  <w:abstractNum w:abstractNumId="25" w15:restartNumberingAfterBreak="0">
+    <w:nsid w:val="2FF17E0F"/>
+    <w:multiLevelType w:val="multilevel"/>
+    <w:tmpl w:val="9638497C"/>
+    <w:lvl w:ilvl="0">
+      <w:start w:val="1"/>
+      <w:numFmt w:val="bullet"/>
+      <w:lvlText w:val=""/>
+      <w:lvlJc w:val="left"/>
+      <w:pPr>
+        <w:tabs>
+          <w:tab w:val="num" w:pos="720"/>
+        </w:tabs>
+        <w:ind w:left="720" w:hanging="360"/>
+      </w:pPr>
+      <w:rPr>
+        <w:rFonts w:ascii="Symbol" w:hAnsi="Symbol" w:hint="default"/>
+        <w:sz w:val="20"/>
+      </w:rPr>
+    </w:lvl>
+    <w:lvl w:ilvl="1" w:tentative="1">
+      <w:start w:val="1"/>
+      <w:numFmt w:val="bullet"/>
+      <w:lvlText w:val="o"/>
+      <w:lvlJc w:val="left"/>
+      <w:pPr>
+        <w:tabs>
+          <w:tab w:val="num" w:pos="1440"/>
+        </w:tabs>
+        <w:ind w:left="1440" w:hanging="360"/>
+      </w:pPr>
+      <w:rPr>
+        <w:rFonts w:ascii="Courier New" w:hAnsi="Courier New" w:hint="default"/>
+        <w:sz w:val="20"/>
+      </w:rPr>
+    </w:lvl>
+    <w:lvl w:ilvl="2" w:tentative="1">
+      <w:start w:val="1"/>
+      <w:numFmt w:val="bullet"/>
+      <w:lvlText w:val=""/>
+      <w:lvlJc w:val="left"/>
+      <w:pPr>
+        <w:tabs>
+          <w:tab w:val="num" w:pos="2160"/>
+        </w:tabs>
+        <w:ind w:left="2160" w:hanging="360"/>
+      </w:pPr>
+      <w:rPr>
+        <w:rFonts w:ascii="Wingdings" w:hAnsi="Wingdings" w:hint="default"/>
+        <w:sz w:val="20"/>
+      </w:rPr>
+    </w:lvl>
+    <w:lvl w:ilvl="3" w:tentative="1">
+      <w:start w:val="1"/>
+      <w:numFmt w:val="bullet"/>
+      <w:lvlText w:val=""/>
+      <w:lvlJc w:val="left"/>
+      <w:pPr>
+        <w:tabs>
+          <w:tab w:val="num" w:pos="2880"/>
+        </w:tabs>
+        <w:ind w:left="2880" w:hanging="360"/>
+      </w:pPr>
+      <w:rPr>
+        <w:rFonts w:ascii="Wingdings" w:hAnsi="Wingdings" w:hint="default"/>
+        <w:sz w:val="20"/>
+      </w:rPr>
+    </w:lvl>
+    <w:lvl w:ilvl="4" w:tentative="1">
+      <w:start w:val="1"/>
+      <w:numFmt w:val="bullet"/>
+      <w:lvlText w:val=""/>
+      <w:lvlJc w:val="left"/>
+      <w:pPr>
+        <w:tabs>
+          <w:tab w:val="num" w:pos="3600"/>
+        </w:tabs>
+        <w:ind w:left="3600" w:hanging="360"/>
+      </w:pPr>
+      <w:rPr>
+        <w:rFonts w:ascii="Wingdings" w:hAnsi="Wingdings" w:hint="default"/>
+        <w:sz w:val="20"/>
+      </w:rPr>
+    </w:lvl>
+    <w:lvl w:ilvl="5" w:tentative="1">
+      <w:start w:val="1"/>
+      <w:numFmt w:val="bullet"/>
+      <w:lvlText w:val=""/>
+      <w:lvlJc w:val="left"/>
+      <w:pPr>
+        <w:tabs>
+          <w:tab w:val="num" w:pos="4320"/>
+        </w:tabs>
+        <w:ind w:left="4320" w:hanging="360"/>
+      </w:pPr>
+      <w:rPr>
+        <w:rFonts w:ascii="Wingdings" w:hAnsi="Wingdings" w:hint="default"/>
+        <w:sz w:val="20"/>
+      </w:rPr>
+    </w:lvl>
+    <w:lvl w:ilvl="6" w:tentative="1">
+      <w:start w:val="1"/>
+      <w:numFmt w:val="bullet"/>
+      <w:lvlText w:val=""/>
+      <w:lvlJc w:val="left"/>
+      <w:pPr>
+        <w:tabs>
+          <w:tab w:val="num" w:pos="5040"/>
+        </w:tabs>
+        <w:ind w:left="5040" w:hanging="360"/>
+      </w:pPr>
+      <w:rPr>
+        <w:rFonts w:ascii="Wingdings" w:hAnsi="Wingdings" w:hint="default"/>
+        <w:sz w:val="20"/>
+      </w:rPr>
+    </w:lvl>
+    <w:lvl w:ilvl="7" w:tentative="1">
+      <w:start w:val="1"/>
+      <w:numFmt w:val="bullet"/>
+      <w:lvlText w:val=""/>
+      <w:lvlJc w:val="left"/>
+      <w:pPr>
+        <w:tabs>
+          <w:tab w:val="num" w:pos="5760"/>
+        </w:tabs>
+        <w:ind w:left="5760" w:hanging="360"/>
+      </w:pPr>
+      <w:rPr>
+        <w:rFonts w:ascii="Wingdings" w:hAnsi="Wingdings" w:hint="default"/>
+        <w:sz w:val="20"/>
+      </w:rPr>
+    </w:lvl>
+    <w:lvl w:ilvl="8" w:tentative="1">
+      <w:start w:val="1"/>
+      <w:numFmt w:val="bullet"/>
+      <w:lvlText w:val=""/>
+      <w:lvlJc w:val="left"/>
+      <w:pPr>
+        <w:tabs>
+          <w:tab w:val="num" w:pos="6480"/>
+        </w:tabs>
+        <w:ind w:left="6480" w:hanging="360"/>
+      </w:pPr>
+      <w:rPr>
+        <w:rFonts w:ascii="Wingdings" w:hAnsi="Wingdings" w:hint="default"/>
+        <w:sz w:val="20"/>
+      </w:rPr>
+    </w:lvl>
+  </w:abstractNum>
+  <w:abstractNum w:abstractNumId="26" w15:restartNumberingAfterBreak="0">
     <w:nsid w:val="3570425C"/>
     <w:multiLevelType w:val="multilevel"/>
     <w:tmpl w:val="1DA0D358"/>
@@ -4028,7 +7791,7 @@
       </w:rPr>
     </w:lvl>
   </w:abstractNum>
-  <w:abstractNum w:abstractNumId="14" w15:restartNumberingAfterBreak="0">
+  <w:abstractNum w:abstractNumId="27" w15:restartNumberingAfterBreak="0">
     <w:nsid w:val="35FB2C76"/>
     <w:multiLevelType w:val="multilevel"/>
     <w:tmpl w:val="AB60F752"/>
@@ -4177,7 +7940,7 @@
       </w:rPr>
     </w:lvl>
   </w:abstractNum>
-  <w:abstractNum w:abstractNumId="15" w15:restartNumberingAfterBreak="0">
+  <w:abstractNum w:abstractNumId="28" w15:restartNumberingAfterBreak="0">
     <w:nsid w:val="39744404"/>
     <w:multiLevelType w:val="multilevel"/>
     <w:tmpl w:val="20B8A594"/>
@@ -4326,7 +8089,7 @@
       </w:rPr>
     </w:lvl>
   </w:abstractNum>
-  <w:abstractNum w:abstractNumId="16" w15:restartNumberingAfterBreak="0">
+  <w:abstractNum w:abstractNumId="29" w15:restartNumberingAfterBreak="0">
     <w:nsid w:val="3BAE4459"/>
     <w:multiLevelType w:val="multilevel"/>
     <w:tmpl w:val="7BE8FBB6"/>
@@ -4475,7 +8238,7 @@
       </w:rPr>
     </w:lvl>
   </w:abstractNum>
-  <w:abstractNum w:abstractNumId="17" w15:restartNumberingAfterBreak="0">
+  <w:abstractNum w:abstractNumId="30" w15:restartNumberingAfterBreak="0">
     <w:nsid w:val="3C582AA4"/>
     <w:multiLevelType w:val="multilevel"/>
     <w:tmpl w:val="223A5292"/>
@@ -4624,7 +8387,7 @@
       </w:rPr>
     </w:lvl>
   </w:abstractNum>
-  <w:abstractNum w:abstractNumId="18" w15:restartNumberingAfterBreak="0">
+  <w:abstractNum w:abstractNumId="31" w15:restartNumberingAfterBreak="0">
     <w:nsid w:val="3D605D17"/>
     <w:multiLevelType w:val="multilevel"/>
     <w:tmpl w:val="12EC6D9A"/>
@@ -4773,7 +8536,7 @@
       </w:rPr>
     </w:lvl>
   </w:abstractNum>
-  <w:abstractNum w:abstractNumId="19" w15:restartNumberingAfterBreak="0">
+  <w:abstractNum w:abstractNumId="32" w15:restartNumberingAfterBreak="0">
     <w:nsid w:val="3E7B25B2"/>
     <w:multiLevelType w:val="multilevel"/>
     <w:tmpl w:val="C9B6D428"/>
@@ -4922,7 +8685,7 @@
       </w:rPr>
     </w:lvl>
   </w:abstractNum>
-  <w:abstractNum w:abstractNumId="20" w15:restartNumberingAfterBreak="0">
+  <w:abstractNum w:abstractNumId="33" w15:restartNumberingAfterBreak="0">
     <w:nsid w:val="3EA504FD"/>
     <w:multiLevelType w:val="multilevel"/>
     <w:tmpl w:val="1B2E0746"/>
@@ -5071,7 +8834,7 @@
       </w:rPr>
     </w:lvl>
   </w:abstractNum>
-  <w:abstractNum w:abstractNumId="21" w15:restartNumberingAfterBreak="0">
+  <w:abstractNum w:abstractNumId="34" w15:restartNumberingAfterBreak="0">
     <w:nsid w:val="40CA47AF"/>
     <w:multiLevelType w:val="multilevel"/>
     <w:tmpl w:val="AC1EACBA"/>
@@ -5220,7 +8983,156 @@
       </w:rPr>
     </w:lvl>
   </w:abstractNum>
-  <w:abstractNum w:abstractNumId="22" w15:restartNumberingAfterBreak="0">
+  <w:abstractNum w:abstractNumId="35" w15:restartNumberingAfterBreak="0">
+    <w:nsid w:val="434F77D3"/>
+    <w:multiLevelType w:val="multilevel"/>
+    <w:tmpl w:val="38D48B3E"/>
+    <w:lvl w:ilvl="0">
+      <w:start w:val="1"/>
+      <w:numFmt w:val="bullet"/>
+      <w:lvlText w:val=""/>
+      <w:lvlJc w:val="left"/>
+      <w:pPr>
+        <w:tabs>
+          <w:tab w:val="num" w:pos="720"/>
+        </w:tabs>
+        <w:ind w:left="720" w:hanging="360"/>
+      </w:pPr>
+      <w:rPr>
+        <w:rFonts w:ascii="Symbol" w:hAnsi="Symbol" w:hint="default"/>
+        <w:sz w:val="20"/>
+      </w:rPr>
+    </w:lvl>
+    <w:lvl w:ilvl="1" w:tentative="1">
+      <w:start w:val="1"/>
+      <w:numFmt w:val="bullet"/>
+      <w:lvlText w:val="o"/>
+      <w:lvlJc w:val="left"/>
+      <w:pPr>
+        <w:tabs>
+          <w:tab w:val="num" w:pos="1440"/>
+        </w:tabs>
+        <w:ind w:left="1440" w:hanging="360"/>
+      </w:pPr>
+      <w:rPr>
+        <w:rFonts w:ascii="Courier New" w:hAnsi="Courier New" w:hint="default"/>
+        <w:sz w:val="20"/>
+      </w:rPr>
+    </w:lvl>
+    <w:lvl w:ilvl="2" w:tentative="1">
+      <w:start w:val="1"/>
+      <w:numFmt w:val="bullet"/>
+      <w:lvlText w:val=""/>
+      <w:lvlJc w:val="left"/>
+      <w:pPr>
+        <w:tabs>
+          <w:tab w:val="num" w:pos="2160"/>
+        </w:tabs>
+        <w:ind w:left="2160" w:hanging="360"/>
+      </w:pPr>
+      <w:rPr>
+        <w:rFonts w:ascii="Wingdings" w:hAnsi="Wingdings" w:hint="default"/>
+        <w:sz w:val="20"/>
+      </w:rPr>
+    </w:lvl>
+    <w:lvl w:ilvl="3" w:tentative="1">
+      <w:start w:val="1"/>
+      <w:numFmt w:val="bullet"/>
+      <w:lvlText w:val=""/>
+      <w:lvlJc w:val="left"/>
+      <w:pPr>
+        <w:tabs>
+          <w:tab w:val="num" w:pos="2880"/>
+        </w:tabs>
+        <w:ind w:left="2880" w:hanging="360"/>
+      </w:pPr>
+      <w:rPr>
+        <w:rFonts w:ascii="Wingdings" w:hAnsi="Wingdings" w:hint="default"/>
+        <w:sz w:val="20"/>
+      </w:rPr>
+    </w:lvl>
+    <w:lvl w:ilvl="4" w:tentative="1">
+      <w:start w:val="1"/>
+      <w:numFmt w:val="bullet"/>
+      <w:lvlText w:val=""/>
+      <w:lvlJc w:val="left"/>
+      <w:pPr>
+        <w:tabs>
+          <w:tab w:val="num" w:pos="3600"/>
+        </w:tabs>
+        <w:ind w:left="3600" w:hanging="360"/>
+      </w:pPr>
+      <w:rPr>
+        <w:rFonts w:ascii="Wingdings" w:hAnsi="Wingdings" w:hint="default"/>
+        <w:sz w:val="20"/>
+      </w:rPr>
+    </w:lvl>
+    <w:lvl w:ilvl="5" w:tentative="1">
+      <w:start w:val="1"/>
+      <w:numFmt w:val="bullet"/>
+      <w:lvlText w:val=""/>
+      <w:lvlJc w:val="left"/>
+      <w:pPr>
+        <w:tabs>
+          <w:tab w:val="num" w:pos="4320"/>
+        </w:tabs>
+        <w:ind w:left="4320" w:hanging="360"/>
+      </w:pPr>
+      <w:rPr>
+        <w:rFonts w:ascii="Wingdings" w:hAnsi="Wingdings" w:hint="default"/>
+        <w:sz w:val="20"/>
+      </w:rPr>
+    </w:lvl>
+    <w:lvl w:ilvl="6" w:tentative="1">
+      <w:start w:val="1"/>
+      <w:numFmt w:val="bullet"/>
+      <w:lvlText w:val=""/>
+      <w:lvlJc w:val="left"/>
+      <w:pPr>
+        <w:tabs>
+          <w:tab w:val="num" w:pos="5040"/>
+        </w:tabs>
+        <w:ind w:left="5040" w:hanging="360"/>
+      </w:pPr>
+      <w:rPr>
+        <w:rFonts w:ascii="Wingdings" w:hAnsi="Wingdings" w:hint="default"/>
+        <w:sz w:val="20"/>
+      </w:rPr>
+    </w:lvl>
+    <w:lvl w:ilvl="7" w:tentative="1">
+      <w:start w:val="1"/>
+      <w:numFmt w:val="bullet"/>
+      <w:lvlText w:val=""/>
+      <w:lvlJc w:val="left"/>
+      <w:pPr>
+        <w:tabs>
+          <w:tab w:val="num" w:pos="5760"/>
+        </w:tabs>
+        <w:ind w:left="5760" w:hanging="360"/>
+      </w:pPr>
+      <w:rPr>
+        <w:rFonts w:ascii="Wingdings" w:hAnsi="Wingdings" w:hint="default"/>
+        <w:sz w:val="20"/>
+      </w:rPr>
+    </w:lvl>
+    <w:lvl w:ilvl="8" w:tentative="1">
+      <w:start w:val="1"/>
+      <w:numFmt w:val="bullet"/>
+      <w:lvlText w:val=""/>
+      <w:lvlJc w:val="left"/>
+      <w:pPr>
+        <w:tabs>
+          <w:tab w:val="num" w:pos="6480"/>
+        </w:tabs>
+        <w:ind w:left="6480" w:hanging="360"/>
+      </w:pPr>
+      <w:rPr>
+        <w:rFonts w:ascii="Wingdings" w:hAnsi="Wingdings" w:hint="default"/>
+        <w:sz w:val="20"/>
+      </w:rPr>
+    </w:lvl>
+  </w:abstractNum>
+  <w:abstractNum w:abstractNumId="36" w15:restartNumberingAfterBreak="0">
     <w:nsid w:val="46045C90"/>
     <w:multiLevelType w:val="multilevel"/>
     <w:tmpl w:val="A926C560"/>
@@ -5369,7 +9281,7 @@
       </w:rPr>
     </w:lvl>
   </w:abstractNum>
-  <w:abstractNum w:abstractNumId="23" w15:restartNumberingAfterBreak="0">
+  <w:abstractNum w:abstractNumId="37" w15:restartNumberingAfterBreak="0">
     <w:nsid w:val="46347FB9"/>
     <w:multiLevelType w:val="multilevel"/>
     <w:tmpl w:val="3B22F1E8"/>
@@ -5518,7 +9430,7 @@
       </w:rPr>
     </w:lvl>
   </w:abstractNum>
-  <w:abstractNum w:abstractNumId="24" w15:restartNumberingAfterBreak="0">
+  <w:abstractNum w:abstractNumId="38" w15:restartNumberingAfterBreak="0">
     <w:nsid w:val="474320D6"/>
     <w:multiLevelType w:val="multilevel"/>
     <w:tmpl w:val="DB668802"/>
@@ -5667,7 +9579,7 @@
       </w:rPr>
     </w:lvl>
   </w:abstractNum>
-  <w:abstractNum w:abstractNumId="25" w15:restartNumberingAfterBreak="0">
+  <w:abstractNum w:abstractNumId="39" w15:restartNumberingAfterBreak="0">
     <w:nsid w:val="47473DE6"/>
     <w:multiLevelType w:val="multilevel"/>
     <w:tmpl w:val="CEEE0544"/>
@@ -5816,7 +9728,305 @@
       </w:rPr>
     </w:lvl>
   </w:abstractNum>
-  <w:abstractNum w:abstractNumId="26" w15:restartNumberingAfterBreak="0">
+  <w:abstractNum w:abstractNumId="40" w15:restartNumberingAfterBreak="0">
+    <w:nsid w:val="484C3D9F"/>
+    <w:multiLevelType w:val="multilevel"/>
+    <w:tmpl w:val="94F04C10"/>
+    <w:lvl w:ilvl="0">
+      <w:start w:val="1"/>
+      <w:numFmt w:val="bullet"/>
+      <w:lvlText w:val=""/>
+      <w:lvlJc w:val="left"/>
+      <w:pPr>
+        <w:tabs>
+          <w:tab w:val="num" w:pos="720"/>
+        </w:tabs>
+        <w:ind w:left="720" w:hanging="360"/>
+      </w:pPr>
+      <w:rPr>
+        <w:rFonts w:ascii="Symbol" w:hAnsi="Symbol" w:hint="default"/>
+        <w:sz w:val="20"/>
+      </w:rPr>
+    </w:lvl>
+    <w:lvl w:ilvl="1" w:tentative="1">
+      <w:start w:val="1"/>
+      <w:numFmt w:val="bullet"/>
+      <w:lvlText w:val="o"/>
+      <w:lvlJc w:val="left"/>
+      <w:pPr>
+        <w:tabs>
+          <w:tab w:val="num" w:pos="1440"/>
+        </w:tabs>
+        <w:ind w:left="1440" w:hanging="360"/>
+      </w:pPr>
+      <w:rPr>
+        <w:rFonts w:ascii="Courier New" w:hAnsi="Courier New" w:hint="default"/>
+        <w:sz w:val="20"/>
+      </w:rPr>
+    </w:lvl>
+    <w:lvl w:ilvl="2" w:tentative="1">
+      <w:start w:val="1"/>
+      <w:numFmt w:val="bullet"/>
+      <w:lvlText w:val=""/>
+      <w:lvlJc w:val="left"/>
+      <w:pPr>
+        <w:tabs>
+          <w:tab w:val="num" w:pos="2160"/>
+        </w:tabs>
+        <w:ind w:left="2160" w:hanging="360"/>
+      </w:pPr>
+      <w:rPr>
+        <w:rFonts w:ascii="Wingdings" w:hAnsi="Wingdings" w:hint="default"/>
+        <w:sz w:val="20"/>
+      </w:rPr>
+    </w:lvl>
+    <w:lvl w:ilvl="3" w:tentative="1">
+      <w:start w:val="1"/>
+      <w:numFmt w:val="bullet"/>
+      <w:lvlText w:val=""/>
+      <w:lvlJc w:val="left"/>
+      <w:pPr>
+        <w:tabs>
+          <w:tab w:val="num" w:pos="2880"/>
+        </w:tabs>
+        <w:ind w:left="2880" w:hanging="360"/>
+      </w:pPr>
+      <w:rPr>
+        <w:rFonts w:ascii="Wingdings" w:hAnsi="Wingdings" w:hint="default"/>
+        <w:sz w:val="20"/>
+      </w:rPr>
+    </w:lvl>
+    <w:lvl w:ilvl="4" w:tentative="1">
+      <w:start w:val="1"/>
+      <w:numFmt w:val="bullet"/>
+      <w:lvlText w:val=""/>
+      <w:lvlJc w:val="left"/>
+      <w:pPr>
+        <w:tabs>
+          <w:tab w:val="num" w:pos="3600"/>
+        </w:tabs>
+        <w:ind w:left="3600" w:hanging="360"/>
+      </w:pPr>
+      <w:rPr>
+        <w:rFonts w:ascii="Wingdings" w:hAnsi="Wingdings" w:hint="default"/>
+        <w:sz w:val="20"/>
+      </w:rPr>
+    </w:lvl>
+    <w:lvl w:ilvl="5" w:tentative="1">
+      <w:start w:val="1"/>
+      <w:numFmt w:val="bullet"/>
+      <w:lvlText w:val=""/>
+      <w:lvlJc w:val="left"/>
+      <w:pPr>
+        <w:tabs>
+          <w:tab w:val="num" w:pos="4320"/>
+        </w:tabs>
+        <w:ind w:left="4320" w:hanging="360"/>
+      </w:pPr>
+      <w:rPr>
+        <w:rFonts w:ascii="Wingdings" w:hAnsi="Wingdings" w:hint="default"/>
+        <w:sz w:val="20"/>
+      </w:rPr>
+    </w:lvl>
+    <w:lvl w:ilvl="6" w:tentative="1">
+      <w:start w:val="1"/>
+      <w:numFmt w:val="bullet"/>
+      <w:lvlText w:val=""/>
+      <w:lvlJc w:val="left"/>
+      <w:pPr>
+        <w:tabs>
+          <w:tab w:val="num" w:pos="5040"/>
+        </w:tabs>
+        <w:ind w:left="5040" w:hanging="360"/>
+      </w:pPr>
+      <w:rPr>
+        <w:rFonts w:ascii="Wingdings" w:hAnsi="Wingdings" w:hint="default"/>
+        <w:sz w:val="20"/>
+      </w:rPr>
+    </w:lvl>
+    <w:lvl w:ilvl="7" w:tentative="1">
+      <w:start w:val="1"/>
+      <w:numFmt w:val="bullet"/>
+      <w:lvlText w:val=""/>
+      <w:lvlJc w:val="left"/>
+      <w:pPr>
+        <w:tabs>
+          <w:tab w:val="num" w:pos="5760"/>
+        </w:tabs>
+        <w:ind w:left="5760" w:hanging="360"/>
+      </w:pPr>
+      <w:rPr>
+        <w:rFonts w:ascii="Wingdings" w:hAnsi="Wingdings" w:hint="default"/>
+        <w:sz w:val="20"/>
+      </w:rPr>
+    </w:lvl>
+    <w:lvl w:ilvl="8" w:tentative="1">
+      <w:start w:val="1"/>
+      <w:numFmt w:val="bullet"/>
+      <w:lvlText w:val=""/>
+      <w:lvlJc w:val="left"/>
+      <w:pPr>
+        <w:tabs>
+          <w:tab w:val="num" w:pos="6480"/>
+        </w:tabs>
+        <w:ind w:left="6480" w:hanging="360"/>
+      </w:pPr>
+      <w:rPr>
+        <w:rFonts w:ascii="Wingdings" w:hAnsi="Wingdings" w:hint="default"/>
+        <w:sz w:val="20"/>
+      </w:rPr>
+    </w:lvl>
+  </w:abstractNum>
+  <w:abstractNum w:abstractNumId="41" w15:restartNumberingAfterBreak="0">
+    <w:nsid w:val="4DBF5FEB"/>
+    <w:multiLevelType w:val="multilevel"/>
+    <w:tmpl w:val="E6223268"/>
+    <w:lvl w:ilvl="0">
+      <w:start w:val="1"/>
+      <w:numFmt w:val="bullet"/>
+      <w:lvlText w:val=""/>
+      <w:lvlJc w:val="left"/>
+      <w:pPr>
+        <w:tabs>
+          <w:tab w:val="num" w:pos="720"/>
+        </w:tabs>
+        <w:ind w:left="720" w:hanging="360"/>
+      </w:pPr>
+      <w:rPr>
+        <w:rFonts w:ascii="Symbol" w:hAnsi="Symbol" w:hint="default"/>
+        <w:sz w:val="20"/>
+      </w:rPr>
+    </w:lvl>
+    <w:lvl w:ilvl="1" w:tentative="1">
+      <w:start w:val="1"/>
+      <w:numFmt w:val="bullet"/>
+      <w:lvlText w:val="o"/>
+      <w:lvlJc w:val="left"/>
+      <w:pPr>
+        <w:tabs>
+          <w:tab w:val="num" w:pos="1440"/>
+        </w:tabs>
+        <w:ind w:left="1440" w:hanging="360"/>
+      </w:pPr>
+      <w:rPr>
+        <w:rFonts w:ascii="Courier New" w:hAnsi="Courier New" w:hint="default"/>
+        <w:sz w:val="20"/>
+      </w:rPr>
+    </w:lvl>
+    <w:lvl w:ilvl="2" w:tentative="1">
+      <w:start w:val="1"/>
+      <w:numFmt w:val="bullet"/>
+      <w:lvlText w:val=""/>
+      <w:lvlJc w:val="left"/>
+      <w:pPr>
+        <w:tabs>
+          <w:tab w:val="num" w:pos="2160"/>
+        </w:tabs>
+        <w:ind w:left="2160" w:hanging="360"/>
+      </w:pPr>
+      <w:rPr>
+        <w:rFonts w:ascii="Wingdings" w:hAnsi="Wingdings" w:hint="default"/>
+        <w:sz w:val="20"/>
+      </w:rPr>
+    </w:lvl>
+    <w:lvl w:ilvl="3" w:tentative="1">
+      <w:start w:val="1"/>
+      <w:numFmt w:val="bullet"/>
+      <w:lvlText w:val=""/>
+      <w:lvlJc w:val="left"/>
+      <w:pPr>
+        <w:tabs>
+          <w:tab w:val="num" w:pos="2880"/>
+        </w:tabs>
+        <w:ind w:left="2880" w:hanging="360"/>
+      </w:pPr>
+      <w:rPr>
+        <w:rFonts w:ascii="Wingdings" w:hAnsi="Wingdings" w:hint="default"/>
+        <w:sz w:val="20"/>
+      </w:rPr>
+    </w:lvl>
+    <w:lvl w:ilvl="4" w:tentative="1">
+      <w:start w:val="1"/>
+      <w:numFmt w:val="bullet"/>
+      <w:lvlText w:val=""/>
+      <w:lvlJc w:val="left"/>
+      <w:pPr>
+        <w:tabs>
+          <w:tab w:val="num" w:pos="3600"/>
+        </w:tabs>
+        <w:ind w:left="3600" w:hanging="360"/>
+      </w:pPr>
+      <w:rPr>
+        <w:rFonts w:ascii="Wingdings" w:hAnsi="Wingdings" w:hint="default"/>
+        <w:sz w:val="20"/>
+      </w:rPr>
+    </w:lvl>
+    <w:lvl w:ilvl="5" w:tentative="1">
+      <w:start w:val="1"/>
+      <w:numFmt w:val="bullet"/>
+      <w:lvlText w:val=""/>
+      <w:lvlJc w:val="left"/>
+      <w:pPr>
+        <w:tabs>
+          <w:tab w:val="num" w:pos="4320"/>
+        </w:tabs>
+        <w:ind w:left="4320" w:hanging="360"/>
+      </w:pPr>
+      <w:rPr>
+        <w:rFonts w:ascii="Wingdings" w:hAnsi="Wingdings" w:hint="default"/>
+        <w:sz w:val="20"/>
+      </w:rPr>
+    </w:lvl>
+    <w:lvl w:ilvl="6" w:tentative="1">
+      <w:start w:val="1"/>
+      <w:numFmt w:val="bullet"/>
+      <w:lvlText w:val=""/>
+      <w:lvlJc w:val="left"/>
+      <w:pPr>
+        <w:tabs>
+          <w:tab w:val="num" w:pos="5040"/>
+        </w:tabs>
+        <w:ind w:left="5040" w:hanging="360"/>
+      </w:pPr>
+      <w:rPr>
+        <w:rFonts w:ascii="Wingdings" w:hAnsi="Wingdings" w:hint="default"/>
+        <w:sz w:val="20"/>
+      </w:rPr>
+    </w:lvl>
+    <w:lvl w:ilvl="7" w:tentative="1">
+      <w:start w:val="1"/>
+      <w:numFmt w:val="bullet"/>
+      <w:lvlText w:val=""/>
+      <w:lvlJc w:val="left"/>
+      <w:pPr>
+        <w:tabs>
+          <w:tab w:val="num" w:pos="5760"/>
+        </w:tabs>
+        <w:ind w:left="5760" w:hanging="360"/>
+      </w:pPr>
+      <w:rPr>
+        <w:rFonts w:ascii="Wingdings" w:hAnsi="Wingdings" w:hint="default"/>
+        <w:sz w:val="20"/>
+      </w:rPr>
+    </w:lvl>
+    <w:lvl w:ilvl="8" w:tentative="1">
+      <w:start w:val="1"/>
+      <w:numFmt w:val="bullet"/>
+      <w:lvlText w:val=""/>
+      <w:lvlJc w:val="left"/>
+      <w:pPr>
+        <w:tabs>
+          <w:tab w:val="num" w:pos="6480"/>
+        </w:tabs>
+        <w:ind w:left="6480" w:hanging="360"/>
+      </w:pPr>
+      <w:rPr>
+        <w:rFonts w:ascii="Wingdings" w:hAnsi="Wingdings" w:hint="default"/>
+        <w:sz w:val="20"/>
+      </w:rPr>
+    </w:lvl>
+  </w:abstractNum>
+  <w:abstractNum w:abstractNumId="42" w15:restartNumberingAfterBreak="0">
     <w:nsid w:val="517073A9"/>
     <w:multiLevelType w:val="multilevel"/>
     <w:tmpl w:val="D27C9284"/>
@@ -5965,7 +10175,7 @@
       </w:rPr>
     </w:lvl>
   </w:abstractNum>
-  <w:abstractNum w:abstractNumId="27" w15:restartNumberingAfterBreak="0">
+  <w:abstractNum w:abstractNumId="43" w15:restartNumberingAfterBreak="0">
     <w:nsid w:val="517C56D3"/>
     <w:multiLevelType w:val="multilevel"/>
     <w:tmpl w:val="4C64F5BA"/>
@@ -6114,7 +10324,305 @@
       </w:rPr>
     </w:lvl>
   </w:abstractNum>
-  <w:abstractNum w:abstractNumId="28" w15:restartNumberingAfterBreak="0">
+  <w:abstractNum w:abstractNumId="44" w15:restartNumberingAfterBreak="0">
+    <w:nsid w:val="533A18B0"/>
+    <w:multiLevelType w:val="multilevel"/>
+    <w:tmpl w:val="B5BC9A0C"/>
+    <w:lvl w:ilvl="0">
+      <w:start w:val="1"/>
+      <w:numFmt w:val="bullet"/>
+      <w:lvlText w:val=""/>
+      <w:lvlJc w:val="left"/>
+      <w:pPr>
+        <w:tabs>
+          <w:tab w:val="num" w:pos="720"/>
+        </w:tabs>
+        <w:ind w:left="720" w:hanging="360"/>
+      </w:pPr>
+      <w:rPr>
+        <w:rFonts w:ascii="Symbol" w:hAnsi="Symbol" w:hint="default"/>
+        <w:sz w:val="20"/>
+      </w:rPr>
+    </w:lvl>
+    <w:lvl w:ilvl="1" w:tentative="1">
+      <w:start w:val="1"/>
+      <w:numFmt w:val="bullet"/>
+      <w:lvlText w:val="o"/>
+      <w:lvlJc w:val="left"/>
+      <w:pPr>
+        <w:tabs>
+          <w:tab w:val="num" w:pos="1440"/>
+        </w:tabs>
+        <w:ind w:left="1440" w:hanging="360"/>
+      </w:pPr>
+      <w:rPr>
+        <w:rFonts w:ascii="Courier New" w:hAnsi="Courier New" w:hint="default"/>
+        <w:sz w:val="20"/>
+      </w:rPr>
+    </w:lvl>
+    <w:lvl w:ilvl="2" w:tentative="1">
+      <w:start w:val="1"/>
+      <w:numFmt w:val="bullet"/>
+      <w:lvlText w:val=""/>
+      <w:lvlJc w:val="left"/>
+      <w:pPr>
+        <w:tabs>
+          <w:tab w:val="num" w:pos="2160"/>
+        </w:tabs>
+        <w:ind w:left="2160" w:hanging="360"/>
+      </w:pPr>
+      <w:rPr>
+        <w:rFonts w:ascii="Wingdings" w:hAnsi="Wingdings" w:hint="default"/>
+        <w:sz w:val="20"/>
+      </w:rPr>
+    </w:lvl>
+    <w:lvl w:ilvl="3" w:tentative="1">
+      <w:start w:val="1"/>
+      <w:numFmt w:val="bullet"/>
+      <w:lvlText w:val=""/>
+      <w:lvlJc w:val="left"/>
+      <w:pPr>
+        <w:tabs>
+          <w:tab w:val="num" w:pos="2880"/>
+        </w:tabs>
+        <w:ind w:left="2880" w:hanging="360"/>
+      </w:pPr>
+      <w:rPr>
+        <w:rFonts w:ascii="Wingdings" w:hAnsi="Wingdings" w:hint="default"/>
+        <w:sz w:val="20"/>
+      </w:rPr>
+    </w:lvl>
+    <w:lvl w:ilvl="4" w:tentative="1">
+      <w:start w:val="1"/>
+      <w:numFmt w:val="bullet"/>
+      <w:lvlText w:val=""/>
+      <w:lvlJc w:val="left"/>
+      <w:pPr>
+        <w:tabs>
+          <w:tab w:val="num" w:pos="3600"/>
+        </w:tabs>
+        <w:ind w:left="3600" w:hanging="360"/>
+      </w:pPr>
+      <w:rPr>
+        <w:rFonts w:ascii="Wingdings" w:hAnsi="Wingdings" w:hint="default"/>
+        <w:sz w:val="20"/>
+      </w:rPr>
+    </w:lvl>
+    <w:lvl w:ilvl="5" w:tentative="1">
+      <w:start w:val="1"/>
+      <w:numFmt w:val="bullet"/>
+      <w:lvlText w:val=""/>
+      <w:lvlJc w:val="left"/>
+      <w:pPr>
+        <w:tabs>
+          <w:tab w:val="num" w:pos="4320"/>
+        </w:tabs>
+        <w:ind w:left="4320" w:hanging="360"/>
+      </w:pPr>
+      <w:rPr>
+        <w:rFonts w:ascii="Wingdings" w:hAnsi="Wingdings" w:hint="default"/>
+        <w:sz w:val="20"/>
+      </w:rPr>
+    </w:lvl>
+    <w:lvl w:ilvl="6" w:tentative="1">
+      <w:start w:val="1"/>
+      <w:numFmt w:val="bullet"/>
+      <w:lvlText w:val=""/>
+      <w:lvlJc w:val="left"/>
+      <w:pPr>
+        <w:tabs>
+          <w:tab w:val="num" w:pos="5040"/>
+        </w:tabs>
+        <w:ind w:left="5040" w:hanging="360"/>
+      </w:pPr>
+      <w:rPr>
+        <w:rFonts w:ascii="Wingdings" w:hAnsi="Wingdings" w:hint="default"/>
+        <w:sz w:val="20"/>
+      </w:rPr>
+    </w:lvl>
+    <w:lvl w:ilvl="7" w:tentative="1">
+      <w:start w:val="1"/>
+      <w:numFmt w:val="bullet"/>
+      <w:lvlText w:val=""/>
+      <w:lvlJc w:val="left"/>
+      <w:pPr>
+        <w:tabs>
+          <w:tab w:val="num" w:pos="5760"/>
+        </w:tabs>
+        <w:ind w:left="5760" w:hanging="360"/>
+      </w:pPr>
+      <w:rPr>
+        <w:rFonts w:ascii="Wingdings" w:hAnsi="Wingdings" w:hint="default"/>
+        <w:sz w:val="20"/>
+      </w:rPr>
+    </w:lvl>
+    <w:lvl w:ilvl="8" w:tentative="1">
+      <w:start w:val="1"/>
+      <w:numFmt w:val="bullet"/>
+      <w:lvlText w:val=""/>
+      <w:lvlJc w:val="left"/>
+      <w:pPr>
+        <w:tabs>
+          <w:tab w:val="num" w:pos="6480"/>
+        </w:tabs>
+        <w:ind w:left="6480" w:hanging="360"/>
+      </w:pPr>
+      <w:rPr>
+        <w:rFonts w:ascii="Wingdings" w:hAnsi="Wingdings" w:hint="default"/>
+        <w:sz w:val="20"/>
+      </w:rPr>
+    </w:lvl>
+  </w:abstractNum>
+  <w:abstractNum w:abstractNumId="45" w15:restartNumberingAfterBreak="0">
+    <w:nsid w:val="53A061BC"/>
+    <w:multiLevelType w:val="multilevel"/>
+    <w:tmpl w:val="4F364082"/>
+    <w:lvl w:ilvl="0">
+      <w:start w:val="1"/>
+      <w:numFmt w:val="bullet"/>
+      <w:lvlText w:val=""/>
+      <w:lvlJc w:val="left"/>
+      <w:pPr>
+        <w:tabs>
+          <w:tab w:val="num" w:pos="720"/>
+        </w:tabs>
+        <w:ind w:left="720" w:hanging="360"/>
+      </w:pPr>
+      <w:rPr>
+        <w:rFonts w:ascii="Symbol" w:hAnsi="Symbol" w:hint="default"/>
+        <w:sz w:val="20"/>
+      </w:rPr>
+    </w:lvl>
+    <w:lvl w:ilvl="1" w:tentative="1">
+      <w:start w:val="1"/>
+      <w:numFmt w:val="bullet"/>
+      <w:lvlText w:val="o"/>
+      <w:lvlJc w:val="left"/>
+      <w:pPr>
+        <w:tabs>
+          <w:tab w:val="num" w:pos="1440"/>
+        </w:tabs>
+        <w:ind w:left="1440" w:hanging="360"/>
+      </w:pPr>
+      <w:rPr>
+        <w:rFonts w:ascii="Courier New" w:hAnsi="Courier New" w:hint="default"/>
+        <w:sz w:val="20"/>
+      </w:rPr>
+    </w:lvl>
+    <w:lvl w:ilvl="2" w:tentative="1">
+      <w:start w:val="1"/>
+      <w:numFmt w:val="bullet"/>
+      <w:lvlText w:val=""/>
+      <w:lvlJc w:val="left"/>
+      <w:pPr>
+        <w:tabs>
+          <w:tab w:val="num" w:pos="2160"/>
+        </w:tabs>
+        <w:ind w:left="2160" w:hanging="360"/>
+      </w:pPr>
+      <w:rPr>
+        <w:rFonts w:ascii="Wingdings" w:hAnsi="Wingdings" w:hint="default"/>
+        <w:sz w:val="20"/>
+      </w:rPr>
+    </w:lvl>
+    <w:lvl w:ilvl="3" w:tentative="1">
+      <w:start w:val="1"/>
+      <w:numFmt w:val="bullet"/>
+      <w:lvlText w:val=""/>
+      <w:lvlJc w:val="left"/>
+      <w:pPr>
+        <w:tabs>
+          <w:tab w:val="num" w:pos="2880"/>
+        </w:tabs>
+        <w:ind w:left="2880" w:hanging="360"/>
+      </w:pPr>
+      <w:rPr>
+        <w:rFonts w:ascii="Wingdings" w:hAnsi="Wingdings" w:hint="default"/>
+        <w:sz w:val="20"/>
+      </w:rPr>
+    </w:lvl>
+    <w:lvl w:ilvl="4" w:tentative="1">
+      <w:start w:val="1"/>
+      <w:numFmt w:val="bullet"/>
+      <w:lvlText w:val=""/>
+      <w:lvlJc w:val="left"/>
+      <w:pPr>
+        <w:tabs>
+          <w:tab w:val="num" w:pos="3600"/>
+        </w:tabs>
+        <w:ind w:left="3600" w:hanging="360"/>
+      </w:pPr>
+      <w:rPr>
+        <w:rFonts w:ascii="Wingdings" w:hAnsi="Wingdings" w:hint="default"/>
+        <w:sz w:val="20"/>
+      </w:rPr>
+    </w:lvl>
+    <w:lvl w:ilvl="5" w:tentative="1">
+      <w:start w:val="1"/>
+      <w:numFmt w:val="bullet"/>
+      <w:lvlText w:val=""/>
+      <w:lvlJc w:val="left"/>
+      <w:pPr>
+        <w:tabs>
+          <w:tab w:val="num" w:pos="4320"/>
+        </w:tabs>
+        <w:ind w:left="4320" w:hanging="360"/>
+      </w:pPr>
+      <w:rPr>
+        <w:rFonts w:ascii="Wingdings" w:hAnsi="Wingdings" w:hint="default"/>
+        <w:sz w:val="20"/>
+      </w:rPr>
+    </w:lvl>
+    <w:lvl w:ilvl="6" w:tentative="1">
+      <w:start w:val="1"/>
+      <w:numFmt w:val="bullet"/>
+      <w:lvlText w:val=""/>
+      <w:lvlJc w:val="left"/>
+      <w:pPr>
+        <w:tabs>
+          <w:tab w:val="num" w:pos="5040"/>
+        </w:tabs>
+        <w:ind w:left="5040" w:hanging="360"/>
+      </w:pPr>
+      <w:rPr>
+        <w:rFonts w:ascii="Wingdings" w:hAnsi="Wingdings" w:hint="default"/>
+        <w:sz w:val="20"/>
+      </w:rPr>
+    </w:lvl>
+    <w:lvl w:ilvl="7" w:tentative="1">
+      <w:start w:val="1"/>
+      <w:numFmt w:val="bullet"/>
+      <w:lvlText w:val=""/>
+      <w:lvlJc w:val="left"/>
+      <w:pPr>
+        <w:tabs>
+          <w:tab w:val="num" w:pos="5760"/>
+        </w:tabs>
+        <w:ind w:left="5760" w:hanging="360"/>
+      </w:pPr>
+      <w:rPr>
+        <w:rFonts w:ascii="Wingdings" w:hAnsi="Wingdings" w:hint="default"/>
+        <w:sz w:val="20"/>
+      </w:rPr>
+    </w:lvl>
+    <w:lvl w:ilvl="8" w:tentative="1">
+      <w:start w:val="1"/>
+      <w:numFmt w:val="bullet"/>
+      <w:lvlText w:val=""/>
+      <w:lvlJc w:val="left"/>
+      <w:pPr>
+        <w:tabs>
+          <w:tab w:val="num" w:pos="6480"/>
+        </w:tabs>
+        <w:ind w:left="6480" w:hanging="360"/>
+      </w:pPr>
+      <w:rPr>
+        <w:rFonts w:ascii="Wingdings" w:hAnsi="Wingdings" w:hint="default"/>
+        <w:sz w:val="20"/>
+      </w:rPr>
+    </w:lvl>
+  </w:abstractNum>
+  <w:abstractNum w:abstractNumId="46" w15:restartNumberingAfterBreak="0">
     <w:nsid w:val="584226FB"/>
     <w:multiLevelType w:val="multilevel"/>
     <w:tmpl w:val="64F0C890"/>
@@ -6263,7 +10771,7 @@
       </w:rPr>
     </w:lvl>
   </w:abstractNum>
-  <w:abstractNum w:abstractNumId="29" w15:restartNumberingAfterBreak="0">
+  <w:abstractNum w:abstractNumId="47" w15:restartNumberingAfterBreak="0">
     <w:nsid w:val="5ABC3299"/>
     <w:multiLevelType w:val="multilevel"/>
     <w:tmpl w:val="AE102188"/>
@@ -6412,7 +10920,7 @@
       </w:rPr>
     </w:lvl>
   </w:abstractNum>
-  <w:abstractNum w:abstractNumId="30" w15:restartNumberingAfterBreak="0">
+  <w:abstractNum w:abstractNumId="48" w15:restartNumberingAfterBreak="0">
     <w:nsid w:val="5CBD12F7"/>
     <w:multiLevelType w:val="multilevel"/>
     <w:tmpl w:val="77903C9E"/>
@@ -6561,7 +11069,7 @@
       </w:rPr>
     </w:lvl>
   </w:abstractNum>
-  <w:abstractNum w:abstractNumId="31" w15:restartNumberingAfterBreak="0">
+  <w:abstractNum w:abstractNumId="49" w15:restartNumberingAfterBreak="0">
     <w:nsid w:val="60A02C5E"/>
     <w:multiLevelType w:val="multilevel"/>
     <w:tmpl w:val="ADCE32E2"/>
@@ -6710,7 +11218,752 @@
       </w:rPr>
     </w:lvl>
   </w:abstractNum>
-  <w:abstractNum w:abstractNumId="32" w15:restartNumberingAfterBreak="0">
+  <w:abstractNum w:abstractNumId="50" w15:restartNumberingAfterBreak="0">
+    <w:nsid w:val="625C33E8"/>
+    <w:multiLevelType w:val="multilevel"/>
+    <w:tmpl w:val="FB80F21A"/>
+    <w:lvl w:ilvl="0">
+      <w:start w:val="1"/>
+      <w:numFmt w:val="bullet"/>
+      <w:lvlText w:val=""/>
+      <w:lvlJc w:val="left"/>
+      <w:pPr>
+        <w:tabs>
+          <w:tab w:val="num" w:pos="720"/>
+        </w:tabs>
+        <w:ind w:left="720" w:hanging="360"/>
+      </w:pPr>
+      <w:rPr>
+        <w:rFonts w:ascii="Symbol" w:hAnsi="Symbol" w:hint="default"/>
+        <w:sz w:val="20"/>
+      </w:rPr>
+    </w:lvl>
+    <w:lvl w:ilvl="1" w:tentative="1">
+      <w:start w:val="1"/>
+      <w:numFmt w:val="bullet"/>
+      <w:lvlText w:val="o"/>
+      <w:lvlJc w:val="left"/>
+      <w:pPr>
+        <w:tabs>
+          <w:tab w:val="num" w:pos="1440"/>
+        </w:tabs>
+        <w:ind w:left="1440" w:hanging="360"/>
+      </w:pPr>
+      <w:rPr>
+        <w:rFonts w:ascii="Courier New" w:hAnsi="Courier New" w:hint="default"/>
+        <w:sz w:val="20"/>
+      </w:rPr>
+    </w:lvl>
+    <w:lvl w:ilvl="2" w:tentative="1">
+      <w:start w:val="1"/>
+      <w:numFmt w:val="bullet"/>
+      <w:lvlText w:val=""/>
+      <w:lvlJc w:val="left"/>
+      <w:pPr>
+        <w:tabs>
+          <w:tab w:val="num" w:pos="2160"/>
+        </w:tabs>
+        <w:ind w:left="2160" w:hanging="360"/>
+      </w:pPr>
+      <w:rPr>
+        <w:rFonts w:ascii="Wingdings" w:hAnsi="Wingdings" w:hint="default"/>
+        <w:sz w:val="20"/>
+      </w:rPr>
+    </w:lvl>
+    <w:lvl w:ilvl="3" w:tentative="1">
+      <w:start w:val="1"/>
+      <w:numFmt w:val="bullet"/>
+      <w:lvlText w:val=""/>
+      <w:lvlJc w:val="left"/>
+      <w:pPr>
+        <w:tabs>
+          <w:tab w:val="num" w:pos="2880"/>
+        </w:tabs>
+        <w:ind w:left="2880" w:hanging="360"/>
+      </w:pPr>
+      <w:rPr>
+        <w:rFonts w:ascii="Wingdings" w:hAnsi="Wingdings" w:hint="default"/>
+        <w:sz w:val="20"/>
+      </w:rPr>
+    </w:lvl>
+    <w:lvl w:ilvl="4" w:tentative="1">
+      <w:start w:val="1"/>
+      <w:numFmt w:val="bullet"/>
+      <w:lvlText w:val=""/>
+      <w:lvlJc w:val="left"/>
+      <w:pPr>
+        <w:tabs>
+          <w:tab w:val="num" w:pos="3600"/>
+        </w:tabs>
+        <w:ind w:left="3600" w:hanging="360"/>
+      </w:pPr>
+      <w:rPr>
+        <w:rFonts w:ascii="Wingdings" w:hAnsi="Wingdings" w:hint="default"/>
+        <w:sz w:val="20"/>
+      </w:rPr>
+    </w:lvl>
+    <w:lvl w:ilvl="5" w:tentative="1">
+      <w:start w:val="1"/>
+      <w:numFmt w:val="bullet"/>
+      <w:lvlText w:val=""/>
+      <w:lvlJc w:val="left"/>
+      <w:pPr>
+        <w:tabs>
+          <w:tab w:val="num" w:pos="4320"/>
+        </w:tabs>
+        <w:ind w:left="4320" w:hanging="360"/>
+      </w:pPr>
+      <w:rPr>
+        <w:rFonts w:ascii="Wingdings" w:hAnsi="Wingdings" w:hint="default"/>
+        <w:sz w:val="20"/>
+      </w:rPr>
+    </w:lvl>
+    <w:lvl w:ilvl="6" w:tentative="1">
+      <w:start w:val="1"/>
+      <w:numFmt w:val="bullet"/>
+      <w:lvlText w:val=""/>
+      <w:lvlJc w:val="left"/>
+      <w:pPr>
+        <w:tabs>
+          <w:tab w:val="num" w:pos="5040"/>
+        </w:tabs>
+        <w:ind w:left="5040" w:hanging="360"/>
+      </w:pPr>
+      <w:rPr>
+        <w:rFonts w:ascii="Wingdings" w:hAnsi="Wingdings" w:hint="default"/>
+        <w:sz w:val="20"/>
+      </w:rPr>
+    </w:lvl>
+    <w:lvl w:ilvl="7" w:tentative="1">
+      <w:start w:val="1"/>
+      <w:numFmt w:val="bullet"/>
+      <w:lvlText w:val=""/>
+      <w:lvlJc w:val="left"/>
+      <w:pPr>
+        <w:tabs>
+          <w:tab w:val="num" w:pos="5760"/>
+        </w:tabs>
+        <w:ind w:left="5760" w:hanging="360"/>
+      </w:pPr>
+      <w:rPr>
+        <w:rFonts w:ascii="Wingdings" w:hAnsi="Wingdings" w:hint="default"/>
+        <w:sz w:val="20"/>
+      </w:rPr>
+    </w:lvl>
+    <w:lvl w:ilvl="8" w:tentative="1">
+      <w:start w:val="1"/>
+      <w:numFmt w:val="bullet"/>
+      <w:lvlText w:val=""/>
+      <w:lvlJc w:val="left"/>
+      <w:pPr>
+        <w:tabs>
+          <w:tab w:val="num" w:pos="6480"/>
+        </w:tabs>
+        <w:ind w:left="6480" w:hanging="360"/>
+      </w:pPr>
+      <w:rPr>
+        <w:rFonts w:ascii="Wingdings" w:hAnsi="Wingdings" w:hint="default"/>
+        <w:sz w:val="20"/>
+      </w:rPr>
+    </w:lvl>
+  </w:abstractNum>
+  <w:abstractNum w:abstractNumId="51" w15:restartNumberingAfterBreak="0">
+    <w:nsid w:val="6B171455"/>
+    <w:multiLevelType w:val="multilevel"/>
+    <w:tmpl w:val="5D24BA94"/>
+    <w:lvl w:ilvl="0">
+      <w:start w:val="1"/>
+      <w:numFmt w:val="bullet"/>
+      <w:lvlText w:val=""/>
+      <w:lvlJc w:val="left"/>
+      <w:pPr>
+        <w:tabs>
+          <w:tab w:val="num" w:pos="720"/>
+        </w:tabs>
+        <w:ind w:left="720" w:hanging="360"/>
+      </w:pPr>
+      <w:rPr>
+        <w:rFonts w:ascii="Symbol" w:hAnsi="Symbol" w:hint="default"/>
+        <w:sz w:val="20"/>
+      </w:rPr>
+    </w:lvl>
+    <w:lvl w:ilvl="1" w:tentative="1">
+      <w:start w:val="1"/>
+      <w:numFmt w:val="bullet"/>
+      <w:lvlText w:val="o"/>
+      <w:lvlJc w:val="left"/>
+      <w:pPr>
+        <w:tabs>
+          <w:tab w:val="num" w:pos="1440"/>
+        </w:tabs>
+        <w:ind w:left="1440" w:hanging="360"/>
+      </w:pPr>
+      <w:rPr>
+        <w:rFonts w:ascii="Courier New" w:hAnsi="Courier New" w:hint="default"/>
+        <w:sz w:val="20"/>
+      </w:rPr>
+    </w:lvl>
+    <w:lvl w:ilvl="2" w:tentative="1">
+      <w:start w:val="1"/>
+      <w:numFmt w:val="bullet"/>
+      <w:lvlText w:val=""/>
+      <w:lvlJc w:val="left"/>
+      <w:pPr>
+        <w:tabs>
+          <w:tab w:val="num" w:pos="2160"/>
+        </w:tabs>
+        <w:ind w:left="2160" w:hanging="360"/>
+      </w:pPr>
+      <w:rPr>
+        <w:rFonts w:ascii="Wingdings" w:hAnsi="Wingdings" w:hint="default"/>
+        <w:sz w:val="20"/>
+      </w:rPr>
+    </w:lvl>
+    <w:lvl w:ilvl="3" w:tentative="1">
+      <w:start w:val="1"/>
+      <w:numFmt w:val="bullet"/>
+      <w:lvlText w:val=""/>
+      <w:lvlJc w:val="left"/>
+      <w:pPr>
+        <w:tabs>
+          <w:tab w:val="num" w:pos="2880"/>
+        </w:tabs>
+        <w:ind w:left="2880" w:hanging="360"/>
+      </w:pPr>
+      <w:rPr>
+        <w:rFonts w:ascii="Wingdings" w:hAnsi="Wingdings" w:hint="default"/>
+        <w:sz w:val="20"/>
+      </w:rPr>
+    </w:lvl>
+    <w:lvl w:ilvl="4" w:tentative="1">
+      <w:start w:val="1"/>
+      <w:numFmt w:val="bullet"/>
+      <w:lvlText w:val=""/>
+      <w:lvlJc w:val="left"/>
+      <w:pPr>
+        <w:tabs>
+          <w:tab w:val="num" w:pos="3600"/>
+        </w:tabs>
+        <w:ind w:left="3600" w:hanging="360"/>
+      </w:pPr>
+      <w:rPr>
+        <w:rFonts w:ascii="Wingdings" w:hAnsi="Wingdings" w:hint="default"/>
+        <w:sz w:val="20"/>
+      </w:rPr>
+    </w:lvl>
+    <w:lvl w:ilvl="5" w:tentative="1">
+      <w:start w:val="1"/>
+      <w:numFmt w:val="bullet"/>
+      <w:lvlText w:val=""/>
+      <w:lvlJc w:val="left"/>
+      <w:pPr>
+        <w:tabs>
+          <w:tab w:val="num" w:pos="4320"/>
+        </w:tabs>
+        <w:ind w:left="4320" w:hanging="360"/>
+      </w:pPr>
+      <w:rPr>
+        <w:rFonts w:ascii="Wingdings" w:hAnsi="Wingdings" w:hint="default"/>
+        <w:sz w:val="20"/>
+      </w:rPr>
+    </w:lvl>
+    <w:lvl w:ilvl="6" w:tentative="1">
+      <w:start w:val="1"/>
+      <w:numFmt w:val="bullet"/>
+      <w:lvlText w:val=""/>
+      <w:lvlJc w:val="left"/>
+      <w:pPr>
+        <w:tabs>
+          <w:tab w:val="num" w:pos="5040"/>
+        </w:tabs>
+        <w:ind w:left="5040" w:hanging="360"/>
+      </w:pPr>
+      <w:rPr>
+        <w:rFonts w:ascii="Wingdings" w:hAnsi="Wingdings" w:hint="default"/>
+        <w:sz w:val="20"/>
+      </w:rPr>
+    </w:lvl>
+    <w:lvl w:ilvl="7" w:tentative="1">
+      <w:start w:val="1"/>
+      <w:numFmt w:val="bullet"/>
+      <w:lvlText w:val=""/>
+      <w:lvlJc w:val="left"/>
+      <w:pPr>
+        <w:tabs>
+          <w:tab w:val="num" w:pos="5760"/>
+        </w:tabs>
+        <w:ind w:left="5760" w:hanging="360"/>
+      </w:pPr>
+      <w:rPr>
+        <w:rFonts w:ascii="Wingdings" w:hAnsi="Wingdings" w:hint="default"/>
+        <w:sz w:val="20"/>
+      </w:rPr>
+    </w:lvl>
+    <w:lvl w:ilvl="8" w:tentative="1">
+      <w:start w:val="1"/>
+      <w:numFmt w:val="bullet"/>
+      <w:lvlText w:val=""/>
+      <w:lvlJc w:val="left"/>
+      <w:pPr>
+        <w:tabs>
+          <w:tab w:val="num" w:pos="6480"/>
+        </w:tabs>
+        <w:ind w:left="6480" w:hanging="360"/>
+      </w:pPr>
+      <w:rPr>
+        <w:rFonts w:ascii="Wingdings" w:hAnsi="Wingdings" w:hint="default"/>
+        <w:sz w:val="20"/>
+      </w:rPr>
+    </w:lvl>
+  </w:abstractNum>
+  <w:abstractNum w:abstractNumId="52" w15:restartNumberingAfterBreak="0">
+    <w:nsid w:val="6BCD6FD3"/>
+    <w:multiLevelType w:val="multilevel"/>
+    <w:tmpl w:val="8AD6CB08"/>
+    <w:lvl w:ilvl="0">
+      <w:start w:val="1"/>
+      <w:numFmt w:val="bullet"/>
+      <w:lvlText w:val=""/>
+      <w:lvlJc w:val="left"/>
+      <w:pPr>
+        <w:tabs>
+          <w:tab w:val="num" w:pos="720"/>
+        </w:tabs>
+        <w:ind w:left="720" w:hanging="360"/>
+      </w:pPr>
+      <w:rPr>
+        <w:rFonts w:ascii="Symbol" w:hAnsi="Symbol" w:hint="default"/>
+        <w:sz w:val="20"/>
+      </w:rPr>
+    </w:lvl>
+    <w:lvl w:ilvl="1" w:tentative="1">
+      <w:start w:val="1"/>
+      <w:numFmt w:val="bullet"/>
+      <w:lvlText w:val="o"/>
+      <w:lvlJc w:val="left"/>
+      <w:pPr>
+        <w:tabs>
+          <w:tab w:val="num" w:pos="1440"/>
+        </w:tabs>
+        <w:ind w:left="1440" w:hanging="360"/>
+      </w:pPr>
+      <w:rPr>
+        <w:rFonts w:ascii="Courier New" w:hAnsi="Courier New" w:hint="default"/>
+        <w:sz w:val="20"/>
+      </w:rPr>
+    </w:lvl>
+    <w:lvl w:ilvl="2" w:tentative="1">
+      <w:start w:val="1"/>
+      <w:numFmt w:val="bullet"/>
+      <w:lvlText w:val=""/>
+      <w:lvlJc w:val="left"/>
+      <w:pPr>
+        <w:tabs>
+          <w:tab w:val="num" w:pos="2160"/>
+        </w:tabs>
+        <w:ind w:left="2160" w:hanging="360"/>
+      </w:pPr>
+      <w:rPr>
+        <w:rFonts w:ascii="Wingdings" w:hAnsi="Wingdings" w:hint="default"/>
+        <w:sz w:val="20"/>
+      </w:rPr>
+    </w:lvl>
+    <w:lvl w:ilvl="3" w:tentative="1">
+      <w:start w:val="1"/>
+      <w:numFmt w:val="bullet"/>
+      <w:lvlText w:val=""/>
+      <w:lvlJc w:val="left"/>
+      <w:pPr>
+        <w:tabs>
+          <w:tab w:val="num" w:pos="2880"/>
+        </w:tabs>
+        <w:ind w:left="2880" w:hanging="360"/>
+      </w:pPr>
+      <w:rPr>
+        <w:rFonts w:ascii="Wingdings" w:hAnsi="Wingdings" w:hint="default"/>
+        <w:sz w:val="20"/>
+      </w:rPr>
+    </w:lvl>
+    <w:lvl w:ilvl="4" w:tentative="1">
+      <w:start w:val="1"/>
+      <w:numFmt w:val="bullet"/>
+      <w:lvlText w:val=""/>
+      <w:lvlJc w:val="left"/>
+      <w:pPr>
+        <w:tabs>
+          <w:tab w:val="num" w:pos="3600"/>
+        </w:tabs>
+        <w:ind w:left="3600" w:hanging="360"/>
+      </w:pPr>
+      <w:rPr>
+        <w:rFonts w:ascii="Wingdings" w:hAnsi="Wingdings" w:hint="default"/>
+        <w:sz w:val="20"/>
+      </w:rPr>
+    </w:lvl>
+    <w:lvl w:ilvl="5" w:tentative="1">
+      <w:start w:val="1"/>
+      <w:numFmt w:val="bullet"/>
+      <w:lvlText w:val=""/>
+      <w:lvlJc w:val="left"/>
+      <w:pPr>
+        <w:tabs>
+          <w:tab w:val="num" w:pos="4320"/>
+        </w:tabs>
+        <w:ind w:left="4320" w:hanging="360"/>
+      </w:pPr>
+      <w:rPr>
+        <w:rFonts w:ascii="Wingdings" w:hAnsi="Wingdings" w:hint="default"/>
+        <w:sz w:val="20"/>
+      </w:rPr>
+    </w:lvl>
+    <w:lvl w:ilvl="6" w:tentative="1">
+      <w:start w:val="1"/>
+      <w:numFmt w:val="bullet"/>
+      <w:lvlText w:val=""/>
+      <w:lvlJc w:val="left"/>
+      <w:pPr>
+        <w:tabs>
+          <w:tab w:val="num" w:pos="5040"/>
+        </w:tabs>
+        <w:ind w:left="5040" w:hanging="360"/>
+      </w:pPr>
+      <w:rPr>
+        <w:rFonts w:ascii="Wingdings" w:hAnsi="Wingdings" w:hint="default"/>
+        <w:sz w:val="20"/>
+      </w:rPr>
+    </w:lvl>
+    <w:lvl w:ilvl="7" w:tentative="1">
+      <w:start w:val="1"/>
+      <w:numFmt w:val="bullet"/>
+      <w:lvlText w:val=""/>
+      <w:lvlJc w:val="left"/>
+      <w:pPr>
+        <w:tabs>
+          <w:tab w:val="num" w:pos="5760"/>
+        </w:tabs>
+        <w:ind w:left="5760" w:hanging="360"/>
+      </w:pPr>
+      <w:rPr>
+        <w:rFonts w:ascii="Wingdings" w:hAnsi="Wingdings" w:hint="default"/>
+        <w:sz w:val="20"/>
+      </w:rPr>
+    </w:lvl>
+    <w:lvl w:ilvl="8" w:tentative="1">
+      <w:start w:val="1"/>
+      <w:numFmt w:val="bullet"/>
+      <w:lvlText w:val=""/>
+      <w:lvlJc w:val="left"/>
+      <w:pPr>
+        <w:tabs>
+          <w:tab w:val="num" w:pos="6480"/>
+        </w:tabs>
+        <w:ind w:left="6480" w:hanging="360"/>
+      </w:pPr>
+      <w:rPr>
+        <w:rFonts w:ascii="Wingdings" w:hAnsi="Wingdings" w:hint="default"/>
+        <w:sz w:val="20"/>
+      </w:rPr>
+    </w:lvl>
+  </w:abstractNum>
+  <w:abstractNum w:abstractNumId="53" w15:restartNumberingAfterBreak="0">
+    <w:nsid w:val="6C5D0A6F"/>
+    <w:multiLevelType w:val="multilevel"/>
+    <w:tmpl w:val="0090D690"/>
+    <w:lvl w:ilvl="0">
+      <w:start w:val="1"/>
+      <w:numFmt w:val="bullet"/>
+      <w:lvlText w:val=""/>
+      <w:lvlJc w:val="left"/>
+      <w:pPr>
+        <w:tabs>
+          <w:tab w:val="num" w:pos="720"/>
+        </w:tabs>
+        <w:ind w:left="720" w:hanging="360"/>
+      </w:pPr>
+      <w:rPr>
+        <w:rFonts w:ascii="Symbol" w:hAnsi="Symbol" w:hint="default"/>
+        <w:sz w:val="20"/>
+      </w:rPr>
+    </w:lvl>
+    <w:lvl w:ilvl="1" w:tentative="1">
+      <w:start w:val="1"/>
+      <w:numFmt w:val="bullet"/>
+      <w:lvlText w:val="o"/>
+      <w:lvlJc w:val="left"/>
+      <w:pPr>
+        <w:tabs>
+          <w:tab w:val="num" w:pos="1440"/>
+        </w:tabs>
+        <w:ind w:left="1440" w:hanging="360"/>
+      </w:pPr>
+      <w:rPr>
+        <w:rFonts w:ascii="Courier New" w:hAnsi="Courier New" w:hint="default"/>
+        <w:sz w:val="20"/>
+      </w:rPr>
+    </w:lvl>
+    <w:lvl w:ilvl="2" w:tentative="1">
+      <w:start w:val="1"/>
+      <w:numFmt w:val="bullet"/>
+      <w:lvlText w:val=""/>
+      <w:lvlJc w:val="left"/>
+      <w:pPr>
+        <w:tabs>
+          <w:tab w:val="num" w:pos="2160"/>
+        </w:tabs>
+        <w:ind w:left="2160" w:hanging="360"/>
+      </w:pPr>
+      <w:rPr>
+        <w:rFonts w:ascii="Wingdings" w:hAnsi="Wingdings" w:hint="default"/>
+        <w:sz w:val="20"/>
+      </w:rPr>
+    </w:lvl>
+    <w:lvl w:ilvl="3" w:tentative="1">
+      <w:start w:val="1"/>
+      <w:numFmt w:val="bullet"/>
+      <w:lvlText w:val=""/>
+      <w:lvlJc w:val="left"/>
+      <w:pPr>
+        <w:tabs>
+          <w:tab w:val="num" w:pos="2880"/>
+        </w:tabs>
+        <w:ind w:left="2880" w:hanging="360"/>
+      </w:pPr>
+      <w:rPr>
+        <w:rFonts w:ascii="Wingdings" w:hAnsi="Wingdings" w:hint="default"/>
+        <w:sz w:val="20"/>
+      </w:rPr>
+    </w:lvl>
+    <w:lvl w:ilvl="4" w:tentative="1">
+      <w:start w:val="1"/>
+      <w:numFmt w:val="bullet"/>
+      <w:lvlText w:val=""/>
+      <w:lvlJc w:val="left"/>
+      <w:pPr>
+        <w:tabs>
+          <w:tab w:val="num" w:pos="3600"/>
+        </w:tabs>
+        <w:ind w:left="3600" w:hanging="360"/>
+      </w:pPr>
+      <w:rPr>
+        <w:rFonts w:ascii="Wingdings" w:hAnsi="Wingdings" w:hint="default"/>
+        <w:sz w:val="20"/>
+      </w:rPr>
+    </w:lvl>
+    <w:lvl w:ilvl="5" w:tentative="1">
+      <w:start w:val="1"/>
+      <w:numFmt w:val="bullet"/>
+      <w:lvlText w:val=""/>
+      <w:lvlJc w:val="left"/>
+      <w:pPr>
+        <w:tabs>
+          <w:tab w:val="num" w:pos="4320"/>
+        </w:tabs>
+        <w:ind w:left="4320" w:hanging="360"/>
+      </w:pPr>
+      <w:rPr>
+        <w:rFonts w:ascii="Wingdings" w:hAnsi="Wingdings" w:hint="default"/>
+        <w:sz w:val="20"/>
+      </w:rPr>
+    </w:lvl>
+    <w:lvl w:ilvl="6" w:tentative="1">
+      <w:start w:val="1"/>
+      <w:numFmt w:val="bullet"/>
+      <w:lvlText w:val=""/>
+      <w:lvlJc w:val="left"/>
+      <w:pPr>
+        <w:tabs>
+          <w:tab w:val="num" w:pos="5040"/>
+        </w:tabs>
+        <w:ind w:left="5040" w:hanging="360"/>
+      </w:pPr>
+      <w:rPr>
+        <w:rFonts w:ascii="Wingdings" w:hAnsi="Wingdings" w:hint="default"/>
+        <w:sz w:val="20"/>
+      </w:rPr>
+    </w:lvl>
+    <w:lvl w:ilvl="7" w:tentative="1">
+      <w:start w:val="1"/>
+      <w:numFmt w:val="bullet"/>
+      <w:lvlText w:val=""/>
+      <w:lvlJc w:val="left"/>
+      <w:pPr>
+        <w:tabs>
+          <w:tab w:val="num" w:pos="5760"/>
+        </w:tabs>
+        <w:ind w:left="5760" w:hanging="360"/>
+      </w:pPr>
+      <w:rPr>
+        <w:rFonts w:ascii="Wingdings" w:hAnsi="Wingdings" w:hint="default"/>
+        <w:sz w:val="20"/>
+      </w:rPr>
+    </w:lvl>
+    <w:lvl w:ilvl="8" w:tentative="1">
+      <w:start w:val="1"/>
+      <w:numFmt w:val="bullet"/>
+      <w:lvlText w:val=""/>
+      <w:lvlJc w:val="left"/>
+      <w:pPr>
+        <w:tabs>
+          <w:tab w:val="num" w:pos="6480"/>
+        </w:tabs>
+        <w:ind w:left="6480" w:hanging="360"/>
+      </w:pPr>
+      <w:rPr>
+        <w:rFonts w:ascii="Wingdings" w:hAnsi="Wingdings" w:hint="default"/>
+        <w:sz w:val="20"/>
+      </w:rPr>
+    </w:lvl>
+  </w:abstractNum>
+  <w:abstractNum w:abstractNumId="54" w15:restartNumberingAfterBreak="0">
+    <w:nsid w:val="6D511A2F"/>
+    <w:multiLevelType w:val="multilevel"/>
+    <w:tmpl w:val="5276CD5C"/>
+    <w:lvl w:ilvl="0">
+      <w:start w:val="1"/>
+      <w:numFmt w:val="bullet"/>
+      <w:lvlText w:val=""/>
+      <w:lvlJc w:val="left"/>
+      <w:pPr>
+        <w:tabs>
+          <w:tab w:val="num" w:pos="720"/>
+        </w:tabs>
+        <w:ind w:left="720" w:hanging="360"/>
+      </w:pPr>
+      <w:rPr>
+        <w:rFonts w:ascii="Symbol" w:hAnsi="Symbol" w:hint="default"/>
+        <w:sz w:val="20"/>
+      </w:rPr>
+    </w:lvl>
+    <w:lvl w:ilvl="1" w:tentative="1">
+      <w:start w:val="1"/>
+      <w:numFmt w:val="bullet"/>
+      <w:lvlText w:val="o"/>
+      <w:lvlJc w:val="left"/>
+      <w:pPr>
+        <w:tabs>
+          <w:tab w:val="num" w:pos="1440"/>
+        </w:tabs>
+        <w:ind w:left="1440" w:hanging="360"/>
+      </w:pPr>
+      <w:rPr>
+        <w:rFonts w:ascii="Courier New" w:hAnsi="Courier New" w:hint="default"/>
+        <w:sz w:val="20"/>
+      </w:rPr>
+    </w:lvl>
+    <w:lvl w:ilvl="2" w:tentative="1">
+      <w:start w:val="1"/>
+      <w:numFmt w:val="bullet"/>
+      <w:lvlText w:val=""/>
+      <w:lvlJc w:val="left"/>
+      <w:pPr>
+        <w:tabs>
+          <w:tab w:val="num" w:pos="2160"/>
+        </w:tabs>
+        <w:ind w:left="2160" w:hanging="360"/>
+      </w:pPr>
+      <w:rPr>
+        <w:rFonts w:ascii="Wingdings" w:hAnsi="Wingdings" w:hint="default"/>
+        <w:sz w:val="20"/>
+      </w:rPr>
+    </w:lvl>
+    <w:lvl w:ilvl="3" w:tentative="1">
+      <w:start w:val="1"/>
+      <w:numFmt w:val="bullet"/>
+      <w:lvlText w:val=""/>
+      <w:lvlJc w:val="left"/>
+      <w:pPr>
+        <w:tabs>
+          <w:tab w:val="num" w:pos="2880"/>
+        </w:tabs>
+        <w:ind w:left="2880" w:hanging="360"/>
+      </w:pPr>
+      <w:rPr>
+        <w:rFonts w:ascii="Wingdings" w:hAnsi="Wingdings" w:hint="default"/>
+        <w:sz w:val="20"/>
+      </w:rPr>
+    </w:lvl>
+    <w:lvl w:ilvl="4" w:tentative="1">
+      <w:start w:val="1"/>
+      <w:numFmt w:val="bullet"/>
+      <w:lvlText w:val=""/>
+      <w:lvlJc w:val="left"/>
+      <w:pPr>
+        <w:tabs>
+          <w:tab w:val="num" w:pos="3600"/>
+        </w:tabs>
+        <w:ind w:left="3600" w:hanging="360"/>
+      </w:pPr>
+      <w:rPr>
+        <w:rFonts w:ascii="Wingdings" w:hAnsi="Wingdings" w:hint="default"/>
+        <w:sz w:val="20"/>
+      </w:rPr>
+    </w:lvl>
+    <w:lvl w:ilvl="5" w:tentative="1">
+      <w:start w:val="1"/>
+      <w:numFmt w:val="bullet"/>
+      <w:lvlText w:val=""/>
+      <w:lvlJc w:val="left"/>
+      <w:pPr>
+        <w:tabs>
+          <w:tab w:val="num" w:pos="4320"/>
+        </w:tabs>
+        <w:ind w:left="4320" w:hanging="360"/>
+      </w:pPr>
+      <w:rPr>
+        <w:rFonts w:ascii="Wingdings" w:hAnsi="Wingdings" w:hint="default"/>
+        <w:sz w:val="20"/>
+      </w:rPr>
+    </w:lvl>
+    <w:lvl w:ilvl="6" w:tentative="1">
+      <w:start w:val="1"/>
+      <w:numFmt w:val="bullet"/>
+      <w:lvlText w:val=""/>
+      <w:lvlJc w:val="left"/>
+      <w:pPr>
+        <w:tabs>
+          <w:tab w:val="num" w:pos="5040"/>
+        </w:tabs>
+        <w:ind w:left="5040" w:hanging="360"/>
+      </w:pPr>
+      <w:rPr>
+        <w:rFonts w:ascii="Wingdings" w:hAnsi="Wingdings" w:hint="default"/>
+        <w:sz w:val="20"/>
+      </w:rPr>
+    </w:lvl>
+    <w:lvl w:ilvl="7" w:tentative="1">
+      <w:start w:val="1"/>
+      <w:numFmt w:val="bullet"/>
+      <w:lvlText w:val=""/>
+      <w:lvlJc w:val="left"/>
+      <w:pPr>
+        <w:tabs>
+          <w:tab w:val="num" w:pos="5760"/>
+        </w:tabs>
+        <w:ind w:left="5760" w:hanging="360"/>
+      </w:pPr>
+      <w:rPr>
+        <w:rFonts w:ascii="Wingdings" w:hAnsi="Wingdings" w:hint="default"/>
+        <w:sz w:val="20"/>
+      </w:rPr>
+    </w:lvl>
+    <w:lvl w:ilvl="8" w:tentative="1">
+      <w:start w:val="1"/>
+      <w:numFmt w:val="bullet"/>
+      <w:lvlText w:val=""/>
+      <w:lvlJc w:val="left"/>
+      <w:pPr>
+        <w:tabs>
+          <w:tab w:val="num" w:pos="6480"/>
+        </w:tabs>
+        <w:ind w:left="6480" w:hanging="360"/>
+      </w:pPr>
+      <w:rPr>
+        <w:rFonts w:ascii="Wingdings" w:hAnsi="Wingdings" w:hint="default"/>
+        <w:sz w:val="20"/>
+      </w:rPr>
+    </w:lvl>
+  </w:abstractNum>
+  <w:abstractNum w:abstractNumId="55" w15:restartNumberingAfterBreak="0">
     <w:nsid w:val="72976DE6"/>
     <w:multiLevelType w:val="multilevel"/>
     <w:tmpl w:val="A6767518"/>
@@ -6859,105 +12112,175 @@
       </w:rPr>
     </w:lvl>
   </w:abstractNum>
-  <w:num w:numId="1" w16cid:durableId="1161123281">
+  <w:num w:numId="1" w16cid:durableId="652098894">
     <w:abstractNumId w:val="6"/>
   </w:num>
-  <w:num w:numId="2" w16cid:durableId="652098894">
+  <w:num w:numId="2" w16cid:durableId="713429748">
+    <w:abstractNumId w:val="8"/>
+  </w:num>
+  <w:num w:numId="3" w16cid:durableId="1839614171">
+    <w:abstractNumId w:val="34"/>
+  </w:num>
+  <w:num w:numId="4" w16cid:durableId="1148011718">
+    <w:abstractNumId w:val="33"/>
+  </w:num>
+  <w:num w:numId="5" w16cid:durableId="806776492">
+    <w:abstractNumId w:val="26"/>
+  </w:num>
+  <w:num w:numId="6" w16cid:durableId="1228959519">
+    <w:abstractNumId w:val="3"/>
+  </w:num>
+  <w:num w:numId="7" w16cid:durableId="1520778342">
+    <w:abstractNumId w:val="32"/>
+  </w:num>
+  <w:num w:numId="8" w16cid:durableId="441609727">
+    <w:abstractNumId w:val="38"/>
+  </w:num>
+  <w:num w:numId="9" w16cid:durableId="21178134">
+    <w:abstractNumId w:val="7"/>
+  </w:num>
+  <w:num w:numId="10" w16cid:durableId="1383485890">
+    <w:abstractNumId w:val="28"/>
+  </w:num>
+  <w:num w:numId="11" w16cid:durableId="1013410504">
+    <w:abstractNumId w:val="42"/>
+  </w:num>
+  <w:num w:numId="12" w16cid:durableId="1382048976">
+    <w:abstractNumId w:val="36"/>
+  </w:num>
+  <w:num w:numId="13" w16cid:durableId="1807163302">
+    <w:abstractNumId w:val="47"/>
+  </w:num>
+  <w:num w:numId="14" w16cid:durableId="51776918">
+    <w:abstractNumId w:val="48"/>
+  </w:num>
+  <w:num w:numId="15" w16cid:durableId="979265712">
+    <w:abstractNumId w:val="49"/>
+  </w:num>
+  <w:num w:numId="16" w16cid:durableId="2073770174">
+    <w:abstractNumId w:val="0"/>
+  </w:num>
+  <w:num w:numId="17" w16cid:durableId="827403921">
+    <w:abstractNumId w:val="10"/>
+  </w:num>
+  <w:num w:numId="18" w16cid:durableId="1296567820">
+    <w:abstractNumId w:val="13"/>
+  </w:num>
+  <w:num w:numId="19" w16cid:durableId="511726432">
+    <w:abstractNumId w:val="9"/>
+  </w:num>
+  <w:num w:numId="20" w16cid:durableId="1031612839">
+    <w:abstractNumId w:val="43"/>
+  </w:num>
+  <w:num w:numId="21" w16cid:durableId="858198751">
+    <w:abstractNumId w:val="16"/>
+  </w:num>
+  <w:num w:numId="22" w16cid:durableId="93404031">
+    <w:abstractNumId w:val="29"/>
+  </w:num>
+  <w:num w:numId="23" w16cid:durableId="1106462642">
+    <w:abstractNumId w:val="39"/>
+  </w:num>
+  <w:num w:numId="24" w16cid:durableId="117335839">
+    <w:abstractNumId w:val="31"/>
+  </w:num>
+  <w:num w:numId="25" w16cid:durableId="1982029257">
+    <w:abstractNumId w:val="46"/>
+  </w:num>
+  <w:num w:numId="26" w16cid:durableId="1198541486">
+    <w:abstractNumId w:val="27"/>
+  </w:num>
+  <w:num w:numId="27" w16cid:durableId="1761022234">
+    <w:abstractNumId w:val="37"/>
+  </w:num>
+  <w:num w:numId="28" w16cid:durableId="525801047">
+    <w:abstractNumId w:val="30"/>
+  </w:num>
+  <w:num w:numId="29" w16cid:durableId="1476336211">
+    <w:abstractNumId w:val="23"/>
+  </w:num>
+  <w:num w:numId="30" w16cid:durableId="1359887858">
+    <w:abstractNumId w:val="20"/>
+  </w:num>
+  <w:num w:numId="31" w16cid:durableId="1299342585">
+    <w:abstractNumId w:val="21"/>
+  </w:num>
+  <w:num w:numId="32" w16cid:durableId="1074399443">
+    <w:abstractNumId w:val="55"/>
+  </w:num>
+  <w:num w:numId="33" w16cid:durableId="1844781055">
+    <w:abstractNumId w:val="54"/>
+  </w:num>
+  <w:num w:numId="34" w16cid:durableId="2049529244">
+    <w:abstractNumId w:val="14"/>
+  </w:num>
+  <w:num w:numId="35" w16cid:durableId="440144842">
     <w:abstractNumId w:val="2"/>
   </w:num>
-  <w:num w:numId="3" w16cid:durableId="713429748">
+  <w:num w:numId="36" w16cid:durableId="1024746481">
+    <w:abstractNumId w:val="50"/>
+  </w:num>
+  <w:num w:numId="37" w16cid:durableId="661469361">
+    <w:abstractNumId w:val="45"/>
+  </w:num>
+  <w:num w:numId="38" w16cid:durableId="488836534">
+    <w:abstractNumId w:val="12"/>
+  </w:num>
+  <w:num w:numId="39" w16cid:durableId="109010308">
+    <w:abstractNumId w:val="17"/>
+  </w:num>
+  <w:num w:numId="40" w16cid:durableId="944310753">
+    <w:abstractNumId w:val="40"/>
+  </w:num>
+  <w:num w:numId="41" w16cid:durableId="1152867607">
+    <w:abstractNumId w:val="24"/>
+  </w:num>
+  <w:num w:numId="42" w16cid:durableId="495269111">
     <w:abstractNumId w:val="4"/>
   </w:num>
-  <w:num w:numId="4" w16cid:durableId="1839614171">
-    <w:abstractNumId w:val="21"/>
+  <w:num w:numId="43" w16cid:durableId="1382168234">
+    <w:abstractNumId w:val="25"/>
   </w:num>
-  <w:num w:numId="5" w16cid:durableId="1148011718">
-    <w:abstractNumId w:val="20"/>
+  <w:num w:numId="44" w16cid:durableId="221335052">
+    <w:abstractNumId w:val="41"/>
   </w:num>
-  <w:num w:numId="6" w16cid:durableId="806776492">
-    <w:abstractNumId w:val="13"/>
+  <w:num w:numId="45" w16cid:durableId="1823228847">
+    <w:abstractNumId w:val="53"/>
   </w:num>
-  <w:num w:numId="7" w16cid:durableId="1228959519">
+  <w:num w:numId="46" w16cid:durableId="564535361">
+    <w:abstractNumId w:val="35"/>
+  </w:num>
+  <w:num w:numId="47" w16cid:durableId="424572115">
+    <w:abstractNumId w:val="5"/>
+  </w:num>
+  <w:num w:numId="48" w16cid:durableId="944730860">
+    <w:abstractNumId w:val="11"/>
+  </w:num>
+  <w:num w:numId="49" w16cid:durableId="1044913739">
+    <w:abstractNumId w:val="15"/>
+  </w:num>
+  <w:num w:numId="50" w16cid:durableId="551618611">
+    <w:abstractNumId w:val="44"/>
+  </w:num>
+  <w:num w:numId="51" w16cid:durableId="1959212322">
+    <w:abstractNumId w:val="22"/>
+  </w:num>
+  <w:num w:numId="52" w16cid:durableId="24404163">
+    <w:abstractNumId w:val="18"/>
+  </w:num>
+  <w:num w:numId="53" w16cid:durableId="1269237302">
+    <w:abstractNumId w:val="52"/>
+  </w:num>
+  <w:num w:numId="54" w16cid:durableId="860707042">
+    <w:abstractNumId w:val="51"/>
+  </w:num>
+  <w:num w:numId="55" w16cid:durableId="962344019">
+    <w:abstractNumId w:val="19"/>
+  </w:num>
+  <w:num w:numId="56" w16cid:durableId="811099589">
     <w:abstractNumId w:val="1"/>
   </w:num>
-  <w:num w:numId="8" w16cid:durableId="1520778342">
-    <w:abstractNumId w:val="19"/>
-  </w:num>
-  <w:num w:numId="9" w16cid:durableId="441609727">
-    <w:abstractNumId w:val="24"/>
-  </w:num>
-  <w:num w:numId="10" w16cid:durableId="21178134">
-    <w:abstractNumId w:val="3"/>
-  </w:num>
-  <w:num w:numId="11" w16cid:durableId="1383485890">
-    <w:abstractNumId w:val="15"/>
-  </w:num>
-  <w:num w:numId="12" w16cid:durableId="1013410504">
-    <w:abstractNumId w:val="26"/>
-  </w:num>
-  <w:num w:numId="13" w16cid:durableId="1382048976">
-    <w:abstractNumId w:val="22"/>
-  </w:num>
-  <w:num w:numId="14" w16cid:durableId="1807163302">
-    <w:abstractNumId w:val="29"/>
-  </w:num>
-  <w:num w:numId="15" w16cid:durableId="51776918">
-    <w:abstractNumId w:val="30"/>
-  </w:num>
-  <w:num w:numId="16" w16cid:durableId="979265712">
-    <w:abstractNumId w:val="31"/>
-  </w:num>
-  <w:num w:numId="17" w16cid:durableId="2073770174">
-    <w:abstractNumId w:val="0"/>
-  </w:num>
-  <w:num w:numId="18" w16cid:durableId="827403921">
-    <w:abstractNumId w:val="7"/>
-  </w:num>
-  <w:num w:numId="19" w16cid:durableId="1296567820">
-    <w:abstractNumId w:val="8"/>
-  </w:num>
-  <w:num w:numId="20" w16cid:durableId="511726432">
-    <w:abstractNumId w:val="5"/>
-  </w:num>
-  <w:num w:numId="21" w16cid:durableId="1031612839">
-    <w:abstractNumId w:val="27"/>
-  </w:num>
-  <w:num w:numId="22" w16cid:durableId="858198751">
-    <w:abstractNumId w:val="9"/>
-  </w:num>
-  <w:num w:numId="23" w16cid:durableId="93404031">
-    <w:abstractNumId w:val="16"/>
-  </w:num>
-  <w:num w:numId="24" w16cid:durableId="1106462642">
-    <w:abstractNumId w:val="25"/>
-  </w:num>
-  <w:num w:numId="25" w16cid:durableId="117335839">
-    <w:abstractNumId w:val="18"/>
-  </w:num>
-  <w:num w:numId="26" w16cid:durableId="1982029257">
-    <w:abstractNumId w:val="28"/>
-  </w:num>
-  <w:num w:numId="27" w16cid:durableId="1198541486">
-    <w:abstractNumId w:val="14"/>
-  </w:num>
-  <w:num w:numId="28" w16cid:durableId="1761022234">
-    <w:abstractNumId w:val="23"/>
-  </w:num>
-  <w:num w:numId="29" w16cid:durableId="525801047">
-    <w:abstractNumId w:val="17"/>
-  </w:num>
-  <w:num w:numId="30" w16cid:durableId="1476336211">
-    <w:abstractNumId w:val="12"/>
-  </w:num>
-  <w:num w:numId="31" w16cid:durableId="1359887858">
-    <w:abstractNumId w:val="10"/>
-  </w:num>
-  <w:num w:numId="32" w16cid:durableId="1299342585">
-    <w:abstractNumId w:val="11"/>
-  </w:num>
-  <w:num w:numId="33" w16cid:durableId="1074399443">
-    <w:abstractNumId w:val="32"/>
-  </w:num>
+  <w:numIdMacAtCleanup w:val="56"/>
 </w:numbering>
 </file>
 

--- a/Task 1.docx
+++ b/Task 1.docx
@@ -2334,7 +2334,7 @@
     <w:p>
       <w:r>
         <w:pict w14:anchorId="5B800ECD">
-          <v:rect id="_x0000_i1084" style="width:0;height:1.5pt" o:hralign="center" o:hrstd="t" o:hr="t" fillcolor="#a0a0a0" stroked="f"/>
+          <v:rect id="_x0000_i1036" style="width:0;height:1.5pt" o:hralign="center" o:hrstd="t" o:hr="t" fillcolor="#a0a0a0" stroked="f"/>
         </w:pict>
       </w:r>
     </w:p>
@@ -2696,7 +2696,7 @@
     <w:p>
       <w:r>
         <w:pict w14:anchorId="5AC4C6A8">
-          <v:rect id="_x0000_i1085" style="width:0;height:1.5pt" o:hralign="center" o:hrstd="t" o:hr="t" fillcolor="#a0a0a0" stroked="f"/>
+          <v:rect id="_x0000_i1037" style="width:0;height:1.5pt" o:hralign="center" o:hrstd="t" o:hr="t" fillcolor="#a0a0a0" stroked="f"/>
         </w:pict>
       </w:r>
     </w:p>
@@ -2843,7 +2843,7 @@
     <w:p>
       <w:r>
         <w:pict w14:anchorId="4A06025B">
-          <v:rect id="_x0000_i1086" style="width:0;height:1.5pt" o:hralign="center" o:hrstd="t" o:hr="t" fillcolor="#a0a0a0" stroked="f"/>
+          <v:rect id="_x0000_i1038" style="width:0;height:1.5pt" o:hralign="center" o:hrstd="t" o:hr="t" fillcolor="#a0a0a0" stroked="f"/>
         </w:pict>
       </w:r>
     </w:p>
@@ -2959,7 +2959,7 @@
     <w:p>
       <w:r>
         <w:pict w14:anchorId="63954967">
-          <v:rect id="_x0000_i1087" style="width:0;height:1.5pt" o:hralign="center" o:hrstd="t" o:hr="t" fillcolor="#a0a0a0" stroked="f"/>
+          <v:rect id="_x0000_i1039" style="width:0;height:1.5pt" o:hralign="center" o:hrstd="t" o:hr="t" fillcolor="#a0a0a0" stroked="f"/>
         </w:pict>
       </w:r>
     </w:p>
@@ -3217,7 +3217,7 @@
     <w:p>
       <w:r>
         <w:pict w14:anchorId="712DE748">
-          <v:rect id="_x0000_i1088" style="width:0;height:1.5pt" o:hralign="center" o:hrstd="t" o:hr="t" fillcolor="#a0a0a0" stroked="f"/>
+          <v:rect id="_x0000_i1040" style="width:0;height:1.5pt" o:hralign="center" o:hrstd="t" o:hr="t" fillcolor="#a0a0a0" stroked="f"/>
         </w:pict>
       </w:r>
     </w:p>
@@ -3348,7 +3348,7 @@
     <w:p>
       <w:r>
         <w:pict w14:anchorId="090EA075">
-          <v:rect id="_x0000_i1089" style="width:0;height:1.5pt" o:hralign="center" o:hrstd="t" o:hr="t" fillcolor="#a0a0a0" stroked="f"/>
+          <v:rect id="_x0000_i1041" style="width:0;height:1.5pt" o:hralign="center" o:hrstd="t" o:hr="t" fillcolor="#a0a0a0" stroked="f"/>
         </w:pict>
       </w:r>
     </w:p>
@@ -3465,7 +3465,7 @@
     <w:p>
       <w:r>
         <w:pict w14:anchorId="112E602E">
-          <v:rect id="_x0000_i1090" style="width:0;height:1.5pt" o:hralign="center" o:hrstd="t" o:hr="t" fillcolor="#a0a0a0" stroked="f"/>
+          <v:rect id="_x0000_i1042" style="width:0;height:1.5pt" o:hralign="center" o:hrstd="t" o:hr="t" fillcolor="#a0a0a0" stroked="f"/>
         </w:pict>
       </w:r>
     </w:p>
@@ -3756,6 +3756,1957 @@
       </w:r>
     </w:p>
     <w:p/>
+    <w:p/>
+    <w:p>
+      <w:pPr>
+        <w:rPr>
+          <w:b/>
+          <w:bCs/>
+        </w:rPr>
+      </w:pPr>
+      <w:r>
+        <w:rPr>
+          <w:b/>
+          <w:bCs/>
+        </w:rPr>
+        <w:t>25/7/2026</w:t>
+      </w:r>
+    </w:p>
+    <w:p>
+      <w:pPr>
+        <w:rPr>
+          <w:b/>
+          <w:bCs/>
+        </w:rPr>
+      </w:pPr>
+      <w:r>
+        <w:rPr>
+          <w:b/>
+          <w:bCs/>
+        </w:rPr>
+        <w:t>1. Multiple Inheritance (2 Tasks)</w:t>
+      </w:r>
+    </w:p>
+    <w:p>
+      <w:pPr>
+        <w:rPr>
+          <w:b/>
+          <w:bCs/>
+        </w:rPr>
+      </w:pPr>
+      <w:r>
+        <w:rPr>
+          <w:b/>
+          <w:bCs/>
+        </w:rPr>
+        <w:t>Task 1 – Smart Employee System</w:t>
+      </w:r>
+    </w:p>
+    <w:p>
+      <w:pPr>
+        <w:rPr>
+          <w:b/>
+          <w:bCs/>
+        </w:rPr>
+      </w:pPr>
+      <w:r>
+        <w:rPr>
+          <w:b/>
+          <w:bCs/>
+        </w:rPr>
+        <w:t>Create three classes:</w:t>
+      </w:r>
+    </w:p>
+    <w:p>
+      <w:pPr>
+        <w:numPr>
+          <w:ilvl w:val="0"/>
+          <w:numId w:val="57"/>
+        </w:numPr>
+        <w:rPr>
+          <w:b/>
+          <w:bCs/>
+        </w:rPr>
+      </w:pPr>
+      <w:r>
+        <w:rPr>
+          <w:b/>
+          <w:bCs/>
+        </w:rPr>
+        <w:t>Person → Name, Age</w:t>
+      </w:r>
+    </w:p>
+    <w:p>
+      <w:pPr>
+        <w:numPr>
+          <w:ilvl w:val="0"/>
+          <w:numId w:val="57"/>
+        </w:numPr>
+        <w:rPr>
+          <w:b/>
+          <w:bCs/>
+        </w:rPr>
+      </w:pPr>
+      <w:r>
+        <w:rPr>
+          <w:b/>
+          <w:bCs/>
+        </w:rPr>
+        <w:t>Employee → Employee ID, Salary</w:t>
+      </w:r>
+    </w:p>
+    <w:p>
+      <w:pPr>
+        <w:numPr>
+          <w:ilvl w:val="0"/>
+          <w:numId w:val="57"/>
+        </w:numPr>
+        <w:rPr>
+          <w:b/>
+          <w:bCs/>
+        </w:rPr>
+      </w:pPr>
+      <w:r>
+        <w:rPr>
+          <w:b/>
+          <w:bCs/>
+        </w:rPr>
+        <w:t>Manager → inherits from both Person and Employee</w:t>
+      </w:r>
+    </w:p>
+    <w:p>
+      <w:pPr>
+        <w:rPr>
+          <w:b/>
+          <w:bCs/>
+        </w:rPr>
+      </w:pPr>
+      <w:r>
+        <w:rPr>
+          <w:b/>
+          <w:bCs/>
+        </w:rPr>
+        <w:t>Requirements:</w:t>
+      </w:r>
+    </w:p>
+    <w:p>
+      <w:pPr>
+        <w:numPr>
+          <w:ilvl w:val="0"/>
+          <w:numId w:val="58"/>
+        </w:numPr>
+        <w:rPr>
+          <w:b/>
+          <w:bCs/>
+        </w:rPr>
+      </w:pPr>
+      <w:r>
+        <w:rPr>
+          <w:b/>
+          <w:bCs/>
+        </w:rPr>
+        <w:t>Input all details.</w:t>
+      </w:r>
+    </w:p>
+    <w:p>
+      <w:pPr>
+        <w:numPr>
+          <w:ilvl w:val="0"/>
+          <w:numId w:val="58"/>
+        </w:numPr>
+        <w:rPr>
+          <w:b/>
+          <w:bCs/>
+        </w:rPr>
+      </w:pPr>
+      <w:r>
+        <w:rPr>
+          <w:b/>
+          <w:bCs/>
+        </w:rPr>
+        <w:t>Display complete employee information.</w:t>
+      </w:r>
+    </w:p>
+    <w:p>
+      <w:pPr>
+        <w:numPr>
+          <w:ilvl w:val="0"/>
+          <w:numId w:val="58"/>
+        </w:numPr>
+        <w:rPr>
+          <w:b/>
+          <w:bCs/>
+        </w:rPr>
+      </w:pPr>
+      <w:r>
+        <w:rPr>
+          <w:b/>
+          <w:bCs/>
+        </w:rPr>
+        <w:t>Calculate annual salary (salary × 12).</w:t>
+      </w:r>
+    </w:p>
+    <w:p>
+      <w:pPr>
+        <w:rPr>
+          <w:b/>
+          <w:bCs/>
+        </w:rPr>
+      </w:pPr>
+      <w:r>
+        <w:rPr>
+          <w:b/>
+          <w:bCs/>
+        </w:rPr>
+        <w:lastRenderedPageBreak/>
+        <w:pict w14:anchorId="6DE4D280">
+          <v:rect id="_x0000_i1115" style="width:0;height:1.5pt" o:hralign="center" o:hrstd="t" o:hr="t" fillcolor="#a0a0a0" stroked="f"/>
+        </w:pict>
+      </w:r>
+    </w:p>
+    <w:p>
+      <w:pPr>
+        <w:rPr>
+          <w:b/>
+          <w:bCs/>
+        </w:rPr>
+      </w:pPr>
+      <w:r>
+        <w:rPr>
+          <w:b/>
+          <w:bCs/>
+        </w:rPr>
+        <w:t>Task 2 – Online Teacher Portal</w:t>
+      </w:r>
+    </w:p>
+    <w:p>
+      <w:pPr>
+        <w:rPr>
+          <w:b/>
+          <w:bCs/>
+        </w:rPr>
+      </w:pPr>
+      <w:r>
+        <w:rPr>
+          <w:b/>
+          <w:bCs/>
+        </w:rPr>
+        <w:t>Create:</w:t>
+      </w:r>
+    </w:p>
+    <w:p>
+      <w:pPr>
+        <w:numPr>
+          <w:ilvl w:val="0"/>
+          <w:numId w:val="59"/>
+        </w:numPr>
+        <w:rPr>
+          <w:b/>
+          <w:bCs/>
+        </w:rPr>
+      </w:pPr>
+      <w:r>
+        <w:rPr>
+          <w:b/>
+          <w:bCs/>
+        </w:rPr>
+        <w:t>Teacher → Teacher Name, Subject</w:t>
+      </w:r>
+    </w:p>
+    <w:p>
+      <w:pPr>
+        <w:numPr>
+          <w:ilvl w:val="0"/>
+          <w:numId w:val="59"/>
+        </w:numPr>
+        <w:rPr>
+          <w:b/>
+          <w:bCs/>
+        </w:rPr>
+      </w:pPr>
+      <w:r>
+        <w:rPr>
+          <w:b/>
+          <w:bCs/>
+        </w:rPr>
+        <w:t>Course → Course Name, Duration</w:t>
+      </w:r>
+    </w:p>
+    <w:p>
+      <w:pPr>
+        <w:numPr>
+          <w:ilvl w:val="0"/>
+          <w:numId w:val="59"/>
+        </w:numPr>
+        <w:rPr>
+          <w:b/>
+          <w:bCs/>
+        </w:rPr>
+      </w:pPr>
+      <w:proofErr w:type="spellStart"/>
+      <w:r>
+        <w:rPr>
+          <w:b/>
+          <w:bCs/>
+        </w:rPr>
+        <w:t>OnlineTeacher</w:t>
+      </w:r>
+      <w:proofErr w:type="spellEnd"/>
+      <w:r>
+        <w:rPr>
+          <w:b/>
+          <w:bCs/>
+        </w:rPr>
+        <w:t xml:space="preserve"> → inherits from both classes</w:t>
+      </w:r>
+    </w:p>
+    <w:p>
+      <w:pPr>
+        <w:rPr>
+          <w:b/>
+          <w:bCs/>
+        </w:rPr>
+      </w:pPr>
+      <w:r>
+        <w:rPr>
+          <w:b/>
+          <w:bCs/>
+        </w:rPr>
+        <w:t>Requirements:</w:t>
+      </w:r>
+    </w:p>
+    <w:p>
+      <w:pPr>
+        <w:numPr>
+          <w:ilvl w:val="0"/>
+          <w:numId w:val="60"/>
+        </w:numPr>
+        <w:rPr>
+          <w:b/>
+          <w:bCs/>
+        </w:rPr>
+      </w:pPr>
+      <w:r>
+        <w:rPr>
+          <w:b/>
+          <w:bCs/>
+        </w:rPr>
+        <w:t>Read details.</w:t>
+      </w:r>
+    </w:p>
+    <w:p>
+      <w:pPr>
+        <w:numPr>
+          <w:ilvl w:val="0"/>
+          <w:numId w:val="60"/>
+        </w:numPr>
+        <w:rPr>
+          <w:b/>
+          <w:bCs/>
+        </w:rPr>
+      </w:pPr>
+      <w:r>
+        <w:rPr>
+          <w:b/>
+          <w:bCs/>
+        </w:rPr>
+        <w:t>Display teacher profile.</w:t>
+      </w:r>
+    </w:p>
+    <w:p>
+      <w:pPr>
+        <w:numPr>
+          <w:ilvl w:val="0"/>
+          <w:numId w:val="60"/>
+        </w:numPr>
+        <w:rPr>
+          <w:b/>
+          <w:bCs/>
+        </w:rPr>
+      </w:pPr>
+      <w:r>
+        <w:rPr>
+          <w:b/>
+          <w:bCs/>
+        </w:rPr>
+        <w:t>Calculate total teaching hours (Days × Hours per day).</w:t>
+      </w:r>
+    </w:p>
+    <w:p>
+      <w:pPr>
+        <w:rPr>
+          <w:b/>
+          <w:bCs/>
+        </w:rPr>
+      </w:pPr>
+      <w:r>
+        <w:rPr>
+          <w:b/>
+          <w:bCs/>
+        </w:rPr>
+        <w:pict w14:anchorId="7E6C79AC">
+          <v:rect id="_x0000_i1116" style="width:0;height:1.5pt" o:hralign="center" o:hrstd="t" o:hr="t" fillcolor="#a0a0a0" stroked="f"/>
+        </w:pict>
+      </w:r>
+    </w:p>
+    <w:p>
+      <w:pPr>
+        <w:rPr>
+          <w:b/>
+          <w:bCs/>
+        </w:rPr>
+      </w:pPr>
+      <w:r>
+        <w:rPr>
+          <w:b/>
+          <w:bCs/>
+        </w:rPr>
+        <w:t>2. Hybrid Inheritance (2 Tasks)</w:t>
+      </w:r>
+    </w:p>
+    <w:p>
+      <w:pPr>
+        <w:rPr>
+          <w:b/>
+          <w:bCs/>
+        </w:rPr>
+      </w:pPr>
+      <w:r>
+        <w:rPr>
+          <w:b/>
+          <w:bCs/>
+        </w:rPr>
+        <w:t>Task 1 – Hospital Management</w:t>
+      </w:r>
+    </w:p>
+    <w:p>
+      <w:pPr>
+        <w:rPr>
+          <w:b/>
+          <w:bCs/>
+        </w:rPr>
+      </w:pPr>
+      <w:r>
+        <w:rPr>
+          <w:b/>
+          <w:bCs/>
+        </w:rPr>
+        <w:t>Create:</w:t>
+      </w:r>
+    </w:p>
+    <w:p>
+      <w:pPr>
+        <w:numPr>
+          <w:ilvl w:val="0"/>
+          <w:numId w:val="61"/>
+        </w:numPr>
+        <w:rPr>
+          <w:b/>
+          <w:bCs/>
+        </w:rPr>
+      </w:pPr>
+      <w:r>
+        <w:rPr>
+          <w:b/>
+          <w:bCs/>
+        </w:rPr>
+        <w:t>Person</w:t>
+      </w:r>
+    </w:p>
+    <w:p>
+      <w:pPr>
+        <w:numPr>
+          <w:ilvl w:val="0"/>
+          <w:numId w:val="61"/>
+        </w:numPr>
+        <w:rPr>
+          <w:b/>
+          <w:bCs/>
+        </w:rPr>
+      </w:pPr>
+      <w:r>
+        <w:rPr>
+          <w:b/>
+          <w:bCs/>
+        </w:rPr>
+        <w:t>Doctor inherits Person</w:t>
+      </w:r>
+    </w:p>
+    <w:p>
+      <w:pPr>
+        <w:numPr>
+          <w:ilvl w:val="0"/>
+          <w:numId w:val="61"/>
+        </w:numPr>
+        <w:rPr>
+          <w:b/>
+          <w:bCs/>
+        </w:rPr>
+      </w:pPr>
+      <w:r>
+        <w:rPr>
+          <w:b/>
+          <w:bCs/>
+        </w:rPr>
+        <w:t>Patient inherits Person</w:t>
+      </w:r>
+    </w:p>
+    <w:p>
+      <w:pPr>
+        <w:numPr>
+          <w:ilvl w:val="0"/>
+          <w:numId w:val="61"/>
+        </w:numPr>
+        <w:rPr>
+          <w:b/>
+          <w:bCs/>
+        </w:rPr>
+      </w:pPr>
+      <w:proofErr w:type="spellStart"/>
+      <w:r>
+        <w:rPr>
+          <w:b/>
+          <w:bCs/>
+        </w:rPr>
+        <w:t>MedicalRecord</w:t>
+      </w:r>
+      <w:proofErr w:type="spellEnd"/>
+      <w:r>
+        <w:rPr>
+          <w:b/>
+          <w:bCs/>
+        </w:rPr>
+        <w:t xml:space="preserve"> inherits both Doctor and Patient</w:t>
+      </w:r>
+    </w:p>
+    <w:p>
+      <w:pPr>
+        <w:rPr>
+          <w:b/>
+          <w:bCs/>
+        </w:rPr>
+      </w:pPr>
+      <w:r>
+        <w:rPr>
+          <w:b/>
+          <w:bCs/>
+        </w:rPr>
+        <w:t>Requirements:</w:t>
+      </w:r>
+    </w:p>
+    <w:p>
+      <w:pPr>
+        <w:numPr>
+          <w:ilvl w:val="0"/>
+          <w:numId w:val="62"/>
+        </w:numPr>
+        <w:rPr>
+          <w:b/>
+          <w:bCs/>
+        </w:rPr>
+      </w:pPr>
+      <w:r>
+        <w:rPr>
+          <w:b/>
+          <w:bCs/>
+        </w:rPr>
+        <w:t>Store doctor details.</w:t>
+      </w:r>
+    </w:p>
+    <w:p>
+      <w:pPr>
+        <w:numPr>
+          <w:ilvl w:val="0"/>
+          <w:numId w:val="62"/>
+        </w:numPr>
+        <w:rPr>
+          <w:b/>
+          <w:bCs/>
+        </w:rPr>
+      </w:pPr>
+      <w:r>
+        <w:rPr>
+          <w:b/>
+          <w:bCs/>
+        </w:rPr>
+        <w:t>Store patient details.</w:t>
+      </w:r>
+    </w:p>
+    <w:p>
+      <w:pPr>
+        <w:numPr>
+          <w:ilvl w:val="0"/>
+          <w:numId w:val="62"/>
+        </w:numPr>
+        <w:rPr>
+          <w:b/>
+          <w:bCs/>
+        </w:rPr>
+      </w:pPr>
+      <w:r>
+        <w:rPr>
+          <w:b/>
+          <w:bCs/>
+        </w:rPr>
+        <w:t>Display complete medical record.</w:t>
+      </w:r>
+    </w:p>
+    <w:p>
+      <w:pPr>
+        <w:rPr>
+          <w:b/>
+          <w:bCs/>
+        </w:rPr>
+      </w:pPr>
+      <w:r>
+        <w:rPr>
+          <w:b/>
+          <w:bCs/>
+        </w:rPr>
+        <w:pict w14:anchorId="2284C162">
+          <v:rect id="_x0000_i1117" style="width:0;height:1.5pt" o:hralign="center" o:hrstd="t" o:hr="t" fillcolor="#a0a0a0" stroked="f"/>
+        </w:pict>
+      </w:r>
+    </w:p>
+    <w:p>
+      <w:pPr>
+        <w:rPr>
+          <w:b/>
+          <w:bCs/>
+        </w:rPr>
+      </w:pPr>
+      <w:r>
+        <w:rPr>
+          <w:b/>
+          <w:bCs/>
+        </w:rPr>
+        <w:t>Task 2 – University Result System</w:t>
+      </w:r>
+    </w:p>
+    <w:p>
+      <w:pPr>
+        <w:rPr>
+          <w:b/>
+          <w:bCs/>
+        </w:rPr>
+      </w:pPr>
+      <w:r>
+        <w:rPr>
+          <w:b/>
+          <w:bCs/>
+        </w:rPr>
+        <w:t>Create:</w:t>
+      </w:r>
+    </w:p>
+    <w:p>
+      <w:pPr>
+        <w:numPr>
+          <w:ilvl w:val="0"/>
+          <w:numId w:val="63"/>
+        </w:numPr>
+        <w:rPr>
+          <w:b/>
+          <w:bCs/>
+        </w:rPr>
+      </w:pPr>
+      <w:r>
+        <w:rPr>
+          <w:b/>
+          <w:bCs/>
+        </w:rPr>
+        <w:t>Student</w:t>
+      </w:r>
+    </w:p>
+    <w:p>
+      <w:pPr>
+        <w:numPr>
+          <w:ilvl w:val="0"/>
+          <w:numId w:val="63"/>
+        </w:numPr>
+        <w:rPr>
+          <w:b/>
+          <w:bCs/>
+        </w:rPr>
+      </w:pPr>
+      <w:proofErr w:type="spellStart"/>
+      <w:r>
+        <w:rPr>
+          <w:b/>
+          <w:bCs/>
+        </w:rPr>
+        <w:lastRenderedPageBreak/>
+        <w:t>InternalMarks</w:t>
+      </w:r>
+      <w:proofErr w:type="spellEnd"/>
+      <w:r>
+        <w:rPr>
+          <w:b/>
+          <w:bCs/>
+        </w:rPr>
+        <w:t xml:space="preserve"> inherits Student</w:t>
+      </w:r>
+    </w:p>
+    <w:p>
+      <w:pPr>
+        <w:numPr>
+          <w:ilvl w:val="0"/>
+          <w:numId w:val="63"/>
+        </w:numPr>
+        <w:rPr>
+          <w:b/>
+          <w:bCs/>
+        </w:rPr>
+      </w:pPr>
+      <w:proofErr w:type="spellStart"/>
+      <w:r>
+        <w:rPr>
+          <w:b/>
+          <w:bCs/>
+        </w:rPr>
+        <w:t>ExternalMarks</w:t>
+      </w:r>
+      <w:proofErr w:type="spellEnd"/>
+      <w:r>
+        <w:rPr>
+          <w:b/>
+          <w:bCs/>
+        </w:rPr>
+        <w:t xml:space="preserve"> inherits Student</w:t>
+      </w:r>
+    </w:p>
+    <w:p>
+      <w:pPr>
+        <w:numPr>
+          <w:ilvl w:val="0"/>
+          <w:numId w:val="63"/>
+        </w:numPr>
+        <w:rPr>
+          <w:b/>
+          <w:bCs/>
+        </w:rPr>
+      </w:pPr>
+      <w:proofErr w:type="spellStart"/>
+      <w:r>
+        <w:rPr>
+          <w:b/>
+          <w:bCs/>
+        </w:rPr>
+        <w:t>FinalResult</w:t>
+      </w:r>
+      <w:proofErr w:type="spellEnd"/>
+      <w:r>
+        <w:rPr>
+          <w:b/>
+          <w:bCs/>
+        </w:rPr>
+        <w:t xml:space="preserve"> inherits both</w:t>
+      </w:r>
+    </w:p>
+    <w:p>
+      <w:pPr>
+        <w:rPr>
+          <w:b/>
+          <w:bCs/>
+        </w:rPr>
+      </w:pPr>
+      <w:r>
+        <w:rPr>
+          <w:b/>
+          <w:bCs/>
+        </w:rPr>
+        <w:t>Requirements:</w:t>
+      </w:r>
+    </w:p>
+    <w:p>
+      <w:pPr>
+        <w:numPr>
+          <w:ilvl w:val="0"/>
+          <w:numId w:val="64"/>
+        </w:numPr>
+        <w:rPr>
+          <w:b/>
+          <w:bCs/>
+        </w:rPr>
+      </w:pPr>
+      <w:r>
+        <w:rPr>
+          <w:b/>
+          <w:bCs/>
+        </w:rPr>
+        <w:t>Read marks.</w:t>
+      </w:r>
+    </w:p>
+    <w:p>
+      <w:pPr>
+        <w:numPr>
+          <w:ilvl w:val="0"/>
+          <w:numId w:val="64"/>
+        </w:numPr>
+        <w:rPr>
+          <w:b/>
+          <w:bCs/>
+        </w:rPr>
+      </w:pPr>
+      <w:r>
+        <w:rPr>
+          <w:b/>
+          <w:bCs/>
+        </w:rPr>
+        <w:t>Calculate total.</w:t>
+      </w:r>
+    </w:p>
+    <w:p>
+      <w:pPr>
+        <w:numPr>
+          <w:ilvl w:val="0"/>
+          <w:numId w:val="64"/>
+        </w:numPr>
+        <w:rPr>
+          <w:b/>
+          <w:bCs/>
+        </w:rPr>
+      </w:pPr>
+      <w:r>
+        <w:rPr>
+          <w:b/>
+          <w:bCs/>
+        </w:rPr>
+        <w:t>Display Grade.</w:t>
+      </w:r>
+    </w:p>
+    <w:p>
+      <w:pPr>
+        <w:rPr>
+          <w:b/>
+          <w:bCs/>
+        </w:rPr>
+      </w:pPr>
+      <w:r>
+        <w:rPr>
+          <w:b/>
+          <w:bCs/>
+        </w:rPr>
+        <w:pict w14:anchorId="59FB96DB">
+          <v:rect id="_x0000_i1118" style="width:0;height:1.5pt" o:hralign="center" o:hrstd="t" o:hr="t" fillcolor="#a0a0a0" stroked="f"/>
+        </w:pict>
+      </w:r>
+    </w:p>
+    <w:p>
+      <w:pPr>
+        <w:rPr>
+          <w:b/>
+          <w:bCs/>
+        </w:rPr>
+      </w:pPr>
+      <w:r>
+        <w:rPr>
+          <w:b/>
+          <w:bCs/>
+        </w:rPr>
+        <w:t>3. Function Overloading (Compile-time Polymorphism) (2 Tasks)</w:t>
+      </w:r>
+    </w:p>
+    <w:p>
+      <w:pPr>
+        <w:rPr>
+          <w:b/>
+          <w:bCs/>
+        </w:rPr>
+      </w:pPr>
+      <w:r>
+        <w:rPr>
+          <w:b/>
+          <w:bCs/>
+        </w:rPr>
+        <w:t>Task 1 – Electricity Bill</w:t>
+      </w:r>
+    </w:p>
+    <w:p>
+      <w:pPr>
+        <w:rPr>
+          <w:b/>
+          <w:bCs/>
+        </w:rPr>
+      </w:pPr>
+      <w:r>
+        <w:rPr>
+          <w:b/>
+          <w:bCs/>
+        </w:rPr>
+        <w:t xml:space="preserve">Create overloaded functions named </w:t>
+      </w:r>
+      <w:proofErr w:type="spellStart"/>
+      <w:proofErr w:type="gramStart"/>
+      <w:r>
+        <w:rPr>
+          <w:b/>
+          <w:bCs/>
+        </w:rPr>
+        <w:t>calculateBill</w:t>
+      </w:r>
+      <w:proofErr w:type="spellEnd"/>
+      <w:r>
+        <w:rPr>
+          <w:b/>
+          <w:bCs/>
+        </w:rPr>
+        <w:t>(</w:t>
+      </w:r>
+      <w:proofErr w:type="gramEnd"/>
+      <w:r>
+        <w:rPr>
+          <w:b/>
+          <w:bCs/>
+        </w:rPr>
+        <w:t>).</w:t>
+      </w:r>
+    </w:p>
+    <w:p>
+      <w:pPr>
+        <w:rPr>
+          <w:b/>
+          <w:bCs/>
+        </w:rPr>
+      </w:pPr>
+      <w:r>
+        <w:rPr>
+          <w:b/>
+          <w:bCs/>
+        </w:rPr>
+        <w:t>Use:</w:t>
+      </w:r>
+    </w:p>
+    <w:p>
+      <w:pPr>
+        <w:numPr>
+          <w:ilvl w:val="0"/>
+          <w:numId w:val="65"/>
+        </w:numPr>
+        <w:rPr>
+          <w:b/>
+          <w:bCs/>
+        </w:rPr>
+      </w:pPr>
+      <w:r>
+        <w:rPr>
+          <w:b/>
+          <w:bCs/>
+        </w:rPr>
+        <w:t>Units only</w:t>
+      </w:r>
+    </w:p>
+    <w:p>
+      <w:pPr>
+        <w:numPr>
+          <w:ilvl w:val="0"/>
+          <w:numId w:val="65"/>
+        </w:numPr>
+        <w:rPr>
+          <w:b/>
+          <w:bCs/>
+        </w:rPr>
+      </w:pPr>
+      <w:r>
+        <w:rPr>
+          <w:b/>
+          <w:bCs/>
+        </w:rPr>
+        <w:t>Units + Rate</w:t>
+      </w:r>
+    </w:p>
+    <w:p>
+      <w:pPr>
+        <w:numPr>
+          <w:ilvl w:val="0"/>
+          <w:numId w:val="65"/>
+        </w:numPr>
+        <w:rPr>
+          <w:b/>
+          <w:bCs/>
+        </w:rPr>
+      </w:pPr>
+      <w:r>
+        <w:rPr>
+          <w:b/>
+          <w:bCs/>
+        </w:rPr>
+        <w:t>Units + Rate + Discount</w:t>
+      </w:r>
+    </w:p>
+    <w:p>
+      <w:pPr>
+        <w:rPr>
+          <w:b/>
+          <w:bCs/>
+        </w:rPr>
+      </w:pPr>
+      <w:r>
+        <w:rPr>
+          <w:b/>
+          <w:bCs/>
+        </w:rPr>
+        <w:t>Display final amount for each case.</w:t>
+      </w:r>
+    </w:p>
+    <w:p>
+      <w:pPr>
+        <w:rPr>
+          <w:b/>
+          <w:bCs/>
+        </w:rPr>
+      </w:pPr>
+      <w:r>
+        <w:rPr>
+          <w:b/>
+          <w:bCs/>
+        </w:rPr>
+        <w:pict w14:anchorId="23D729A0">
+          <v:rect id="_x0000_i1119" style="width:0;height:1.5pt" o:hralign="center" o:hrstd="t" o:hr="t" fillcolor="#a0a0a0" stroked="f"/>
+        </w:pict>
+      </w:r>
+    </w:p>
+    <w:p>
+      <w:pPr>
+        <w:rPr>
+          <w:b/>
+          <w:bCs/>
+        </w:rPr>
+      </w:pPr>
+      <w:r>
+        <w:rPr>
+          <w:b/>
+          <w:bCs/>
+        </w:rPr>
+        <w:t>Task 2 – Area Calculator</w:t>
+      </w:r>
+    </w:p>
+    <w:p>
+      <w:pPr>
+        <w:rPr>
+          <w:b/>
+          <w:bCs/>
+        </w:rPr>
+      </w:pPr>
+      <w:r>
+        <w:rPr>
+          <w:b/>
+          <w:bCs/>
+        </w:rPr>
+        <w:t xml:space="preserve">Create overloaded </w:t>
+      </w:r>
+      <w:proofErr w:type="gramStart"/>
+      <w:r>
+        <w:rPr>
+          <w:b/>
+          <w:bCs/>
+        </w:rPr>
+        <w:t>area(</w:t>
+      </w:r>
+      <w:proofErr w:type="gramEnd"/>
+      <w:r>
+        <w:rPr>
+          <w:b/>
+          <w:bCs/>
+        </w:rPr>
+        <w:t>) functions for:</w:t>
+      </w:r>
+    </w:p>
+    <w:p>
+      <w:pPr>
+        <w:numPr>
+          <w:ilvl w:val="0"/>
+          <w:numId w:val="66"/>
+        </w:numPr>
+        <w:rPr>
+          <w:b/>
+          <w:bCs/>
+        </w:rPr>
+      </w:pPr>
+      <w:r>
+        <w:rPr>
+          <w:b/>
+          <w:bCs/>
+        </w:rPr>
+        <w:t>Square</w:t>
+      </w:r>
+    </w:p>
+    <w:p>
+      <w:pPr>
+        <w:numPr>
+          <w:ilvl w:val="0"/>
+          <w:numId w:val="66"/>
+        </w:numPr>
+        <w:rPr>
+          <w:b/>
+          <w:bCs/>
+        </w:rPr>
+      </w:pPr>
+      <w:r>
+        <w:rPr>
+          <w:b/>
+          <w:bCs/>
+        </w:rPr>
+        <w:t>Rectangle</w:t>
+      </w:r>
+    </w:p>
+    <w:p>
+      <w:pPr>
+        <w:numPr>
+          <w:ilvl w:val="0"/>
+          <w:numId w:val="66"/>
+        </w:numPr>
+        <w:rPr>
+          <w:b/>
+          <w:bCs/>
+        </w:rPr>
+      </w:pPr>
+      <w:r>
+        <w:rPr>
+          <w:b/>
+          <w:bCs/>
+        </w:rPr>
+        <w:t>Circle</w:t>
+      </w:r>
+    </w:p>
+    <w:p>
+      <w:pPr>
+        <w:rPr>
+          <w:b/>
+          <w:bCs/>
+        </w:rPr>
+      </w:pPr>
+      <w:r>
+        <w:rPr>
+          <w:b/>
+          <w:bCs/>
+        </w:rPr>
+        <w:t>Display calculated area.</w:t>
+      </w:r>
+    </w:p>
+    <w:p>
+      <w:pPr>
+        <w:rPr>
+          <w:b/>
+          <w:bCs/>
+        </w:rPr>
+      </w:pPr>
+      <w:r>
+        <w:rPr>
+          <w:b/>
+          <w:bCs/>
+        </w:rPr>
+        <w:pict w14:anchorId="10649F57">
+          <v:rect id="_x0000_i1120" style="width:0;height:1.5pt" o:hralign="center" o:hrstd="t" o:hr="t" fillcolor="#a0a0a0" stroked="f"/>
+        </w:pict>
+      </w:r>
+    </w:p>
+    <w:p>
+      <w:pPr>
+        <w:rPr>
+          <w:b/>
+          <w:bCs/>
+        </w:rPr>
+      </w:pPr>
+      <w:r>
+        <w:rPr>
+          <w:b/>
+          <w:bCs/>
+        </w:rPr>
+        <w:t>4. Operator Overloading (Compile-time Polymorphism) (2 Tasks)</w:t>
+      </w:r>
+    </w:p>
+    <w:p>
+      <w:pPr>
+        <w:rPr>
+          <w:b/>
+          <w:bCs/>
+        </w:rPr>
+      </w:pPr>
+      <w:r>
+        <w:rPr>
+          <w:b/>
+          <w:bCs/>
+        </w:rPr>
+        <w:t>Task 1 – Shopping Cart</w:t>
+      </w:r>
+    </w:p>
+    <w:p>
+      <w:pPr>
+        <w:rPr>
+          <w:b/>
+          <w:bCs/>
+        </w:rPr>
+      </w:pPr>
+      <w:r>
+        <w:rPr>
+          <w:b/>
+          <w:bCs/>
+        </w:rPr>
+        <w:lastRenderedPageBreak/>
+        <w:t>Create a Product class.</w:t>
+      </w:r>
+    </w:p>
+    <w:p>
+      <w:pPr>
+        <w:rPr>
+          <w:b/>
+          <w:bCs/>
+        </w:rPr>
+      </w:pPr>
+      <w:r>
+        <w:rPr>
+          <w:b/>
+          <w:bCs/>
+        </w:rPr>
+        <w:t>Overload + operator to combine prices of two products.</w:t>
+      </w:r>
+    </w:p>
+    <w:p>
+      <w:pPr>
+        <w:rPr>
+          <w:b/>
+          <w:bCs/>
+        </w:rPr>
+      </w:pPr>
+      <w:r>
+        <w:rPr>
+          <w:b/>
+          <w:bCs/>
+        </w:rPr>
+        <w:t>Display total bill.</w:t>
+      </w:r>
+    </w:p>
+    <w:p>
+      <w:pPr>
+        <w:rPr>
+          <w:b/>
+          <w:bCs/>
+        </w:rPr>
+      </w:pPr>
+      <w:r>
+        <w:rPr>
+          <w:b/>
+          <w:bCs/>
+        </w:rPr>
+        <w:pict w14:anchorId="7F4199A1">
+          <v:rect id="_x0000_i1121" style="width:0;height:1.5pt" o:hralign="center" o:hrstd="t" o:hr="t" fillcolor="#a0a0a0" stroked="f"/>
+        </w:pict>
+      </w:r>
+    </w:p>
+    <w:p>
+      <w:pPr>
+        <w:rPr>
+          <w:b/>
+          <w:bCs/>
+        </w:rPr>
+      </w:pPr>
+      <w:r>
+        <w:rPr>
+          <w:b/>
+          <w:bCs/>
+        </w:rPr>
+        <w:t>Task 2 – Distance Calculator</w:t>
+      </w:r>
+    </w:p>
+    <w:p>
+      <w:pPr>
+        <w:rPr>
+          <w:b/>
+          <w:bCs/>
+        </w:rPr>
+      </w:pPr>
+      <w:r>
+        <w:rPr>
+          <w:b/>
+          <w:bCs/>
+        </w:rPr>
+        <w:t>Create a Distance class.</w:t>
+      </w:r>
+    </w:p>
+    <w:p>
+      <w:pPr>
+        <w:rPr>
+          <w:b/>
+          <w:bCs/>
+        </w:rPr>
+      </w:pPr>
+      <w:r>
+        <w:rPr>
+          <w:b/>
+          <w:bCs/>
+        </w:rPr>
+        <w:t>Store kilometers.</w:t>
+      </w:r>
+    </w:p>
+    <w:p>
+      <w:pPr>
+        <w:rPr>
+          <w:b/>
+          <w:bCs/>
+        </w:rPr>
+      </w:pPr>
+      <w:r>
+        <w:rPr>
+          <w:b/>
+          <w:bCs/>
+        </w:rPr>
+        <w:t>Overload + operator to add two distances.</w:t>
+      </w:r>
+    </w:p>
+    <w:p>
+      <w:pPr>
+        <w:rPr>
+          <w:b/>
+          <w:bCs/>
+        </w:rPr>
+      </w:pPr>
+      <w:r>
+        <w:rPr>
+          <w:b/>
+          <w:bCs/>
+        </w:rPr>
+        <w:t>Display total distance.</w:t>
+      </w:r>
+    </w:p>
+    <w:p>
+      <w:pPr>
+        <w:rPr>
+          <w:b/>
+          <w:bCs/>
+        </w:rPr>
+      </w:pPr>
+      <w:r>
+        <w:rPr>
+          <w:b/>
+          <w:bCs/>
+        </w:rPr>
+        <w:pict w14:anchorId="12AFAB34">
+          <v:rect id="_x0000_i1122" style="width:0;height:1.5pt" o:hralign="center" o:hrstd="t" o:hr="t" fillcolor="#a0a0a0" stroked="f"/>
+        </w:pict>
+      </w:r>
+    </w:p>
+    <w:p>
+      <w:pPr>
+        <w:rPr>
+          <w:b/>
+          <w:bCs/>
+        </w:rPr>
+      </w:pPr>
+      <w:r>
+        <w:rPr>
+          <w:b/>
+          <w:bCs/>
+        </w:rPr>
+        <w:t>5. Constructor (2 Tasks)</w:t>
+      </w:r>
+    </w:p>
+    <w:p>
+      <w:pPr>
+        <w:rPr>
+          <w:b/>
+          <w:bCs/>
+        </w:rPr>
+      </w:pPr>
+      <w:r>
+        <w:rPr>
+          <w:b/>
+          <w:bCs/>
+        </w:rPr>
+        <w:t>Task 1 – Movie Ticket Booking</w:t>
+      </w:r>
+    </w:p>
+    <w:p>
+      <w:pPr>
+        <w:rPr>
+          <w:b/>
+          <w:bCs/>
+        </w:rPr>
+      </w:pPr>
+      <w:r>
+        <w:rPr>
+          <w:b/>
+          <w:bCs/>
+        </w:rPr>
+        <w:t xml:space="preserve">Create a </w:t>
+      </w:r>
+      <w:proofErr w:type="spellStart"/>
+      <w:r>
+        <w:rPr>
+          <w:b/>
+          <w:bCs/>
+        </w:rPr>
+        <w:t>MovieTicket</w:t>
+      </w:r>
+      <w:proofErr w:type="spellEnd"/>
+      <w:r>
+        <w:rPr>
+          <w:b/>
+          <w:bCs/>
+        </w:rPr>
+        <w:t xml:space="preserve"> class.</w:t>
+      </w:r>
+    </w:p>
+    <w:p>
+      <w:pPr>
+        <w:rPr>
+          <w:b/>
+          <w:bCs/>
+        </w:rPr>
+      </w:pPr>
+      <w:r>
+        <w:rPr>
+          <w:b/>
+          <w:bCs/>
+        </w:rPr>
+        <w:t>Use constructor to initialize:</w:t>
+      </w:r>
+    </w:p>
+    <w:p>
+      <w:pPr>
+        <w:numPr>
+          <w:ilvl w:val="0"/>
+          <w:numId w:val="67"/>
+        </w:numPr>
+        <w:rPr>
+          <w:b/>
+          <w:bCs/>
+        </w:rPr>
+      </w:pPr>
+      <w:r>
+        <w:rPr>
+          <w:b/>
+          <w:bCs/>
+        </w:rPr>
+        <w:t>Movie Name</w:t>
+      </w:r>
+    </w:p>
+    <w:p>
+      <w:pPr>
+        <w:numPr>
+          <w:ilvl w:val="0"/>
+          <w:numId w:val="67"/>
+        </w:numPr>
+        <w:rPr>
+          <w:b/>
+          <w:bCs/>
+        </w:rPr>
+      </w:pPr>
+      <w:r>
+        <w:rPr>
+          <w:b/>
+          <w:bCs/>
+        </w:rPr>
+        <w:t>Seat Number</w:t>
+      </w:r>
+    </w:p>
+    <w:p>
+      <w:pPr>
+        <w:numPr>
+          <w:ilvl w:val="0"/>
+          <w:numId w:val="67"/>
+        </w:numPr>
+        <w:rPr>
+          <w:b/>
+          <w:bCs/>
+        </w:rPr>
+      </w:pPr>
+      <w:r>
+        <w:rPr>
+          <w:b/>
+          <w:bCs/>
+        </w:rPr>
+        <w:t>Ticket Price</w:t>
+      </w:r>
+    </w:p>
+    <w:p>
+      <w:pPr>
+        <w:rPr>
+          <w:b/>
+          <w:bCs/>
+        </w:rPr>
+      </w:pPr>
+      <w:r>
+        <w:rPr>
+          <w:b/>
+          <w:bCs/>
+        </w:rPr>
+        <w:t>Display booking details and total amount.</w:t>
+      </w:r>
+    </w:p>
+    <w:p>
+      <w:pPr>
+        <w:rPr>
+          <w:b/>
+          <w:bCs/>
+        </w:rPr>
+      </w:pPr>
+      <w:r>
+        <w:rPr>
+          <w:b/>
+          <w:bCs/>
+        </w:rPr>
+        <w:pict w14:anchorId="7847AB26">
+          <v:rect id="_x0000_i1123" style="width:0;height:1.5pt" o:hralign="center" o:hrstd="t" o:hr="t" fillcolor="#a0a0a0" stroked="f"/>
+        </w:pict>
+      </w:r>
+    </w:p>
+    <w:p>
+      <w:pPr>
+        <w:rPr>
+          <w:b/>
+          <w:bCs/>
+        </w:rPr>
+      </w:pPr>
+      <w:r>
+        <w:rPr>
+          <w:b/>
+          <w:bCs/>
+        </w:rPr>
+        <w:t>Task 2 – Laptop Inventory</w:t>
+      </w:r>
+    </w:p>
+    <w:p>
+      <w:pPr>
+        <w:rPr>
+          <w:b/>
+          <w:bCs/>
+        </w:rPr>
+      </w:pPr>
+      <w:r>
+        <w:rPr>
+          <w:b/>
+          <w:bCs/>
+        </w:rPr>
+        <w:t xml:space="preserve">Create a </w:t>
+      </w:r>
+      <w:proofErr w:type="gramStart"/>
+      <w:r>
+        <w:rPr>
+          <w:b/>
+          <w:bCs/>
+        </w:rPr>
+        <w:t>Laptop</w:t>
+      </w:r>
+      <w:proofErr w:type="gramEnd"/>
+      <w:r>
+        <w:rPr>
+          <w:b/>
+          <w:bCs/>
+        </w:rPr>
+        <w:t xml:space="preserve"> class.</w:t>
+      </w:r>
+    </w:p>
+    <w:p>
+      <w:pPr>
+        <w:rPr>
+          <w:b/>
+          <w:bCs/>
+        </w:rPr>
+      </w:pPr>
+      <w:r>
+        <w:rPr>
+          <w:b/>
+          <w:bCs/>
+        </w:rPr>
+        <w:t>Constructor should initialize:</w:t>
+      </w:r>
+    </w:p>
+    <w:p>
+      <w:pPr>
+        <w:numPr>
+          <w:ilvl w:val="0"/>
+          <w:numId w:val="68"/>
+        </w:numPr>
+        <w:rPr>
+          <w:b/>
+          <w:bCs/>
+        </w:rPr>
+      </w:pPr>
+      <w:r>
+        <w:rPr>
+          <w:b/>
+          <w:bCs/>
+        </w:rPr>
+        <w:t>Brand</w:t>
+      </w:r>
+    </w:p>
+    <w:p>
+      <w:pPr>
+        <w:numPr>
+          <w:ilvl w:val="0"/>
+          <w:numId w:val="68"/>
+        </w:numPr>
+        <w:rPr>
+          <w:b/>
+          <w:bCs/>
+        </w:rPr>
+      </w:pPr>
+      <w:r>
+        <w:rPr>
+          <w:b/>
+          <w:bCs/>
+        </w:rPr>
+        <w:t>RAM</w:t>
+      </w:r>
+    </w:p>
+    <w:p>
+      <w:pPr>
+        <w:numPr>
+          <w:ilvl w:val="0"/>
+          <w:numId w:val="68"/>
+        </w:numPr>
+        <w:rPr>
+          <w:b/>
+          <w:bCs/>
+        </w:rPr>
+      </w:pPr>
+      <w:r>
+        <w:rPr>
+          <w:b/>
+          <w:bCs/>
+        </w:rPr>
+        <w:t>Price</w:t>
+      </w:r>
+    </w:p>
+    <w:p>
+      <w:pPr>
+        <w:rPr>
+          <w:b/>
+          <w:bCs/>
+        </w:rPr>
+      </w:pPr>
+      <w:r>
+        <w:rPr>
+          <w:b/>
+          <w:bCs/>
+        </w:rPr>
+        <w:t>Create multiple objects using different constructor values.</w:t>
+      </w:r>
+    </w:p>
+    <w:p>
+      <w:pPr>
+        <w:rPr>
+          <w:b/>
+          <w:bCs/>
+        </w:rPr>
+      </w:pPr>
+      <w:r>
+        <w:rPr>
+          <w:b/>
+          <w:bCs/>
+        </w:rPr>
+        <w:lastRenderedPageBreak/>
+        <w:t>Display all laptop details.</w:t>
+      </w:r>
+    </w:p>
+    <w:p>
+      <w:pPr>
+        <w:rPr>
+          <w:b/>
+          <w:bCs/>
+        </w:rPr>
+      </w:pPr>
+      <w:r>
+        <w:rPr>
+          <w:b/>
+          <w:bCs/>
+        </w:rPr>
+        <w:pict w14:anchorId="707DD906">
+          <v:rect id="_x0000_i1124" style="width:0;height:1.5pt" o:hralign="center" o:hrstd="t" o:hr="t" fillcolor="#a0a0a0" stroked="f"/>
+        </w:pict>
+      </w:r>
+    </w:p>
+    <w:p>
+      <w:pPr>
+        <w:rPr>
+          <w:b/>
+          <w:bCs/>
+        </w:rPr>
+      </w:pPr>
+      <w:r>
+        <w:rPr>
+          <w:b/>
+          <w:bCs/>
+        </w:rPr>
+        <w:t>6. Destructor (2 Tasks)</w:t>
+      </w:r>
+    </w:p>
+    <w:p>
+      <w:pPr>
+        <w:rPr>
+          <w:b/>
+          <w:bCs/>
+        </w:rPr>
+      </w:pPr>
+      <w:r>
+        <w:rPr>
+          <w:b/>
+          <w:bCs/>
+        </w:rPr>
+        <w:t>Task 1 – Library Session</w:t>
+      </w:r>
+    </w:p>
+    <w:p>
+      <w:pPr>
+        <w:rPr>
+          <w:b/>
+          <w:bCs/>
+        </w:rPr>
+      </w:pPr>
+      <w:r>
+        <w:rPr>
+          <w:b/>
+          <w:bCs/>
+        </w:rPr>
+        <w:t xml:space="preserve">Create a </w:t>
+      </w:r>
+      <w:proofErr w:type="spellStart"/>
+      <w:r>
+        <w:rPr>
+          <w:b/>
+          <w:bCs/>
+        </w:rPr>
+        <w:t>LibrarySession</w:t>
+      </w:r>
+      <w:proofErr w:type="spellEnd"/>
+      <w:r>
+        <w:rPr>
+          <w:b/>
+          <w:bCs/>
+        </w:rPr>
+        <w:t xml:space="preserve"> class.</w:t>
+      </w:r>
+    </w:p>
+    <w:p>
+      <w:pPr>
+        <w:rPr>
+          <w:b/>
+          <w:bCs/>
+        </w:rPr>
+      </w:pPr>
+      <w:r>
+        <w:rPr>
+          <w:b/>
+          <w:bCs/>
+        </w:rPr>
+        <w:t>Constructor:</w:t>
+      </w:r>
+    </w:p>
+    <w:p>
+      <w:pPr>
+        <w:numPr>
+          <w:ilvl w:val="0"/>
+          <w:numId w:val="69"/>
+        </w:numPr>
+        <w:rPr>
+          <w:b/>
+          <w:bCs/>
+        </w:rPr>
+      </w:pPr>
+      <w:r>
+        <w:rPr>
+          <w:b/>
+          <w:bCs/>
+        </w:rPr>
+        <w:t>Print "Library Session Started"</w:t>
+      </w:r>
+    </w:p>
+    <w:p>
+      <w:pPr>
+        <w:rPr>
+          <w:b/>
+          <w:bCs/>
+        </w:rPr>
+      </w:pPr>
+      <w:r>
+        <w:rPr>
+          <w:b/>
+          <w:bCs/>
+        </w:rPr>
+        <w:t>Destructor:</w:t>
+      </w:r>
+    </w:p>
+    <w:p>
+      <w:pPr>
+        <w:numPr>
+          <w:ilvl w:val="0"/>
+          <w:numId w:val="70"/>
+        </w:numPr>
+        <w:rPr>
+          <w:b/>
+          <w:bCs/>
+        </w:rPr>
+      </w:pPr>
+      <w:r>
+        <w:rPr>
+          <w:b/>
+          <w:bCs/>
+        </w:rPr>
+        <w:t>Print "Library Session Ended"</w:t>
+      </w:r>
+    </w:p>
+    <w:p>
+      <w:pPr>
+        <w:rPr>
+          <w:b/>
+          <w:bCs/>
+        </w:rPr>
+      </w:pPr>
+      <w:r>
+        <w:rPr>
+          <w:b/>
+          <w:bCs/>
+        </w:rPr>
+        <w:t>Create objects inside a function to observe destructor execution.</w:t>
+      </w:r>
+    </w:p>
+    <w:p>
+      <w:pPr>
+        <w:rPr>
+          <w:b/>
+          <w:bCs/>
+        </w:rPr>
+      </w:pPr>
+      <w:r>
+        <w:rPr>
+          <w:b/>
+          <w:bCs/>
+        </w:rPr>
+        <w:pict w14:anchorId="26FB9DB6">
+          <v:rect id="_x0000_i1125" style="width:0;height:1.5pt" o:hralign="center" o:hrstd="t" o:hr="t" fillcolor="#a0a0a0" stroked="f"/>
+        </w:pict>
+      </w:r>
+    </w:p>
+    <w:p>
+      <w:pPr>
+        <w:rPr>
+          <w:b/>
+          <w:bCs/>
+        </w:rPr>
+      </w:pPr>
+      <w:r>
+        <w:rPr>
+          <w:b/>
+          <w:bCs/>
+        </w:rPr>
+        <w:t>Task 2 – Online Exam</w:t>
+      </w:r>
+    </w:p>
+    <w:p>
+      <w:pPr>
+        <w:rPr>
+          <w:b/>
+          <w:bCs/>
+        </w:rPr>
+      </w:pPr>
+      <w:r>
+        <w:rPr>
+          <w:b/>
+          <w:bCs/>
+        </w:rPr>
+        <w:t>Create an Exam class.</w:t>
+      </w:r>
+    </w:p>
+    <w:p>
+      <w:pPr>
+        <w:rPr>
+          <w:b/>
+          <w:bCs/>
+        </w:rPr>
+      </w:pPr>
+      <w:r>
+        <w:rPr>
+          <w:b/>
+          <w:bCs/>
+        </w:rPr>
+        <w:t>Constructor:</w:t>
+      </w:r>
+    </w:p>
+    <w:p>
+      <w:pPr>
+        <w:numPr>
+          <w:ilvl w:val="0"/>
+          <w:numId w:val="71"/>
+        </w:numPr>
+        <w:rPr>
+          <w:b/>
+          <w:bCs/>
+        </w:rPr>
+      </w:pPr>
+      <w:r>
+        <w:rPr>
+          <w:b/>
+          <w:bCs/>
+        </w:rPr>
+        <w:t>Print "Exam Started"</w:t>
+      </w:r>
+    </w:p>
+    <w:p>
+      <w:pPr>
+        <w:rPr>
+          <w:b/>
+          <w:bCs/>
+        </w:rPr>
+      </w:pPr>
+      <w:r>
+        <w:rPr>
+          <w:b/>
+          <w:bCs/>
+        </w:rPr>
+        <w:t>Destructor:</w:t>
+      </w:r>
+    </w:p>
+    <w:p>
+      <w:pPr>
+        <w:numPr>
+          <w:ilvl w:val="0"/>
+          <w:numId w:val="72"/>
+        </w:numPr>
+        <w:rPr>
+          <w:b/>
+          <w:bCs/>
+        </w:rPr>
+      </w:pPr>
+      <w:r>
+        <w:rPr>
+          <w:b/>
+          <w:bCs/>
+        </w:rPr>
+        <w:t>Print "Exam Submitted Successfully"</w:t>
+      </w:r>
+    </w:p>
+    <w:p>
+      <w:pPr>
+        <w:rPr>
+          <w:b/>
+          <w:bCs/>
+        </w:rPr>
+      </w:pPr>
+      <w:r>
+        <w:rPr>
+          <w:b/>
+          <w:bCs/>
+        </w:rPr>
+        <w:t>Create multiple objects in different scopes and observe destructor calls.</w:t>
+      </w:r>
+    </w:p>
+    <w:p>
+      <w:pPr>
+        <w:rPr>
+          <w:b/>
+          <w:bCs/>
+        </w:rPr>
+      </w:pPr>
+      <w:r>
+        <w:rPr>
+          <w:b/>
+          <w:bCs/>
+        </w:rPr>
+        <w:pict w14:anchorId="1DDE2390">
+          <v:rect id="_x0000_i1126" style="width:0;height:1.5pt" o:hralign="center" o:hrstd="t" o:hr="t" fillcolor="#a0a0a0" stroked="f"/>
+        </w:pict>
+      </w:r>
+    </w:p>
     <w:sectPr>
       <w:pgSz w:w="12240" w:h="15840"/>
       <w:pgMar w:top="1440" w:right="1440" w:bottom="1440" w:left="1440" w:header="720" w:footer="720" w:gutter="0"/>
@@ -4514,6 +6465,155 @@
     </w:lvl>
   </w:abstractNum>
   <w:abstractNum w:abstractNumId="5" w15:restartNumberingAfterBreak="0">
+    <w:nsid w:val="037718DB"/>
+    <w:multiLevelType w:val="multilevel"/>
+    <w:tmpl w:val="64326864"/>
+    <w:lvl w:ilvl="0">
+      <w:start w:val="1"/>
+      <w:numFmt w:val="bullet"/>
+      <w:lvlText w:val=""/>
+      <w:lvlJc w:val="left"/>
+      <w:pPr>
+        <w:tabs>
+          <w:tab w:val="num" w:pos="720"/>
+        </w:tabs>
+        <w:ind w:left="720" w:hanging="360"/>
+      </w:pPr>
+      <w:rPr>
+        <w:rFonts w:ascii="Symbol" w:hAnsi="Symbol" w:hint="default"/>
+        <w:sz w:val="20"/>
+      </w:rPr>
+    </w:lvl>
+    <w:lvl w:ilvl="1" w:tentative="1">
+      <w:start w:val="1"/>
+      <w:numFmt w:val="bullet"/>
+      <w:lvlText w:val="o"/>
+      <w:lvlJc w:val="left"/>
+      <w:pPr>
+        <w:tabs>
+          <w:tab w:val="num" w:pos="1440"/>
+        </w:tabs>
+        <w:ind w:left="1440" w:hanging="360"/>
+      </w:pPr>
+      <w:rPr>
+        <w:rFonts w:ascii="Courier New" w:hAnsi="Courier New" w:hint="default"/>
+        <w:sz w:val="20"/>
+      </w:rPr>
+    </w:lvl>
+    <w:lvl w:ilvl="2" w:tentative="1">
+      <w:start w:val="1"/>
+      <w:numFmt w:val="bullet"/>
+      <w:lvlText w:val=""/>
+      <w:lvlJc w:val="left"/>
+      <w:pPr>
+        <w:tabs>
+          <w:tab w:val="num" w:pos="2160"/>
+        </w:tabs>
+        <w:ind w:left="2160" w:hanging="360"/>
+      </w:pPr>
+      <w:rPr>
+        <w:rFonts w:ascii="Wingdings" w:hAnsi="Wingdings" w:hint="default"/>
+        <w:sz w:val="20"/>
+      </w:rPr>
+    </w:lvl>
+    <w:lvl w:ilvl="3" w:tentative="1">
+      <w:start w:val="1"/>
+      <w:numFmt w:val="bullet"/>
+      <w:lvlText w:val=""/>
+      <w:lvlJc w:val="left"/>
+      <w:pPr>
+        <w:tabs>
+          <w:tab w:val="num" w:pos="2880"/>
+        </w:tabs>
+        <w:ind w:left="2880" w:hanging="360"/>
+      </w:pPr>
+      <w:rPr>
+        <w:rFonts w:ascii="Wingdings" w:hAnsi="Wingdings" w:hint="default"/>
+        <w:sz w:val="20"/>
+      </w:rPr>
+    </w:lvl>
+    <w:lvl w:ilvl="4" w:tentative="1">
+      <w:start w:val="1"/>
+      <w:numFmt w:val="bullet"/>
+      <w:lvlText w:val=""/>
+      <w:lvlJc w:val="left"/>
+      <w:pPr>
+        <w:tabs>
+          <w:tab w:val="num" w:pos="3600"/>
+        </w:tabs>
+        <w:ind w:left="3600" w:hanging="360"/>
+      </w:pPr>
+      <w:rPr>
+        <w:rFonts w:ascii="Wingdings" w:hAnsi="Wingdings" w:hint="default"/>
+        <w:sz w:val="20"/>
+      </w:rPr>
+    </w:lvl>
+    <w:lvl w:ilvl="5" w:tentative="1">
+      <w:start w:val="1"/>
+      <w:numFmt w:val="bullet"/>
+      <w:lvlText w:val=""/>
+      <w:lvlJc w:val="left"/>
+      <w:pPr>
+        <w:tabs>
+          <w:tab w:val="num" w:pos="4320"/>
+        </w:tabs>
+        <w:ind w:left="4320" w:hanging="360"/>
+      </w:pPr>
+      <w:rPr>
+        <w:rFonts w:ascii="Wingdings" w:hAnsi="Wingdings" w:hint="default"/>
+        <w:sz w:val="20"/>
+      </w:rPr>
+    </w:lvl>
+    <w:lvl w:ilvl="6" w:tentative="1">
+      <w:start w:val="1"/>
+      <w:numFmt w:val="bullet"/>
+      <w:lvlText w:val=""/>
+      <w:lvlJc w:val="left"/>
+      <w:pPr>
+        <w:tabs>
+          <w:tab w:val="num" w:pos="5040"/>
+        </w:tabs>
+        <w:ind w:left="5040" w:hanging="360"/>
+      </w:pPr>
+      <w:rPr>
+        <w:rFonts w:ascii="Wingdings" w:hAnsi="Wingdings" w:hint="default"/>
+        <w:sz w:val="20"/>
+      </w:rPr>
+    </w:lvl>
+    <w:lvl w:ilvl="7" w:tentative="1">
+      <w:start w:val="1"/>
+      <w:numFmt w:val="bullet"/>
+      <w:lvlText w:val=""/>
+      <w:lvlJc w:val="left"/>
+      <w:pPr>
+        <w:tabs>
+          <w:tab w:val="num" w:pos="5760"/>
+        </w:tabs>
+        <w:ind w:left="5760" w:hanging="360"/>
+      </w:pPr>
+      <w:rPr>
+        <w:rFonts w:ascii="Wingdings" w:hAnsi="Wingdings" w:hint="default"/>
+        <w:sz w:val="20"/>
+      </w:rPr>
+    </w:lvl>
+    <w:lvl w:ilvl="8" w:tentative="1">
+      <w:start w:val="1"/>
+      <w:numFmt w:val="bullet"/>
+      <w:lvlText w:val=""/>
+      <w:lvlJc w:val="left"/>
+      <w:pPr>
+        <w:tabs>
+          <w:tab w:val="num" w:pos="6480"/>
+        </w:tabs>
+        <w:ind w:left="6480" w:hanging="360"/>
+      </w:pPr>
+      <w:rPr>
+        <w:rFonts w:ascii="Wingdings" w:hAnsi="Wingdings" w:hint="default"/>
+        <w:sz w:val="20"/>
+      </w:rPr>
+    </w:lvl>
+  </w:abstractNum>
+  <w:abstractNum w:abstractNumId="6" w15:restartNumberingAfterBreak="0">
     <w:nsid w:val="06E83014"/>
     <w:multiLevelType w:val="multilevel"/>
     <w:tmpl w:val="5D2CF72E"/>
@@ -4662,7 +6762,7 @@
       </w:rPr>
     </w:lvl>
   </w:abstractNum>
-  <w:abstractNum w:abstractNumId="6" w15:restartNumberingAfterBreak="0">
+  <w:abstractNum w:abstractNumId="7" w15:restartNumberingAfterBreak="0">
     <w:nsid w:val="07AC7C8F"/>
     <w:multiLevelType w:val="multilevel"/>
     <w:tmpl w:val="988CC66A"/>
@@ -4811,7 +6911,7 @@
       </w:rPr>
     </w:lvl>
   </w:abstractNum>
-  <w:abstractNum w:abstractNumId="7" w15:restartNumberingAfterBreak="0">
+  <w:abstractNum w:abstractNumId="8" w15:restartNumberingAfterBreak="0">
     <w:nsid w:val="0BF43F70"/>
     <w:multiLevelType w:val="multilevel"/>
     <w:tmpl w:val="F5509546"/>
@@ -4960,7 +7060,7 @@
       </w:rPr>
     </w:lvl>
   </w:abstractNum>
-  <w:abstractNum w:abstractNumId="8" w15:restartNumberingAfterBreak="0">
+  <w:abstractNum w:abstractNumId="9" w15:restartNumberingAfterBreak="0">
     <w:nsid w:val="140238C6"/>
     <w:multiLevelType w:val="multilevel"/>
     <w:tmpl w:val="9BA0E846"/>
@@ -5109,7 +7209,7 @@
       </w:rPr>
     </w:lvl>
   </w:abstractNum>
-  <w:abstractNum w:abstractNumId="9" w15:restartNumberingAfterBreak="0">
+  <w:abstractNum w:abstractNumId="10" w15:restartNumberingAfterBreak="0">
     <w:nsid w:val="17986090"/>
     <w:multiLevelType w:val="multilevel"/>
     <w:tmpl w:val="6F8831A6"/>
@@ -5258,7 +7358,7 @@
       </w:rPr>
     </w:lvl>
   </w:abstractNum>
-  <w:abstractNum w:abstractNumId="10" w15:restartNumberingAfterBreak="0">
+  <w:abstractNum w:abstractNumId="11" w15:restartNumberingAfterBreak="0">
     <w:nsid w:val="1D4C2666"/>
     <w:multiLevelType w:val="multilevel"/>
     <w:tmpl w:val="87B826F2"/>
@@ -5407,7 +7507,7 @@
       </w:rPr>
     </w:lvl>
   </w:abstractNum>
-  <w:abstractNum w:abstractNumId="11" w15:restartNumberingAfterBreak="0">
+  <w:abstractNum w:abstractNumId="12" w15:restartNumberingAfterBreak="0">
     <w:nsid w:val="1EC10B08"/>
     <w:multiLevelType w:val="multilevel"/>
     <w:tmpl w:val="B8308A12"/>
@@ -5556,7 +7656,7 @@
       </w:rPr>
     </w:lvl>
   </w:abstractNum>
-  <w:abstractNum w:abstractNumId="12" w15:restartNumberingAfterBreak="0">
+  <w:abstractNum w:abstractNumId="13" w15:restartNumberingAfterBreak="0">
     <w:nsid w:val="214A4D44"/>
     <w:multiLevelType w:val="multilevel"/>
     <w:tmpl w:val="D9D4192E"/>
@@ -5705,7 +7805,7 @@
       </w:rPr>
     </w:lvl>
   </w:abstractNum>
-  <w:abstractNum w:abstractNumId="13" w15:restartNumberingAfterBreak="0">
+  <w:abstractNum w:abstractNumId="14" w15:restartNumberingAfterBreak="0">
     <w:nsid w:val="2184789C"/>
     <w:multiLevelType w:val="multilevel"/>
     <w:tmpl w:val="A6522172"/>
@@ -5854,7 +7954,7 @@
       </w:rPr>
     </w:lvl>
   </w:abstractNum>
-  <w:abstractNum w:abstractNumId="14" w15:restartNumberingAfterBreak="0">
+  <w:abstractNum w:abstractNumId="15" w15:restartNumberingAfterBreak="0">
     <w:nsid w:val="22D3247A"/>
     <w:multiLevelType w:val="multilevel"/>
     <w:tmpl w:val="13A648DE"/>
@@ -6003,7 +8103,7 @@
       </w:rPr>
     </w:lvl>
   </w:abstractNum>
-  <w:abstractNum w:abstractNumId="15" w15:restartNumberingAfterBreak="0">
+  <w:abstractNum w:abstractNumId="16" w15:restartNumberingAfterBreak="0">
     <w:nsid w:val="24B454CC"/>
     <w:multiLevelType w:val="multilevel"/>
     <w:tmpl w:val="DAE63D84"/>
@@ -6152,7 +8252,7 @@
       </w:rPr>
     </w:lvl>
   </w:abstractNum>
-  <w:abstractNum w:abstractNumId="16" w15:restartNumberingAfterBreak="0">
+  <w:abstractNum w:abstractNumId="17" w15:restartNumberingAfterBreak="0">
     <w:nsid w:val="24E104BA"/>
     <w:multiLevelType w:val="multilevel"/>
     <w:tmpl w:val="0226C89A"/>
@@ -6301,7 +8401,156 @@
       </w:rPr>
     </w:lvl>
   </w:abstractNum>
-  <w:abstractNum w:abstractNumId="17" w15:restartNumberingAfterBreak="0">
+  <w:abstractNum w:abstractNumId="18" w15:restartNumberingAfterBreak="0">
+    <w:nsid w:val="25794443"/>
+    <w:multiLevelType w:val="multilevel"/>
+    <w:tmpl w:val="26B094C2"/>
+    <w:lvl w:ilvl="0">
+      <w:start w:val="1"/>
+      <w:numFmt w:val="bullet"/>
+      <w:lvlText w:val=""/>
+      <w:lvlJc w:val="left"/>
+      <w:pPr>
+        <w:tabs>
+          <w:tab w:val="num" w:pos="720"/>
+        </w:tabs>
+        <w:ind w:left="720" w:hanging="360"/>
+      </w:pPr>
+      <w:rPr>
+        <w:rFonts w:ascii="Symbol" w:hAnsi="Symbol" w:hint="default"/>
+        <w:sz w:val="20"/>
+      </w:rPr>
+    </w:lvl>
+    <w:lvl w:ilvl="1" w:tentative="1">
+      <w:start w:val="1"/>
+      <w:numFmt w:val="bullet"/>
+      <w:lvlText w:val="o"/>
+      <w:lvlJc w:val="left"/>
+      <w:pPr>
+        <w:tabs>
+          <w:tab w:val="num" w:pos="1440"/>
+        </w:tabs>
+        <w:ind w:left="1440" w:hanging="360"/>
+      </w:pPr>
+      <w:rPr>
+        <w:rFonts w:ascii="Courier New" w:hAnsi="Courier New" w:hint="default"/>
+        <w:sz w:val="20"/>
+      </w:rPr>
+    </w:lvl>
+    <w:lvl w:ilvl="2" w:tentative="1">
+      <w:start w:val="1"/>
+      <w:numFmt w:val="bullet"/>
+      <w:lvlText w:val=""/>
+      <w:lvlJc w:val="left"/>
+      <w:pPr>
+        <w:tabs>
+          <w:tab w:val="num" w:pos="2160"/>
+        </w:tabs>
+        <w:ind w:left="2160" w:hanging="360"/>
+      </w:pPr>
+      <w:rPr>
+        <w:rFonts w:ascii="Wingdings" w:hAnsi="Wingdings" w:hint="default"/>
+        <w:sz w:val="20"/>
+      </w:rPr>
+    </w:lvl>
+    <w:lvl w:ilvl="3" w:tentative="1">
+      <w:start w:val="1"/>
+      <w:numFmt w:val="bullet"/>
+      <w:lvlText w:val=""/>
+      <w:lvlJc w:val="left"/>
+      <w:pPr>
+        <w:tabs>
+          <w:tab w:val="num" w:pos="2880"/>
+        </w:tabs>
+        <w:ind w:left="2880" w:hanging="360"/>
+      </w:pPr>
+      <w:rPr>
+        <w:rFonts w:ascii="Wingdings" w:hAnsi="Wingdings" w:hint="default"/>
+        <w:sz w:val="20"/>
+      </w:rPr>
+    </w:lvl>
+    <w:lvl w:ilvl="4" w:tentative="1">
+      <w:start w:val="1"/>
+      <w:numFmt w:val="bullet"/>
+      <w:lvlText w:val=""/>
+      <w:lvlJc w:val="left"/>
+      <w:pPr>
+        <w:tabs>
+          <w:tab w:val="num" w:pos="3600"/>
+        </w:tabs>
+        <w:ind w:left="3600" w:hanging="360"/>
+      </w:pPr>
+      <w:rPr>
+        <w:rFonts w:ascii="Wingdings" w:hAnsi="Wingdings" w:hint="default"/>
+        <w:sz w:val="20"/>
+      </w:rPr>
+    </w:lvl>
+    <w:lvl w:ilvl="5" w:tentative="1">
+      <w:start w:val="1"/>
+      <w:numFmt w:val="bullet"/>
+      <w:lvlText w:val=""/>
+      <w:lvlJc w:val="left"/>
+      <w:pPr>
+        <w:tabs>
+          <w:tab w:val="num" w:pos="4320"/>
+        </w:tabs>
+        <w:ind w:left="4320" w:hanging="360"/>
+      </w:pPr>
+      <w:rPr>
+        <w:rFonts w:ascii="Wingdings" w:hAnsi="Wingdings" w:hint="default"/>
+        <w:sz w:val="20"/>
+      </w:rPr>
+    </w:lvl>
+    <w:lvl w:ilvl="6" w:tentative="1">
+      <w:start w:val="1"/>
+      <w:numFmt w:val="bullet"/>
+      <w:lvlText w:val=""/>
+      <w:lvlJc w:val="left"/>
+      <w:pPr>
+        <w:tabs>
+          <w:tab w:val="num" w:pos="5040"/>
+        </w:tabs>
+        <w:ind w:left="5040" w:hanging="360"/>
+      </w:pPr>
+      <w:rPr>
+        <w:rFonts w:ascii="Wingdings" w:hAnsi="Wingdings" w:hint="default"/>
+        <w:sz w:val="20"/>
+      </w:rPr>
+    </w:lvl>
+    <w:lvl w:ilvl="7" w:tentative="1">
+      <w:start w:val="1"/>
+      <w:numFmt w:val="bullet"/>
+      <w:lvlText w:val=""/>
+      <w:lvlJc w:val="left"/>
+      <w:pPr>
+        <w:tabs>
+          <w:tab w:val="num" w:pos="5760"/>
+        </w:tabs>
+        <w:ind w:left="5760" w:hanging="360"/>
+      </w:pPr>
+      <w:rPr>
+        <w:rFonts w:ascii="Wingdings" w:hAnsi="Wingdings" w:hint="default"/>
+        <w:sz w:val="20"/>
+      </w:rPr>
+    </w:lvl>
+    <w:lvl w:ilvl="8" w:tentative="1">
+      <w:start w:val="1"/>
+      <w:numFmt w:val="bullet"/>
+      <w:lvlText w:val=""/>
+      <w:lvlJc w:val="left"/>
+      <w:pPr>
+        <w:tabs>
+          <w:tab w:val="num" w:pos="6480"/>
+        </w:tabs>
+        <w:ind w:left="6480" w:hanging="360"/>
+      </w:pPr>
+      <w:rPr>
+        <w:rFonts w:ascii="Wingdings" w:hAnsi="Wingdings" w:hint="default"/>
+        <w:sz w:val="20"/>
+      </w:rPr>
+    </w:lvl>
+  </w:abstractNum>
+  <w:abstractNum w:abstractNumId="19" w15:restartNumberingAfterBreak="0">
     <w:nsid w:val="268E50C7"/>
     <w:multiLevelType w:val="multilevel"/>
     <w:tmpl w:val="707EF5C4"/>
@@ -6450,7 +8699,7 @@
       </w:rPr>
     </w:lvl>
   </w:abstractNum>
-  <w:abstractNum w:abstractNumId="18" w15:restartNumberingAfterBreak="0">
+  <w:abstractNum w:abstractNumId="20" w15:restartNumberingAfterBreak="0">
     <w:nsid w:val="29CB12CB"/>
     <w:multiLevelType w:val="multilevel"/>
     <w:tmpl w:val="44746682"/>
@@ -6599,7 +8848,7 @@
       </w:rPr>
     </w:lvl>
   </w:abstractNum>
-  <w:abstractNum w:abstractNumId="19" w15:restartNumberingAfterBreak="0">
+  <w:abstractNum w:abstractNumId="21" w15:restartNumberingAfterBreak="0">
     <w:nsid w:val="2A0110D5"/>
     <w:multiLevelType w:val="multilevel"/>
     <w:tmpl w:val="DCAC3E60"/>
@@ -6748,7 +8997,7 @@
       </w:rPr>
     </w:lvl>
   </w:abstractNum>
-  <w:abstractNum w:abstractNumId="20" w15:restartNumberingAfterBreak="0">
+  <w:abstractNum w:abstractNumId="22" w15:restartNumberingAfterBreak="0">
     <w:nsid w:val="2AD74558"/>
     <w:multiLevelType w:val="multilevel"/>
     <w:tmpl w:val="F2D6B156"/>
@@ -6897,7 +9146,156 @@
       </w:rPr>
     </w:lvl>
   </w:abstractNum>
-  <w:abstractNum w:abstractNumId="21" w15:restartNumberingAfterBreak="0">
+  <w:abstractNum w:abstractNumId="23" w15:restartNumberingAfterBreak="0">
+    <w:nsid w:val="2BF8100B"/>
+    <w:multiLevelType w:val="multilevel"/>
+    <w:tmpl w:val="499C679C"/>
+    <w:lvl w:ilvl="0">
+      <w:start w:val="1"/>
+      <w:numFmt w:val="bullet"/>
+      <w:lvlText w:val=""/>
+      <w:lvlJc w:val="left"/>
+      <w:pPr>
+        <w:tabs>
+          <w:tab w:val="num" w:pos="720"/>
+        </w:tabs>
+        <w:ind w:left="720" w:hanging="360"/>
+      </w:pPr>
+      <w:rPr>
+        <w:rFonts w:ascii="Symbol" w:hAnsi="Symbol" w:hint="default"/>
+        <w:sz w:val="20"/>
+      </w:rPr>
+    </w:lvl>
+    <w:lvl w:ilvl="1" w:tentative="1">
+      <w:start w:val="1"/>
+      <w:numFmt w:val="bullet"/>
+      <w:lvlText w:val="o"/>
+      <w:lvlJc w:val="left"/>
+      <w:pPr>
+        <w:tabs>
+          <w:tab w:val="num" w:pos="1440"/>
+        </w:tabs>
+        <w:ind w:left="1440" w:hanging="360"/>
+      </w:pPr>
+      <w:rPr>
+        <w:rFonts w:ascii="Courier New" w:hAnsi="Courier New" w:hint="default"/>
+        <w:sz w:val="20"/>
+      </w:rPr>
+    </w:lvl>
+    <w:lvl w:ilvl="2" w:tentative="1">
+      <w:start w:val="1"/>
+      <w:numFmt w:val="bullet"/>
+      <w:lvlText w:val=""/>
+      <w:lvlJc w:val="left"/>
+      <w:pPr>
+        <w:tabs>
+          <w:tab w:val="num" w:pos="2160"/>
+        </w:tabs>
+        <w:ind w:left="2160" w:hanging="360"/>
+      </w:pPr>
+      <w:rPr>
+        <w:rFonts w:ascii="Wingdings" w:hAnsi="Wingdings" w:hint="default"/>
+        <w:sz w:val="20"/>
+      </w:rPr>
+    </w:lvl>
+    <w:lvl w:ilvl="3" w:tentative="1">
+      <w:start w:val="1"/>
+      <w:numFmt w:val="bullet"/>
+      <w:lvlText w:val=""/>
+      <w:lvlJc w:val="left"/>
+      <w:pPr>
+        <w:tabs>
+          <w:tab w:val="num" w:pos="2880"/>
+        </w:tabs>
+        <w:ind w:left="2880" w:hanging="360"/>
+      </w:pPr>
+      <w:rPr>
+        <w:rFonts w:ascii="Wingdings" w:hAnsi="Wingdings" w:hint="default"/>
+        <w:sz w:val="20"/>
+      </w:rPr>
+    </w:lvl>
+    <w:lvl w:ilvl="4" w:tentative="1">
+      <w:start w:val="1"/>
+      <w:numFmt w:val="bullet"/>
+      <w:lvlText w:val=""/>
+      <w:lvlJc w:val="left"/>
+      <w:pPr>
+        <w:tabs>
+          <w:tab w:val="num" w:pos="3600"/>
+        </w:tabs>
+        <w:ind w:left="3600" w:hanging="360"/>
+      </w:pPr>
+      <w:rPr>
+        <w:rFonts w:ascii="Wingdings" w:hAnsi="Wingdings" w:hint="default"/>
+        <w:sz w:val="20"/>
+      </w:rPr>
+    </w:lvl>
+    <w:lvl w:ilvl="5" w:tentative="1">
+      <w:start w:val="1"/>
+      <w:numFmt w:val="bullet"/>
+      <w:lvlText w:val=""/>
+      <w:lvlJc w:val="left"/>
+      <w:pPr>
+        <w:tabs>
+          <w:tab w:val="num" w:pos="4320"/>
+        </w:tabs>
+        <w:ind w:left="4320" w:hanging="360"/>
+      </w:pPr>
+      <w:rPr>
+        <w:rFonts w:ascii="Wingdings" w:hAnsi="Wingdings" w:hint="default"/>
+        <w:sz w:val="20"/>
+      </w:rPr>
+    </w:lvl>
+    <w:lvl w:ilvl="6" w:tentative="1">
+      <w:start w:val="1"/>
+      <w:numFmt w:val="bullet"/>
+      <w:lvlText w:val=""/>
+      <w:lvlJc w:val="left"/>
+      <w:pPr>
+        <w:tabs>
+          <w:tab w:val="num" w:pos="5040"/>
+        </w:tabs>
+        <w:ind w:left="5040" w:hanging="360"/>
+      </w:pPr>
+      <w:rPr>
+        <w:rFonts w:ascii="Wingdings" w:hAnsi="Wingdings" w:hint="default"/>
+        <w:sz w:val="20"/>
+      </w:rPr>
+    </w:lvl>
+    <w:lvl w:ilvl="7" w:tentative="1">
+      <w:start w:val="1"/>
+      <w:numFmt w:val="bullet"/>
+      <w:lvlText w:val=""/>
+      <w:lvlJc w:val="left"/>
+      <w:pPr>
+        <w:tabs>
+          <w:tab w:val="num" w:pos="5760"/>
+        </w:tabs>
+        <w:ind w:left="5760" w:hanging="360"/>
+      </w:pPr>
+      <w:rPr>
+        <w:rFonts w:ascii="Wingdings" w:hAnsi="Wingdings" w:hint="default"/>
+        <w:sz w:val="20"/>
+      </w:rPr>
+    </w:lvl>
+    <w:lvl w:ilvl="8" w:tentative="1">
+      <w:start w:val="1"/>
+      <w:numFmt w:val="bullet"/>
+      <w:lvlText w:val=""/>
+      <w:lvlJc w:val="left"/>
+      <w:pPr>
+        <w:tabs>
+          <w:tab w:val="num" w:pos="6480"/>
+        </w:tabs>
+        <w:ind w:left="6480" w:hanging="360"/>
+      </w:pPr>
+      <w:rPr>
+        <w:rFonts w:ascii="Wingdings" w:hAnsi="Wingdings" w:hint="default"/>
+        <w:sz w:val="20"/>
+      </w:rPr>
+    </w:lvl>
+  </w:abstractNum>
+  <w:abstractNum w:abstractNumId="24" w15:restartNumberingAfterBreak="0">
     <w:nsid w:val="2C806740"/>
     <w:multiLevelType w:val="multilevel"/>
     <w:tmpl w:val="8FF08C30"/>
@@ -7046,7 +9444,7 @@
       </w:rPr>
     </w:lvl>
   </w:abstractNum>
-  <w:abstractNum w:abstractNumId="22" w15:restartNumberingAfterBreak="0">
+  <w:abstractNum w:abstractNumId="25" w15:restartNumberingAfterBreak="0">
     <w:nsid w:val="2D671529"/>
     <w:multiLevelType w:val="multilevel"/>
     <w:tmpl w:val="CECA8FB8"/>
@@ -7195,7 +9593,7 @@
       </w:rPr>
     </w:lvl>
   </w:abstractNum>
-  <w:abstractNum w:abstractNumId="23" w15:restartNumberingAfterBreak="0">
+  <w:abstractNum w:abstractNumId="26" w15:restartNumberingAfterBreak="0">
     <w:nsid w:val="2DFE2A05"/>
     <w:multiLevelType w:val="multilevel"/>
     <w:tmpl w:val="82E056D6"/>
@@ -7344,7 +9742,7 @@
       </w:rPr>
     </w:lvl>
   </w:abstractNum>
-  <w:abstractNum w:abstractNumId="24" w15:restartNumberingAfterBreak="0">
+  <w:abstractNum w:abstractNumId="27" w15:restartNumberingAfterBreak="0">
     <w:nsid w:val="2EA93789"/>
     <w:multiLevelType w:val="multilevel"/>
     <w:tmpl w:val="A910378E"/>
@@ -7493,7 +9891,7 @@
       </w:rPr>
     </w:lvl>
   </w:abstractNum>
-  <w:abstractNum w:abstractNumId="25" w15:restartNumberingAfterBreak="0">
+  <w:abstractNum w:abstractNumId="28" w15:restartNumberingAfterBreak="0">
     <w:nsid w:val="2FF17E0F"/>
     <w:multiLevelType w:val="multilevel"/>
     <w:tmpl w:val="9638497C"/>
@@ -7642,7 +10040,7 @@
       </w:rPr>
     </w:lvl>
   </w:abstractNum>
-  <w:abstractNum w:abstractNumId="26" w15:restartNumberingAfterBreak="0">
+  <w:abstractNum w:abstractNumId="29" w15:restartNumberingAfterBreak="0">
     <w:nsid w:val="3570425C"/>
     <w:multiLevelType w:val="multilevel"/>
     <w:tmpl w:val="1DA0D358"/>
@@ -7791,7 +10189,7 @@
       </w:rPr>
     </w:lvl>
   </w:abstractNum>
-  <w:abstractNum w:abstractNumId="27" w15:restartNumberingAfterBreak="0">
+  <w:abstractNum w:abstractNumId="30" w15:restartNumberingAfterBreak="0">
     <w:nsid w:val="35FB2C76"/>
     <w:multiLevelType w:val="multilevel"/>
     <w:tmpl w:val="AB60F752"/>
@@ -7940,7 +10338,156 @@
       </w:rPr>
     </w:lvl>
   </w:abstractNum>
-  <w:abstractNum w:abstractNumId="28" w15:restartNumberingAfterBreak="0">
+  <w:abstractNum w:abstractNumId="31" w15:restartNumberingAfterBreak="0">
+    <w:nsid w:val="383E6B72"/>
+    <w:multiLevelType w:val="multilevel"/>
+    <w:tmpl w:val="87A2DFBE"/>
+    <w:lvl w:ilvl="0">
+      <w:start w:val="1"/>
+      <w:numFmt w:val="bullet"/>
+      <w:lvlText w:val=""/>
+      <w:lvlJc w:val="left"/>
+      <w:pPr>
+        <w:tabs>
+          <w:tab w:val="num" w:pos="720"/>
+        </w:tabs>
+        <w:ind w:left="720" w:hanging="360"/>
+      </w:pPr>
+      <w:rPr>
+        <w:rFonts w:ascii="Symbol" w:hAnsi="Symbol" w:hint="default"/>
+        <w:sz w:val="20"/>
+      </w:rPr>
+    </w:lvl>
+    <w:lvl w:ilvl="1" w:tentative="1">
+      <w:start w:val="1"/>
+      <w:numFmt w:val="bullet"/>
+      <w:lvlText w:val="o"/>
+      <w:lvlJc w:val="left"/>
+      <w:pPr>
+        <w:tabs>
+          <w:tab w:val="num" w:pos="1440"/>
+        </w:tabs>
+        <w:ind w:left="1440" w:hanging="360"/>
+      </w:pPr>
+      <w:rPr>
+        <w:rFonts w:ascii="Courier New" w:hAnsi="Courier New" w:hint="default"/>
+        <w:sz w:val="20"/>
+      </w:rPr>
+    </w:lvl>
+    <w:lvl w:ilvl="2" w:tentative="1">
+      <w:start w:val="1"/>
+      <w:numFmt w:val="bullet"/>
+      <w:lvlText w:val=""/>
+      <w:lvlJc w:val="left"/>
+      <w:pPr>
+        <w:tabs>
+          <w:tab w:val="num" w:pos="2160"/>
+        </w:tabs>
+        <w:ind w:left="2160" w:hanging="360"/>
+      </w:pPr>
+      <w:rPr>
+        <w:rFonts w:ascii="Wingdings" w:hAnsi="Wingdings" w:hint="default"/>
+        <w:sz w:val="20"/>
+      </w:rPr>
+    </w:lvl>
+    <w:lvl w:ilvl="3" w:tentative="1">
+      <w:start w:val="1"/>
+      <w:numFmt w:val="bullet"/>
+      <w:lvlText w:val=""/>
+      <w:lvlJc w:val="left"/>
+      <w:pPr>
+        <w:tabs>
+          <w:tab w:val="num" w:pos="2880"/>
+        </w:tabs>
+        <w:ind w:left="2880" w:hanging="360"/>
+      </w:pPr>
+      <w:rPr>
+        <w:rFonts w:ascii="Wingdings" w:hAnsi="Wingdings" w:hint="default"/>
+        <w:sz w:val="20"/>
+      </w:rPr>
+    </w:lvl>
+    <w:lvl w:ilvl="4" w:tentative="1">
+      <w:start w:val="1"/>
+      <w:numFmt w:val="bullet"/>
+      <w:lvlText w:val=""/>
+      <w:lvlJc w:val="left"/>
+      <w:pPr>
+        <w:tabs>
+          <w:tab w:val="num" w:pos="3600"/>
+        </w:tabs>
+        <w:ind w:left="3600" w:hanging="360"/>
+      </w:pPr>
+      <w:rPr>
+        <w:rFonts w:ascii="Wingdings" w:hAnsi="Wingdings" w:hint="default"/>
+        <w:sz w:val="20"/>
+      </w:rPr>
+    </w:lvl>
+    <w:lvl w:ilvl="5" w:tentative="1">
+      <w:start w:val="1"/>
+      <w:numFmt w:val="bullet"/>
+      <w:lvlText w:val=""/>
+      <w:lvlJc w:val="left"/>
+      <w:pPr>
+        <w:tabs>
+          <w:tab w:val="num" w:pos="4320"/>
+        </w:tabs>
+        <w:ind w:left="4320" w:hanging="360"/>
+      </w:pPr>
+      <w:rPr>
+        <w:rFonts w:ascii="Wingdings" w:hAnsi="Wingdings" w:hint="default"/>
+        <w:sz w:val="20"/>
+      </w:rPr>
+    </w:lvl>
+    <w:lvl w:ilvl="6" w:tentative="1">
+      <w:start w:val="1"/>
+      <w:numFmt w:val="bullet"/>
+      <w:lvlText w:val=""/>
+      <w:lvlJc w:val="left"/>
+      <w:pPr>
+        <w:tabs>
+          <w:tab w:val="num" w:pos="5040"/>
+        </w:tabs>
+        <w:ind w:left="5040" w:hanging="360"/>
+      </w:pPr>
+      <w:rPr>
+        <w:rFonts w:ascii="Wingdings" w:hAnsi="Wingdings" w:hint="default"/>
+        <w:sz w:val="20"/>
+      </w:rPr>
+    </w:lvl>
+    <w:lvl w:ilvl="7" w:tentative="1">
+      <w:start w:val="1"/>
+      <w:numFmt w:val="bullet"/>
+      <w:lvlText w:val=""/>
+      <w:lvlJc w:val="left"/>
+      <w:pPr>
+        <w:tabs>
+          <w:tab w:val="num" w:pos="5760"/>
+        </w:tabs>
+        <w:ind w:left="5760" w:hanging="360"/>
+      </w:pPr>
+      <w:rPr>
+        <w:rFonts w:ascii="Wingdings" w:hAnsi="Wingdings" w:hint="default"/>
+        <w:sz w:val="20"/>
+      </w:rPr>
+    </w:lvl>
+    <w:lvl w:ilvl="8" w:tentative="1">
+      <w:start w:val="1"/>
+      <w:numFmt w:val="bullet"/>
+      <w:lvlText w:val=""/>
+      <w:lvlJc w:val="left"/>
+      <w:pPr>
+        <w:tabs>
+          <w:tab w:val="num" w:pos="6480"/>
+        </w:tabs>
+        <w:ind w:left="6480" w:hanging="360"/>
+      </w:pPr>
+      <w:rPr>
+        <w:rFonts w:ascii="Wingdings" w:hAnsi="Wingdings" w:hint="default"/>
+        <w:sz w:val="20"/>
+      </w:rPr>
+    </w:lvl>
+  </w:abstractNum>
+  <w:abstractNum w:abstractNumId="32" w15:restartNumberingAfterBreak="0">
     <w:nsid w:val="39744404"/>
     <w:multiLevelType w:val="multilevel"/>
     <w:tmpl w:val="20B8A594"/>
@@ -8089,7 +10636,7 @@
       </w:rPr>
     </w:lvl>
   </w:abstractNum>
-  <w:abstractNum w:abstractNumId="29" w15:restartNumberingAfterBreak="0">
+  <w:abstractNum w:abstractNumId="33" w15:restartNumberingAfterBreak="0">
     <w:nsid w:val="3BAE4459"/>
     <w:multiLevelType w:val="multilevel"/>
     <w:tmpl w:val="7BE8FBB6"/>
@@ -8238,7 +10785,7 @@
       </w:rPr>
     </w:lvl>
   </w:abstractNum>
-  <w:abstractNum w:abstractNumId="30" w15:restartNumberingAfterBreak="0">
+  <w:abstractNum w:abstractNumId="34" w15:restartNumberingAfterBreak="0">
     <w:nsid w:val="3C582AA4"/>
     <w:multiLevelType w:val="multilevel"/>
     <w:tmpl w:val="223A5292"/>
@@ -8387,7 +10934,7 @@
       </w:rPr>
     </w:lvl>
   </w:abstractNum>
-  <w:abstractNum w:abstractNumId="31" w15:restartNumberingAfterBreak="0">
+  <w:abstractNum w:abstractNumId="35" w15:restartNumberingAfterBreak="0">
     <w:nsid w:val="3D605D17"/>
     <w:multiLevelType w:val="multilevel"/>
     <w:tmpl w:val="12EC6D9A"/>
@@ -8536,7 +11083,7 @@
       </w:rPr>
     </w:lvl>
   </w:abstractNum>
-  <w:abstractNum w:abstractNumId="32" w15:restartNumberingAfterBreak="0">
+  <w:abstractNum w:abstractNumId="36" w15:restartNumberingAfterBreak="0">
     <w:nsid w:val="3E7B25B2"/>
     <w:multiLevelType w:val="multilevel"/>
     <w:tmpl w:val="C9B6D428"/>
@@ -8685,7 +11232,7 @@
       </w:rPr>
     </w:lvl>
   </w:abstractNum>
-  <w:abstractNum w:abstractNumId="33" w15:restartNumberingAfterBreak="0">
+  <w:abstractNum w:abstractNumId="37" w15:restartNumberingAfterBreak="0">
     <w:nsid w:val="3EA504FD"/>
     <w:multiLevelType w:val="multilevel"/>
     <w:tmpl w:val="1B2E0746"/>
@@ -8834,7 +11381,7 @@
       </w:rPr>
     </w:lvl>
   </w:abstractNum>
-  <w:abstractNum w:abstractNumId="34" w15:restartNumberingAfterBreak="0">
+  <w:abstractNum w:abstractNumId="38" w15:restartNumberingAfterBreak="0">
     <w:nsid w:val="40CA47AF"/>
     <w:multiLevelType w:val="multilevel"/>
     <w:tmpl w:val="AC1EACBA"/>
@@ -8983,7 +11530,156 @@
       </w:rPr>
     </w:lvl>
   </w:abstractNum>
-  <w:abstractNum w:abstractNumId="35" w15:restartNumberingAfterBreak="0">
+  <w:abstractNum w:abstractNumId="39" w15:restartNumberingAfterBreak="0">
+    <w:nsid w:val="42C1260F"/>
+    <w:multiLevelType w:val="multilevel"/>
+    <w:tmpl w:val="8FD0A524"/>
+    <w:lvl w:ilvl="0">
+      <w:start w:val="1"/>
+      <w:numFmt w:val="bullet"/>
+      <w:lvlText w:val=""/>
+      <w:lvlJc w:val="left"/>
+      <w:pPr>
+        <w:tabs>
+          <w:tab w:val="num" w:pos="720"/>
+        </w:tabs>
+        <w:ind w:left="720" w:hanging="360"/>
+      </w:pPr>
+      <w:rPr>
+        <w:rFonts w:ascii="Symbol" w:hAnsi="Symbol" w:hint="default"/>
+        <w:sz w:val="20"/>
+      </w:rPr>
+    </w:lvl>
+    <w:lvl w:ilvl="1" w:tentative="1">
+      <w:start w:val="1"/>
+      <w:numFmt w:val="bullet"/>
+      <w:lvlText w:val="o"/>
+      <w:lvlJc w:val="left"/>
+      <w:pPr>
+        <w:tabs>
+          <w:tab w:val="num" w:pos="1440"/>
+        </w:tabs>
+        <w:ind w:left="1440" w:hanging="360"/>
+      </w:pPr>
+      <w:rPr>
+        <w:rFonts w:ascii="Courier New" w:hAnsi="Courier New" w:hint="default"/>
+        <w:sz w:val="20"/>
+      </w:rPr>
+    </w:lvl>
+    <w:lvl w:ilvl="2" w:tentative="1">
+      <w:start w:val="1"/>
+      <w:numFmt w:val="bullet"/>
+      <w:lvlText w:val=""/>
+      <w:lvlJc w:val="left"/>
+      <w:pPr>
+        <w:tabs>
+          <w:tab w:val="num" w:pos="2160"/>
+        </w:tabs>
+        <w:ind w:left="2160" w:hanging="360"/>
+      </w:pPr>
+      <w:rPr>
+        <w:rFonts w:ascii="Wingdings" w:hAnsi="Wingdings" w:hint="default"/>
+        <w:sz w:val="20"/>
+      </w:rPr>
+    </w:lvl>
+    <w:lvl w:ilvl="3" w:tentative="1">
+      <w:start w:val="1"/>
+      <w:numFmt w:val="bullet"/>
+      <w:lvlText w:val=""/>
+      <w:lvlJc w:val="left"/>
+      <w:pPr>
+        <w:tabs>
+          <w:tab w:val="num" w:pos="2880"/>
+        </w:tabs>
+        <w:ind w:left="2880" w:hanging="360"/>
+      </w:pPr>
+      <w:rPr>
+        <w:rFonts w:ascii="Wingdings" w:hAnsi="Wingdings" w:hint="default"/>
+        <w:sz w:val="20"/>
+      </w:rPr>
+    </w:lvl>
+    <w:lvl w:ilvl="4" w:tentative="1">
+      <w:start w:val="1"/>
+      <w:numFmt w:val="bullet"/>
+      <w:lvlText w:val=""/>
+      <w:lvlJc w:val="left"/>
+      <w:pPr>
+        <w:tabs>
+          <w:tab w:val="num" w:pos="3600"/>
+        </w:tabs>
+        <w:ind w:left="3600" w:hanging="360"/>
+      </w:pPr>
+      <w:rPr>
+        <w:rFonts w:ascii="Wingdings" w:hAnsi="Wingdings" w:hint="default"/>
+        <w:sz w:val="20"/>
+      </w:rPr>
+    </w:lvl>
+    <w:lvl w:ilvl="5" w:tentative="1">
+      <w:start w:val="1"/>
+      <w:numFmt w:val="bullet"/>
+      <w:lvlText w:val=""/>
+      <w:lvlJc w:val="left"/>
+      <w:pPr>
+        <w:tabs>
+          <w:tab w:val="num" w:pos="4320"/>
+        </w:tabs>
+        <w:ind w:left="4320" w:hanging="360"/>
+      </w:pPr>
+      <w:rPr>
+        <w:rFonts w:ascii="Wingdings" w:hAnsi="Wingdings" w:hint="default"/>
+        <w:sz w:val="20"/>
+      </w:rPr>
+    </w:lvl>
+    <w:lvl w:ilvl="6" w:tentative="1">
+      <w:start w:val="1"/>
+      <w:numFmt w:val="bullet"/>
+      <w:lvlText w:val=""/>
+      <w:lvlJc w:val="left"/>
+      <w:pPr>
+        <w:tabs>
+          <w:tab w:val="num" w:pos="5040"/>
+        </w:tabs>
+        <w:ind w:left="5040" w:hanging="360"/>
+      </w:pPr>
+      <w:rPr>
+        <w:rFonts w:ascii="Wingdings" w:hAnsi="Wingdings" w:hint="default"/>
+        <w:sz w:val="20"/>
+      </w:rPr>
+    </w:lvl>
+    <w:lvl w:ilvl="7" w:tentative="1">
+      <w:start w:val="1"/>
+      <w:numFmt w:val="bullet"/>
+      <w:lvlText w:val=""/>
+      <w:lvlJc w:val="left"/>
+      <w:pPr>
+        <w:tabs>
+          <w:tab w:val="num" w:pos="5760"/>
+        </w:tabs>
+        <w:ind w:left="5760" w:hanging="360"/>
+      </w:pPr>
+      <w:rPr>
+        <w:rFonts w:ascii="Wingdings" w:hAnsi="Wingdings" w:hint="default"/>
+        <w:sz w:val="20"/>
+      </w:rPr>
+    </w:lvl>
+    <w:lvl w:ilvl="8" w:tentative="1">
+      <w:start w:val="1"/>
+      <w:numFmt w:val="bullet"/>
+      <w:lvlText w:val=""/>
+      <w:lvlJc w:val="left"/>
+      <w:pPr>
+        <w:tabs>
+          <w:tab w:val="num" w:pos="6480"/>
+        </w:tabs>
+        <w:ind w:left="6480" w:hanging="360"/>
+      </w:pPr>
+      <w:rPr>
+        <w:rFonts w:ascii="Wingdings" w:hAnsi="Wingdings" w:hint="default"/>
+        <w:sz w:val="20"/>
+      </w:rPr>
+    </w:lvl>
+  </w:abstractNum>
+  <w:abstractNum w:abstractNumId="40" w15:restartNumberingAfterBreak="0">
     <w:nsid w:val="434F77D3"/>
     <w:multiLevelType w:val="multilevel"/>
     <w:tmpl w:val="38D48B3E"/>
@@ -9132,7 +11828,156 @@
       </w:rPr>
     </w:lvl>
   </w:abstractNum>
-  <w:abstractNum w:abstractNumId="36" w15:restartNumberingAfterBreak="0">
+  <w:abstractNum w:abstractNumId="41" w15:restartNumberingAfterBreak="0">
+    <w:nsid w:val="44651E6B"/>
+    <w:multiLevelType w:val="multilevel"/>
+    <w:tmpl w:val="2638A14A"/>
+    <w:lvl w:ilvl="0">
+      <w:start w:val="1"/>
+      <w:numFmt w:val="bullet"/>
+      <w:lvlText w:val=""/>
+      <w:lvlJc w:val="left"/>
+      <w:pPr>
+        <w:tabs>
+          <w:tab w:val="num" w:pos="720"/>
+        </w:tabs>
+        <w:ind w:left="720" w:hanging="360"/>
+      </w:pPr>
+      <w:rPr>
+        <w:rFonts w:ascii="Symbol" w:hAnsi="Symbol" w:hint="default"/>
+        <w:sz w:val="20"/>
+      </w:rPr>
+    </w:lvl>
+    <w:lvl w:ilvl="1" w:tentative="1">
+      <w:start w:val="1"/>
+      <w:numFmt w:val="bullet"/>
+      <w:lvlText w:val="o"/>
+      <w:lvlJc w:val="left"/>
+      <w:pPr>
+        <w:tabs>
+          <w:tab w:val="num" w:pos="1440"/>
+        </w:tabs>
+        <w:ind w:left="1440" w:hanging="360"/>
+      </w:pPr>
+      <w:rPr>
+        <w:rFonts w:ascii="Courier New" w:hAnsi="Courier New" w:hint="default"/>
+        <w:sz w:val="20"/>
+      </w:rPr>
+    </w:lvl>
+    <w:lvl w:ilvl="2" w:tentative="1">
+      <w:start w:val="1"/>
+      <w:numFmt w:val="bullet"/>
+      <w:lvlText w:val=""/>
+      <w:lvlJc w:val="left"/>
+      <w:pPr>
+        <w:tabs>
+          <w:tab w:val="num" w:pos="2160"/>
+        </w:tabs>
+        <w:ind w:left="2160" w:hanging="360"/>
+      </w:pPr>
+      <w:rPr>
+        <w:rFonts w:ascii="Wingdings" w:hAnsi="Wingdings" w:hint="default"/>
+        <w:sz w:val="20"/>
+      </w:rPr>
+    </w:lvl>
+    <w:lvl w:ilvl="3" w:tentative="1">
+      <w:start w:val="1"/>
+      <w:numFmt w:val="bullet"/>
+      <w:lvlText w:val=""/>
+      <w:lvlJc w:val="left"/>
+      <w:pPr>
+        <w:tabs>
+          <w:tab w:val="num" w:pos="2880"/>
+        </w:tabs>
+        <w:ind w:left="2880" w:hanging="360"/>
+      </w:pPr>
+      <w:rPr>
+        <w:rFonts w:ascii="Wingdings" w:hAnsi="Wingdings" w:hint="default"/>
+        <w:sz w:val="20"/>
+      </w:rPr>
+    </w:lvl>
+    <w:lvl w:ilvl="4" w:tentative="1">
+      <w:start w:val="1"/>
+      <w:numFmt w:val="bullet"/>
+      <w:lvlText w:val=""/>
+      <w:lvlJc w:val="left"/>
+      <w:pPr>
+        <w:tabs>
+          <w:tab w:val="num" w:pos="3600"/>
+        </w:tabs>
+        <w:ind w:left="3600" w:hanging="360"/>
+      </w:pPr>
+      <w:rPr>
+        <w:rFonts w:ascii="Wingdings" w:hAnsi="Wingdings" w:hint="default"/>
+        <w:sz w:val="20"/>
+      </w:rPr>
+    </w:lvl>
+    <w:lvl w:ilvl="5" w:tentative="1">
+      <w:start w:val="1"/>
+      <w:numFmt w:val="bullet"/>
+      <w:lvlText w:val=""/>
+      <w:lvlJc w:val="left"/>
+      <w:pPr>
+        <w:tabs>
+          <w:tab w:val="num" w:pos="4320"/>
+        </w:tabs>
+        <w:ind w:left="4320" w:hanging="360"/>
+      </w:pPr>
+      <w:rPr>
+        <w:rFonts w:ascii="Wingdings" w:hAnsi="Wingdings" w:hint="default"/>
+        <w:sz w:val="20"/>
+      </w:rPr>
+    </w:lvl>
+    <w:lvl w:ilvl="6" w:tentative="1">
+      <w:start w:val="1"/>
+      <w:numFmt w:val="bullet"/>
+      <w:lvlText w:val=""/>
+      <w:lvlJc w:val="left"/>
+      <w:pPr>
+        <w:tabs>
+          <w:tab w:val="num" w:pos="5040"/>
+        </w:tabs>
+        <w:ind w:left="5040" w:hanging="360"/>
+      </w:pPr>
+      <w:rPr>
+        <w:rFonts w:ascii="Wingdings" w:hAnsi="Wingdings" w:hint="default"/>
+        <w:sz w:val="20"/>
+      </w:rPr>
+    </w:lvl>
+    <w:lvl w:ilvl="7" w:tentative="1">
+      <w:start w:val="1"/>
+      <w:numFmt w:val="bullet"/>
+      <w:lvlText w:val=""/>
+      <w:lvlJc w:val="left"/>
+      <w:pPr>
+        <w:tabs>
+          <w:tab w:val="num" w:pos="5760"/>
+        </w:tabs>
+        <w:ind w:left="5760" w:hanging="360"/>
+      </w:pPr>
+      <w:rPr>
+        <w:rFonts w:ascii="Wingdings" w:hAnsi="Wingdings" w:hint="default"/>
+        <w:sz w:val="20"/>
+      </w:rPr>
+    </w:lvl>
+    <w:lvl w:ilvl="8" w:tentative="1">
+      <w:start w:val="1"/>
+      <w:numFmt w:val="bullet"/>
+      <w:lvlText w:val=""/>
+      <w:lvlJc w:val="left"/>
+      <w:pPr>
+        <w:tabs>
+          <w:tab w:val="num" w:pos="6480"/>
+        </w:tabs>
+        <w:ind w:left="6480" w:hanging="360"/>
+      </w:pPr>
+      <w:rPr>
+        <w:rFonts w:ascii="Wingdings" w:hAnsi="Wingdings" w:hint="default"/>
+        <w:sz w:val="20"/>
+      </w:rPr>
+    </w:lvl>
+  </w:abstractNum>
+  <w:abstractNum w:abstractNumId="42" w15:restartNumberingAfterBreak="0">
     <w:nsid w:val="46045C90"/>
     <w:multiLevelType w:val="multilevel"/>
     <w:tmpl w:val="A926C560"/>
@@ -9281,7 +12126,7 @@
       </w:rPr>
     </w:lvl>
   </w:abstractNum>
-  <w:abstractNum w:abstractNumId="37" w15:restartNumberingAfterBreak="0">
+  <w:abstractNum w:abstractNumId="43" w15:restartNumberingAfterBreak="0">
     <w:nsid w:val="46347FB9"/>
     <w:multiLevelType w:val="multilevel"/>
     <w:tmpl w:val="3B22F1E8"/>
@@ -9430,7 +12275,7 @@
       </w:rPr>
     </w:lvl>
   </w:abstractNum>
-  <w:abstractNum w:abstractNumId="38" w15:restartNumberingAfterBreak="0">
+  <w:abstractNum w:abstractNumId="44" w15:restartNumberingAfterBreak="0">
     <w:nsid w:val="474320D6"/>
     <w:multiLevelType w:val="multilevel"/>
     <w:tmpl w:val="DB668802"/>
@@ -9579,7 +12424,7 @@
       </w:rPr>
     </w:lvl>
   </w:abstractNum>
-  <w:abstractNum w:abstractNumId="39" w15:restartNumberingAfterBreak="0">
+  <w:abstractNum w:abstractNumId="45" w15:restartNumberingAfterBreak="0">
     <w:nsid w:val="47473DE6"/>
     <w:multiLevelType w:val="multilevel"/>
     <w:tmpl w:val="CEEE0544"/>
@@ -9728,7 +12573,7 @@
       </w:rPr>
     </w:lvl>
   </w:abstractNum>
-  <w:abstractNum w:abstractNumId="40" w15:restartNumberingAfterBreak="0">
+  <w:abstractNum w:abstractNumId="46" w15:restartNumberingAfterBreak="0">
     <w:nsid w:val="484C3D9F"/>
     <w:multiLevelType w:val="multilevel"/>
     <w:tmpl w:val="94F04C10"/>
@@ -9877,7 +12722,156 @@
       </w:rPr>
     </w:lvl>
   </w:abstractNum>
-  <w:abstractNum w:abstractNumId="41" w15:restartNumberingAfterBreak="0">
+  <w:abstractNum w:abstractNumId="47" w15:restartNumberingAfterBreak="0">
+    <w:nsid w:val="4C437774"/>
+    <w:multiLevelType w:val="multilevel"/>
+    <w:tmpl w:val="EF2A9FF8"/>
+    <w:lvl w:ilvl="0">
+      <w:start w:val="1"/>
+      <w:numFmt w:val="bullet"/>
+      <w:lvlText w:val=""/>
+      <w:lvlJc w:val="left"/>
+      <w:pPr>
+        <w:tabs>
+          <w:tab w:val="num" w:pos="720"/>
+        </w:tabs>
+        <w:ind w:left="720" w:hanging="360"/>
+      </w:pPr>
+      <w:rPr>
+        <w:rFonts w:ascii="Symbol" w:hAnsi="Symbol" w:hint="default"/>
+        <w:sz w:val="20"/>
+      </w:rPr>
+    </w:lvl>
+    <w:lvl w:ilvl="1" w:tentative="1">
+      <w:start w:val="1"/>
+      <w:numFmt w:val="bullet"/>
+      <w:lvlText w:val="o"/>
+      <w:lvlJc w:val="left"/>
+      <w:pPr>
+        <w:tabs>
+          <w:tab w:val="num" w:pos="1440"/>
+        </w:tabs>
+        <w:ind w:left="1440" w:hanging="360"/>
+      </w:pPr>
+      <w:rPr>
+        <w:rFonts w:ascii="Courier New" w:hAnsi="Courier New" w:hint="default"/>
+        <w:sz w:val="20"/>
+      </w:rPr>
+    </w:lvl>
+    <w:lvl w:ilvl="2" w:tentative="1">
+      <w:start w:val="1"/>
+      <w:numFmt w:val="bullet"/>
+      <w:lvlText w:val=""/>
+      <w:lvlJc w:val="left"/>
+      <w:pPr>
+        <w:tabs>
+          <w:tab w:val="num" w:pos="2160"/>
+        </w:tabs>
+        <w:ind w:left="2160" w:hanging="360"/>
+      </w:pPr>
+      <w:rPr>
+        <w:rFonts w:ascii="Wingdings" w:hAnsi="Wingdings" w:hint="default"/>
+        <w:sz w:val="20"/>
+      </w:rPr>
+    </w:lvl>
+    <w:lvl w:ilvl="3" w:tentative="1">
+      <w:start w:val="1"/>
+      <w:numFmt w:val="bullet"/>
+      <w:lvlText w:val=""/>
+      <w:lvlJc w:val="left"/>
+      <w:pPr>
+        <w:tabs>
+          <w:tab w:val="num" w:pos="2880"/>
+        </w:tabs>
+        <w:ind w:left="2880" w:hanging="360"/>
+      </w:pPr>
+      <w:rPr>
+        <w:rFonts w:ascii="Wingdings" w:hAnsi="Wingdings" w:hint="default"/>
+        <w:sz w:val="20"/>
+      </w:rPr>
+    </w:lvl>
+    <w:lvl w:ilvl="4" w:tentative="1">
+      <w:start w:val="1"/>
+      <w:numFmt w:val="bullet"/>
+      <w:lvlText w:val=""/>
+      <w:lvlJc w:val="left"/>
+      <w:pPr>
+        <w:tabs>
+          <w:tab w:val="num" w:pos="3600"/>
+        </w:tabs>
+        <w:ind w:left="3600" w:hanging="360"/>
+      </w:pPr>
+      <w:rPr>
+        <w:rFonts w:ascii="Wingdings" w:hAnsi="Wingdings" w:hint="default"/>
+        <w:sz w:val="20"/>
+      </w:rPr>
+    </w:lvl>
+    <w:lvl w:ilvl="5" w:tentative="1">
+      <w:start w:val="1"/>
+      <w:numFmt w:val="bullet"/>
+      <w:lvlText w:val=""/>
+      <w:lvlJc w:val="left"/>
+      <w:pPr>
+        <w:tabs>
+          <w:tab w:val="num" w:pos="4320"/>
+        </w:tabs>
+        <w:ind w:left="4320" w:hanging="360"/>
+      </w:pPr>
+      <w:rPr>
+        <w:rFonts w:ascii="Wingdings" w:hAnsi="Wingdings" w:hint="default"/>
+        <w:sz w:val="20"/>
+      </w:rPr>
+    </w:lvl>
+    <w:lvl w:ilvl="6" w:tentative="1">
+      <w:start w:val="1"/>
+      <w:numFmt w:val="bullet"/>
+      <w:lvlText w:val=""/>
+      <w:lvlJc w:val="left"/>
+      <w:pPr>
+        <w:tabs>
+          <w:tab w:val="num" w:pos="5040"/>
+        </w:tabs>
+        <w:ind w:left="5040" w:hanging="360"/>
+      </w:pPr>
+      <w:rPr>
+        <w:rFonts w:ascii="Wingdings" w:hAnsi="Wingdings" w:hint="default"/>
+        <w:sz w:val="20"/>
+      </w:rPr>
+    </w:lvl>
+    <w:lvl w:ilvl="7" w:tentative="1">
+      <w:start w:val="1"/>
+      <w:numFmt w:val="bullet"/>
+      <w:lvlText w:val=""/>
+      <w:lvlJc w:val="left"/>
+      <w:pPr>
+        <w:tabs>
+          <w:tab w:val="num" w:pos="5760"/>
+        </w:tabs>
+        <w:ind w:left="5760" w:hanging="360"/>
+      </w:pPr>
+      <w:rPr>
+        <w:rFonts w:ascii="Wingdings" w:hAnsi="Wingdings" w:hint="default"/>
+        <w:sz w:val="20"/>
+      </w:rPr>
+    </w:lvl>
+    <w:lvl w:ilvl="8" w:tentative="1">
+      <w:start w:val="1"/>
+      <w:numFmt w:val="bullet"/>
+      <w:lvlText w:val=""/>
+      <w:lvlJc w:val="left"/>
+      <w:pPr>
+        <w:tabs>
+          <w:tab w:val="num" w:pos="6480"/>
+        </w:tabs>
+        <w:ind w:left="6480" w:hanging="360"/>
+      </w:pPr>
+      <w:rPr>
+        <w:rFonts w:ascii="Wingdings" w:hAnsi="Wingdings" w:hint="default"/>
+        <w:sz w:val="20"/>
+      </w:rPr>
+    </w:lvl>
+  </w:abstractNum>
+  <w:abstractNum w:abstractNumId="48" w15:restartNumberingAfterBreak="0">
     <w:nsid w:val="4DBF5FEB"/>
     <w:multiLevelType w:val="multilevel"/>
     <w:tmpl w:val="E6223268"/>
@@ -10026,7 +13020,156 @@
       </w:rPr>
     </w:lvl>
   </w:abstractNum>
-  <w:abstractNum w:abstractNumId="42" w15:restartNumberingAfterBreak="0">
+  <w:abstractNum w:abstractNumId="49" w15:restartNumberingAfterBreak="0">
+    <w:nsid w:val="509F2CD6"/>
+    <w:multiLevelType w:val="multilevel"/>
+    <w:tmpl w:val="747C3DDA"/>
+    <w:lvl w:ilvl="0">
+      <w:start w:val="1"/>
+      <w:numFmt w:val="bullet"/>
+      <w:lvlText w:val=""/>
+      <w:lvlJc w:val="left"/>
+      <w:pPr>
+        <w:tabs>
+          <w:tab w:val="num" w:pos="720"/>
+        </w:tabs>
+        <w:ind w:left="720" w:hanging="360"/>
+      </w:pPr>
+      <w:rPr>
+        <w:rFonts w:ascii="Symbol" w:hAnsi="Symbol" w:hint="default"/>
+        <w:sz w:val="20"/>
+      </w:rPr>
+    </w:lvl>
+    <w:lvl w:ilvl="1" w:tentative="1">
+      <w:start w:val="1"/>
+      <w:numFmt w:val="bullet"/>
+      <w:lvlText w:val="o"/>
+      <w:lvlJc w:val="left"/>
+      <w:pPr>
+        <w:tabs>
+          <w:tab w:val="num" w:pos="1440"/>
+        </w:tabs>
+        <w:ind w:left="1440" w:hanging="360"/>
+      </w:pPr>
+      <w:rPr>
+        <w:rFonts w:ascii="Courier New" w:hAnsi="Courier New" w:hint="default"/>
+        <w:sz w:val="20"/>
+      </w:rPr>
+    </w:lvl>
+    <w:lvl w:ilvl="2" w:tentative="1">
+      <w:start w:val="1"/>
+      <w:numFmt w:val="bullet"/>
+      <w:lvlText w:val=""/>
+      <w:lvlJc w:val="left"/>
+      <w:pPr>
+        <w:tabs>
+          <w:tab w:val="num" w:pos="2160"/>
+        </w:tabs>
+        <w:ind w:left="2160" w:hanging="360"/>
+      </w:pPr>
+      <w:rPr>
+        <w:rFonts w:ascii="Wingdings" w:hAnsi="Wingdings" w:hint="default"/>
+        <w:sz w:val="20"/>
+      </w:rPr>
+    </w:lvl>
+    <w:lvl w:ilvl="3" w:tentative="1">
+      <w:start w:val="1"/>
+      <w:numFmt w:val="bullet"/>
+      <w:lvlText w:val=""/>
+      <w:lvlJc w:val="left"/>
+      <w:pPr>
+        <w:tabs>
+          <w:tab w:val="num" w:pos="2880"/>
+        </w:tabs>
+        <w:ind w:left="2880" w:hanging="360"/>
+      </w:pPr>
+      <w:rPr>
+        <w:rFonts w:ascii="Wingdings" w:hAnsi="Wingdings" w:hint="default"/>
+        <w:sz w:val="20"/>
+      </w:rPr>
+    </w:lvl>
+    <w:lvl w:ilvl="4" w:tentative="1">
+      <w:start w:val="1"/>
+      <w:numFmt w:val="bullet"/>
+      <w:lvlText w:val=""/>
+      <w:lvlJc w:val="left"/>
+      <w:pPr>
+        <w:tabs>
+          <w:tab w:val="num" w:pos="3600"/>
+        </w:tabs>
+        <w:ind w:left="3600" w:hanging="360"/>
+      </w:pPr>
+      <w:rPr>
+        <w:rFonts w:ascii="Wingdings" w:hAnsi="Wingdings" w:hint="default"/>
+        <w:sz w:val="20"/>
+      </w:rPr>
+    </w:lvl>
+    <w:lvl w:ilvl="5" w:tentative="1">
+      <w:start w:val="1"/>
+      <w:numFmt w:val="bullet"/>
+      <w:lvlText w:val=""/>
+      <w:lvlJc w:val="left"/>
+      <w:pPr>
+        <w:tabs>
+          <w:tab w:val="num" w:pos="4320"/>
+        </w:tabs>
+        <w:ind w:left="4320" w:hanging="360"/>
+      </w:pPr>
+      <w:rPr>
+        <w:rFonts w:ascii="Wingdings" w:hAnsi="Wingdings" w:hint="default"/>
+        <w:sz w:val="20"/>
+      </w:rPr>
+    </w:lvl>
+    <w:lvl w:ilvl="6" w:tentative="1">
+      <w:start w:val="1"/>
+      <w:numFmt w:val="bullet"/>
+      <w:lvlText w:val=""/>
+      <w:lvlJc w:val="left"/>
+      <w:pPr>
+        <w:tabs>
+          <w:tab w:val="num" w:pos="5040"/>
+        </w:tabs>
+        <w:ind w:left="5040" w:hanging="360"/>
+      </w:pPr>
+      <w:rPr>
+        <w:rFonts w:ascii="Wingdings" w:hAnsi="Wingdings" w:hint="default"/>
+        <w:sz w:val="20"/>
+      </w:rPr>
+    </w:lvl>
+    <w:lvl w:ilvl="7" w:tentative="1">
+      <w:start w:val="1"/>
+      <w:numFmt w:val="bullet"/>
+      <w:lvlText w:val=""/>
+      <w:lvlJc w:val="left"/>
+      <w:pPr>
+        <w:tabs>
+          <w:tab w:val="num" w:pos="5760"/>
+        </w:tabs>
+        <w:ind w:left="5760" w:hanging="360"/>
+      </w:pPr>
+      <w:rPr>
+        <w:rFonts w:ascii="Wingdings" w:hAnsi="Wingdings" w:hint="default"/>
+        <w:sz w:val="20"/>
+      </w:rPr>
+    </w:lvl>
+    <w:lvl w:ilvl="8" w:tentative="1">
+      <w:start w:val="1"/>
+      <w:numFmt w:val="bullet"/>
+      <w:lvlText w:val=""/>
+      <w:lvlJc w:val="left"/>
+      <w:pPr>
+        <w:tabs>
+          <w:tab w:val="num" w:pos="6480"/>
+        </w:tabs>
+        <w:ind w:left="6480" w:hanging="360"/>
+      </w:pPr>
+      <w:rPr>
+        <w:rFonts w:ascii="Wingdings" w:hAnsi="Wingdings" w:hint="default"/>
+        <w:sz w:val="20"/>
+      </w:rPr>
+    </w:lvl>
+  </w:abstractNum>
+  <w:abstractNum w:abstractNumId="50" w15:restartNumberingAfterBreak="0">
     <w:nsid w:val="517073A9"/>
     <w:multiLevelType w:val="multilevel"/>
     <w:tmpl w:val="D27C9284"/>
@@ -10175,7 +13318,7 @@
       </w:rPr>
     </w:lvl>
   </w:abstractNum>
-  <w:abstractNum w:abstractNumId="43" w15:restartNumberingAfterBreak="0">
+  <w:abstractNum w:abstractNumId="51" w15:restartNumberingAfterBreak="0">
     <w:nsid w:val="517C56D3"/>
     <w:multiLevelType w:val="multilevel"/>
     <w:tmpl w:val="4C64F5BA"/>
@@ -10324,7 +13467,7 @@
       </w:rPr>
     </w:lvl>
   </w:abstractNum>
-  <w:abstractNum w:abstractNumId="44" w15:restartNumberingAfterBreak="0">
+  <w:abstractNum w:abstractNumId="52" w15:restartNumberingAfterBreak="0">
     <w:nsid w:val="533A18B0"/>
     <w:multiLevelType w:val="multilevel"/>
     <w:tmpl w:val="B5BC9A0C"/>
@@ -10473,7 +13616,7 @@
       </w:rPr>
     </w:lvl>
   </w:abstractNum>
-  <w:abstractNum w:abstractNumId="45" w15:restartNumberingAfterBreak="0">
+  <w:abstractNum w:abstractNumId="53" w15:restartNumberingAfterBreak="0">
     <w:nsid w:val="53A061BC"/>
     <w:multiLevelType w:val="multilevel"/>
     <w:tmpl w:val="4F364082"/>
@@ -10622,7 +13765,7 @@
       </w:rPr>
     </w:lvl>
   </w:abstractNum>
-  <w:abstractNum w:abstractNumId="46" w15:restartNumberingAfterBreak="0">
+  <w:abstractNum w:abstractNumId="54" w15:restartNumberingAfterBreak="0">
     <w:nsid w:val="584226FB"/>
     <w:multiLevelType w:val="multilevel"/>
     <w:tmpl w:val="64F0C890"/>
@@ -10771,7 +13914,156 @@
       </w:rPr>
     </w:lvl>
   </w:abstractNum>
-  <w:abstractNum w:abstractNumId="47" w15:restartNumberingAfterBreak="0">
+  <w:abstractNum w:abstractNumId="55" w15:restartNumberingAfterBreak="0">
+    <w:nsid w:val="59AC5DA4"/>
+    <w:multiLevelType w:val="multilevel"/>
+    <w:tmpl w:val="2ED28A46"/>
+    <w:lvl w:ilvl="0">
+      <w:start w:val="1"/>
+      <w:numFmt w:val="bullet"/>
+      <w:lvlText w:val=""/>
+      <w:lvlJc w:val="left"/>
+      <w:pPr>
+        <w:tabs>
+          <w:tab w:val="num" w:pos="720"/>
+        </w:tabs>
+        <w:ind w:left="720" w:hanging="360"/>
+      </w:pPr>
+      <w:rPr>
+        <w:rFonts w:ascii="Symbol" w:hAnsi="Symbol" w:hint="default"/>
+        <w:sz w:val="20"/>
+      </w:rPr>
+    </w:lvl>
+    <w:lvl w:ilvl="1" w:tentative="1">
+      <w:start w:val="1"/>
+      <w:numFmt w:val="bullet"/>
+      <w:lvlText w:val="o"/>
+      <w:lvlJc w:val="left"/>
+      <w:pPr>
+        <w:tabs>
+          <w:tab w:val="num" w:pos="1440"/>
+        </w:tabs>
+        <w:ind w:left="1440" w:hanging="360"/>
+      </w:pPr>
+      <w:rPr>
+        <w:rFonts w:ascii="Courier New" w:hAnsi="Courier New" w:hint="default"/>
+        <w:sz w:val="20"/>
+      </w:rPr>
+    </w:lvl>
+    <w:lvl w:ilvl="2" w:tentative="1">
+      <w:start w:val="1"/>
+      <w:numFmt w:val="bullet"/>
+      <w:lvlText w:val=""/>
+      <w:lvlJc w:val="left"/>
+      <w:pPr>
+        <w:tabs>
+          <w:tab w:val="num" w:pos="2160"/>
+        </w:tabs>
+        <w:ind w:left="2160" w:hanging="360"/>
+      </w:pPr>
+      <w:rPr>
+        <w:rFonts w:ascii="Wingdings" w:hAnsi="Wingdings" w:hint="default"/>
+        <w:sz w:val="20"/>
+      </w:rPr>
+    </w:lvl>
+    <w:lvl w:ilvl="3" w:tentative="1">
+      <w:start w:val="1"/>
+      <w:numFmt w:val="bullet"/>
+      <w:lvlText w:val=""/>
+      <w:lvlJc w:val="left"/>
+      <w:pPr>
+        <w:tabs>
+          <w:tab w:val="num" w:pos="2880"/>
+        </w:tabs>
+        <w:ind w:left="2880" w:hanging="360"/>
+      </w:pPr>
+      <w:rPr>
+        <w:rFonts w:ascii="Wingdings" w:hAnsi="Wingdings" w:hint="default"/>
+        <w:sz w:val="20"/>
+      </w:rPr>
+    </w:lvl>
+    <w:lvl w:ilvl="4" w:tentative="1">
+      <w:start w:val="1"/>
+      <w:numFmt w:val="bullet"/>
+      <w:lvlText w:val=""/>
+      <w:lvlJc w:val="left"/>
+      <w:pPr>
+        <w:tabs>
+          <w:tab w:val="num" w:pos="3600"/>
+        </w:tabs>
+        <w:ind w:left="3600" w:hanging="360"/>
+      </w:pPr>
+      <w:rPr>
+        <w:rFonts w:ascii="Wingdings" w:hAnsi="Wingdings" w:hint="default"/>
+        <w:sz w:val="20"/>
+      </w:rPr>
+    </w:lvl>
+    <w:lvl w:ilvl="5" w:tentative="1">
+      <w:start w:val="1"/>
+      <w:numFmt w:val="bullet"/>
+      <w:lvlText w:val=""/>
+      <w:lvlJc w:val="left"/>
+      <w:pPr>
+        <w:tabs>
+          <w:tab w:val="num" w:pos="4320"/>
+        </w:tabs>
+        <w:ind w:left="4320" w:hanging="360"/>
+      </w:pPr>
+      <w:rPr>
+        <w:rFonts w:ascii="Wingdings" w:hAnsi="Wingdings" w:hint="default"/>
+        <w:sz w:val="20"/>
+      </w:rPr>
+    </w:lvl>
+    <w:lvl w:ilvl="6" w:tentative="1">
+      <w:start w:val="1"/>
+      <w:numFmt w:val="bullet"/>
+      <w:lvlText w:val=""/>
+      <w:lvlJc w:val="left"/>
+      <w:pPr>
+        <w:tabs>
+          <w:tab w:val="num" w:pos="5040"/>
+        </w:tabs>
+        <w:ind w:left="5040" w:hanging="360"/>
+      </w:pPr>
+      <w:rPr>
+        <w:rFonts w:ascii="Wingdings" w:hAnsi="Wingdings" w:hint="default"/>
+        <w:sz w:val="20"/>
+      </w:rPr>
+    </w:lvl>
+    <w:lvl w:ilvl="7" w:tentative="1">
+      <w:start w:val="1"/>
+      <w:numFmt w:val="bullet"/>
+      <w:lvlText w:val=""/>
+      <w:lvlJc w:val="left"/>
+      <w:pPr>
+        <w:tabs>
+          <w:tab w:val="num" w:pos="5760"/>
+        </w:tabs>
+        <w:ind w:left="5760" w:hanging="360"/>
+      </w:pPr>
+      <w:rPr>
+        <w:rFonts w:ascii="Wingdings" w:hAnsi="Wingdings" w:hint="default"/>
+        <w:sz w:val="20"/>
+      </w:rPr>
+    </w:lvl>
+    <w:lvl w:ilvl="8" w:tentative="1">
+      <w:start w:val="1"/>
+      <w:numFmt w:val="bullet"/>
+      <w:lvlText w:val=""/>
+      <w:lvlJc w:val="left"/>
+      <w:pPr>
+        <w:tabs>
+          <w:tab w:val="num" w:pos="6480"/>
+        </w:tabs>
+        <w:ind w:left="6480" w:hanging="360"/>
+      </w:pPr>
+      <w:rPr>
+        <w:rFonts w:ascii="Wingdings" w:hAnsi="Wingdings" w:hint="default"/>
+        <w:sz w:val="20"/>
+      </w:rPr>
+    </w:lvl>
+  </w:abstractNum>
+  <w:abstractNum w:abstractNumId="56" w15:restartNumberingAfterBreak="0">
     <w:nsid w:val="5ABC3299"/>
     <w:multiLevelType w:val="multilevel"/>
     <w:tmpl w:val="AE102188"/>
@@ -10920,7 +14212,7 @@
       </w:rPr>
     </w:lvl>
   </w:abstractNum>
-  <w:abstractNum w:abstractNumId="48" w15:restartNumberingAfterBreak="0">
+  <w:abstractNum w:abstractNumId="57" w15:restartNumberingAfterBreak="0">
     <w:nsid w:val="5CBD12F7"/>
     <w:multiLevelType w:val="multilevel"/>
     <w:tmpl w:val="77903C9E"/>
@@ -11069,7 +14361,305 @@
       </w:rPr>
     </w:lvl>
   </w:abstractNum>
-  <w:abstractNum w:abstractNumId="49" w15:restartNumberingAfterBreak="0">
+  <w:abstractNum w:abstractNumId="58" w15:restartNumberingAfterBreak="0">
+    <w:nsid w:val="5F797263"/>
+    <w:multiLevelType w:val="multilevel"/>
+    <w:tmpl w:val="3BE40E74"/>
+    <w:lvl w:ilvl="0">
+      <w:start w:val="1"/>
+      <w:numFmt w:val="bullet"/>
+      <w:lvlText w:val=""/>
+      <w:lvlJc w:val="left"/>
+      <w:pPr>
+        <w:tabs>
+          <w:tab w:val="num" w:pos="720"/>
+        </w:tabs>
+        <w:ind w:left="720" w:hanging="360"/>
+      </w:pPr>
+      <w:rPr>
+        <w:rFonts w:ascii="Symbol" w:hAnsi="Symbol" w:hint="default"/>
+        <w:sz w:val="20"/>
+      </w:rPr>
+    </w:lvl>
+    <w:lvl w:ilvl="1" w:tentative="1">
+      <w:start w:val="1"/>
+      <w:numFmt w:val="bullet"/>
+      <w:lvlText w:val="o"/>
+      <w:lvlJc w:val="left"/>
+      <w:pPr>
+        <w:tabs>
+          <w:tab w:val="num" w:pos="1440"/>
+        </w:tabs>
+        <w:ind w:left="1440" w:hanging="360"/>
+      </w:pPr>
+      <w:rPr>
+        <w:rFonts w:ascii="Courier New" w:hAnsi="Courier New" w:hint="default"/>
+        <w:sz w:val="20"/>
+      </w:rPr>
+    </w:lvl>
+    <w:lvl w:ilvl="2" w:tentative="1">
+      <w:start w:val="1"/>
+      <w:numFmt w:val="bullet"/>
+      <w:lvlText w:val=""/>
+      <w:lvlJc w:val="left"/>
+      <w:pPr>
+        <w:tabs>
+          <w:tab w:val="num" w:pos="2160"/>
+        </w:tabs>
+        <w:ind w:left="2160" w:hanging="360"/>
+      </w:pPr>
+      <w:rPr>
+        <w:rFonts w:ascii="Wingdings" w:hAnsi="Wingdings" w:hint="default"/>
+        <w:sz w:val="20"/>
+      </w:rPr>
+    </w:lvl>
+    <w:lvl w:ilvl="3" w:tentative="1">
+      <w:start w:val="1"/>
+      <w:numFmt w:val="bullet"/>
+      <w:lvlText w:val=""/>
+      <w:lvlJc w:val="left"/>
+      <w:pPr>
+        <w:tabs>
+          <w:tab w:val="num" w:pos="2880"/>
+        </w:tabs>
+        <w:ind w:left="2880" w:hanging="360"/>
+      </w:pPr>
+      <w:rPr>
+        <w:rFonts w:ascii="Wingdings" w:hAnsi="Wingdings" w:hint="default"/>
+        <w:sz w:val="20"/>
+      </w:rPr>
+    </w:lvl>
+    <w:lvl w:ilvl="4" w:tentative="1">
+      <w:start w:val="1"/>
+      <w:numFmt w:val="bullet"/>
+      <w:lvlText w:val=""/>
+      <w:lvlJc w:val="left"/>
+      <w:pPr>
+        <w:tabs>
+          <w:tab w:val="num" w:pos="3600"/>
+        </w:tabs>
+        <w:ind w:left="3600" w:hanging="360"/>
+      </w:pPr>
+      <w:rPr>
+        <w:rFonts w:ascii="Wingdings" w:hAnsi="Wingdings" w:hint="default"/>
+        <w:sz w:val="20"/>
+      </w:rPr>
+    </w:lvl>
+    <w:lvl w:ilvl="5" w:tentative="1">
+      <w:start w:val="1"/>
+      <w:numFmt w:val="bullet"/>
+      <w:lvlText w:val=""/>
+      <w:lvlJc w:val="left"/>
+      <w:pPr>
+        <w:tabs>
+          <w:tab w:val="num" w:pos="4320"/>
+        </w:tabs>
+        <w:ind w:left="4320" w:hanging="360"/>
+      </w:pPr>
+      <w:rPr>
+        <w:rFonts w:ascii="Wingdings" w:hAnsi="Wingdings" w:hint="default"/>
+        <w:sz w:val="20"/>
+      </w:rPr>
+    </w:lvl>
+    <w:lvl w:ilvl="6" w:tentative="1">
+      <w:start w:val="1"/>
+      <w:numFmt w:val="bullet"/>
+      <w:lvlText w:val=""/>
+      <w:lvlJc w:val="left"/>
+      <w:pPr>
+        <w:tabs>
+          <w:tab w:val="num" w:pos="5040"/>
+        </w:tabs>
+        <w:ind w:left="5040" w:hanging="360"/>
+      </w:pPr>
+      <w:rPr>
+        <w:rFonts w:ascii="Wingdings" w:hAnsi="Wingdings" w:hint="default"/>
+        <w:sz w:val="20"/>
+      </w:rPr>
+    </w:lvl>
+    <w:lvl w:ilvl="7" w:tentative="1">
+      <w:start w:val="1"/>
+      <w:numFmt w:val="bullet"/>
+      <w:lvlText w:val=""/>
+      <w:lvlJc w:val="left"/>
+      <w:pPr>
+        <w:tabs>
+          <w:tab w:val="num" w:pos="5760"/>
+        </w:tabs>
+        <w:ind w:left="5760" w:hanging="360"/>
+      </w:pPr>
+      <w:rPr>
+        <w:rFonts w:ascii="Wingdings" w:hAnsi="Wingdings" w:hint="default"/>
+        <w:sz w:val="20"/>
+      </w:rPr>
+    </w:lvl>
+    <w:lvl w:ilvl="8" w:tentative="1">
+      <w:start w:val="1"/>
+      <w:numFmt w:val="bullet"/>
+      <w:lvlText w:val=""/>
+      <w:lvlJc w:val="left"/>
+      <w:pPr>
+        <w:tabs>
+          <w:tab w:val="num" w:pos="6480"/>
+        </w:tabs>
+        <w:ind w:left="6480" w:hanging="360"/>
+      </w:pPr>
+      <w:rPr>
+        <w:rFonts w:ascii="Wingdings" w:hAnsi="Wingdings" w:hint="default"/>
+        <w:sz w:val="20"/>
+      </w:rPr>
+    </w:lvl>
+  </w:abstractNum>
+  <w:abstractNum w:abstractNumId="59" w15:restartNumberingAfterBreak="0">
+    <w:nsid w:val="600C0796"/>
+    <w:multiLevelType w:val="multilevel"/>
+    <w:tmpl w:val="5F2452B4"/>
+    <w:lvl w:ilvl="0">
+      <w:start w:val="1"/>
+      <w:numFmt w:val="bullet"/>
+      <w:lvlText w:val=""/>
+      <w:lvlJc w:val="left"/>
+      <w:pPr>
+        <w:tabs>
+          <w:tab w:val="num" w:pos="720"/>
+        </w:tabs>
+        <w:ind w:left="720" w:hanging="360"/>
+      </w:pPr>
+      <w:rPr>
+        <w:rFonts w:ascii="Symbol" w:hAnsi="Symbol" w:hint="default"/>
+        <w:sz w:val="20"/>
+      </w:rPr>
+    </w:lvl>
+    <w:lvl w:ilvl="1" w:tentative="1">
+      <w:start w:val="1"/>
+      <w:numFmt w:val="bullet"/>
+      <w:lvlText w:val="o"/>
+      <w:lvlJc w:val="left"/>
+      <w:pPr>
+        <w:tabs>
+          <w:tab w:val="num" w:pos="1440"/>
+        </w:tabs>
+        <w:ind w:left="1440" w:hanging="360"/>
+      </w:pPr>
+      <w:rPr>
+        <w:rFonts w:ascii="Courier New" w:hAnsi="Courier New" w:hint="default"/>
+        <w:sz w:val="20"/>
+      </w:rPr>
+    </w:lvl>
+    <w:lvl w:ilvl="2" w:tentative="1">
+      <w:start w:val="1"/>
+      <w:numFmt w:val="bullet"/>
+      <w:lvlText w:val=""/>
+      <w:lvlJc w:val="left"/>
+      <w:pPr>
+        <w:tabs>
+          <w:tab w:val="num" w:pos="2160"/>
+        </w:tabs>
+        <w:ind w:left="2160" w:hanging="360"/>
+      </w:pPr>
+      <w:rPr>
+        <w:rFonts w:ascii="Wingdings" w:hAnsi="Wingdings" w:hint="default"/>
+        <w:sz w:val="20"/>
+      </w:rPr>
+    </w:lvl>
+    <w:lvl w:ilvl="3" w:tentative="1">
+      <w:start w:val="1"/>
+      <w:numFmt w:val="bullet"/>
+      <w:lvlText w:val=""/>
+      <w:lvlJc w:val="left"/>
+      <w:pPr>
+        <w:tabs>
+          <w:tab w:val="num" w:pos="2880"/>
+        </w:tabs>
+        <w:ind w:left="2880" w:hanging="360"/>
+      </w:pPr>
+      <w:rPr>
+        <w:rFonts w:ascii="Wingdings" w:hAnsi="Wingdings" w:hint="default"/>
+        <w:sz w:val="20"/>
+      </w:rPr>
+    </w:lvl>
+    <w:lvl w:ilvl="4" w:tentative="1">
+      <w:start w:val="1"/>
+      <w:numFmt w:val="bullet"/>
+      <w:lvlText w:val=""/>
+      <w:lvlJc w:val="left"/>
+      <w:pPr>
+        <w:tabs>
+          <w:tab w:val="num" w:pos="3600"/>
+        </w:tabs>
+        <w:ind w:left="3600" w:hanging="360"/>
+      </w:pPr>
+      <w:rPr>
+        <w:rFonts w:ascii="Wingdings" w:hAnsi="Wingdings" w:hint="default"/>
+        <w:sz w:val="20"/>
+      </w:rPr>
+    </w:lvl>
+    <w:lvl w:ilvl="5" w:tentative="1">
+      <w:start w:val="1"/>
+      <w:numFmt w:val="bullet"/>
+      <w:lvlText w:val=""/>
+      <w:lvlJc w:val="left"/>
+      <w:pPr>
+        <w:tabs>
+          <w:tab w:val="num" w:pos="4320"/>
+        </w:tabs>
+        <w:ind w:left="4320" w:hanging="360"/>
+      </w:pPr>
+      <w:rPr>
+        <w:rFonts w:ascii="Wingdings" w:hAnsi="Wingdings" w:hint="default"/>
+        <w:sz w:val="20"/>
+      </w:rPr>
+    </w:lvl>
+    <w:lvl w:ilvl="6" w:tentative="1">
+      <w:start w:val="1"/>
+      <w:numFmt w:val="bullet"/>
+      <w:lvlText w:val=""/>
+      <w:lvlJc w:val="left"/>
+      <w:pPr>
+        <w:tabs>
+          <w:tab w:val="num" w:pos="5040"/>
+        </w:tabs>
+        <w:ind w:left="5040" w:hanging="360"/>
+      </w:pPr>
+      <w:rPr>
+        <w:rFonts w:ascii="Wingdings" w:hAnsi="Wingdings" w:hint="default"/>
+        <w:sz w:val="20"/>
+      </w:rPr>
+    </w:lvl>
+    <w:lvl w:ilvl="7" w:tentative="1">
+      <w:start w:val="1"/>
+      <w:numFmt w:val="bullet"/>
+      <w:lvlText w:val=""/>
+      <w:lvlJc w:val="left"/>
+      <w:pPr>
+        <w:tabs>
+          <w:tab w:val="num" w:pos="5760"/>
+        </w:tabs>
+        <w:ind w:left="5760" w:hanging="360"/>
+      </w:pPr>
+      <w:rPr>
+        <w:rFonts w:ascii="Wingdings" w:hAnsi="Wingdings" w:hint="default"/>
+        <w:sz w:val="20"/>
+      </w:rPr>
+    </w:lvl>
+    <w:lvl w:ilvl="8" w:tentative="1">
+      <w:start w:val="1"/>
+      <w:numFmt w:val="bullet"/>
+      <w:lvlText w:val=""/>
+      <w:lvlJc w:val="left"/>
+      <w:pPr>
+        <w:tabs>
+          <w:tab w:val="num" w:pos="6480"/>
+        </w:tabs>
+        <w:ind w:left="6480" w:hanging="360"/>
+      </w:pPr>
+      <w:rPr>
+        <w:rFonts w:ascii="Wingdings" w:hAnsi="Wingdings" w:hint="default"/>
+        <w:sz w:val="20"/>
+      </w:rPr>
+    </w:lvl>
+  </w:abstractNum>
+  <w:abstractNum w:abstractNumId="60" w15:restartNumberingAfterBreak="0">
     <w:nsid w:val="60A02C5E"/>
     <w:multiLevelType w:val="multilevel"/>
     <w:tmpl w:val="ADCE32E2"/>
@@ -11218,7 +14808,7 @@
       </w:rPr>
     </w:lvl>
   </w:abstractNum>
-  <w:abstractNum w:abstractNumId="50" w15:restartNumberingAfterBreak="0">
+  <w:abstractNum w:abstractNumId="61" w15:restartNumberingAfterBreak="0">
     <w:nsid w:val="625C33E8"/>
     <w:multiLevelType w:val="multilevel"/>
     <w:tmpl w:val="FB80F21A"/>
@@ -11367,7 +14957,305 @@
       </w:rPr>
     </w:lvl>
   </w:abstractNum>
-  <w:abstractNum w:abstractNumId="51" w15:restartNumberingAfterBreak="0">
+  <w:abstractNum w:abstractNumId="62" w15:restartNumberingAfterBreak="0">
+    <w:nsid w:val="639D3EC7"/>
+    <w:multiLevelType w:val="multilevel"/>
+    <w:tmpl w:val="571EB604"/>
+    <w:lvl w:ilvl="0">
+      <w:start w:val="1"/>
+      <w:numFmt w:val="bullet"/>
+      <w:lvlText w:val=""/>
+      <w:lvlJc w:val="left"/>
+      <w:pPr>
+        <w:tabs>
+          <w:tab w:val="num" w:pos="720"/>
+        </w:tabs>
+        <w:ind w:left="720" w:hanging="360"/>
+      </w:pPr>
+      <w:rPr>
+        <w:rFonts w:ascii="Symbol" w:hAnsi="Symbol" w:hint="default"/>
+        <w:sz w:val="20"/>
+      </w:rPr>
+    </w:lvl>
+    <w:lvl w:ilvl="1" w:tentative="1">
+      <w:start w:val="1"/>
+      <w:numFmt w:val="bullet"/>
+      <w:lvlText w:val="o"/>
+      <w:lvlJc w:val="left"/>
+      <w:pPr>
+        <w:tabs>
+          <w:tab w:val="num" w:pos="1440"/>
+        </w:tabs>
+        <w:ind w:left="1440" w:hanging="360"/>
+      </w:pPr>
+      <w:rPr>
+        <w:rFonts w:ascii="Courier New" w:hAnsi="Courier New" w:hint="default"/>
+        <w:sz w:val="20"/>
+      </w:rPr>
+    </w:lvl>
+    <w:lvl w:ilvl="2" w:tentative="1">
+      <w:start w:val="1"/>
+      <w:numFmt w:val="bullet"/>
+      <w:lvlText w:val=""/>
+      <w:lvlJc w:val="left"/>
+      <w:pPr>
+        <w:tabs>
+          <w:tab w:val="num" w:pos="2160"/>
+        </w:tabs>
+        <w:ind w:left="2160" w:hanging="360"/>
+      </w:pPr>
+      <w:rPr>
+        <w:rFonts w:ascii="Wingdings" w:hAnsi="Wingdings" w:hint="default"/>
+        <w:sz w:val="20"/>
+      </w:rPr>
+    </w:lvl>
+    <w:lvl w:ilvl="3" w:tentative="1">
+      <w:start w:val="1"/>
+      <w:numFmt w:val="bullet"/>
+      <w:lvlText w:val=""/>
+      <w:lvlJc w:val="left"/>
+      <w:pPr>
+        <w:tabs>
+          <w:tab w:val="num" w:pos="2880"/>
+        </w:tabs>
+        <w:ind w:left="2880" w:hanging="360"/>
+      </w:pPr>
+      <w:rPr>
+        <w:rFonts w:ascii="Wingdings" w:hAnsi="Wingdings" w:hint="default"/>
+        <w:sz w:val="20"/>
+      </w:rPr>
+    </w:lvl>
+    <w:lvl w:ilvl="4" w:tentative="1">
+      <w:start w:val="1"/>
+      <w:numFmt w:val="bullet"/>
+      <w:lvlText w:val=""/>
+      <w:lvlJc w:val="left"/>
+      <w:pPr>
+        <w:tabs>
+          <w:tab w:val="num" w:pos="3600"/>
+        </w:tabs>
+        <w:ind w:left="3600" w:hanging="360"/>
+      </w:pPr>
+      <w:rPr>
+        <w:rFonts w:ascii="Wingdings" w:hAnsi="Wingdings" w:hint="default"/>
+        <w:sz w:val="20"/>
+      </w:rPr>
+    </w:lvl>
+    <w:lvl w:ilvl="5" w:tentative="1">
+      <w:start w:val="1"/>
+      <w:numFmt w:val="bullet"/>
+      <w:lvlText w:val=""/>
+      <w:lvlJc w:val="left"/>
+      <w:pPr>
+        <w:tabs>
+          <w:tab w:val="num" w:pos="4320"/>
+        </w:tabs>
+        <w:ind w:left="4320" w:hanging="360"/>
+      </w:pPr>
+      <w:rPr>
+        <w:rFonts w:ascii="Wingdings" w:hAnsi="Wingdings" w:hint="default"/>
+        <w:sz w:val="20"/>
+      </w:rPr>
+    </w:lvl>
+    <w:lvl w:ilvl="6" w:tentative="1">
+      <w:start w:val="1"/>
+      <w:numFmt w:val="bullet"/>
+      <w:lvlText w:val=""/>
+      <w:lvlJc w:val="left"/>
+      <w:pPr>
+        <w:tabs>
+          <w:tab w:val="num" w:pos="5040"/>
+        </w:tabs>
+        <w:ind w:left="5040" w:hanging="360"/>
+      </w:pPr>
+      <w:rPr>
+        <w:rFonts w:ascii="Wingdings" w:hAnsi="Wingdings" w:hint="default"/>
+        <w:sz w:val="20"/>
+      </w:rPr>
+    </w:lvl>
+    <w:lvl w:ilvl="7" w:tentative="1">
+      <w:start w:val="1"/>
+      <w:numFmt w:val="bullet"/>
+      <w:lvlText w:val=""/>
+      <w:lvlJc w:val="left"/>
+      <w:pPr>
+        <w:tabs>
+          <w:tab w:val="num" w:pos="5760"/>
+        </w:tabs>
+        <w:ind w:left="5760" w:hanging="360"/>
+      </w:pPr>
+      <w:rPr>
+        <w:rFonts w:ascii="Wingdings" w:hAnsi="Wingdings" w:hint="default"/>
+        <w:sz w:val="20"/>
+      </w:rPr>
+    </w:lvl>
+    <w:lvl w:ilvl="8" w:tentative="1">
+      <w:start w:val="1"/>
+      <w:numFmt w:val="bullet"/>
+      <w:lvlText w:val=""/>
+      <w:lvlJc w:val="left"/>
+      <w:pPr>
+        <w:tabs>
+          <w:tab w:val="num" w:pos="6480"/>
+        </w:tabs>
+        <w:ind w:left="6480" w:hanging="360"/>
+      </w:pPr>
+      <w:rPr>
+        <w:rFonts w:ascii="Wingdings" w:hAnsi="Wingdings" w:hint="default"/>
+        <w:sz w:val="20"/>
+      </w:rPr>
+    </w:lvl>
+  </w:abstractNum>
+  <w:abstractNum w:abstractNumId="63" w15:restartNumberingAfterBreak="0">
+    <w:nsid w:val="65791333"/>
+    <w:multiLevelType w:val="multilevel"/>
+    <w:tmpl w:val="5A829234"/>
+    <w:lvl w:ilvl="0">
+      <w:start w:val="1"/>
+      <w:numFmt w:val="bullet"/>
+      <w:lvlText w:val=""/>
+      <w:lvlJc w:val="left"/>
+      <w:pPr>
+        <w:tabs>
+          <w:tab w:val="num" w:pos="720"/>
+        </w:tabs>
+        <w:ind w:left="720" w:hanging="360"/>
+      </w:pPr>
+      <w:rPr>
+        <w:rFonts w:ascii="Symbol" w:hAnsi="Symbol" w:hint="default"/>
+        <w:sz w:val="20"/>
+      </w:rPr>
+    </w:lvl>
+    <w:lvl w:ilvl="1" w:tentative="1">
+      <w:start w:val="1"/>
+      <w:numFmt w:val="bullet"/>
+      <w:lvlText w:val="o"/>
+      <w:lvlJc w:val="left"/>
+      <w:pPr>
+        <w:tabs>
+          <w:tab w:val="num" w:pos="1440"/>
+        </w:tabs>
+        <w:ind w:left="1440" w:hanging="360"/>
+      </w:pPr>
+      <w:rPr>
+        <w:rFonts w:ascii="Courier New" w:hAnsi="Courier New" w:hint="default"/>
+        <w:sz w:val="20"/>
+      </w:rPr>
+    </w:lvl>
+    <w:lvl w:ilvl="2" w:tentative="1">
+      <w:start w:val="1"/>
+      <w:numFmt w:val="bullet"/>
+      <w:lvlText w:val=""/>
+      <w:lvlJc w:val="left"/>
+      <w:pPr>
+        <w:tabs>
+          <w:tab w:val="num" w:pos="2160"/>
+        </w:tabs>
+        <w:ind w:left="2160" w:hanging="360"/>
+      </w:pPr>
+      <w:rPr>
+        <w:rFonts w:ascii="Wingdings" w:hAnsi="Wingdings" w:hint="default"/>
+        <w:sz w:val="20"/>
+      </w:rPr>
+    </w:lvl>
+    <w:lvl w:ilvl="3" w:tentative="1">
+      <w:start w:val="1"/>
+      <w:numFmt w:val="bullet"/>
+      <w:lvlText w:val=""/>
+      <w:lvlJc w:val="left"/>
+      <w:pPr>
+        <w:tabs>
+          <w:tab w:val="num" w:pos="2880"/>
+        </w:tabs>
+        <w:ind w:left="2880" w:hanging="360"/>
+      </w:pPr>
+      <w:rPr>
+        <w:rFonts w:ascii="Wingdings" w:hAnsi="Wingdings" w:hint="default"/>
+        <w:sz w:val="20"/>
+      </w:rPr>
+    </w:lvl>
+    <w:lvl w:ilvl="4" w:tentative="1">
+      <w:start w:val="1"/>
+      <w:numFmt w:val="bullet"/>
+      <w:lvlText w:val=""/>
+      <w:lvlJc w:val="left"/>
+      <w:pPr>
+        <w:tabs>
+          <w:tab w:val="num" w:pos="3600"/>
+        </w:tabs>
+        <w:ind w:left="3600" w:hanging="360"/>
+      </w:pPr>
+      <w:rPr>
+        <w:rFonts w:ascii="Wingdings" w:hAnsi="Wingdings" w:hint="default"/>
+        <w:sz w:val="20"/>
+      </w:rPr>
+    </w:lvl>
+    <w:lvl w:ilvl="5" w:tentative="1">
+      <w:start w:val="1"/>
+      <w:numFmt w:val="bullet"/>
+      <w:lvlText w:val=""/>
+      <w:lvlJc w:val="left"/>
+      <w:pPr>
+        <w:tabs>
+          <w:tab w:val="num" w:pos="4320"/>
+        </w:tabs>
+        <w:ind w:left="4320" w:hanging="360"/>
+      </w:pPr>
+      <w:rPr>
+        <w:rFonts w:ascii="Wingdings" w:hAnsi="Wingdings" w:hint="default"/>
+        <w:sz w:val="20"/>
+      </w:rPr>
+    </w:lvl>
+    <w:lvl w:ilvl="6" w:tentative="1">
+      <w:start w:val="1"/>
+      <w:numFmt w:val="bullet"/>
+      <w:lvlText w:val=""/>
+      <w:lvlJc w:val="left"/>
+      <w:pPr>
+        <w:tabs>
+          <w:tab w:val="num" w:pos="5040"/>
+        </w:tabs>
+        <w:ind w:left="5040" w:hanging="360"/>
+      </w:pPr>
+      <w:rPr>
+        <w:rFonts w:ascii="Wingdings" w:hAnsi="Wingdings" w:hint="default"/>
+        <w:sz w:val="20"/>
+      </w:rPr>
+    </w:lvl>
+    <w:lvl w:ilvl="7" w:tentative="1">
+      <w:start w:val="1"/>
+      <w:numFmt w:val="bullet"/>
+      <w:lvlText w:val=""/>
+      <w:lvlJc w:val="left"/>
+      <w:pPr>
+        <w:tabs>
+          <w:tab w:val="num" w:pos="5760"/>
+        </w:tabs>
+        <w:ind w:left="5760" w:hanging="360"/>
+      </w:pPr>
+      <w:rPr>
+        <w:rFonts w:ascii="Wingdings" w:hAnsi="Wingdings" w:hint="default"/>
+        <w:sz w:val="20"/>
+      </w:rPr>
+    </w:lvl>
+    <w:lvl w:ilvl="8" w:tentative="1">
+      <w:start w:val="1"/>
+      <w:numFmt w:val="bullet"/>
+      <w:lvlText w:val=""/>
+      <w:lvlJc w:val="left"/>
+      <w:pPr>
+        <w:tabs>
+          <w:tab w:val="num" w:pos="6480"/>
+        </w:tabs>
+        <w:ind w:left="6480" w:hanging="360"/>
+      </w:pPr>
+      <w:rPr>
+        <w:rFonts w:ascii="Wingdings" w:hAnsi="Wingdings" w:hint="default"/>
+        <w:sz w:val="20"/>
+      </w:rPr>
+    </w:lvl>
+  </w:abstractNum>
+  <w:abstractNum w:abstractNumId="64" w15:restartNumberingAfterBreak="0">
     <w:nsid w:val="6B171455"/>
     <w:multiLevelType w:val="multilevel"/>
     <w:tmpl w:val="5D24BA94"/>
@@ -11516,7 +15404,7 @@
       </w:rPr>
     </w:lvl>
   </w:abstractNum>
-  <w:abstractNum w:abstractNumId="52" w15:restartNumberingAfterBreak="0">
+  <w:abstractNum w:abstractNumId="65" w15:restartNumberingAfterBreak="0">
     <w:nsid w:val="6BCD6FD3"/>
     <w:multiLevelType w:val="multilevel"/>
     <w:tmpl w:val="8AD6CB08"/>
@@ -11665,7 +15553,7 @@
       </w:rPr>
     </w:lvl>
   </w:abstractNum>
-  <w:abstractNum w:abstractNumId="53" w15:restartNumberingAfterBreak="0">
+  <w:abstractNum w:abstractNumId="66" w15:restartNumberingAfterBreak="0">
     <w:nsid w:val="6C5D0A6F"/>
     <w:multiLevelType w:val="multilevel"/>
     <w:tmpl w:val="0090D690"/>
@@ -11814,7 +15702,7 @@
       </w:rPr>
     </w:lvl>
   </w:abstractNum>
-  <w:abstractNum w:abstractNumId="54" w15:restartNumberingAfterBreak="0">
+  <w:abstractNum w:abstractNumId="67" w15:restartNumberingAfterBreak="0">
     <w:nsid w:val="6D511A2F"/>
     <w:multiLevelType w:val="multilevel"/>
     <w:tmpl w:val="5276CD5C"/>
@@ -11963,7 +15851,305 @@
       </w:rPr>
     </w:lvl>
   </w:abstractNum>
-  <w:abstractNum w:abstractNumId="55" w15:restartNumberingAfterBreak="0">
+  <w:abstractNum w:abstractNumId="68" w15:restartNumberingAfterBreak="0">
+    <w:nsid w:val="6D702902"/>
+    <w:multiLevelType w:val="multilevel"/>
+    <w:tmpl w:val="ECA2A56C"/>
+    <w:lvl w:ilvl="0">
+      <w:start w:val="1"/>
+      <w:numFmt w:val="bullet"/>
+      <w:lvlText w:val=""/>
+      <w:lvlJc w:val="left"/>
+      <w:pPr>
+        <w:tabs>
+          <w:tab w:val="num" w:pos="720"/>
+        </w:tabs>
+        <w:ind w:left="720" w:hanging="360"/>
+      </w:pPr>
+      <w:rPr>
+        <w:rFonts w:ascii="Symbol" w:hAnsi="Symbol" w:hint="default"/>
+        <w:sz w:val="20"/>
+      </w:rPr>
+    </w:lvl>
+    <w:lvl w:ilvl="1" w:tentative="1">
+      <w:start w:val="1"/>
+      <w:numFmt w:val="bullet"/>
+      <w:lvlText w:val="o"/>
+      <w:lvlJc w:val="left"/>
+      <w:pPr>
+        <w:tabs>
+          <w:tab w:val="num" w:pos="1440"/>
+        </w:tabs>
+        <w:ind w:left="1440" w:hanging="360"/>
+      </w:pPr>
+      <w:rPr>
+        <w:rFonts w:ascii="Courier New" w:hAnsi="Courier New" w:hint="default"/>
+        <w:sz w:val="20"/>
+      </w:rPr>
+    </w:lvl>
+    <w:lvl w:ilvl="2" w:tentative="1">
+      <w:start w:val="1"/>
+      <w:numFmt w:val="bullet"/>
+      <w:lvlText w:val=""/>
+      <w:lvlJc w:val="left"/>
+      <w:pPr>
+        <w:tabs>
+          <w:tab w:val="num" w:pos="2160"/>
+        </w:tabs>
+        <w:ind w:left="2160" w:hanging="360"/>
+      </w:pPr>
+      <w:rPr>
+        <w:rFonts w:ascii="Wingdings" w:hAnsi="Wingdings" w:hint="default"/>
+        <w:sz w:val="20"/>
+      </w:rPr>
+    </w:lvl>
+    <w:lvl w:ilvl="3" w:tentative="1">
+      <w:start w:val="1"/>
+      <w:numFmt w:val="bullet"/>
+      <w:lvlText w:val=""/>
+      <w:lvlJc w:val="left"/>
+      <w:pPr>
+        <w:tabs>
+          <w:tab w:val="num" w:pos="2880"/>
+        </w:tabs>
+        <w:ind w:left="2880" w:hanging="360"/>
+      </w:pPr>
+      <w:rPr>
+        <w:rFonts w:ascii="Wingdings" w:hAnsi="Wingdings" w:hint="default"/>
+        <w:sz w:val="20"/>
+      </w:rPr>
+    </w:lvl>
+    <w:lvl w:ilvl="4" w:tentative="1">
+      <w:start w:val="1"/>
+      <w:numFmt w:val="bullet"/>
+      <w:lvlText w:val=""/>
+      <w:lvlJc w:val="left"/>
+      <w:pPr>
+        <w:tabs>
+          <w:tab w:val="num" w:pos="3600"/>
+        </w:tabs>
+        <w:ind w:left="3600" w:hanging="360"/>
+      </w:pPr>
+      <w:rPr>
+        <w:rFonts w:ascii="Wingdings" w:hAnsi="Wingdings" w:hint="default"/>
+        <w:sz w:val="20"/>
+      </w:rPr>
+    </w:lvl>
+    <w:lvl w:ilvl="5" w:tentative="1">
+      <w:start w:val="1"/>
+      <w:numFmt w:val="bullet"/>
+      <w:lvlText w:val=""/>
+      <w:lvlJc w:val="left"/>
+      <w:pPr>
+        <w:tabs>
+          <w:tab w:val="num" w:pos="4320"/>
+        </w:tabs>
+        <w:ind w:left="4320" w:hanging="360"/>
+      </w:pPr>
+      <w:rPr>
+        <w:rFonts w:ascii="Wingdings" w:hAnsi="Wingdings" w:hint="default"/>
+        <w:sz w:val="20"/>
+      </w:rPr>
+    </w:lvl>
+    <w:lvl w:ilvl="6" w:tentative="1">
+      <w:start w:val="1"/>
+      <w:numFmt w:val="bullet"/>
+      <w:lvlText w:val=""/>
+      <w:lvlJc w:val="left"/>
+      <w:pPr>
+        <w:tabs>
+          <w:tab w:val="num" w:pos="5040"/>
+        </w:tabs>
+        <w:ind w:left="5040" w:hanging="360"/>
+      </w:pPr>
+      <w:rPr>
+        <w:rFonts w:ascii="Wingdings" w:hAnsi="Wingdings" w:hint="default"/>
+        <w:sz w:val="20"/>
+      </w:rPr>
+    </w:lvl>
+    <w:lvl w:ilvl="7" w:tentative="1">
+      <w:start w:val="1"/>
+      <w:numFmt w:val="bullet"/>
+      <w:lvlText w:val=""/>
+      <w:lvlJc w:val="left"/>
+      <w:pPr>
+        <w:tabs>
+          <w:tab w:val="num" w:pos="5760"/>
+        </w:tabs>
+        <w:ind w:left="5760" w:hanging="360"/>
+      </w:pPr>
+      <w:rPr>
+        <w:rFonts w:ascii="Wingdings" w:hAnsi="Wingdings" w:hint="default"/>
+        <w:sz w:val="20"/>
+      </w:rPr>
+    </w:lvl>
+    <w:lvl w:ilvl="8" w:tentative="1">
+      <w:start w:val="1"/>
+      <w:numFmt w:val="bullet"/>
+      <w:lvlText w:val=""/>
+      <w:lvlJc w:val="left"/>
+      <w:pPr>
+        <w:tabs>
+          <w:tab w:val="num" w:pos="6480"/>
+        </w:tabs>
+        <w:ind w:left="6480" w:hanging="360"/>
+      </w:pPr>
+      <w:rPr>
+        <w:rFonts w:ascii="Wingdings" w:hAnsi="Wingdings" w:hint="default"/>
+        <w:sz w:val="20"/>
+      </w:rPr>
+    </w:lvl>
+  </w:abstractNum>
+  <w:abstractNum w:abstractNumId="69" w15:restartNumberingAfterBreak="0">
+    <w:nsid w:val="6E8A7926"/>
+    <w:multiLevelType w:val="multilevel"/>
+    <w:tmpl w:val="E468E46A"/>
+    <w:lvl w:ilvl="0">
+      <w:start w:val="1"/>
+      <w:numFmt w:val="bullet"/>
+      <w:lvlText w:val=""/>
+      <w:lvlJc w:val="left"/>
+      <w:pPr>
+        <w:tabs>
+          <w:tab w:val="num" w:pos="720"/>
+        </w:tabs>
+        <w:ind w:left="720" w:hanging="360"/>
+      </w:pPr>
+      <w:rPr>
+        <w:rFonts w:ascii="Symbol" w:hAnsi="Symbol" w:hint="default"/>
+        <w:sz w:val="20"/>
+      </w:rPr>
+    </w:lvl>
+    <w:lvl w:ilvl="1" w:tentative="1">
+      <w:start w:val="1"/>
+      <w:numFmt w:val="bullet"/>
+      <w:lvlText w:val="o"/>
+      <w:lvlJc w:val="left"/>
+      <w:pPr>
+        <w:tabs>
+          <w:tab w:val="num" w:pos="1440"/>
+        </w:tabs>
+        <w:ind w:left="1440" w:hanging="360"/>
+      </w:pPr>
+      <w:rPr>
+        <w:rFonts w:ascii="Courier New" w:hAnsi="Courier New" w:hint="default"/>
+        <w:sz w:val="20"/>
+      </w:rPr>
+    </w:lvl>
+    <w:lvl w:ilvl="2" w:tentative="1">
+      <w:start w:val="1"/>
+      <w:numFmt w:val="bullet"/>
+      <w:lvlText w:val=""/>
+      <w:lvlJc w:val="left"/>
+      <w:pPr>
+        <w:tabs>
+          <w:tab w:val="num" w:pos="2160"/>
+        </w:tabs>
+        <w:ind w:left="2160" w:hanging="360"/>
+      </w:pPr>
+      <w:rPr>
+        <w:rFonts w:ascii="Wingdings" w:hAnsi="Wingdings" w:hint="default"/>
+        <w:sz w:val="20"/>
+      </w:rPr>
+    </w:lvl>
+    <w:lvl w:ilvl="3" w:tentative="1">
+      <w:start w:val="1"/>
+      <w:numFmt w:val="bullet"/>
+      <w:lvlText w:val=""/>
+      <w:lvlJc w:val="left"/>
+      <w:pPr>
+        <w:tabs>
+          <w:tab w:val="num" w:pos="2880"/>
+        </w:tabs>
+        <w:ind w:left="2880" w:hanging="360"/>
+      </w:pPr>
+      <w:rPr>
+        <w:rFonts w:ascii="Wingdings" w:hAnsi="Wingdings" w:hint="default"/>
+        <w:sz w:val="20"/>
+      </w:rPr>
+    </w:lvl>
+    <w:lvl w:ilvl="4" w:tentative="1">
+      <w:start w:val="1"/>
+      <w:numFmt w:val="bullet"/>
+      <w:lvlText w:val=""/>
+      <w:lvlJc w:val="left"/>
+      <w:pPr>
+        <w:tabs>
+          <w:tab w:val="num" w:pos="3600"/>
+        </w:tabs>
+        <w:ind w:left="3600" w:hanging="360"/>
+      </w:pPr>
+      <w:rPr>
+        <w:rFonts w:ascii="Wingdings" w:hAnsi="Wingdings" w:hint="default"/>
+        <w:sz w:val="20"/>
+      </w:rPr>
+    </w:lvl>
+    <w:lvl w:ilvl="5" w:tentative="1">
+      <w:start w:val="1"/>
+      <w:numFmt w:val="bullet"/>
+      <w:lvlText w:val=""/>
+      <w:lvlJc w:val="left"/>
+      <w:pPr>
+        <w:tabs>
+          <w:tab w:val="num" w:pos="4320"/>
+        </w:tabs>
+        <w:ind w:left="4320" w:hanging="360"/>
+      </w:pPr>
+      <w:rPr>
+        <w:rFonts w:ascii="Wingdings" w:hAnsi="Wingdings" w:hint="default"/>
+        <w:sz w:val="20"/>
+      </w:rPr>
+    </w:lvl>
+    <w:lvl w:ilvl="6" w:tentative="1">
+      <w:start w:val="1"/>
+      <w:numFmt w:val="bullet"/>
+      <w:lvlText w:val=""/>
+      <w:lvlJc w:val="left"/>
+      <w:pPr>
+        <w:tabs>
+          <w:tab w:val="num" w:pos="5040"/>
+        </w:tabs>
+        <w:ind w:left="5040" w:hanging="360"/>
+      </w:pPr>
+      <w:rPr>
+        <w:rFonts w:ascii="Wingdings" w:hAnsi="Wingdings" w:hint="default"/>
+        <w:sz w:val="20"/>
+      </w:rPr>
+    </w:lvl>
+    <w:lvl w:ilvl="7" w:tentative="1">
+      <w:start w:val="1"/>
+      <w:numFmt w:val="bullet"/>
+      <w:lvlText w:val=""/>
+      <w:lvlJc w:val="left"/>
+      <w:pPr>
+        <w:tabs>
+          <w:tab w:val="num" w:pos="5760"/>
+        </w:tabs>
+        <w:ind w:left="5760" w:hanging="360"/>
+      </w:pPr>
+      <w:rPr>
+        <w:rFonts w:ascii="Wingdings" w:hAnsi="Wingdings" w:hint="default"/>
+        <w:sz w:val="20"/>
+      </w:rPr>
+    </w:lvl>
+    <w:lvl w:ilvl="8" w:tentative="1">
+      <w:start w:val="1"/>
+      <w:numFmt w:val="bullet"/>
+      <w:lvlText w:val=""/>
+      <w:lvlJc w:val="left"/>
+      <w:pPr>
+        <w:tabs>
+          <w:tab w:val="num" w:pos="6480"/>
+        </w:tabs>
+        <w:ind w:left="6480" w:hanging="360"/>
+      </w:pPr>
+      <w:rPr>
+        <w:rFonts w:ascii="Wingdings" w:hAnsi="Wingdings" w:hint="default"/>
+        <w:sz w:val="20"/>
+      </w:rPr>
+    </w:lvl>
+  </w:abstractNum>
+  <w:abstractNum w:abstractNumId="70" w15:restartNumberingAfterBreak="0">
     <w:nsid w:val="72976DE6"/>
     <w:multiLevelType w:val="multilevel"/>
     <w:tmpl w:val="A6767518"/>
@@ -12112,175 +16298,372 @@
       </w:rPr>
     </w:lvl>
   </w:abstractNum>
+  <w:abstractNum w:abstractNumId="71" w15:restartNumberingAfterBreak="0">
+    <w:nsid w:val="7D933D96"/>
+    <w:multiLevelType w:val="multilevel"/>
+    <w:tmpl w:val="BEA66662"/>
+    <w:lvl w:ilvl="0">
+      <w:start w:val="1"/>
+      <w:numFmt w:val="bullet"/>
+      <w:lvlText w:val=""/>
+      <w:lvlJc w:val="left"/>
+      <w:pPr>
+        <w:tabs>
+          <w:tab w:val="num" w:pos="720"/>
+        </w:tabs>
+        <w:ind w:left="720" w:hanging="360"/>
+      </w:pPr>
+      <w:rPr>
+        <w:rFonts w:ascii="Symbol" w:hAnsi="Symbol" w:hint="default"/>
+        <w:sz w:val="20"/>
+      </w:rPr>
+    </w:lvl>
+    <w:lvl w:ilvl="1" w:tentative="1">
+      <w:start w:val="1"/>
+      <w:numFmt w:val="bullet"/>
+      <w:lvlText w:val="o"/>
+      <w:lvlJc w:val="left"/>
+      <w:pPr>
+        <w:tabs>
+          <w:tab w:val="num" w:pos="1440"/>
+        </w:tabs>
+        <w:ind w:left="1440" w:hanging="360"/>
+      </w:pPr>
+      <w:rPr>
+        <w:rFonts w:ascii="Courier New" w:hAnsi="Courier New" w:hint="default"/>
+        <w:sz w:val="20"/>
+      </w:rPr>
+    </w:lvl>
+    <w:lvl w:ilvl="2" w:tentative="1">
+      <w:start w:val="1"/>
+      <w:numFmt w:val="bullet"/>
+      <w:lvlText w:val=""/>
+      <w:lvlJc w:val="left"/>
+      <w:pPr>
+        <w:tabs>
+          <w:tab w:val="num" w:pos="2160"/>
+        </w:tabs>
+        <w:ind w:left="2160" w:hanging="360"/>
+      </w:pPr>
+      <w:rPr>
+        <w:rFonts w:ascii="Wingdings" w:hAnsi="Wingdings" w:hint="default"/>
+        <w:sz w:val="20"/>
+      </w:rPr>
+    </w:lvl>
+    <w:lvl w:ilvl="3" w:tentative="1">
+      <w:start w:val="1"/>
+      <w:numFmt w:val="bullet"/>
+      <w:lvlText w:val=""/>
+      <w:lvlJc w:val="left"/>
+      <w:pPr>
+        <w:tabs>
+          <w:tab w:val="num" w:pos="2880"/>
+        </w:tabs>
+        <w:ind w:left="2880" w:hanging="360"/>
+      </w:pPr>
+      <w:rPr>
+        <w:rFonts w:ascii="Wingdings" w:hAnsi="Wingdings" w:hint="default"/>
+        <w:sz w:val="20"/>
+      </w:rPr>
+    </w:lvl>
+    <w:lvl w:ilvl="4" w:tentative="1">
+      <w:start w:val="1"/>
+      <w:numFmt w:val="bullet"/>
+      <w:lvlText w:val=""/>
+      <w:lvlJc w:val="left"/>
+      <w:pPr>
+        <w:tabs>
+          <w:tab w:val="num" w:pos="3600"/>
+        </w:tabs>
+        <w:ind w:left="3600" w:hanging="360"/>
+      </w:pPr>
+      <w:rPr>
+        <w:rFonts w:ascii="Wingdings" w:hAnsi="Wingdings" w:hint="default"/>
+        <w:sz w:val="20"/>
+      </w:rPr>
+    </w:lvl>
+    <w:lvl w:ilvl="5" w:tentative="1">
+      <w:start w:val="1"/>
+      <w:numFmt w:val="bullet"/>
+      <w:lvlText w:val=""/>
+      <w:lvlJc w:val="left"/>
+      <w:pPr>
+        <w:tabs>
+          <w:tab w:val="num" w:pos="4320"/>
+        </w:tabs>
+        <w:ind w:left="4320" w:hanging="360"/>
+      </w:pPr>
+      <w:rPr>
+        <w:rFonts w:ascii="Wingdings" w:hAnsi="Wingdings" w:hint="default"/>
+        <w:sz w:val="20"/>
+      </w:rPr>
+    </w:lvl>
+    <w:lvl w:ilvl="6" w:tentative="1">
+      <w:start w:val="1"/>
+      <w:numFmt w:val="bullet"/>
+      <w:lvlText w:val=""/>
+      <w:lvlJc w:val="left"/>
+      <w:pPr>
+        <w:tabs>
+          <w:tab w:val="num" w:pos="5040"/>
+        </w:tabs>
+        <w:ind w:left="5040" w:hanging="360"/>
+      </w:pPr>
+      <w:rPr>
+        <w:rFonts w:ascii="Wingdings" w:hAnsi="Wingdings" w:hint="default"/>
+        <w:sz w:val="20"/>
+      </w:rPr>
+    </w:lvl>
+    <w:lvl w:ilvl="7" w:tentative="1">
+      <w:start w:val="1"/>
+      <w:numFmt w:val="bullet"/>
+      <w:lvlText w:val=""/>
+      <w:lvlJc w:val="left"/>
+      <w:pPr>
+        <w:tabs>
+          <w:tab w:val="num" w:pos="5760"/>
+        </w:tabs>
+        <w:ind w:left="5760" w:hanging="360"/>
+      </w:pPr>
+      <w:rPr>
+        <w:rFonts w:ascii="Wingdings" w:hAnsi="Wingdings" w:hint="default"/>
+        <w:sz w:val="20"/>
+      </w:rPr>
+    </w:lvl>
+    <w:lvl w:ilvl="8" w:tentative="1">
+      <w:start w:val="1"/>
+      <w:numFmt w:val="bullet"/>
+      <w:lvlText w:val=""/>
+      <w:lvlJc w:val="left"/>
+      <w:pPr>
+        <w:tabs>
+          <w:tab w:val="num" w:pos="6480"/>
+        </w:tabs>
+        <w:ind w:left="6480" w:hanging="360"/>
+      </w:pPr>
+      <w:rPr>
+        <w:rFonts w:ascii="Wingdings" w:hAnsi="Wingdings" w:hint="default"/>
+        <w:sz w:val="20"/>
+      </w:rPr>
+    </w:lvl>
+  </w:abstractNum>
   <w:num w:numId="1" w16cid:durableId="652098894">
-    <w:abstractNumId w:val="6"/>
+    <w:abstractNumId w:val="7"/>
   </w:num>
   <w:num w:numId="2" w16cid:durableId="713429748">
-    <w:abstractNumId w:val="8"/>
+    <w:abstractNumId w:val="9"/>
   </w:num>
   <w:num w:numId="3" w16cid:durableId="1839614171">
-    <w:abstractNumId w:val="34"/>
+    <w:abstractNumId w:val="38"/>
   </w:num>
   <w:num w:numId="4" w16cid:durableId="1148011718">
-    <w:abstractNumId w:val="33"/>
+    <w:abstractNumId w:val="37"/>
   </w:num>
   <w:num w:numId="5" w16cid:durableId="806776492">
-    <w:abstractNumId w:val="26"/>
+    <w:abstractNumId w:val="29"/>
   </w:num>
   <w:num w:numId="6" w16cid:durableId="1228959519">
     <w:abstractNumId w:val="3"/>
   </w:num>
   <w:num w:numId="7" w16cid:durableId="1520778342">
+    <w:abstractNumId w:val="36"/>
+  </w:num>
+  <w:num w:numId="8" w16cid:durableId="441609727">
+    <w:abstractNumId w:val="44"/>
+  </w:num>
+  <w:num w:numId="9" w16cid:durableId="21178134">
+    <w:abstractNumId w:val="8"/>
+  </w:num>
+  <w:num w:numId="10" w16cid:durableId="1383485890">
     <w:abstractNumId w:val="32"/>
   </w:num>
-  <w:num w:numId="8" w16cid:durableId="441609727">
-    <w:abstractNumId w:val="38"/>
+  <w:num w:numId="11" w16cid:durableId="1013410504">
+    <w:abstractNumId w:val="50"/>
   </w:num>
-  <w:num w:numId="9" w16cid:durableId="21178134">
-    <w:abstractNumId w:val="7"/>
-  </w:num>
-  <w:num w:numId="10" w16cid:durableId="1383485890">
-    <w:abstractNumId w:val="28"/>
-  </w:num>
-  <w:num w:numId="11" w16cid:durableId="1013410504">
+  <w:num w:numId="12" w16cid:durableId="1382048976">
     <w:abstractNumId w:val="42"/>
   </w:num>
-  <w:num w:numId="12" w16cid:durableId="1382048976">
-    <w:abstractNumId w:val="36"/>
-  </w:num>
   <w:num w:numId="13" w16cid:durableId="1807163302">
-    <w:abstractNumId w:val="47"/>
+    <w:abstractNumId w:val="56"/>
   </w:num>
   <w:num w:numId="14" w16cid:durableId="51776918">
-    <w:abstractNumId w:val="48"/>
+    <w:abstractNumId w:val="57"/>
   </w:num>
   <w:num w:numId="15" w16cid:durableId="979265712">
-    <w:abstractNumId w:val="49"/>
+    <w:abstractNumId w:val="60"/>
   </w:num>
   <w:num w:numId="16" w16cid:durableId="2073770174">
     <w:abstractNumId w:val="0"/>
   </w:num>
   <w:num w:numId="17" w16cid:durableId="827403921">
+    <w:abstractNumId w:val="11"/>
+  </w:num>
+  <w:num w:numId="18" w16cid:durableId="1296567820">
+    <w:abstractNumId w:val="14"/>
+  </w:num>
+  <w:num w:numId="19" w16cid:durableId="511726432">
     <w:abstractNumId w:val="10"/>
   </w:num>
-  <w:num w:numId="18" w16cid:durableId="1296567820">
-    <w:abstractNumId w:val="13"/>
+  <w:num w:numId="20" w16cid:durableId="1031612839">
+    <w:abstractNumId w:val="51"/>
   </w:num>
-  <w:num w:numId="19" w16cid:durableId="511726432">
-    <w:abstractNumId w:val="9"/>
+  <w:num w:numId="21" w16cid:durableId="858198751">
+    <w:abstractNumId w:val="17"/>
   </w:num>
-  <w:num w:numId="20" w16cid:durableId="1031612839">
+  <w:num w:numId="22" w16cid:durableId="93404031">
+    <w:abstractNumId w:val="33"/>
+  </w:num>
+  <w:num w:numId="23" w16cid:durableId="1106462642">
+    <w:abstractNumId w:val="45"/>
+  </w:num>
+  <w:num w:numId="24" w16cid:durableId="117335839">
+    <w:abstractNumId w:val="35"/>
+  </w:num>
+  <w:num w:numId="25" w16cid:durableId="1982029257">
+    <w:abstractNumId w:val="54"/>
+  </w:num>
+  <w:num w:numId="26" w16cid:durableId="1198541486">
+    <w:abstractNumId w:val="30"/>
+  </w:num>
+  <w:num w:numId="27" w16cid:durableId="1761022234">
     <w:abstractNumId w:val="43"/>
   </w:num>
-  <w:num w:numId="21" w16cid:durableId="858198751">
-    <w:abstractNumId w:val="16"/>
-  </w:num>
-  <w:num w:numId="22" w16cid:durableId="93404031">
-    <w:abstractNumId w:val="29"/>
-  </w:num>
-  <w:num w:numId="23" w16cid:durableId="1106462642">
-    <w:abstractNumId w:val="39"/>
-  </w:num>
-  <w:num w:numId="24" w16cid:durableId="117335839">
-    <w:abstractNumId w:val="31"/>
-  </w:num>
-  <w:num w:numId="25" w16cid:durableId="1982029257">
-    <w:abstractNumId w:val="46"/>
-  </w:num>
-  <w:num w:numId="26" w16cid:durableId="1198541486">
-    <w:abstractNumId w:val="27"/>
-  </w:num>
-  <w:num w:numId="27" w16cid:durableId="1761022234">
-    <w:abstractNumId w:val="37"/>
-  </w:num>
   <w:num w:numId="28" w16cid:durableId="525801047">
-    <w:abstractNumId w:val="30"/>
+    <w:abstractNumId w:val="34"/>
   </w:num>
   <w:num w:numId="29" w16cid:durableId="1476336211">
-    <w:abstractNumId w:val="23"/>
+    <w:abstractNumId w:val="26"/>
   </w:num>
   <w:num w:numId="30" w16cid:durableId="1359887858">
-    <w:abstractNumId w:val="20"/>
+    <w:abstractNumId w:val="22"/>
   </w:num>
   <w:num w:numId="31" w16cid:durableId="1299342585">
-    <w:abstractNumId w:val="21"/>
+    <w:abstractNumId w:val="24"/>
   </w:num>
   <w:num w:numId="32" w16cid:durableId="1074399443">
-    <w:abstractNumId w:val="55"/>
+    <w:abstractNumId w:val="70"/>
   </w:num>
   <w:num w:numId="33" w16cid:durableId="1844781055">
-    <w:abstractNumId w:val="54"/>
+    <w:abstractNumId w:val="67"/>
   </w:num>
   <w:num w:numId="34" w16cid:durableId="2049529244">
-    <w:abstractNumId w:val="14"/>
+    <w:abstractNumId w:val="15"/>
   </w:num>
   <w:num w:numId="35" w16cid:durableId="440144842">
     <w:abstractNumId w:val="2"/>
   </w:num>
   <w:num w:numId="36" w16cid:durableId="1024746481">
-    <w:abstractNumId w:val="50"/>
+    <w:abstractNumId w:val="61"/>
   </w:num>
   <w:num w:numId="37" w16cid:durableId="661469361">
-    <w:abstractNumId w:val="45"/>
+    <w:abstractNumId w:val="53"/>
   </w:num>
   <w:num w:numId="38" w16cid:durableId="488836534">
-    <w:abstractNumId w:val="12"/>
+    <w:abstractNumId w:val="13"/>
   </w:num>
   <w:num w:numId="39" w16cid:durableId="109010308">
-    <w:abstractNumId w:val="17"/>
+    <w:abstractNumId w:val="19"/>
   </w:num>
   <w:num w:numId="40" w16cid:durableId="944310753">
-    <w:abstractNumId w:val="40"/>
+    <w:abstractNumId w:val="46"/>
   </w:num>
   <w:num w:numId="41" w16cid:durableId="1152867607">
-    <w:abstractNumId w:val="24"/>
+    <w:abstractNumId w:val="27"/>
   </w:num>
   <w:num w:numId="42" w16cid:durableId="495269111">
     <w:abstractNumId w:val="4"/>
   </w:num>
   <w:num w:numId="43" w16cid:durableId="1382168234">
+    <w:abstractNumId w:val="28"/>
+  </w:num>
+  <w:num w:numId="44" w16cid:durableId="221335052">
+    <w:abstractNumId w:val="48"/>
+  </w:num>
+  <w:num w:numId="45" w16cid:durableId="1823228847">
+    <w:abstractNumId w:val="66"/>
+  </w:num>
+  <w:num w:numId="46" w16cid:durableId="564535361">
+    <w:abstractNumId w:val="40"/>
+  </w:num>
+  <w:num w:numId="47" w16cid:durableId="424572115">
+    <w:abstractNumId w:val="6"/>
+  </w:num>
+  <w:num w:numId="48" w16cid:durableId="944730860">
+    <w:abstractNumId w:val="12"/>
+  </w:num>
+  <w:num w:numId="49" w16cid:durableId="1044913739">
+    <w:abstractNumId w:val="16"/>
+  </w:num>
+  <w:num w:numId="50" w16cid:durableId="551618611">
+    <w:abstractNumId w:val="52"/>
+  </w:num>
+  <w:num w:numId="51" w16cid:durableId="1959212322">
     <w:abstractNumId w:val="25"/>
   </w:num>
-  <w:num w:numId="44" w16cid:durableId="221335052">
-    <w:abstractNumId w:val="41"/>
-  </w:num>
-  <w:num w:numId="45" w16cid:durableId="1823228847">
-    <w:abstractNumId w:val="53"/>
-  </w:num>
-  <w:num w:numId="46" w16cid:durableId="564535361">
-    <w:abstractNumId w:val="35"/>
-  </w:num>
-  <w:num w:numId="47" w16cid:durableId="424572115">
-    <w:abstractNumId w:val="5"/>
-  </w:num>
-  <w:num w:numId="48" w16cid:durableId="944730860">
-    <w:abstractNumId w:val="11"/>
-  </w:num>
-  <w:num w:numId="49" w16cid:durableId="1044913739">
-    <w:abstractNumId w:val="15"/>
-  </w:num>
-  <w:num w:numId="50" w16cid:durableId="551618611">
-    <w:abstractNumId w:val="44"/>
-  </w:num>
-  <w:num w:numId="51" w16cid:durableId="1959212322">
-    <w:abstractNumId w:val="22"/>
-  </w:num>
   <w:num w:numId="52" w16cid:durableId="24404163">
-    <w:abstractNumId w:val="18"/>
+    <w:abstractNumId w:val="20"/>
   </w:num>
   <w:num w:numId="53" w16cid:durableId="1269237302">
-    <w:abstractNumId w:val="52"/>
+    <w:abstractNumId w:val="65"/>
   </w:num>
   <w:num w:numId="54" w16cid:durableId="860707042">
-    <w:abstractNumId w:val="51"/>
+    <w:abstractNumId w:val="64"/>
   </w:num>
   <w:num w:numId="55" w16cid:durableId="962344019">
-    <w:abstractNumId w:val="19"/>
+    <w:abstractNumId w:val="21"/>
   </w:num>
   <w:num w:numId="56" w16cid:durableId="811099589">
     <w:abstractNumId w:val="1"/>
   </w:num>
-  <w:numIdMacAtCleanup w:val="56"/>
+  <w:num w:numId="57" w16cid:durableId="634332864">
+    <w:abstractNumId w:val="71"/>
+  </w:num>
+  <w:num w:numId="58" w16cid:durableId="1690793536">
+    <w:abstractNumId w:val="39"/>
+  </w:num>
+  <w:num w:numId="59" w16cid:durableId="993800294">
+    <w:abstractNumId w:val="47"/>
+  </w:num>
+  <w:num w:numId="60" w16cid:durableId="501242156">
+    <w:abstractNumId w:val="62"/>
+  </w:num>
+  <w:num w:numId="61" w16cid:durableId="1006638990">
+    <w:abstractNumId w:val="18"/>
+  </w:num>
+  <w:num w:numId="62" w16cid:durableId="614873914">
+    <w:abstractNumId w:val="49"/>
+  </w:num>
+  <w:num w:numId="63" w16cid:durableId="445656089">
+    <w:abstractNumId w:val="59"/>
+  </w:num>
+  <w:num w:numId="64" w16cid:durableId="1649942522">
+    <w:abstractNumId w:val="68"/>
+  </w:num>
+  <w:num w:numId="65" w16cid:durableId="1785229409">
+    <w:abstractNumId w:val="58"/>
+  </w:num>
+  <w:num w:numId="66" w16cid:durableId="412513106">
+    <w:abstractNumId w:val="5"/>
+  </w:num>
+  <w:num w:numId="67" w16cid:durableId="755907556">
+    <w:abstractNumId w:val="69"/>
+  </w:num>
+  <w:num w:numId="68" w16cid:durableId="247232005">
+    <w:abstractNumId w:val="55"/>
+  </w:num>
+  <w:num w:numId="69" w16cid:durableId="708266637">
+    <w:abstractNumId w:val="63"/>
+  </w:num>
+  <w:num w:numId="70" w16cid:durableId="298612511">
+    <w:abstractNumId w:val="41"/>
+  </w:num>
+  <w:num w:numId="71" w16cid:durableId="302926774">
+    <w:abstractNumId w:val="23"/>
+  </w:num>
+  <w:num w:numId="72" w16cid:durableId="456025825">
+    <w:abstractNumId w:val="31"/>
+  </w:num>
+  <w:numIdMacAtCleanup w:val="72"/>
 </w:numbering>
 </file>
 
